--- a/docs/chapters/ewg32_sp_docx.docx
+++ b/docs/chapters/ewg32_sp_docx.docx
@@ -1112,6 +1112,47 @@
       </w:pPr>
       <w:r>
         <w:t xml:space="preserve">The overall SP current status score for each region and year is the arithmetic mean of that region’s CCE, LSP, and ICO scores.</w:t>
+      </w:r>
+    </w:p>
+    <w:p>
+      <w:pPr>
+        <w:pStyle w:val="BodyText"/>
+      </w:pPr>
+      <w:r>
+        <w:rPr>
+          <w:bCs/>
+          <w:b/>
+        </w:rPr>
+        <w:t xml:space="preserve">Reporting years for overall SP and CCE:</w:t>
+      </w:r>
+      <w:r>
+        <w:t xml:space="preserve"> </w:t>
+      </w:r>
+      <w:r>
+        <w:rPr>
+          <w:bCs/>
+          <w:b/>
+        </w:rPr>
+        <w:t xml:space="preserve">2019-2025</w:t>
+      </w:r>
+      <w:r>
+        <w:t xml:space="preserve">. We hold overall scores at 2025 until the Ama tu Playa beach-adoption inventory is current for 2026. The program website list has not shown updated adoption counts for many months into 2026, so a 2026 Ama score (or a silent copy of 2025 into 2026) would not yet be representative. Extending overall CCE or SP into 2026 with only cultural places would also break year-to-year comparability, because CCE would no longer average both layers the way it does through 2025. Non-natural cultural places plots below still show</w:t>
+      </w:r>
+      <w:r>
+        <w:t xml:space="preserve"> </w:t>
+      </w:r>
+      <w:r>
+        <w:rPr>
+          <w:bCs/>
+          <w:b/>
+        </w:rPr>
+        <w:t xml:space="preserve">2019-2026</w:t>
+      </w:r>
+      <w:r>
+        <w:t xml:space="preserve"> </w:t>
+      </w:r>
+      <w:r>
+        <w:t xml:space="preserve">as a subcomponent trajectory for discussion, not as the years used in the composite scores.</w:t>
       </w:r>
     </w:p>
     <w:p>
@@ -1798,6 +1839,30 @@
         <w:pStyle w:val="BodyText"/>
       </w:pPr>
       <w:r>
+        <w:t xml:space="preserve">Overall CCE current status is shown for</w:t>
+      </w:r>
+      <w:r>
+        <w:t xml:space="preserve"> </w:t>
+      </w:r>
+      <w:r>
+        <w:rPr>
+          <w:bCs/>
+          <w:b/>
+        </w:rPr>
+        <w:t xml:space="preserve">2019-2025</w:t>
+      </w:r>
+      <w:r>
+        <w:t xml:space="preserve"> </w:t>
+      </w:r>
+      <w:r>
+        <w:t xml:space="preserve">only (see the note under Overall Sense of Place scores). The cultural places layer still plots through 2026 below so the group can see recent DENUE-based change without folding incomplete beach-adoption coverage into the composite.</w:t>
+      </w:r>
+    </w:p>
+    <w:p>
+      <w:pPr>
+        <w:pStyle w:val="BodyText"/>
+      </w:pPr>
+      <w:r>
         <w:drawing>
           <wp:inline>
             <wp:extent cx="5334000" cy="3429000"/>
@@ -2592,7 +2657,20 @@
         <w:pStyle w:val="Compact"/>
       </w:pPr>
       <w:r>
-        <w:t xml:space="preserve">Start with INEGI DENUE sector 71 for 2019-2024.</w:t>
+        <w:t xml:space="preserve">Start with INEGI DENUE sector 71 for</w:t>
+      </w:r>
+      <w:r>
+        <w:t xml:space="preserve"> </w:t>
+      </w:r>
+      <w:r>
+        <w:rPr>
+          <w:bCs/>
+          <w:b/>
+        </w:rPr>
+        <w:t xml:space="preserve">2019-2026</w:t>
+      </w:r>
+      <w:r>
+        <w:t xml:space="preserve">.</w:t>
       </w:r>
     </w:p>
     <w:p>
@@ -3011,13 +3089,54 @@
           <w:bCs/>
           <w:b/>
         </w:rPr>
-        <w:t xml:space="preserve">Temporary 2025 gapfill:</w:t>
-      </w:r>
-      <w:r>
-        <w:t xml:space="preserve"> </w:t>
-      </w:r>
-      <w:r>
-        <w:t xml:space="preserve">DENUE 2025 is not yet available. For the SP merge, 2025 is temporarily copied from 2024 until DENUE 2025 is released. The observed 2019-2024 series remains unchanged so this can be reversed later.</w:t>
+        <w:t xml:space="preserve">Years:</w:t>
+      </w:r>
+      <w:r>
+        <w:t xml:space="preserve"> </w:t>
+      </w:r>
+      <w:r>
+        <w:t xml:space="preserve">The full cultural places series is</w:t>
+      </w:r>
+      <w:r>
+        <w:t xml:space="preserve"> </w:t>
+      </w:r>
+      <w:r>
+        <w:rPr>
+          <w:bCs/>
+          <w:b/>
+        </w:rPr>
+        <w:t xml:space="preserve">2019-2026</w:t>
+      </w:r>
+      <w:r>
+        <w:t xml:space="preserve"> </w:t>
+      </w:r>
+      <w:r>
+        <w:t xml:space="preserve">(updated DENUE prep:</w:t>
+      </w:r>
+      <w:r>
+        <w:t xml:space="preserve"> </w:t>
+      </w:r>
+      <w:r>
+        <w:rPr>
+          <w:rStyle w:val="VerbatimChar"/>
+        </w:rPr>
+        <w:t xml:space="preserve">non_natural_cultural_places_2019_2026_goc_10km.shp</w:t>
+      </w:r>
+      <w:r>
+        <w:t xml:space="preserve">). We show 2026 here on purpose so the group can see recent direction of change for this subcomponent.</w:t>
+      </w:r>
+      <w:r>
+        <w:t xml:space="preserve"> </w:t>
+      </w:r>
+      <w:r>
+        <w:rPr>
+          <w:bCs/>
+          <w:b/>
+        </w:rPr>
+        <w:t xml:space="preserve">2026 is not yet included in overall CCE or SP</w:t>
+      </w:r>
+      <w:r>
+        <w:t xml:space="preserve">, because Ama tu Playa adoption inventory is not yet a reliable 2026 observation (see the note under overall scores). The temporary 2025-from-2024 gapfill is no longer used.</w:t>
       </w:r>
     </w:p>
     <w:p>
@@ -3041,7 +3160,7 @@
         <w:pStyle w:val="Compact"/>
       </w:pPr>
       <w:r>
-        <w:t xml:space="preserve">INEGI DENUE sector 71 cultural and recreation establishments within the inland 10 km coastal buffer; employees estimated from DENUE size classes, scaled to coastal locality population, referenced to the 75th quantile; 2025 temporarily copied from 2024 until DENUE 2025 is released</w:t>
+        <w:t xml:space="preserve">INEGI DENUE sector 71 cultural and recreation establishments within the inland 10 km coastal buffer; employees estimated from DENUE size classes, scaled to coastal locality population, referenced to the 75th quantile; series through 2026</w:t>
       </w:r>
     </w:p>
     <w:bookmarkEnd w:id="46"/>

--- a/docs/chapters/ewg32_sp_docx.docx
+++ b/docs/chapters/ewg32_sp_docx.docx
@@ -72,7 +72,7 @@
         </w:p>
       </w:sdtContent>
     </w:sdt>
-    <w:bookmarkStart w:id="26" w:name="ewg32-sp"/>
+    <w:bookmarkStart w:id="21" w:name="ewg32-sp"/>
     <w:p>
       <w:pPr>
         <w:pStyle w:val="Heading1"/>
@@ -104,13 +104,80 @@
         </w:r>
       </w:hyperlink>
     </w:p>
-    <w:bookmarkStart w:id="22" w:name="early-look-sense-of-place-sp"/>
+    <w:bookmarkEnd w:id="21"/>
+    <w:bookmarkStart w:id="30" w:name="ewg32-sp"/>
+    <w:p>
+      <w:pPr>
+        <w:pStyle w:val="Heading1"/>
+      </w:pPr>
+      <w:r>
+        <w:t xml:space="preserve">2. </w:t>
+      </w:r>
+      <w:r>
+        <w:drawing>
+          <wp:inline>
+            <wp:extent cx="426720" cy="426720"/>
+            <wp:effectExtent b="0" l="0" r="0" t="0"/>
+            <wp:docPr descr="" title="" id="23" name="Picture"/>
+            <a:graphic>
+              <a:graphicData uri="http://schemas.openxmlformats.org/drawingml/2006/picture">
+                <pic:pic>
+                  <pic:nvPicPr>
+                    <pic:cNvPr descr="figs/sense-of-place.svg" id="24" name="Picture"/>
+                    <pic:cNvPicPr>
+                      <a:picLocks noChangeArrowheads="1" noChangeAspect="1"/>
+                    </pic:cNvPicPr>
+                  </pic:nvPicPr>
+                  <pic:blipFill>
+                    <a:blip>
+                      <a:extLst>
+                        <a:ext uri="{28A0092B-C50C-407E-A947-70E740481C1C}">
+                          <a14:useLocalDpi xmlns:a14="http://schemas.microsoft.com/office/drawing/2010/main" val="0"/>
+                        </a:ext>
+                        <a:ext uri="{96DAC541-7B7A-43D3-8B79-37D633B846F1}">
+                          <asvg:svgBlip xmlns:asvg="http://schemas.microsoft.com/office/drawing/2016/SVG/main" r:embed="rId22"/>
+                        </a:ext>
+                      </a:extLst>
+                    </a:blip>
+                    <a:stretch>
+                      <a:fillRect/>
+                    </a:stretch>
+                  </pic:blipFill>
+                  <pic:spPr bwMode="auto">
+                    <a:xfrm>
+                      <a:off x="0" y="0"/>
+                      <a:ext cx="426720" cy="426720"/>
+                    </a:xfrm>
+                    <a:prstGeom prst="rect">
+                      <a:avLst/>
+                    </a:prstGeom>
+                    <a:noFill/>
+                    <a:ln w="9525">
+                      <a:noFill/>
+                      <a:headEnd/>
+                      <a:tailEnd/>
+                    </a:ln>
+                  </pic:spPr>
+                </pic:pic>
+              </a:graphicData>
+            </a:graphic>
+          </wp:inline>
+        </w:drawing>
+      </w:r>
+      <w:r>
+        <w:t xml:space="preserve"> </w:t>
+      </w:r>
+      <w:r>
+        <w:t xml:space="preserve">Sense of Place EWG 3.2</w:t>
+      </w:r>
+    </w:p>
+    <w:bookmarkStart w:id="26" w:name="early-look-sense-of-place-sp"/>
     <w:p>
       <w:pPr>
         <w:pStyle w:val="Heading2"/>
       </w:pPr>
       <w:r>
-        <w:t xml:space="preserve">1.1 Early Look: Sense of Place (SP)</w:t>
+        <w:t xml:space="preserve">2.1 Early Look: Sense of Place (SP)</w:t>
       </w:r>
     </w:p>
     <w:p>
@@ -123,7 +190,7 @@
       <w:r>
         <w:t xml:space="preserve"> </w:t>
       </w:r>
-      <w:hyperlink r:id="rId21">
+      <w:hyperlink r:id="rId25">
         <w:r>
           <w:rPr>
             <w:rStyle w:val="Hyperlink"/>
@@ -151,14 +218,14 @@
         <w:t xml:space="preserve">Thank you for your continued engagement with this work. We look forward to discussing these scores with you on August 13th!</w:t>
       </w:r>
     </w:p>
-    <w:bookmarkEnd w:id="22"/>
-    <w:bookmarkStart w:id="24" w:name="about-the-sp-goal"/>
+    <w:bookmarkEnd w:id="26"/>
+    <w:bookmarkStart w:id="27" w:name="about-the-sp-goal"/>
     <w:p>
       <w:pPr>
         <w:pStyle w:val="Heading2"/>
       </w:pPr>
       <w:r>
-        <w:t xml:space="preserve">1.2 About the SP Goal</w:t>
+        <w:t xml:space="preserve">2.2 About the SP Goal</w:t>
       </w:r>
     </w:p>
     <w:p>
@@ -274,13 +341,14 @@
         <w:t xml:space="preserve">Iconic species condition, lasting special places, and coastal community engagement</w:t>
       </w:r>
     </w:p>
-    <w:bookmarkStart w:id="23" w:name="goal-model"/>
-    <w:p>
-      <w:pPr>
-        <w:pStyle w:val="Heading3"/>
-      </w:pPr>
-      <w:r>
-        <w:t xml:space="preserve">1.2.1 Goal model</w:t>
+    <w:bookmarkEnd w:id="27"/>
+    <w:bookmarkStart w:id="28" w:name="goal-model"/>
+    <w:p>
+      <w:pPr>
+        <w:pStyle w:val="Heading2"/>
+      </w:pPr>
+      <w:r>
+        <w:t xml:space="preserve">2.3 Goal model</w:t>
       </w:r>
     </w:p>
     <w:p>
@@ -827,15 +895,14 @@
         <w:t xml:space="preserve">for confirmation with the group.</w:t>
       </w:r>
     </w:p>
-    <w:bookmarkEnd w:id="23"/>
-    <w:bookmarkEnd w:id="24"/>
-    <w:bookmarkStart w:id="25" w:name="a-note-on-english-and-spanish-naming"/>
+    <w:bookmarkEnd w:id="28"/>
+    <w:bookmarkStart w:id="29" w:name="a-note-on-english-and-spanish-naming"/>
     <w:p>
       <w:pPr>
         <w:pStyle w:val="Heading2"/>
       </w:pPr>
       <w:r>
-        <w:t xml:space="preserve">1.3 A note on English and Spanish naming</w:t>
+        <w:t xml:space="preserve">2.4 A note on English and Spanish naming</w:t>
       </w:r>
     </w:p>
     <w:p>
@@ -1095,15 +1162,15 @@
         <w:t xml:space="preserve">This naming choice was developed and supported by the Goalkeeper Group and was confirmed at the Expert Working Group meeting in January.</w:t>
       </w:r>
     </w:p>
-    <w:bookmarkEnd w:id="25"/>
-    <w:bookmarkEnd w:id="26"/>
-    <w:bookmarkStart w:id="34" w:name="overall-sense-of-place-scores"/>
+    <w:bookmarkEnd w:id="29"/>
+    <w:bookmarkEnd w:id="30"/>
+    <w:bookmarkStart w:id="38" w:name="overall-sense-of-place-scores"/>
     <w:p>
       <w:pPr>
         <w:pStyle w:val="Heading1"/>
       </w:pPr>
       <w:r>
-        <w:t xml:space="preserve">2. Overall Sense of Place scores</w:t>
+        <w:t xml:space="preserve">3. Overall Sense of Place scores</w:t>
       </w:r>
     </w:p>
     <w:p>
@@ -1136,7 +1203,7 @@
         <w:t xml:space="preserve">2019-2025</w:t>
       </w:r>
       <w:r>
-        <w:t xml:space="preserve">. We hold overall scores at 2025 until the Ama tu Playa beach-adoption inventory is current for 2026. The program website list has not shown updated adoption counts for many months into 2026, so a 2026 Ama score (or a silent copy of 2025 into 2026) would not yet be representative. Extending overall CCE or SP into 2026 with only cultural places would also break year-to-year comparability, because CCE would no longer average both layers the way it does through 2025. Non-natural cultural places plots below still show</w:t>
+        <w:t xml:space="preserve">. We will not update overall scores to 2026 until the Ama tu Playa beach adoption inventory is current for 2026. The program website list has not shown updated adoption counts for many months into 2026, so a 2026 Ama score (or a copy of 2025 into 2026) would not yet be representative. Extending overall CCE or SP into 2026 with only cultural places would also break comparability from year to year, because CCE would no longer average both layers the way it does through 2025. Non-natural cultural places plots below still show</w:t>
       </w:r>
       <w:r>
         <w:t xml:space="preserve"> </w:t>
@@ -1157,25 +1224,25 @@
     </w:p>
     <w:p>
       <w:pPr>
-        <w:pStyle w:val="BodyText"/>
+        <w:pStyle w:val="CaptionedFigure"/>
       </w:pPr>
       <w:r>
         <w:drawing>
           <wp:inline>
-            <wp:extent cx="5334000" cy="3429000"/>
+            <wp:extent cx="5334000" cy="5334000"/>
             <wp:effectExtent b="0" l="0" r="0" t="0"/>
-            <wp:docPr descr="" title="" id="28" name="Picture"/>
+            <wp:docPr descr="Figure 1. Regional Sense of Place current status scores over time for each of the nine OHI Gulf of California regions. For every region and year, Sense of Place is the equal-weight average of three subgoals: Coastal Community Engagement (CCE), Lasting Special Places (LSP), and Iconic Species (ICO). A score of 100 represents the reference condition we treat as a full, ideal status; lower values mean weaker estimated condition. Years shown are 2019 through 2025, which is the window used for overall SP until beach-adoption inventory data can support a full 2026 composite." title="" id="32" name="Picture"/>
             <a:graphic>
               <a:graphicData uri="http://schemas.openxmlformats.org/drawingml/2006/picture">
                 <pic:pic>
                   <pic:nvPicPr>
-                    <pic:cNvPr descr="ewg32_sp_docx_files/figure-docx/unnamed-chunk-4-1.png" id="29" name="Picture"/>
+                    <pic:cNvPr descr="ewg32_sp_docx_files/figure-docx/unnamed-chunk-3-1.png" id="33" name="Picture"/>
                     <pic:cNvPicPr>
                       <a:picLocks noChangeArrowheads="1" noChangeAspect="1"/>
                     </pic:cNvPicPr>
                   </pic:nvPicPr>
                   <pic:blipFill>
-                    <a:blip r:embed="rId27"/>
+                    <a:blip r:embed="rId31"/>
                     <a:stretch>
                       <a:fillRect/>
                     </a:stretch>
@@ -1183,7 +1250,7 @@
                   <pic:spPr bwMode="auto">
                     <a:xfrm>
                       <a:off x="0" y="0"/>
-                      <a:ext cx="5334000" cy="3429000"/>
+                      <a:ext cx="5334000" cy="5334000"/>
                     </a:xfrm>
                     <a:prstGeom prst="rect">
                       <a:avLst/>
@@ -1202,13 +1269,21 @@
         </w:drawing>
       </w:r>
     </w:p>
-    <w:bookmarkStart w:id="33" w:name="gulf-wide-average-sp-current-status"/>
+    <w:p>
+      <w:pPr>
+        <w:pStyle w:val="ImageCaption"/>
+      </w:pPr>
+      <w:r>
+        <w:t xml:space="preserve">Figure 1. Regional Sense of Place current status scores over time for each of the nine OHI Gulf of California regions. For every region and year, Sense of Place is the equal-weight average of three subgoals: Coastal Community Engagement (CCE), Lasting Special Places (LSP), and Iconic Species (ICO). A score of 100 represents the reference condition we treat as a full, ideal status; lower values mean weaker estimated condition. Years shown are 2019 through 2025, which is the window used for overall SP until beach-adoption inventory data can support a full 2026 composite.</w:t>
+      </w:r>
+    </w:p>
+    <w:bookmarkStart w:id="37" w:name="gulf-wide-average-sp-current-status"/>
     <w:p>
       <w:pPr>
         <w:pStyle w:val="Heading2"/>
       </w:pPr>
       <w:r>
-        <w:t xml:space="preserve">2.1 Gulf-wide average SP current status</w:t>
+        <w:t xml:space="preserve">3.1 Gulf-wide average SP current status</w:t>
       </w:r>
     </w:p>
     <w:p>
@@ -1386,25 +1461,25 @@
     </w:p>
     <w:p>
       <w:pPr>
-        <w:pStyle w:val="BodyText"/>
+        <w:pStyle w:val="CaptionedFigure"/>
       </w:pPr>
       <w:r>
         <w:drawing>
           <wp:inline>
-            <wp:extent cx="5334000" cy="3429000"/>
+            <wp:extent cx="5334000" cy="5334000"/>
             <wp:effectExtent b="0" l="0" r="0" t="0"/>
-            <wp:docPr descr="" title="" id="31" name="Picture"/>
+            <wp:docPr descr="Figure 2. Gulf-wide Sense of Place current status: one line that averages the nine regional SP scores for each year from 2019 to 2025. This is a simple mean across regions (not weighted by area or population), so each OHI region contributes equally. Use this plot with Figure 1 to see whether a Gulf-wide rise or fall is shared widely or driven by a few regions only. The dashed reference at 100 is the goal condition." title="" id="35" name="Picture"/>
             <a:graphic>
               <a:graphicData uri="http://schemas.openxmlformats.org/drawingml/2006/picture">
                 <pic:pic>
                   <pic:nvPicPr>
-                    <pic:cNvPr descr="ewg32_sp_docx_files/figure-docx/unnamed-chunk-5-1.png" id="32" name="Picture"/>
+                    <pic:cNvPr descr="ewg32_sp_docx_files/figure-docx/unnamed-chunk-4-1.png" id="36" name="Picture"/>
                     <pic:cNvPicPr>
                       <a:picLocks noChangeArrowheads="1" noChangeAspect="1"/>
                     </pic:cNvPicPr>
                   </pic:nvPicPr>
                   <pic:blipFill>
-                    <a:blip r:embed="rId30"/>
+                    <a:blip r:embed="rId34"/>
                     <a:stretch>
                       <a:fillRect/>
                     </a:stretch>
@@ -1412,7 +1487,7 @@
                   <pic:spPr bwMode="auto">
                     <a:xfrm>
                       <a:off x="0" y="0"/>
-                      <a:ext cx="5334000" cy="3429000"/>
+                      <a:ext cx="5334000" cy="5334000"/>
                     </a:xfrm>
                     <a:prstGeom prst="rect">
                       <a:avLst/>
@@ -1432,21 +1507,29 @@
       </w:r>
     </w:p>
     <w:p>
+      <w:pPr>
+        <w:pStyle w:val="ImageCaption"/>
+      </w:pPr>
+      <w:r>
+        <w:t xml:space="preserve">Figure 2. Gulf-wide Sense of Place current status: one line that averages the nine regional SP scores for each year from 2019 to 2025. This is a simple mean across regions (not weighted by area or population), so each OHI region contributes equally. Use this plot with Figure 1 to see whether a Gulf-wide rise or fall is shared widely or driven by a few regions only. The dashed reference at 100 is the goal condition.</w:t>
+      </w:r>
+    </w:p>
+    <w:p>
       <w:r>
         <w:pict>
           <v:rect style="width:0;height:1.5pt" o:hralign="center" o:hrstd="t" o:hr="t"/>
         </w:pict>
       </w:r>
     </w:p>
-    <w:bookmarkEnd w:id="33"/>
-    <w:bookmarkEnd w:id="34"/>
-    <w:bookmarkStart w:id="55" w:name="coastal-community-engagement-cce"/>
+    <w:bookmarkEnd w:id="37"/>
+    <w:bookmarkEnd w:id="38"/>
+    <w:bookmarkStart w:id="58" w:name="coastal-community-engagement-cce"/>
     <w:p>
       <w:pPr>
         <w:pStyle w:val="Heading1"/>
       </w:pPr>
       <w:r>
-        <w:t xml:space="preserve">3. Coastal Community Engagement (CCE)</w:t>
+        <w:t xml:space="preserve">4. Coastal Community Engagement (CCE)</w:t>
       </w:r>
     </w:p>
     <w:p>
@@ -1462,7 +1545,7 @@
         <w:pStyle w:val="BodyText"/>
       </w:pPr>
       <w:r>
-        <w:t xml:space="preserve">In the most recent Expert Working Group discussion, beach cleanups and adoption and the continued presence of non-natural cultural places were affirmed as appropriate CCE components. Indicators of support for coastal indigenous communities were also considered, but are</w:t>
+        <w:t xml:space="preserve">In the most recent Expert Working Group discussion, beach cleanups and adoption and the continued presence of non-natural cultural places were affirmed as appropriate CCE components. Indicators of support for coastal Indigenous communities were also considered, but are</w:t>
       </w:r>
       <w:r>
         <w:t xml:space="preserve"> </w:t>
@@ -1483,7 +1566,7 @@
       <w:r>
         <w:t xml:space="preserve"> </w:t>
       </w:r>
-      <w:hyperlink w:anchor="acknowledgment-pueblos-originarios">
+      <w:hyperlink w:anchor="looking-forward-pueblos">
         <w:r>
           <w:rPr>
             <w:rStyle w:val="Hyperlink"/>
@@ -1492,10 +1575,7 @@
         </w:r>
       </w:hyperlink>
       <w:r>
-        <w:t xml:space="preserve"> </w:t>
-      </w:r>
-      <w:r>
-        <w:t xml:space="preserve">below.</w:t>
+        <w:t xml:space="preserve">.</w:t>
       </w:r>
     </w:p>
     <w:p>
@@ -1855,30 +1935,44 @@
         <w:t xml:space="preserve"> </w:t>
       </w:r>
       <w:r>
-        <w:t xml:space="preserve">only (see the note under Overall Sense of Place scores). The cultural places layer still plots through 2026 below so the group can see recent DENUE-based change without folding incomplete beach-adoption coverage into the composite.</w:t>
-      </w:r>
-    </w:p>
-    <w:p>
-      <w:pPr>
-        <w:pStyle w:val="BodyText"/>
+        <w:t xml:space="preserve">only (see the note under</w:t>
+      </w:r>
+      <w:r>
+        <w:t xml:space="preserve"> </w:t>
+      </w:r>
+      <w:hyperlink w:anchor="overall-sense-of-place-scores">
+        <w:r>
+          <w:rPr>
+            <w:rStyle w:val="Hyperlink"/>
+          </w:rPr>
+          <w:t xml:space="preserve">Overall Sense of Place scores</w:t>
+        </w:r>
+      </w:hyperlink>
+      <w:r>
+        <w:t xml:space="preserve">). The cultural places layer still plots through 2026 below so the group can see recent DENUE based change without including incomplete beach adoption coverage in the composite.</w:t>
+      </w:r>
+    </w:p>
+    <w:p>
+      <w:pPr>
+        <w:pStyle w:val="CaptionedFigure"/>
       </w:pPr>
       <w:r>
         <w:drawing>
           <wp:inline>
-            <wp:extent cx="5334000" cy="3429000"/>
+            <wp:extent cx="5334000" cy="5334000"/>
             <wp:effectExtent b="0" l="0" r="0" t="0"/>
-            <wp:docPr descr="" title="" id="36" name="Picture"/>
+            <wp:docPr descr="Figure 3. Coastal Community Engagement (CCE) current status by region and year (2019-2025). CCE is the mean of two layers: beach adoptions under Mexico’s Ama tu Playa program, and non-natural cultural places scaled by coastal population. Missing values are dropped from the average, so a region without beaches in the Ama inventory (for example Region 2) is scored from the cultural-places layer alone when that layer is available." title="" id="40" name="Picture"/>
             <a:graphic>
               <a:graphicData uri="http://schemas.openxmlformats.org/drawingml/2006/picture">
                 <pic:pic>
                   <pic:nvPicPr>
-                    <pic:cNvPr descr="ewg32_sp_docx_files/figure-docx/unnamed-chunk-6-1.png" id="37" name="Picture"/>
+                    <pic:cNvPr descr="ewg32_sp_docx_files/figure-docx/unnamed-chunk-5-1.png" id="41" name="Picture"/>
                     <pic:cNvPicPr>
                       <a:picLocks noChangeArrowheads="1" noChangeAspect="1"/>
                     </pic:cNvPicPr>
                   </pic:nvPicPr>
                   <pic:blipFill>
-                    <a:blip r:embed="rId35"/>
+                    <a:blip r:embed="rId39"/>
                     <a:stretch>
                       <a:fillRect/>
                     </a:stretch>
@@ -1886,7 +1980,7 @@
                   <pic:spPr bwMode="auto">
                     <a:xfrm>
                       <a:off x="0" y="0"/>
-                      <a:ext cx="5334000" cy="3429000"/>
+                      <a:ext cx="5334000" cy="5334000"/>
                     </a:xfrm>
                     <a:prstGeom prst="rect">
                       <a:avLst/>
@@ -1905,13 +1999,21 @@
         </w:drawing>
       </w:r>
     </w:p>
-    <w:bookmarkStart w:id="45" w:name="beach-adoptions"/>
+    <w:p>
+      <w:pPr>
+        <w:pStyle w:val="ImageCaption"/>
+      </w:pPr>
+      <w:r>
+        <w:t xml:space="preserve">Figure 3. Coastal Community Engagement (CCE) current status by region and year (2019-2025). CCE is the mean of two layers: beach adoptions under Mexico’s Ama tu Playa program, and non-natural cultural places scaled by coastal population. Missing values are dropped from the average, so a region without beaches in the Ama inventory (for example Region 2) is scored from the cultural-places layer alone when that layer is available.</w:t>
+      </w:r>
+    </w:p>
+    <w:bookmarkStart w:id="49" w:name="beach-adoptions"/>
     <w:p>
       <w:pPr>
         <w:pStyle w:val="Heading2"/>
       </w:pPr>
       <w:r>
-        <w:t xml:space="preserve">3.1 Beach adoptions</w:t>
+        <w:t xml:space="preserve">4.1 Beach adoptions</w:t>
       </w:r>
     </w:p>
     <w:p>
@@ -2348,7 +2450,7 @@
       <w:r>
         <w:t xml:space="preserve"> </w:t>
       </w:r>
-      <w:hyperlink r:id="rId38">
+      <w:hyperlink r:id="rId42">
         <w:r>
           <w:rPr>
             <w:rStyle w:val="Hyperlink"/>
@@ -2359,25 +2461,25 @@
     </w:p>
     <w:p>
       <w:pPr>
-        <w:pStyle w:val="FirstParagraph"/>
+        <w:pStyle w:val="CaptionedFigure"/>
       </w:pPr>
       <w:r>
         <w:drawing>
           <wp:inline>
-            <wp:extent cx="5334000" cy="3429000"/>
+            <wp:extent cx="5334000" cy="5334000"/>
             <wp:effectExtent b="0" l="0" r="0" t="0"/>
-            <wp:docPr descr="" title="" id="40" name="Picture"/>
+            <wp:docPr descr="Figure 4. Beach adoptions layer of CCE: the share of SEMARNAT Ama tu Playa inventory beaches in each region that have already been formally adopted. Adoption means an organization has committed to keep that beach or coastal stretch clean under the 2025-2030 national beach strategy; we score stewardship through adoption share, not kilos of trash collected. For 2019-2024 the campaign has not started in our scoring rules, so adoptions are recorded as 0. Region 2 has no beaches in the program inventory after the spatial join and is shown carefully so absence is not mistaken for a perfect score." title="" id="44" name="Picture"/>
             <a:graphic>
               <a:graphicData uri="http://schemas.openxmlformats.org/drawingml/2006/picture">
                 <pic:pic>
                   <pic:nvPicPr>
-                    <pic:cNvPr descr="ewg32_sp_docx_files/figure-docx/unnamed-chunk-7-1.png" id="41" name="Picture"/>
+                    <pic:cNvPr descr="ewg32_sp_docx_files/figure-docx/unnamed-chunk-6-1.png" id="45" name="Picture"/>
                     <pic:cNvPicPr>
                       <a:picLocks noChangeArrowheads="1" noChangeAspect="1"/>
                     </pic:cNvPicPr>
                   </pic:nvPicPr>
                   <pic:blipFill>
-                    <a:blip r:embed="rId39"/>
+                    <a:blip r:embed="rId43"/>
                     <a:stretch>
                       <a:fillRect/>
                     </a:stretch>
@@ -2385,7 +2487,7 @@
                   <pic:spPr bwMode="auto">
                     <a:xfrm>
                       <a:off x="0" y="0"/>
-                      <a:ext cx="5334000" cy="3429000"/>
+                      <a:ext cx="5334000" cy="5334000"/>
                     </a:xfrm>
                     <a:prstGeom prst="rect">
                       <a:avLst/>
@@ -2406,25 +2508,33 @@
     </w:p>
     <w:p>
       <w:pPr>
-        <w:pStyle w:val="BodyText"/>
+        <w:pStyle w:val="ImageCaption"/>
+      </w:pPr>
+      <w:r>
+        <w:t xml:space="preserve">Figure 4. Beach adoptions layer of CCE: the share of SEMARNAT Ama tu Playa inventory beaches in each region that have already been formally adopted. Adoption means an organization has committed to keep that beach or coastal stretch clean under the 2025-2030 national beach strategy; we score stewardship through adoption share, not kilos of trash collected. For 2019-2024 the campaign has not started in our scoring rules, so adoptions are recorded as 0. Region 2 has no beaches in the program inventory after the spatial join and is shown carefully so absence is not mistaken for a perfect score.</w:t>
+      </w:r>
+    </w:p>
+    <w:p>
+      <w:pPr>
+        <w:pStyle w:val="CaptionedFigure"/>
       </w:pPr>
       <w:r>
         <w:drawing>
           <wp:inline>
-            <wp:extent cx="5334000" cy="3429000"/>
+            <wp:extent cx="5334000" cy="5334000"/>
             <wp:effectExtent b="0" l="0" r="0" t="0"/>
-            <wp:docPr descr="" title="" id="43" name="Picture"/>
+            <wp:docPr descr="Figure 5. Beach adoptions in the 2025 reporting year only, compared across OHI regions as vertical bars. Each bar is the percent of Ama tu Playa inventory beaches in that region that are already adopted (0 to 100). The dashed line at 100 marks full adoption of every inventory beach in a region." title="" id="47" name="Picture"/>
             <a:graphic>
               <a:graphicData uri="http://schemas.openxmlformats.org/drawingml/2006/picture">
                 <pic:pic>
                   <pic:nvPicPr>
-                    <pic:cNvPr descr="ewg32_sp_docx_files/figure-docx/unnamed-chunk-8-1.png" id="44" name="Picture"/>
+                    <pic:cNvPr descr="ewg32_sp_docx_files/figure-docx/unnamed-chunk-7-1.png" id="48" name="Picture"/>
                     <pic:cNvPicPr>
                       <a:picLocks noChangeArrowheads="1" noChangeAspect="1"/>
                     </pic:cNvPicPr>
                   </pic:nvPicPr>
                   <pic:blipFill>
-                    <a:blip r:embed="rId42"/>
+                    <a:blip r:embed="rId46"/>
                     <a:stretch>
                       <a:fillRect/>
                     </a:stretch>
@@ -2432,7 +2542,7 @@
                   <pic:spPr bwMode="auto">
                     <a:xfrm>
                       <a:off x="0" y="0"/>
-                      <a:ext cx="5334000" cy="3429000"/>
+                      <a:ext cx="5334000" cy="5334000"/>
                     </a:xfrm>
                     <a:prstGeom prst="rect">
                       <a:avLst/>
@@ -2451,14 +2561,22 @@
         </w:drawing>
       </w:r>
     </w:p>
-    <w:bookmarkEnd w:id="45"/>
-    <w:bookmarkStart w:id="54" w:name="non-natural-cultural-places"/>
+    <w:p>
+      <w:pPr>
+        <w:pStyle w:val="ImageCaption"/>
+      </w:pPr>
+      <w:r>
+        <w:t xml:space="preserve">Figure 5. Beach adoptions in the 2025 reporting year only, compared across OHI regions as vertical bars. Each bar is the percent of Ama tu Playa inventory beaches in that region that are already adopted (0 to 100). The dashed line at 100 marks full adoption of every inventory beach in a region.</w:t>
+      </w:r>
+    </w:p>
+    <w:bookmarkEnd w:id="49"/>
+    <w:bookmarkStart w:id="57" w:name="non-natural-cultural-places"/>
     <w:p>
       <w:pPr>
         <w:pStyle w:val="Heading2"/>
       </w:pPr>
       <w:r>
-        <w:t xml:space="preserve">3.2 Non-natural cultural places</w:t>
+        <w:t xml:space="preserve">4.2 Non-natural cultural places</w:t>
       </w:r>
     </w:p>
     <w:p>
@@ -2469,18 +2587,35 @@
         <w:t xml:space="preserve">This CCE layer measures human-made cultural establishments near the Gulf coast that support community connection to place.</w:t>
       </w:r>
     </w:p>
-    <w:bookmarkStart w:id="46" w:name="X99299684d81440b58152d626b18c1db68ebf3bd"/>
-    <w:p>
-      <w:pPr>
-        <w:pStyle w:val="Heading3"/>
-      </w:pPr>
-      <w:r>
-        <w:t xml:space="preserve">3.2.1 Which cultural establishments are included?</w:t>
-      </w:r>
-    </w:p>
-    <w:p>
-      <w:pPr>
-        <w:pStyle w:val="FirstParagraph"/>
+    <w:p>
+      <w:pPr>
+        <w:pStyle w:val="BodyText"/>
+      </w:pPr>
+      <w:r>
+        <w:t xml:space="preserve">::: {.callout-note collapse=</w:t>
+      </w:r>
+      <w:r>
+        <w:t xml:space="preserve">“</w:t>
+      </w:r>
+      <w:r>
+        <w:t xml:space="preserve">true</w:t>
+      </w:r>
+      <w:r>
+        <w:t xml:space="preserve">”</w:t>
+      </w:r>
+      <w:r>
+        <w:t xml:space="preserve">}</w:t>
+      </w:r>
+      <w:r>
+        <w:t xml:space="preserve"> </w:t>
+      </w:r>
+      <w:r>
+        <w:t xml:space="preserve">## Which cultural establishments are included?</w:t>
+      </w:r>
+    </w:p>
+    <w:p>
+      <w:pPr>
+        <w:pStyle w:val="BodyText"/>
       </w:pPr>
       <w:r>
         <w:t xml:space="preserve">We start from INEGI DENUE sector 71 (</w:t>
@@ -2694,7 +2829,7 @@
         <w:pStyle w:val="Compact"/>
       </w:pPr>
       <w:r>
-        <w:t xml:space="preserve">Curate to cultural economic units with a meaningful coastal connection (see above for what is included and excluded).</w:t>
+        <w:t xml:space="preserve">Curate to cultural economic units with a meaningful coastal connection (see dropdown above for what is included and excluded).</w:t>
       </w:r>
     </w:p>
     <w:p>
@@ -3111,19 +3246,7 @@
         <w:t xml:space="preserve"> </w:t>
       </w:r>
       <w:r>
-        <w:t xml:space="preserve">(updated DENUE prep:</w:t>
-      </w:r>
-      <w:r>
-        <w:t xml:space="preserve"> </w:t>
-      </w:r>
-      <w:r>
-        <w:rPr>
-          <w:rStyle w:val="VerbatimChar"/>
-        </w:rPr>
-        <w:t xml:space="preserve">non_natural_cultural_places_2019_2026_goc_10km.shp</w:t>
-      </w:r>
-      <w:r>
-        <w:t xml:space="preserve">). We show 2026 here on purpose so the group can see recent direction of change for this subcomponent.</w:t>
+        <w:t xml:space="preserve">(updated DENUE prep for the inland 10 km coastal buffer). We show 2026 here on purpose so the group can see recent direction of change for this subcomponent.</w:t>
       </w:r>
       <w:r>
         <w:t xml:space="preserve"> </w:t>
@@ -3136,7 +3259,7 @@
         <w:t xml:space="preserve">2026 is not yet included in overall CCE or SP</w:t>
       </w:r>
       <w:r>
-        <w:t xml:space="preserve">, because Ama tu Playa adoption inventory is not yet a reliable 2026 observation (see the note under overall scores). The temporary 2025-from-2024 gapfill is no longer used.</w:t>
+        <w:t xml:space="preserve">, because Ama tu Playa adoption inventory is not yet a reliable 2026 observation (see the note under overall scores).</w:t>
       </w:r>
     </w:p>
     <w:p>
@@ -3148,7 +3271,13 @@
           <w:bCs/>
           <w:b/>
         </w:rPr>
-        <w:t xml:space="preserve">Data sources</w:t>
+        <w:t xml:space="preserve">What stands out in 2025 and 2026 for non-natural cultural places.</w:t>
+      </w:r>
+      <w:r>
+        <w:t xml:space="preserve"> </w:t>
+      </w:r>
+      <w:r>
+        <w:t xml:space="preserve">Two regions show interesting increases that matter for interpreting the CCE cultural layer (and the series through 2026, even though 2026 is not yet included in overall CCE or SP).</w:t>
       </w:r>
     </w:p>
     <w:p>
@@ -3159,42 +3288,224 @@
         </w:numPr>
         <w:pStyle w:val="Compact"/>
       </w:pPr>
-      <w:r>
-        <w:t xml:space="preserve">INEGI DENUE sector 71 cultural and recreation establishments within the inland 10 km coastal buffer; employees estimated from DENUE size classes, scaled to coastal locality population, referenced to the 75th quantile; series through 2026</w:t>
-      </w:r>
-    </w:p>
-    <w:bookmarkEnd w:id="46"/>
-    <w:bookmarkStart w:id="53" w:name="why-the-75th-quantile-not-the-90th"/>
-    <w:p>
-      <w:pPr>
-        <w:pStyle w:val="Heading3"/>
-      </w:pPr>
-      <w:r>
-        <w:t xml:space="preserve">3.2.2 Why the 75th quantile (not the 90th)?</w:t>
-      </w:r>
-    </w:p>
-    <w:p>
-      <w:pPr>
-        <w:pStyle w:val="FirstParagraph"/>
-      </w:pPr>
-      <w:r>
-        <w:t xml:space="preserve">Before converting to a current status score, the raw employees-per-coastal-resident rates already show that the</w:t>
-      </w:r>
-      <w:r>
-        <w:t xml:space="preserve"> </w:t>
-      </w:r>
       <w:r>
         <w:rPr>
           <w:bCs/>
           <w:b/>
         </w:rPr>
+        <w:t xml:space="preserve">Western Upper Gulf (San Felipe area):</w:t>
+      </w:r>
+      <w:r>
+        <w:t xml:space="preserve"> </w:t>
+      </w:r>
+      <w:r>
+        <w:t xml:space="preserve">community cultural capacity grew. DENUE records shifted from about one small art studio (roughly 0-5 employees) toward</w:t>
+      </w:r>
+      <w:r>
+        <w:t xml:space="preserve"> </w:t>
+      </w:r>
+      <w:r>
+        <w:rPr>
+          <w:bCs/>
+          <w:b/>
+        </w:rPr>
+        <w:t xml:space="preserve">three places</w:t>
+      </w:r>
+      <w:r>
+        <w:t xml:space="preserve">, including a</w:t>
+      </w:r>
+      <w:r>
+        <w:t xml:space="preserve"> </w:t>
+      </w:r>
+      <w:r>
+        <w:rPr>
+          <w:iCs/>
+          <w:i/>
+        </w:rPr>
+        <w:t xml:space="preserve">casa de cultura</w:t>
+      </w:r>
+      <w:r>
+        <w:t xml:space="preserve"> </w:t>
+      </w:r>
+      <w:r>
+        <w:t xml:space="preserve">and a children’s cultural and sports center, with estimated cultural jobs rising from about</w:t>
+      </w:r>
+      <w:r>
+        <w:t xml:space="preserve"> </w:t>
+      </w:r>
+      <w:r>
+        <w:rPr>
+          <w:bCs/>
+          <w:b/>
+        </w:rPr>
+        <w:t xml:space="preserve">3 to about 40</w:t>
+      </w:r>
+      <w:r>
+        <w:t xml:space="preserve">.</w:t>
+      </w:r>
+    </w:p>
+    <w:p>
+      <w:pPr>
+        <w:numPr>
+          <w:ilvl w:val="0"/>
+          <w:numId w:val="1011"/>
+        </w:numPr>
+        <w:pStyle w:val="Compact"/>
+      </w:pPr>
+      <w:r>
+        <w:rPr>
+          <w:bCs/>
+          <w:b/>
+        </w:rPr>
+        <w:t xml:space="preserve">Western Central Gulf (Mulegé area):</w:t>
+      </w:r>
+      <w:r>
+        <w:t xml:space="preserve"> </w:t>
+      </w:r>
+      <w:r>
+        <w:t xml:space="preserve">the count of places stayed similar (about four to five museums and cultural centers, including the</w:t>
+      </w:r>
+      <w:r>
+        <w:t xml:space="preserve"> </w:t>
+      </w:r>
+      <w:r>
+        <w:rPr>
+          <w:iCs/>
+          <w:i/>
+        </w:rPr>
+        <w:t xml:space="preserve">Casa de la Cultura</w:t>
+      </w:r>
+      <w:r>
+        <w:t xml:space="preserve"> </w:t>
+      </w:r>
+      <w:r>
+        <w:t xml:space="preserve">and the</w:t>
+      </w:r>
+      <w:r>
+        <w:t xml:space="preserve"> </w:t>
+      </w:r>
+      <w:r>
+        <w:rPr>
+          <w:iCs/>
+          <w:i/>
+        </w:rPr>
+        <w:t xml:space="preserve">Museo Comunitario de Mulegé</w:t>
+      </w:r>
+      <w:r>
+        <w:t xml:space="preserve">), but</w:t>
+      </w:r>
+      <w:r>
+        <w:t xml:space="preserve"> </w:t>
+      </w:r>
+      <w:r>
+        <w:rPr>
+          <w:bCs/>
+          <w:b/>
+        </w:rPr>
+        <w:t xml:space="preserve">estimated employment grew</w:t>
+      </w:r>
+      <w:r>
+        <w:t xml:space="preserve"> </w:t>
+      </w:r>
+      <w:r>
+        <w:t xml:space="preserve">from about</w:t>
+      </w:r>
+      <w:r>
+        <w:t xml:space="preserve"> </w:t>
+      </w:r>
+      <w:r>
+        <w:rPr>
+          <w:bCs/>
+          <w:b/>
+        </w:rPr>
+        <w:t xml:space="preserve">30 to about 50</w:t>
+      </w:r>
+      <w:r>
+        <w:t xml:space="preserve"> </w:t>
+      </w:r>
+      <w:r>
+        <w:t xml:space="preserve">staff. More staff is a signal of more activity at existing community cultural places, not only of new sites opening.</w:t>
+      </w:r>
+    </w:p>
+    <w:p>
+      <w:pPr>
+        <w:pStyle w:val="FirstParagraph"/>
+      </w:pPr>
+      <w:r>
+        <w:t xml:space="preserve">Both cases suggest that recent score movement can reflect real growth in coastal cultural infrastructure and jobs, not only year-to-year noise in DENUE.</w:t>
+      </w:r>
+    </w:p>
+    <w:p>
+      <w:pPr>
+        <w:pStyle w:val="BodyText"/>
+      </w:pPr>
+      <w:r>
+        <w:rPr>
+          <w:bCs/>
+          <w:b/>
+        </w:rPr>
+        <w:t xml:space="preserve">Data sources</w:t>
+      </w:r>
+    </w:p>
+    <w:p>
+      <w:pPr>
+        <w:numPr>
+          <w:ilvl w:val="0"/>
+          <w:numId w:val="1012"/>
+        </w:numPr>
+        <w:pStyle w:val="Compact"/>
+      </w:pPr>
+      <w:r>
+        <w:t xml:space="preserve">INEGI DENUE sector 71 cultural and recreation establishments within the inland 10 km coastal buffer; employees estimated from DENUE size classes, scaled to coastal locality population, referenced to the 75th quantile; series through 2026</w:t>
+      </w:r>
+    </w:p>
+    <w:bookmarkStart w:id="56" w:name="X24aa8cc7a592263575ffad37f70c7d6f1f2af4c"/>
+    <w:p>
+      <w:pPr>
+        <w:pStyle w:val="Heading3"/>
+      </w:pPr>
+      <w:r>
+        <w:t xml:space="preserve">4.2.1 Why we use the 75th quantile (compared with the 90th)</w:t>
+      </w:r>
+    </w:p>
+    <w:p>
+      <w:pPr>
+        <w:pStyle w:val="FirstParagraph"/>
+      </w:pPr>
+      <w:r>
+        <w:t xml:space="preserve">Before converting to a current status score, the raw rates of employees per coastal resident already show that the</w:t>
+      </w:r>
+      <w:r>
+        <w:t xml:space="preserve"> </w:t>
+      </w:r>
+      <w:r>
+        <w:rPr>
+          <w:bCs/>
+          <w:b/>
+        </w:rPr>
         <w:t xml:space="preserve">Western Midriff Islands (Region 2)</w:t>
       </w:r>
       <w:r>
         <w:t xml:space="preserve"> </w:t>
       </w:r>
       <w:r>
-        <w:t xml:space="preserve">sit far above the other regions. Using a high reference like the 90th quantile would make that outlier dominate the benchmark and pull most other regions toward very low scores. The 75th quantile still rewards higher cultural employment density, but is less driven by Region 2 alone.</w:t>
+        <w:t xml:space="preserve">sit far above the other regions. Using a high reference like the 90th quantile would make that outlier dominate the benchmark and pull most other regions toward very low scores. We therefore use the</w:t>
+      </w:r>
+      <w:r>
+        <w:t xml:space="preserve"> </w:t>
+      </w:r>
+      <w:r>
+        <w:rPr>
+          <w:bCs/>
+          <w:b/>
+        </w:rPr>
+        <w:t xml:space="preserve">75th quartile</w:t>
+      </w:r>
+      <w:r>
+        <w:t xml:space="preserve"> </w:t>
+      </w:r>
+      <w:r>
+        <w:t xml:space="preserve">as the reference. It still rewards higher cultural employment density, but is less driven by Region 2 alone. Alternatives we considered (and set aside) include the 80th and 90th quantiles and a 2019 regional baseline.</w:t>
       </w:r>
     </w:p>
     <w:p>
@@ -3202,30 +3513,30 @@
         <w:pStyle w:val="BodyText"/>
       </w:pPr>
       <w:r>
-        <w:t xml:space="preserve">The plot below shows the raw rate (not yet scaled to 0-100). Horizontal lines mark the pooled 75th and 90th quantiles across all region-year observations.</w:t>
-      </w:r>
-    </w:p>
-    <w:p>
-      <w:pPr>
-        <w:pStyle w:val="BodyText"/>
+        <w:t xml:space="preserve">The plot below shows the raw rate (not yet scaled to 0-100). Horizontal lines mark the 75th and 90th quantiles across all region-year observations so you can see why the 75th is the more balanced choice for this Gulf data.</w:t>
+      </w:r>
+    </w:p>
+    <w:p>
+      <w:pPr>
+        <w:pStyle w:val="CaptionedFigure"/>
       </w:pPr>
       <w:r>
         <w:drawing>
           <wp:inline>
-            <wp:extent cx="5334000" cy="3429000"/>
+            <wp:extent cx="5334000" cy="5334000"/>
             <wp:effectExtent b="0" l="0" r="0" t="0"/>
-            <wp:docPr descr="" title="" id="48" name="Picture"/>
+            <wp:docPr descr="Figure 6. Raw non-natural cultural places rate used before conversion to a 0-100 status score. We estimate cultural-establishment employees from INEGI DENUE size classes for curated sector 71 workplaces that sit inside a 10 km inland coastal buffer, then divide by coastal locality population in the same buffer. The green dashed line is the pooled 75th quartile of this rate across all region-years (our chosen reference). The red dotted line is the 90th quantile. Region 2 (Western Midriff Islands) sits far above the others; the 75th quantile still rewards high density while being less dominated by that single outlier than a 90th-quantile reference would be." title="" id="51" name="Picture"/>
             <a:graphic>
               <a:graphicData uri="http://schemas.openxmlformats.org/drawingml/2006/picture">
                 <pic:pic>
                   <pic:nvPicPr>
-                    <pic:cNvPr descr="ewg32_sp_docx_files/figure-docx/unnamed-chunk-9-1.png" id="49" name="Picture"/>
+                    <pic:cNvPr descr="ewg32_sp_docx_files/figure-docx/unnamed-chunk-8-1.png" id="52" name="Picture"/>
                     <pic:cNvPicPr>
                       <a:picLocks noChangeArrowheads="1" noChangeAspect="1"/>
                     </pic:cNvPicPr>
                   </pic:nvPicPr>
                   <pic:blipFill>
-                    <a:blip r:embed="rId47"/>
+                    <a:blip r:embed="rId50"/>
                     <a:stretch>
                       <a:fillRect/>
                     </a:stretch>
@@ -3233,7 +3544,7 @@
                   <pic:spPr bwMode="auto">
                     <a:xfrm>
                       <a:off x="0" y="0"/>
-                      <a:ext cx="5334000" cy="3429000"/>
+                      <a:ext cx="5334000" cy="5334000"/>
                     </a:xfrm>
                     <a:prstGeom prst="rect">
                       <a:avLst/>
@@ -3254,47 +3565,41 @@
     </w:p>
     <w:p>
       <w:pPr>
+        <w:pStyle w:val="ImageCaption"/>
+      </w:pPr>
+      <w:r>
+        <w:t xml:space="preserve">Figure 6. Raw non-natural cultural places rate used before conversion to a 0-100 status score. We estimate cultural-establishment employees from INEGI DENUE size classes for curated sector 71 workplaces that sit inside a 10 km inland coastal buffer, then divide by coastal locality population in the same buffer. The green dashed line is the pooled 75th quartile of this rate across all region-years (our chosen reference). The red dotted line is the 90th quantile. Region 2 (Western Midriff Islands) sits far above the others; the 75th quantile still rewards high density while being less dominated by that single outlier than a 90th-quantile reference would be.</w:t>
+      </w:r>
+    </w:p>
+    <w:p>
+      <w:pPr>
         <w:pStyle w:val="BodyText"/>
       </w:pPr>
       <w:r>
-        <w:t xml:space="preserve">The 75th quantile reference is still an open discussion item. See</w:t>
-      </w:r>
-      <w:r>
-        <w:t xml:space="preserve"> </w:t>
-      </w:r>
-      <w:hyperlink w:anchor="topics-for-discussion">
-        <w:r>
-          <w:rPr>
-            <w:rStyle w:val="Hyperlink"/>
-          </w:rPr>
-          <w:t xml:space="preserve">Topics for discussion</w:t>
-        </w:r>
-      </w:hyperlink>
-      <w:r>
-        <w:t xml:space="preserve">.</w:t>
-      </w:r>
-    </w:p>
-    <w:p>
-      <w:pPr>
-        <w:pStyle w:val="BodyText"/>
+        <w:t xml:space="preserve">The 75th quantile is our chosen reference for this assessment cycle.</w:t>
+      </w:r>
+    </w:p>
+    <w:p>
+      <w:pPr>
+        <w:pStyle w:val="CaptionedFigure"/>
       </w:pPr>
       <w:r>
         <w:drawing>
           <wp:inline>
-            <wp:extent cx="5334000" cy="3429000"/>
+            <wp:extent cx="5334000" cy="5334000"/>
             <wp:effectExtent b="0" l="0" r="0" t="0"/>
-            <wp:docPr descr="" title="" id="51" name="Picture"/>
+            <wp:docPr descr="Figure 7. Non-natural cultural places status after scaling the Figure 6 rate to the 75th quantile reference and capping at 100. A region at the 75th quartile of employees per coastal resident scores 100; regions with lower rates score proportionally lower. This series shows 2019 through 2026 so experts can see recent DENUE-based change, but 2026 is not yet included in overall CCE or SP because beach-adoption inventory for 2026 is not yet reliable." title="" id="54" name="Picture"/>
             <a:graphic>
               <a:graphicData uri="http://schemas.openxmlformats.org/drawingml/2006/picture">
                 <pic:pic>
                   <pic:nvPicPr>
-                    <pic:cNvPr descr="ewg32_sp_docx_files/figure-docx/unnamed-chunk-10-1.png" id="52" name="Picture"/>
+                    <pic:cNvPr descr="ewg32_sp_docx_files/figure-docx/unnamed-chunk-9-1.png" id="55" name="Picture"/>
                     <pic:cNvPicPr>
                       <a:picLocks noChangeArrowheads="1" noChangeAspect="1"/>
                     </pic:cNvPicPr>
                   </pic:nvPicPr>
                   <pic:blipFill>
-                    <a:blip r:embed="rId50"/>
+                    <a:blip r:embed="rId53"/>
                     <a:stretch>
                       <a:fillRect/>
                     </a:stretch>
@@ -3302,7 +3607,7 @@
                   <pic:spPr bwMode="auto">
                     <a:xfrm>
                       <a:off x="0" y="0"/>
-                      <a:ext cx="5334000" cy="3429000"/>
+                      <a:ext cx="5334000" cy="5334000"/>
                     </a:xfrm>
                     <a:prstGeom prst="rect">
                       <a:avLst/>
@@ -3322,31 +3627,39 @@
       </w:r>
     </w:p>
     <w:p>
+      <w:pPr>
+        <w:pStyle w:val="ImageCaption"/>
+      </w:pPr>
+      <w:r>
+        <w:t xml:space="preserve">Figure 7. Non-natural cultural places status after scaling the Figure 6 rate to the 75th quantile reference and capping at 100. A region at the 75th quartile of employees per coastal resident scores 100; regions with lower rates score proportionally lower. This series shows 2019 through 2026 so experts can see recent DENUE-based change, but 2026 is not yet included in overall CCE or SP because beach-adoption inventory for 2026 is not yet reliable.</w:t>
+      </w:r>
+    </w:p>
+    <w:p>
       <w:r>
         <w:pict>
           <v:rect style="width:0;height:1.5pt" o:hralign="center" o:hrstd="t" o:hr="t"/>
         </w:pict>
       </w:r>
     </w:p>
-    <w:bookmarkEnd w:id="53"/>
-    <w:bookmarkEnd w:id="54"/>
-    <w:bookmarkEnd w:id="55"/>
-    <w:bookmarkStart w:id="61" w:name="acknowledgment-pueblos-originarios"/>
+    <w:bookmarkEnd w:id="56"/>
+    <w:bookmarkEnd w:id="57"/>
+    <w:bookmarkEnd w:id="58"/>
+    <w:bookmarkStart w:id="63" w:name="looking-forward-pueblos"/>
     <w:p>
       <w:pPr>
         <w:pStyle w:val="Heading1"/>
       </w:pPr>
       <w:r>
-        <w:t xml:space="preserve">4. Acknowledgment: Pueblos originarios</w:t>
-      </w:r>
-    </w:p>
-    <w:bookmarkStart w:id="56" w:name="why-this-section-exists"/>
-    <w:p>
-      <w:pPr>
-        <w:pStyle w:val="Heading3"/>
-      </w:pPr>
-      <w:r>
-        <w:t xml:space="preserve">4.0.1 Why this section exists</w:t>
+        <w:t xml:space="preserve">5. Acknowledgment: Pueblos originarios</w:t>
+      </w:r>
+    </w:p>
+    <w:bookmarkStart w:id="59" w:name="why-this-section-exists"/>
+    <w:p>
+      <w:pPr>
+        <w:pStyle w:val="Heading2"/>
+      </w:pPr>
+      <w:r>
+        <w:t xml:space="preserve">5.1 Why this section exists</w:t>
       </w:r>
     </w:p>
     <w:p>
@@ -3354,64 +3667,67 @@
         <w:pStyle w:val="FirstParagraph"/>
       </w:pPr>
       <w:r>
-        <w:t xml:space="preserve">This section records a methodological and ethical decision: coastal indigenous communities are central to the Gulf of California, but we did</w:t>
-      </w:r>
-      <w:r>
-        <w:t xml:space="preserve"> </w:t>
-      </w:r>
+        <w:t xml:space="preserve">This section records a methodological and ethical decision: coastal Indigenous communities are central to the Gulf of California, but we did not feel comfortable scoring their Sense of Place and connection to the ocean with indicators we designed without sustained partnership with community representatives.</w:t>
+      </w:r>
+    </w:p>
+    <w:p>
+      <w:pPr>
+        <w:pStyle w:val="BodyText"/>
+      </w:pPr>
+      <w:r>
+        <w:t xml:space="preserve">Pueblos originarios and other First Nations communities of the Gulf of California hold deep, living relationships with coastal and marine places. Those relationships are not a side note to Sense of Place. They are part of what Sense of Place means in this region.</w:t>
+      </w:r>
+    </w:p>
+    <w:p>
+      <w:pPr>
+        <w:pStyle w:val="BodyText"/>
+      </w:pPr>
+      <w:r>
+        <w:t xml:space="preserve">At the same time, Indigenous peoples are not a single box. They are also coastal residents, fishers, knowledge holders, and neighbors within the same seascapes that the Index tries to describe. We do not want to isolate them from the Index, and we also do not want to impose an outside framework for assessing the condition of their connection to the ocean.</w:t>
+      </w:r>
+    </w:p>
+    <w:bookmarkEnd w:id="59"/>
+    <w:bookmarkStart w:id="60" w:name="what-we-considered-for-cce"/>
+    <w:p>
+      <w:pPr>
+        <w:pStyle w:val="Heading2"/>
+      </w:pPr>
+      <w:r>
+        <w:t xml:space="preserve">5.2 What we considered for CCE</w:t>
+      </w:r>
+    </w:p>
+    <w:p>
+      <w:pPr>
+        <w:pStyle w:val="FirstParagraph"/>
+      </w:pPr>
+      <w:r>
+        <w:t xml:space="preserve">During goal development, we explored indicators of support for coastal Indigenous communities, including ideas such as:</w:t>
+      </w:r>
+    </w:p>
+    <w:p>
+      <w:pPr>
+        <w:numPr>
+          <w:ilvl w:val="0"/>
+          <w:numId w:val="1013"/>
+        </w:numPr>
+        <w:pStyle w:val="Compact"/>
+      </w:pPr>
       <w:r>
         <w:rPr>
           <w:bCs/>
           <w:b/>
         </w:rPr>
-        <w:t xml:space="preserve">not</w:t>
-      </w:r>
-      <w:r>
-        <w:t xml:space="preserve"> </w:t>
-      </w:r>
-      <w:r>
-        <w:t xml:space="preserve">feel comfortable scoring their Sense of Place and connection to the ocean with indicators we designed without sustained partnership with community representatives.</w:t>
-      </w:r>
-    </w:p>
-    <w:p>
-      <w:pPr>
-        <w:pStyle w:val="BodyText"/>
-      </w:pPr>
-      <w:r>
-        <w:t xml:space="preserve">Pueblos originarios and other First Nations communities of the Gulf of California hold deep, living relationships with coastal and marine places. Those relationships are not a side note to Sense of Place. They are part of what Sense of Place means in this region.</w:t>
-      </w:r>
-    </w:p>
-    <w:p>
-      <w:pPr>
-        <w:pStyle w:val="BodyText"/>
-      </w:pPr>
-      <w:r>
-        <w:t xml:space="preserve">At the same time, indigenous peoples are not a single box. They are also coastal residents, fishers, knowledge holders, and neighbors within the same seascapes that the Index tries to describe. We do not want to isolate them from the Index, and we also do not want to impose an outside framework for assessing the condition of their connection to the ocean.</w:t>
-      </w:r>
-    </w:p>
-    <w:bookmarkEnd w:id="56"/>
-    <w:bookmarkStart w:id="57" w:name="what-we-considered-for-cce"/>
-    <w:p>
-      <w:pPr>
-        <w:pStyle w:val="Heading2"/>
-      </w:pPr>
-      <w:r>
-        <w:t xml:space="preserve">4.1 What we considered for CCE</w:t>
-      </w:r>
-    </w:p>
-    <w:p>
-      <w:pPr>
-        <w:pStyle w:val="FirstParagraph"/>
-      </w:pPr>
-      <w:r>
-        <w:t xml:space="preserve">During goal development, we explored indicators of support for coastal indigenous communities, including ideas such as:</w:t>
-      </w:r>
-    </w:p>
-    <w:p>
-      <w:pPr>
-        <w:numPr>
-          <w:ilvl w:val="0"/>
-          <w:numId w:val="1012"/>
+        <w:t xml:space="preserve">Recognition</w:t>
+      </w:r>
+      <w:r>
+        <w:t xml:space="preserve">, for example whether there are government documents that provide translations between coastal pueblo originario languages and español (as a possible signal of recognition).</w:t>
+      </w:r>
+    </w:p>
+    <w:p>
+      <w:pPr>
+        <w:numPr>
+          <w:ilvl w:val="0"/>
+          <w:numId w:val="1013"/>
         </w:numPr>
         <w:pStyle w:val="Compact"/>
       </w:pPr>
@@ -3420,17 +3736,20 @@
           <w:bCs/>
           <w:b/>
         </w:rPr>
-        <w:t xml:space="preserve">Recognition</w:t>
-      </w:r>
-      <w:r>
-        <w:t xml:space="preserve">, for example whether there are government documents that provide translations between coastal pueblo originario languages and español (as a possible signal of recognition).</w:t>
-      </w:r>
-    </w:p>
-    <w:p>
-      <w:pPr>
-        <w:numPr>
-          <w:ilvl w:val="0"/>
-          <w:numId w:val="1012"/>
+        <w:t xml:space="preserve">Planes de justicia</w:t>
+      </w:r>
+      <w:r>
+        <w:t xml:space="preserve"> </w:t>
+      </w:r>
+      <w:r>
+        <w:t xml:space="preserve">and Justice and Integral Development Plans from INPI for coastal pueblos originarios, described by INPI as planning exercises carried out by Traditional Authorities through their own forms of government and decision making, with INPI support for regional diagnoses, proposals from community visions of well-being and justice, and follow-up on agreements with government agencies.</w:t>
+      </w:r>
+    </w:p>
+    <w:p>
+      <w:pPr>
+        <w:numPr>
+          <w:ilvl w:val="0"/>
+          <w:numId w:val="1013"/>
         </w:numPr>
         <w:pStyle w:val="Compact"/>
       </w:pPr>
@@ -3439,35 +3758,154 @@
           <w:bCs/>
           <w:b/>
         </w:rPr>
-        <w:t xml:space="preserve">Planes de justicia and Justice and Integral Development Plans</w:t>
-      </w:r>
-      <w:r>
-        <w:t xml:space="preserve"> </w:t>
-      </w:r>
-      <w:r>
-        <w:t xml:space="preserve">from INPI for coastal pueblos originarios, described by INPI as planning exercises carried out by Traditional Authorities through their own forms of government and decision making, with INPI support for regional diagnoses, proposals from community visions of well being and justice, and follow up on agreements with government agencies.</w:t>
-      </w:r>
-    </w:p>
-    <w:p>
-      <w:pPr>
-        <w:numPr>
-          <w:ilvl w:val="0"/>
-          <w:numId w:val="1012"/>
-        </w:numPr>
-        <w:pStyle w:val="Compact"/>
-      </w:pPr>
+        <w:t xml:space="preserve">Indigenous development centers</w:t>
+      </w:r>
+      <w:r>
+        <w:t xml:space="preserve"> </w:t>
+      </w:r>
+      <w:r>
+        <w:t xml:space="preserve">that receive federal funding, compared with the population size of First Nations (INEGI), as a possible signal of institutional support.</w:t>
+      </w:r>
+    </w:p>
+    <w:p>
+      <w:pPr>
+        <w:pStyle w:val="FirstParagraph"/>
+      </w:pPr>
+      <w:r>
+        <w:t xml:space="preserve">It was also proposed to frame the metric around two practical questions: (1) is the community recognized by the government, and (2) do they have funding support and centers?</w:t>
+      </w:r>
+    </w:p>
+    <w:bookmarkEnd w:id="60"/>
+    <w:bookmarkStart w:id="61" w:name="X2b37dfd54cfe88a6705d26d079125455031cbf8"/>
+    <w:p>
+      <w:pPr>
+        <w:pStyle w:val="Heading2"/>
+      </w:pPr>
+      <w:r>
+        <w:t xml:space="preserve">5.3 Why these indicators are not in the current score</w:t>
+      </w:r>
+    </w:p>
+    <w:p>
+      <w:pPr>
+        <w:pStyle w:val="FirstParagraph"/>
+      </w:pPr>
+      <w:r>
+        <w:t xml:space="preserve">After discussion, we decided not to include these indicators in the published CCE score for this assessment cycle, because:</w:t>
+      </w:r>
+    </w:p>
+    <w:p>
+      <w:pPr>
+        <w:numPr>
+          <w:ilvl w:val="0"/>
+          <w:numId w:val="1014"/>
+        </w:numPr>
+        <w:pStyle w:val="Compact"/>
+      </w:pPr>
+      <w:r>
+        <w:t xml:space="preserve">We did not have the time and resources to keep Indigenous groups in continuous conversation throughout Index development in the way this topic requires.</w:t>
+      </w:r>
+    </w:p>
+    <w:p>
+      <w:pPr>
+        <w:numPr>
+          <w:ilvl w:val="0"/>
+          <w:numId w:val="1014"/>
+        </w:numPr>
+        <w:pStyle w:val="Compact"/>
+      </w:pPr>
+      <w:r>
+        <w:t xml:space="preserve">We do not want to presuppose community condition or speak for them, or publish a score that implies a community</w:t>
+      </w:r>
+      <w:r>
+        <w:t xml:space="preserve"> </w:t>
+      </w:r>
+      <w:r>
+        <w:t xml:space="preserve">“</w:t>
+      </w:r>
+      <w:r>
+        <w:t xml:space="preserve">should</w:t>
+      </w:r>
+      <w:r>
+        <w:t xml:space="preserve">”</w:t>
+      </w:r>
+      <w:r>
+        <w:t xml:space="preserve"> </w:t>
+      </w:r>
+      <w:r>
+        <w:t xml:space="preserve">want a particular form of recognition (for example, language policy) when we have not heard that from their representatives.</w:t>
+      </w:r>
+    </w:p>
+    <w:p>
+      <w:pPr>
+        <w:numPr>
+          <w:ilvl w:val="0"/>
+          <w:numId w:val="1014"/>
+        </w:numPr>
+        <w:pStyle w:val="Compact"/>
+      </w:pPr>
+      <w:r>
+        <w:t xml:space="preserve">There are important nuances. For example, the Tohono O’odham communicated to one of the experts in our working group, as part of a separate project, that it does not want to be considered a pueblo originario. Any indicator built only on official categories would miss that kind of self-determination.</w:t>
+      </w:r>
+    </w:p>
+    <w:p>
+      <w:pPr>
+        <w:numPr>
+          <w:ilvl w:val="0"/>
+          <w:numId w:val="1014"/>
+        </w:numPr>
+        <w:pStyle w:val="Compact"/>
+      </w:pPr>
+      <w:r>
+        <w:t xml:space="preserve">We received pushback against counting the number of Indigenous resource centers. That framing would treat government financial support for a community meeting and resource location as automatically</w:t>
+      </w:r>
+      <w:r>
+        <w:t xml:space="preserve"> </w:t>
+      </w:r>
+      <w:r>
+        <w:t xml:space="preserve">“</w:t>
+      </w:r>
+      <w:r>
+        <w:t xml:space="preserve">positive,</w:t>
+      </w:r>
+      <w:r>
+        <w:t xml:space="preserve">”</w:t>
+      </w:r>
+      <w:r>
+        <w:t xml:space="preserve"> </w:t>
+      </w:r>
+      <w:r>
+        <w:t xml:space="preserve">but we do not know whether that is a good thing unless we speak with the pueblos originarios themselves. Expert Working Group discussion confirmed beach cleanups and continued presence of non-natural cultural places for CCE, while use of Indigenous development centers remained in question.</w:t>
+      </w:r>
+    </w:p>
+    <w:p>
+      <w:pPr>
+        <w:pStyle w:val="FirstParagraph"/>
+      </w:pPr>
+      <w:r>
+        <w:t xml:space="preserve">Because of this, the language recognition, justice plans, and Indigenous development center components were moved to</w:t>
+      </w:r>
+      <w:r>
+        <w:t xml:space="preserve"> </w:t>
+      </w:r>
       <w:r>
         <w:rPr>
           <w:bCs/>
           <w:b/>
         </w:rPr>
-        <w:t xml:space="preserve">Indigenous development centers</w:t>
-      </w:r>
-      <w:r>
-        <w:t xml:space="preserve"> </w:t>
-      </w:r>
-      <w:r>
-        <w:t xml:space="preserve">that receive federal funding, compared with the population size of First Nations (INEGI), as a possible signal of institutional support.</w:t>
+        <w:t xml:space="preserve">Tier 3</w:t>
+      </w:r>
+      <w:r>
+        <w:t xml:space="preserve">: ideas that would ideally be incorporated in the next time the assessment is run, but currently are not indicators we are ready to score as if they represent community values.</w:t>
+      </w:r>
+    </w:p>
+    <w:bookmarkEnd w:id="61"/>
+    <w:bookmarkStart w:id="62" w:name="looking-forward"/>
+    <w:p>
+      <w:pPr>
+        <w:pStyle w:val="Heading2"/>
+      </w:pPr>
+      <w:r>
+        <w:t xml:space="preserve">5.4 Looking forward</w:t>
       </w:r>
     </w:p>
     <w:p>
@@ -3475,279 +3913,12 @@
         <w:pStyle w:val="FirstParagraph"/>
       </w:pPr>
       <w:r>
-        <w:t xml:space="preserve">Dr. Ben Wilder also proposed framing support around two practical questions: (1) is the community recognized by the government, and (2) do they have funding support and centers?</w:t>
-      </w:r>
-    </w:p>
-    <w:bookmarkEnd w:id="57"/>
-    <w:bookmarkStart w:id="58" w:name="X2b37dfd54cfe88a6705d26d079125455031cbf8"/>
-    <w:p>
-      <w:pPr>
-        <w:pStyle w:val="Heading2"/>
-      </w:pPr>
-      <w:r>
-        <w:t xml:space="preserve">4.2 Why these indicators are not in the current score</w:t>
-      </w:r>
-    </w:p>
-    <w:p>
-      <w:pPr>
-        <w:pStyle w:val="FirstParagraph"/>
-      </w:pPr>
-      <w:r>
-        <w:t xml:space="preserve">After discussion, we decided</w:t>
-      </w:r>
-      <w:r>
-        <w:t xml:space="preserve"> </w:t>
-      </w:r>
-      <w:r>
-        <w:rPr>
-          <w:bCs/>
-          <w:b/>
-        </w:rPr>
-        <w:t xml:space="preserve">not</w:t>
-      </w:r>
-      <w:r>
-        <w:t xml:space="preserve"> </w:t>
-      </w:r>
-      <w:r>
-        <w:t xml:space="preserve">to include these indicators in the published CCE score for this assessment cycle, because:</w:t>
-      </w:r>
-    </w:p>
-    <w:p>
-      <w:pPr>
-        <w:numPr>
-          <w:ilvl w:val="0"/>
-          <w:numId w:val="1013"/>
-        </w:numPr>
-        <w:pStyle w:val="Compact"/>
-      </w:pPr>
-      <w:r>
-        <w:t xml:space="preserve">We did not have the time and resources to keep indigenous groups in continuous conversation throughout Index development in the way this topic requires.</w:t>
-      </w:r>
-    </w:p>
-    <w:p>
-      <w:pPr>
-        <w:numPr>
-          <w:ilvl w:val="0"/>
-          <w:numId w:val="1013"/>
-        </w:numPr>
-        <w:pStyle w:val="Compact"/>
-      </w:pPr>
-      <w:r>
-        <w:t xml:space="preserve">We do not want to presuppose community condition, or publish a score that implies a community</w:t>
-      </w:r>
-      <w:r>
-        <w:t xml:space="preserve"> </w:t>
-      </w:r>
-      <w:r>
-        <w:t xml:space="preserve">“</w:t>
-      </w:r>
-      <w:r>
-        <w:t xml:space="preserve">should</w:t>
-      </w:r>
-      <w:r>
-        <w:t xml:space="preserve">”</w:t>
-      </w:r>
-      <w:r>
-        <w:t xml:space="preserve"> </w:t>
-      </w:r>
-      <w:r>
-        <w:t xml:space="preserve">want a particular form of recognition (for example language policy) when we have not heard that from their representatives.</w:t>
-      </w:r>
-    </w:p>
-    <w:p>
-      <w:pPr>
-        <w:numPr>
-          <w:ilvl w:val="0"/>
-          <w:numId w:val="1013"/>
-        </w:numPr>
-        <w:pStyle w:val="Compact"/>
-      </w:pPr>
-      <w:r>
-        <w:t xml:space="preserve">There are important nuances. For example, the Tohono O’odham communicated to one of the experts in our working group, as part of a separate project, that it does not want to be considered a pueblo originario. Any indicator built only on official categories would miss that kind of self determination.</w:t>
-      </w:r>
-    </w:p>
-    <w:p>
-      <w:pPr>
-        <w:numPr>
-          <w:ilvl w:val="0"/>
-          <w:numId w:val="1013"/>
-        </w:numPr>
-        <w:pStyle w:val="Compact"/>
-      </w:pPr>
-      <w:r>
-        <w:t xml:space="preserve">We received pushback against counting the number of indigenous resource centers. That framing would treat government financial support for a community meeting and resource location as automatically</w:t>
-      </w:r>
-      <w:r>
-        <w:t xml:space="preserve"> </w:t>
-      </w:r>
-      <w:r>
-        <w:t xml:space="preserve">“</w:t>
-      </w:r>
-      <w:r>
-        <w:t xml:space="preserve">positive,</w:t>
-      </w:r>
-      <w:r>
-        <w:t xml:space="preserve">”</w:t>
-      </w:r>
-      <w:r>
-        <w:t xml:space="preserve"> </w:t>
-      </w:r>
-      <w:r>
-        <w:t xml:space="preserve">but we do not know whether that is a good thing unless we speak with the pueblos originarios themselves. Expert Working Group discussion confirmed beach cleanups and continued presence of non-natural cultural places for CCE, while use of indigenous development centers remained in question.</w:t>
-      </w:r>
-    </w:p>
-    <w:p>
-      <w:pPr>
-        <w:pStyle w:val="FirstParagraph"/>
-      </w:pPr>
-      <w:r>
-        <w:t xml:space="preserve">Because of this, the language recognition, justice plans, and indigenous development center components were moved to</w:t>
-      </w:r>
-      <w:r>
-        <w:t xml:space="preserve"> </w:t>
-      </w:r>
-      <w:r>
-        <w:rPr>
-          <w:bCs/>
-          <w:b/>
-        </w:rPr>
-        <w:t xml:space="preserve">Tier 3</w:t>
-      </w:r>
-      <w:r>
-        <w:t xml:space="preserve">: ideas that would ideally be incorporated in the next time the assessment is run, but currently are not indicators we are ready to score as if they represent community values.</w:t>
-      </w:r>
-    </w:p>
-    <w:bookmarkEnd w:id="58"/>
-    <w:bookmarkStart w:id="59" w:name="what-we-are-doing-instead"/>
-    <w:p>
-      <w:pPr>
-        <w:pStyle w:val="Heading2"/>
-      </w:pPr>
-      <w:r>
-        <w:t xml:space="preserve">4.3 What we are doing instead</w:t>
-      </w:r>
-    </w:p>
-    <w:p>
-      <w:pPr>
-        <w:pStyle w:val="FirstParagraph"/>
-      </w:pPr>
-      <w:r>
-        <w:t xml:space="preserve">For this assessment:</w:t>
-      </w:r>
-    </w:p>
-    <w:p>
-      <w:pPr>
-        <w:numPr>
-          <w:ilvl w:val="0"/>
-          <w:numId w:val="1014"/>
-        </w:numPr>
-        <w:pStyle w:val="Compact"/>
-      </w:pPr>
-      <w:r>
-        <w:t xml:space="preserve">The current CCE model focuses on</w:t>
-      </w:r>
-      <w:r>
-        <w:t xml:space="preserve"> </w:t>
-      </w:r>
-      <w:r>
-        <w:rPr>
-          <w:bCs/>
-          <w:b/>
-        </w:rPr>
-        <w:t xml:space="preserve">beach adoptions</w:t>
-      </w:r>
-      <w:r>
-        <w:t xml:space="preserve"> </w:t>
-      </w:r>
-      <w:r>
-        <w:t xml:space="preserve">(Ama tu Playa beach adoption program) and</w:t>
-      </w:r>
-      <w:r>
-        <w:t xml:space="preserve"> </w:t>
-      </w:r>
-      <w:r>
-        <w:rPr>
-          <w:bCs/>
-          <w:b/>
-        </w:rPr>
-        <w:t xml:space="preserve">non-natural cultural places</w:t>
-      </w:r>
-      <w:r>
-        <w:t xml:space="preserve"> </w:t>
-      </w:r>
-      <w:r>
-        <w:t xml:space="preserve">scaled to coastal population.</w:t>
-      </w:r>
-    </w:p>
-    <w:p>
-      <w:pPr>
-        <w:numPr>
-          <w:ilvl w:val="0"/>
-          <w:numId w:val="1014"/>
-        </w:numPr>
-        <w:pStyle w:val="Compact"/>
-      </w:pPr>
-      <w:r>
-        <w:t xml:space="preserve">We are asking the funder to invite community representatives to the stakeholder meeting, as we will for other coastal communities such as fishers, and to learn from that conversation before designing any indigenous specific scoring approach.</w:t>
-      </w:r>
-    </w:p>
-    <w:p>
-      <w:pPr>
-        <w:numPr>
-          <w:ilvl w:val="0"/>
-          <w:numId w:val="1014"/>
-        </w:numPr>
-        <w:pStyle w:val="Compact"/>
-      </w:pPr>
-      <w:r>
-        <w:t xml:space="preserve">We hope that future iterations of the Gulf of California Ocean Health Index can incorporate co developed indicators if communities choose to participate. The Index is meant to be reassessed over time, and methods should keep improving as relationships and capacity grow.</w:t>
-      </w:r>
-    </w:p>
-    <w:bookmarkEnd w:id="59"/>
-    <w:bookmarkStart w:id="60" w:name="invitation-for-ewg-3.2"/>
-    <w:p>
-      <w:pPr>
-        <w:pStyle w:val="Heading2"/>
-      </w:pPr>
-      <w:r>
-        <w:t xml:space="preserve">4.4 Invitation for EWG 3.2</w:t>
-      </w:r>
-    </w:p>
-    <w:p>
-      <w:pPr>
-        <w:pStyle w:val="FirstParagraph"/>
-      </w:pPr>
-      <w:r>
-        <w:t xml:space="preserve">We welcome guidance from the Expert Working Group on:</w:t>
-      </w:r>
-    </w:p>
-    <w:p>
-      <w:pPr>
-        <w:numPr>
-          <w:ilvl w:val="0"/>
-          <w:numId w:val="1015"/>
-        </w:numPr>
-        <w:pStyle w:val="Compact"/>
-      </w:pPr>
-      <w:r>
-        <w:t xml:space="preserve">How to keep acknowledging pueblos originarios clearly on the website and in communications without extracting or scoring what we have not been invited to score.</w:t>
-      </w:r>
-    </w:p>
-    <w:p>
-      <w:pPr>
-        <w:numPr>
-          <w:ilvl w:val="0"/>
-          <w:numId w:val="1015"/>
-        </w:numPr>
-        <w:pStyle w:val="Compact"/>
-      </w:pPr>
-      <w:r>
-        <w:t xml:space="preserve">How stakeholder invitations can be respectful, practical, and community led.</w:t>
-      </w:r>
-    </w:p>
-    <w:p>
-      <w:pPr>
-        <w:pStyle w:val="FirstParagraph"/>
+        <w:t xml:space="preserve">We hope that future iterations of the Gulf of California Ocean Health Index can incorporate co-developed indicators if communities choose to participate. The Index is meant to be reassessed over time, and methods should keep improving as relationships and capacity grow. We welcome guidance from the Expert Working Group on how to keep acknowledging pueblos originarios clearly on the website and in communications without extracting or scoring what we have not been invited to score.</w:t>
+      </w:r>
+    </w:p>
+    <w:p>
+      <w:pPr>
+        <w:pStyle w:val="BodyText"/>
       </w:pPr>
       <w:r>
         <w:t xml:space="preserve">If you have contacts, cautions, or preferred language for this acknowledgment, please email me.</w:t>
@@ -3760,15 +3931,15 @@
         </w:pict>
       </w:r>
     </w:p>
-    <w:bookmarkEnd w:id="60"/>
-    <w:bookmarkEnd w:id="61"/>
-    <w:bookmarkStart w:id="91" w:name="lasting-special-places-lsp"/>
+    <w:bookmarkEnd w:id="62"/>
+    <w:bookmarkEnd w:id="63"/>
+    <w:bookmarkStart w:id="135" w:name="lasting-special-places-lsp"/>
     <w:p>
       <w:pPr>
         <w:pStyle w:val="Heading1"/>
       </w:pPr>
       <w:r>
-        <w:t xml:space="preserve">5. Lasting Special Places (LSP)</w:t>
+        <w:t xml:space="preserve">6. Lasting Special Places (LSP)</w:t>
       </w:r>
     </w:p>
     <w:p>
@@ -3779,20 +3950,20 @@
         <w:t xml:space="preserve">LSP measures how well we are protecting places that the Expert Working Group identified as lasting special places for ecological, cultural, recreational, spiritual, or aesthetic reasons.</w:t>
       </w:r>
     </w:p>
-    <w:bookmarkStart w:id="63" w:name="how-lsp-was-built"/>
+    <w:bookmarkStart w:id="67" w:name="how-lsp-was-built"/>
     <w:p>
       <w:pPr>
         <w:pStyle w:val="Heading2"/>
       </w:pPr>
       <w:r>
-        <w:t xml:space="preserve">5.1 How LSP was built</w:t>
-      </w:r>
-    </w:p>
-    <w:p>
-      <w:pPr>
-        <w:numPr>
-          <w:ilvl w:val="0"/>
-          <w:numId w:val="1016"/>
+        <w:t xml:space="preserve">6.1 How LSP was built</w:t>
+      </w:r>
+    </w:p>
+    <w:p>
+      <w:pPr>
+        <w:numPr>
+          <w:ilvl w:val="0"/>
+          <w:numId w:val="1015"/>
         </w:numPr>
       </w:pPr>
       <w:r>
@@ -3813,7 +3984,7 @@
       <w:pPr>
         <w:numPr>
           <w:ilvl w:val="0"/>
-          <w:numId w:val="1016"/>
+          <w:numId w:val="1015"/>
         </w:numPr>
       </w:pPr>
       <w:r>
@@ -3827,14 +3998,14 @@
         <w:t xml:space="preserve"> </w:t>
       </w:r>
       <w:r>
-        <w:t xml:space="preserve">We overlaid the coordinates of those special places with the potential protections that would keep them preserved, available, and well managed for future generations to continue to enjoy them (for example CONANP and Ramsar protected areas, ZRP, TURF, INAH regulation, and other legal protections).</w:t>
-      </w:r>
-    </w:p>
-    <w:p>
-      <w:pPr>
-        <w:numPr>
-          <w:ilvl w:val="0"/>
-          <w:numId w:val="1016"/>
+        <w:t xml:space="preserve">We overlaid the coordinates of those special places with the potential protections that would keep them preserved, available, and well managed for future generations (for example CONANP and Ramsar protected areas, fishing refuges, cooperative fishing territories, INAH regulation, and other legal protections).</w:t>
+      </w:r>
+    </w:p>
+    <w:p>
+      <w:pPr>
+        <w:numPr>
+          <w:ilvl w:val="0"/>
+          <w:numId w:val="1015"/>
         </w:numPr>
       </w:pPr>
       <w:r>
@@ -3848,7 +4019,7 @@
         <w:t xml:space="preserve"> </w:t>
       </w:r>
       <w:r>
-        <w:t xml:space="preserve">Legal protections alone were generally given lower protection condition scores than more direct forms of management. Protected areas were scored using SIMEC i-efectividad (and Ramsar management plan presence where relevant). In other words, the score reflects how well a place is protected, not only whether a protection label exists on paper.</w:t>
+        <w:t xml:space="preserve">Legal protections alone were generally given lower condition scores than stronger on-the-ground management. Protected areas were scored using SIMEC i-efectividad (and Ramsar management plan presence where relevant). In other words, the score reflects how well a place is protected, not only whether a protection label exists on paper.</w:t>
       </w:r>
     </w:p>
     <w:p>
@@ -3961,7 +4132,7 @@
       <w:pPr>
         <w:numPr>
           <w:ilvl w:val="0"/>
-          <w:numId w:val="1017"/>
+          <w:numId w:val="1016"/>
         </w:numPr>
         <w:pStyle w:val="Compact"/>
       </w:pPr>
@@ -4004,19 +4175,19 @@
       <w:pPr>
         <w:numPr>
           <w:ilvl w:val="0"/>
-          <w:numId w:val="1017"/>
-        </w:numPr>
-        <w:pStyle w:val="Compact"/>
-      </w:pPr>
-      <w:r>
-        <w:t xml:space="preserve">Each category condition is the protection condition assigned to that category’s special places in the region (protected areas, dive sites, fishing spots, archaeological sites, special habitats, and all other special places)</w:t>
-      </w:r>
-    </w:p>
-    <w:p>
-      <w:pPr>
-        <w:numPr>
-          <w:ilvl w:val="0"/>
-          <w:numId w:val="1017"/>
+          <w:numId w:val="1016"/>
+        </w:numPr>
+        <w:pStyle w:val="Compact"/>
+      </w:pPr>
+      <w:r>
+        <w:t xml:space="preserve">Each category condition is the protection condition assigned to that category’s special places in the region</w:t>
+      </w:r>
+    </w:p>
+    <w:p>
+      <w:pPr>
+        <w:numPr>
+          <w:ilvl w:val="0"/>
+          <w:numId w:val="1016"/>
         </w:numPr>
         <w:pStyle w:val="Compact"/>
       </w:pPr>
@@ -4039,7 +4210,7 @@
         <w:t xml:space="preserve"> </w:t>
       </w:r>
       <w:r>
-        <w:t xml:space="preserve">2025 snapshot (shown as bars because there is a single year)</w:t>
+        <w:t xml:space="preserve">2025 snapshot.</w:t>
       </w:r>
     </w:p>
     <w:p>
@@ -4047,39 +4218,7 @@
         <w:pStyle w:val="BodyText"/>
       </w:pPr>
       <w:r>
-        <w:t xml:space="preserve">For preliminary scores by region and category, and an overview of the decision making used to obtain each score, see this Google Sheet:</w:t>
-      </w:r>
-      <w:r>
-        <w:t xml:space="preserve"> </w:t>
-      </w:r>
-      <w:hyperlink r:id="rId62">
-        <w:r>
-          <w:rPr>
-            <w:rStyle w:val="Hyperlink"/>
-          </w:rPr>
-          <w:t xml:space="preserve">LSP preliminary scores and decision overview</w:t>
-        </w:r>
-      </w:hyperlink>
-      <w:r>
-        <w:t xml:space="preserve">.</w:t>
-      </w:r>
-    </w:p>
-    <w:bookmarkEnd w:id="63"/>
-    <w:bookmarkStart w:id="76" w:name="expert-identified-lasting-special-places"/>
-    <w:p>
-      <w:pPr>
-        <w:pStyle w:val="Heading2"/>
-      </w:pPr>
-      <w:r>
-        <w:t xml:space="preserve">5.2 Expert-identified lasting special places</w:t>
-      </w:r>
-    </w:p>
-    <w:p>
-      <w:pPr>
-        <w:pStyle w:val="FirstParagraph"/>
-      </w:pPr>
-      <w:r>
-        <w:t xml:space="preserve">Below are the</w:t>
+        <w:t xml:space="preserve">The map below shows the</w:t>
       </w:r>
       <w:r>
         <w:t xml:space="preserve"> </w:t>
@@ -4089,3407 +4228,36 @@
           <w:bCs/>
           <w:b/>
         </w:rPr>
-        <w:t xml:space="preserve">cleaned</w:t>
-      </w:r>
-      <w:r>
-        <w:t xml:space="preserve"> </w:t>
-      </w:r>
-      <w:r>
-        <w:t xml:space="preserve">place lists used to calculate LSP current status (from the processed condition tables), grouped by type. These are preferred over the raw EWG inventory sheet, which still contains duplicates and superseded entries. Unique names in each group are listed below.</w:t>
-      </w:r>
-    </w:p>
-    <w:bookmarkStart w:id="64" w:name="special-protected-areas-33"/>
-    <w:p>
-      <w:pPr>
-        <w:pStyle w:val="Heading3"/>
-      </w:pPr>
-      <w:r>
-        <w:t xml:space="preserve">5.2.1 Special Protected Areas (33)</w:t>
-      </w:r>
-    </w:p>
-    <w:p>
-      <w:pPr>
-        <w:pStyle w:val="FirstParagraph"/>
-      </w:pPr>
-      <w:r>
-        <w:t xml:space="preserve">Cleaned protected-area features used in the LSP current status (preferring WDPA or SIMEC names when available).</w:t>
-      </w:r>
-    </w:p>
-    <w:p>
-      <w:pPr>
-        <w:numPr>
-          <w:ilvl w:val="0"/>
-          <w:numId w:val="1018"/>
-        </w:numPr>
-        <w:pStyle w:val="Compact"/>
-      </w:pPr>
-      <w:r>
-        <w:t xml:space="preserve">Alto Golfo De California Y Delta Del Río Colorado</w:t>
-      </w:r>
-    </w:p>
-    <w:p>
-      <w:pPr>
-        <w:numPr>
-          <w:ilvl w:val="0"/>
-          <w:numId w:val="1018"/>
-        </w:numPr>
-        <w:pStyle w:val="Compact"/>
-      </w:pPr>
-      <w:r>
-        <w:t xml:space="preserve">Alto Golfo De California Y El Pinacate</w:t>
-      </w:r>
-    </w:p>
-    <w:p>
-      <w:pPr>
-        <w:numPr>
-          <w:ilvl w:val="0"/>
-          <w:numId w:val="1018"/>
-        </w:numPr>
-        <w:pStyle w:val="Compact"/>
-      </w:pPr>
-      <w:r>
-        <w:t xml:space="preserve">Área De Refúgio Para La Protección De La Vaquita</w:t>
-      </w:r>
-    </w:p>
-    <w:p>
-      <w:pPr>
-        <w:numPr>
-          <w:ilvl w:val="0"/>
-          <w:numId w:val="1018"/>
-        </w:numPr>
-        <w:pStyle w:val="Compact"/>
-      </w:pPr>
-      <w:r>
-        <w:t xml:space="preserve">Bahía De Loreto</w:t>
-      </w:r>
-    </w:p>
-    <w:p>
-      <w:pPr>
-        <w:numPr>
-          <w:ilvl w:val="0"/>
-          <w:numId w:val="1018"/>
-        </w:numPr>
-        <w:pStyle w:val="Compact"/>
-      </w:pPr>
-      <w:r>
-        <w:t xml:space="preserve">Balandra</w:t>
-      </w:r>
-    </w:p>
-    <w:p>
-      <w:pPr>
-        <w:numPr>
-          <w:ilvl w:val="0"/>
-          <w:numId w:val="1018"/>
-        </w:numPr>
-        <w:pStyle w:val="Compact"/>
-      </w:pPr>
-      <w:r>
-        <w:t xml:space="preserve">Cabo Pulmo</w:t>
-      </w:r>
-    </w:p>
-    <w:p>
-      <w:pPr>
-        <w:numPr>
-          <w:ilvl w:val="0"/>
-          <w:numId w:val="1018"/>
-        </w:numPr>
-        <w:pStyle w:val="Compact"/>
-      </w:pPr>
-      <w:r>
-        <w:t xml:space="preserve">Cabo San Lucas</w:t>
-      </w:r>
-    </w:p>
-    <w:p>
-      <w:pPr>
-        <w:numPr>
-          <w:ilvl w:val="0"/>
-          <w:numId w:val="1018"/>
-        </w:numPr>
-        <w:pStyle w:val="Compact"/>
-      </w:pPr>
-      <w:r>
-        <w:t xml:space="preserve">Canal Del Infiernillo Y Esteros Del Territorio Comcaac</w:t>
-      </w:r>
-    </w:p>
-    <w:p>
-      <w:pPr>
-        <w:numPr>
-          <w:ilvl w:val="0"/>
-          <w:numId w:val="1018"/>
-        </w:numPr>
-        <w:pStyle w:val="Compact"/>
-      </w:pPr>
-      <w:r>
-        <w:t xml:space="preserve">Complejo Lagunar Bahía Guásimas - Estero Lobos</w:t>
-      </w:r>
-    </w:p>
-    <w:p>
-      <w:pPr>
-        <w:numPr>
-          <w:ilvl w:val="0"/>
-          <w:numId w:val="1018"/>
-        </w:numPr>
-        <w:pStyle w:val="Compact"/>
-      </w:pPr>
-      <w:r>
-        <w:t xml:space="preserve">Constitucion De 1857</w:t>
-      </w:r>
-    </w:p>
-    <w:p>
-      <w:pPr>
-        <w:numPr>
-          <w:ilvl w:val="0"/>
-          <w:numId w:val="1018"/>
-        </w:numPr>
-        <w:pStyle w:val="Compact"/>
-      </w:pPr>
-      <w:r>
-        <w:t xml:space="preserve">El Vizcaíno</w:t>
-      </w:r>
-    </w:p>
-    <w:p>
-      <w:pPr>
-        <w:numPr>
-          <w:ilvl w:val="0"/>
-          <w:numId w:val="1018"/>
-        </w:numPr>
-        <w:pStyle w:val="Compact"/>
-      </w:pPr>
-      <w:r>
-        <w:t xml:space="preserve">Humedales De Bahía Adaír</w:t>
-      </w:r>
-    </w:p>
-    <w:p>
-      <w:pPr>
-        <w:numPr>
-          <w:ilvl w:val="0"/>
-          <w:numId w:val="1018"/>
-        </w:numPr>
-        <w:pStyle w:val="Compact"/>
-      </w:pPr>
-      <w:r>
-        <w:t xml:space="preserve">Humedales De La Laguna La Cruz</w:t>
-      </w:r>
-    </w:p>
-    <w:p>
-      <w:pPr>
-        <w:numPr>
-          <w:ilvl w:val="0"/>
-          <w:numId w:val="1018"/>
-        </w:numPr>
-        <w:pStyle w:val="Compact"/>
-      </w:pPr>
-      <w:r>
-        <w:t xml:space="preserve">Humedales De Yavaros - Moroncarit</w:t>
-      </w:r>
-    </w:p>
-    <w:p>
-      <w:pPr>
-        <w:numPr>
-          <w:ilvl w:val="0"/>
-          <w:numId w:val="1018"/>
-        </w:numPr>
-        <w:pStyle w:val="Compact"/>
-      </w:pPr>
-      <w:r>
-        <w:t xml:space="preserve">Humedales Del Delta Del Río Colorado</w:t>
-      </w:r>
-    </w:p>
-    <w:p>
-      <w:pPr>
-        <w:numPr>
-          <w:ilvl w:val="0"/>
-          <w:numId w:val="1018"/>
-        </w:numPr>
-        <w:pStyle w:val="Compact"/>
-      </w:pPr>
-      <w:r>
-        <w:t xml:space="preserve">Isla Isabel</w:t>
-      </w:r>
-    </w:p>
-    <w:p>
-      <w:pPr>
-        <w:numPr>
-          <w:ilvl w:val="0"/>
-          <w:numId w:val="1018"/>
-        </w:numPr>
-        <w:pStyle w:val="Compact"/>
-      </w:pPr>
-      <w:r>
-        <w:t xml:space="preserve">Isla Rasa</w:t>
-      </w:r>
-    </w:p>
-    <w:p>
-      <w:pPr>
-        <w:numPr>
-          <w:ilvl w:val="0"/>
-          <w:numId w:val="1018"/>
-        </w:numPr>
-        <w:pStyle w:val="Compact"/>
-      </w:pPr>
-      <w:r>
-        <w:t xml:space="preserve">Isla San Pedro Mártir</w:t>
-      </w:r>
-    </w:p>
-    <w:p>
-      <w:pPr>
-        <w:numPr>
-          <w:ilvl w:val="0"/>
-          <w:numId w:val="1018"/>
-        </w:numPr>
-        <w:pStyle w:val="Compact"/>
-      </w:pPr>
-      <w:r>
-        <w:t xml:space="preserve">Islas Del Golfo De California</w:t>
-      </w:r>
-    </w:p>
-    <w:p>
-      <w:pPr>
-        <w:numPr>
-          <w:ilvl w:val="0"/>
-          <w:numId w:val="1018"/>
-        </w:numPr>
-        <w:pStyle w:val="Compact"/>
-      </w:pPr>
-      <w:r>
-        <w:t xml:space="preserve">Islas Marietas</w:t>
-      </w:r>
-    </w:p>
-    <w:p>
-      <w:pPr>
-        <w:numPr>
-          <w:ilvl w:val="0"/>
-          <w:numId w:val="1018"/>
-        </w:numPr>
-        <w:pStyle w:val="Compact"/>
-      </w:pPr>
-      <w:r>
-        <w:t xml:space="preserve">La Tovara</w:t>
-      </w:r>
-    </w:p>
-    <w:p>
-      <w:pPr>
-        <w:numPr>
-          <w:ilvl w:val="0"/>
-          <w:numId w:val="1018"/>
-        </w:numPr>
-        <w:pStyle w:val="Compact"/>
-      </w:pPr>
-      <w:r>
-        <w:t xml:space="preserve">Laguna Huizache Caimanero</w:t>
-      </w:r>
-    </w:p>
-    <w:p>
-      <w:pPr>
-        <w:numPr>
-          <w:ilvl w:val="0"/>
-          <w:numId w:val="1018"/>
-        </w:numPr>
-        <w:pStyle w:val="Compact"/>
-      </w:pPr>
-      <w:r>
-        <w:t xml:space="preserve">Loreto Ii</w:t>
-      </w:r>
-    </w:p>
-    <w:p>
-      <w:pPr>
-        <w:numPr>
-          <w:ilvl w:val="0"/>
-          <w:numId w:val="1018"/>
-        </w:numPr>
-        <w:pStyle w:val="Compact"/>
-      </w:pPr>
-      <w:r>
-        <w:t xml:space="preserve">Marismas Nacionales Nayarit</w:t>
-      </w:r>
-    </w:p>
-    <w:p>
-      <w:pPr>
-        <w:numPr>
-          <w:ilvl w:val="0"/>
-          <w:numId w:val="1018"/>
-        </w:numPr>
-        <w:pStyle w:val="Compact"/>
-      </w:pPr>
-      <w:r>
-        <w:t xml:space="preserve">Meseta De Cacaxtla</w:t>
-      </w:r>
-    </w:p>
-    <w:p>
-      <w:pPr>
-        <w:numPr>
-          <w:ilvl w:val="0"/>
-          <w:numId w:val="1018"/>
-        </w:numPr>
-        <w:pStyle w:val="Compact"/>
-      </w:pPr>
-      <w:r>
-        <w:t xml:space="preserve">Revillagigedo</w:t>
-      </w:r>
-    </w:p>
-    <w:p>
-      <w:pPr>
-        <w:numPr>
-          <w:ilvl w:val="0"/>
-          <w:numId w:val="1018"/>
-        </w:numPr>
-        <w:pStyle w:val="Compact"/>
-      </w:pPr>
-      <w:r>
-        <w:t xml:space="preserve">Sierra De San Pedro Martir</w:t>
-      </w:r>
-    </w:p>
-    <w:p>
-      <w:pPr>
-        <w:numPr>
-          <w:ilvl w:val="0"/>
-          <w:numId w:val="1018"/>
-        </w:numPr>
-        <w:pStyle w:val="Compact"/>
-      </w:pPr>
-      <w:r>
-        <w:t xml:space="preserve">Sierra La Laguna</w:t>
-      </w:r>
-    </w:p>
-    <w:p>
-      <w:pPr>
-        <w:numPr>
-          <w:ilvl w:val="0"/>
-          <w:numId w:val="1018"/>
-        </w:numPr>
-        <w:pStyle w:val="Compact"/>
-      </w:pPr>
-      <w:r>
-        <w:t xml:space="preserve">Valle De Los Cirios</w:t>
-      </w:r>
-    </w:p>
-    <w:p>
-      <w:pPr>
-        <w:numPr>
-          <w:ilvl w:val="0"/>
-          <w:numId w:val="1018"/>
-        </w:numPr>
-        <w:pStyle w:val="Compact"/>
-      </w:pPr>
-      <w:r>
-        <w:t xml:space="preserve">Whale Shark Area De Refugio In La Paz</w:t>
-      </w:r>
-    </w:p>
-    <w:p>
-      <w:pPr>
-        <w:numPr>
-          <w:ilvl w:val="0"/>
-          <w:numId w:val="1018"/>
-        </w:numPr>
-        <w:pStyle w:val="Compact"/>
-      </w:pPr>
-      <w:r>
-        <w:t xml:space="preserve">Zona Marina Bahía De Los Ángeles, Canales De Ballenas Y De Salsipuedes</w:t>
-      </w:r>
-    </w:p>
-    <w:p>
-      <w:pPr>
-        <w:numPr>
-          <w:ilvl w:val="0"/>
-          <w:numId w:val="1018"/>
-        </w:numPr>
-        <w:pStyle w:val="Compact"/>
-      </w:pPr>
-      <w:r>
-        <w:t xml:space="preserve">Zona Marina Del Archipiélago De Espíritu Santo</w:t>
-      </w:r>
-    </w:p>
-    <w:p>
-      <w:pPr>
-        <w:numPr>
-          <w:ilvl w:val="0"/>
-          <w:numId w:val="1018"/>
-        </w:numPr>
-        <w:pStyle w:val="Compact"/>
-      </w:pPr>
-      <w:r>
-        <w:t xml:space="preserve">Zona Marina Del Archipiélago De San Lorenzo</w:t>
-      </w:r>
-    </w:p>
-    <w:bookmarkEnd w:id="64"/>
-    <w:bookmarkStart w:id="65" w:name="priority-dive-sites-147"/>
-    <w:p>
-      <w:pPr>
-        <w:pStyle w:val="Heading3"/>
-      </w:pPr>
-      <w:r>
-        <w:t xml:space="preserve">5.2.2 Priority Dive Sites (147)</w:t>
-      </w:r>
-    </w:p>
-    <w:p>
-      <w:pPr>
-        <w:pStyle w:val="FirstParagraph"/>
-      </w:pPr>
-      <w:r>
-        <w:t xml:space="preserve">Cleaned dive-site names used in the LSP current status, with coordinates.</w:t>
-      </w:r>
-    </w:p>
-    <w:p>
-      <w:pPr>
-        <w:numPr>
-          <w:ilvl w:val="0"/>
-          <w:numId w:val="1019"/>
-        </w:numPr>
-        <w:pStyle w:val="Compact"/>
-      </w:pPr>
-      <w:r>
-        <w:t xml:space="preserve">Abanicos (23.004123, -109.708393)</w:t>
-      </w:r>
-    </w:p>
-    <w:p>
-      <w:pPr>
-        <w:numPr>
-          <w:ilvl w:val="0"/>
-          <w:numId w:val="1019"/>
-        </w:numPr>
-        <w:pStyle w:val="Compact"/>
-      </w:pPr>
-      <w:r>
-        <w:t xml:space="preserve">Amarradero (20.699884, -105.564854)</w:t>
-      </w:r>
-    </w:p>
-    <w:p>
-      <w:pPr>
-        <w:numPr>
-          <w:ilvl w:val="0"/>
-          <w:numId w:val="1019"/>
-        </w:numPr>
-        <w:pStyle w:val="Compact"/>
-      </w:pPr>
-      <w:r>
-        <w:t xml:space="preserve">Anegada (22.878553, -109.898835)</w:t>
-      </w:r>
-    </w:p>
-    <w:p>
-      <w:pPr>
-        <w:numPr>
-          <w:ilvl w:val="0"/>
-          <w:numId w:val="1019"/>
-        </w:numPr>
-        <w:pStyle w:val="Compact"/>
-      </w:pPr>
-      <w:r>
-        <w:t xml:space="preserve">Arco San Lucas (22.876139, -109.892835)</w:t>
-      </w:r>
-    </w:p>
-    <w:p>
-      <w:pPr>
-        <w:numPr>
-          <w:ilvl w:val="0"/>
-          <w:numId w:val="1019"/>
-        </w:numPr>
-        <w:pStyle w:val="Compact"/>
-      </w:pPr>
-      <w:r>
-        <w:t xml:space="preserve">Bajo De 90 (22.986792, -109.72093)</w:t>
-      </w:r>
-    </w:p>
-    <w:p>
-      <w:pPr>
-        <w:numPr>
-          <w:ilvl w:val="0"/>
-          <w:numId w:val="1019"/>
-        </w:numPr>
-        <w:pStyle w:val="Compact"/>
-      </w:pPr>
-      <w:r>
-        <w:t xml:space="preserve">Bajo De Cristo (20.547706, -105.290045)</w:t>
-      </w:r>
-    </w:p>
-    <w:p>
-      <w:pPr>
-        <w:numPr>
-          <w:ilvl w:val="0"/>
-          <w:numId w:val="1019"/>
-        </w:numPr>
-        <w:pStyle w:val="Compact"/>
-      </w:pPr>
-      <w:r>
-        <w:t xml:space="preserve">Bajo De La Manta (20.697459, -105.554919)</w:t>
-      </w:r>
-    </w:p>
-    <w:p>
-      <w:pPr>
-        <w:numPr>
-          <w:ilvl w:val="0"/>
-          <w:numId w:val="1019"/>
-        </w:numPr>
-        <w:pStyle w:val="Compact"/>
-      </w:pPr>
-      <w:r>
-        <w:t xml:space="preserve">Bajo Subamrino (27.9248782, -111.0384671)</w:t>
-      </w:r>
-    </w:p>
-    <w:p>
-      <w:pPr>
-        <w:numPr>
-          <w:ilvl w:val="0"/>
-          <w:numId w:val="1019"/>
-        </w:numPr>
-        <w:pStyle w:val="Compact"/>
-      </w:pPr>
-      <w:r>
-        <w:t xml:space="preserve">Ballena (24.482352, -110.399837)</w:t>
-      </w:r>
-    </w:p>
-    <w:p>
-      <w:pPr>
-        <w:numPr>
-          <w:ilvl w:val="0"/>
-          <w:numId w:val="1019"/>
-        </w:numPr>
-        <w:pStyle w:val="Compact"/>
-      </w:pPr>
-      <w:r>
-        <w:t xml:space="preserve">Beach (27.973833, -111.378059)</w:t>
-      </w:r>
-    </w:p>
-    <w:p>
-      <w:pPr>
-        <w:numPr>
-          <w:ilvl w:val="0"/>
-          <w:numId w:val="1019"/>
-        </w:numPr>
-        <w:pStyle w:val="Compact"/>
-      </w:pPr>
-      <w:r>
-        <w:t xml:space="preserve">Boulders (27.976535, -111.379436)</w:t>
-      </w:r>
-    </w:p>
-    <w:p>
-      <w:pPr>
-        <w:numPr>
-          <w:ilvl w:val="0"/>
-          <w:numId w:val="1019"/>
-        </w:numPr>
-        <w:pStyle w:val="Compact"/>
-      </w:pPr>
-      <w:r>
-        <w:t xml:space="preserve">Caletas (20.5066503, -105.371673)</w:t>
-      </w:r>
-    </w:p>
-    <w:p>
-      <w:pPr>
-        <w:numPr>
-          <w:ilvl w:val="0"/>
-          <w:numId w:val="1019"/>
-        </w:numPr>
-        <w:pStyle w:val="Compact"/>
-      </w:pPr>
-      <w:r>
-        <w:t xml:space="preserve">Candeleros (26.13708676, -111.273796)</w:t>
-      </w:r>
-    </w:p>
-    <w:p>
-      <w:pPr>
-        <w:numPr>
-          <w:ilvl w:val="0"/>
-          <w:numId w:val="1019"/>
-        </w:numPr>
-        <w:pStyle w:val="Compact"/>
-      </w:pPr>
-      <w:r>
-        <w:t xml:space="preserve">Cardonal (23.776415, -109.698226)</w:t>
-      </w:r>
-    </w:p>
-    <w:p>
-      <w:pPr>
-        <w:numPr>
-          <w:ilvl w:val="0"/>
-          <w:numId w:val="1019"/>
-        </w:numPr>
-        <w:pStyle w:val="Compact"/>
-      </w:pPr>
-      <w:r>
-        <w:t xml:space="preserve">Cascadas Arena (22.878545, -109.898992)</w:t>
-      </w:r>
-    </w:p>
-    <w:p>
-      <w:pPr>
-        <w:numPr>
-          <w:ilvl w:val="0"/>
-          <w:numId w:val="1019"/>
-        </w:numPr>
-        <w:pStyle w:val="Compact"/>
-      </w:pPr>
-      <w:r>
-        <w:t xml:space="preserve">Cascalitas (27.97469475, -111.3788795)</w:t>
-      </w:r>
-    </w:p>
-    <w:p>
-      <w:pPr>
-        <w:numPr>
-          <w:ilvl w:val="0"/>
-          <w:numId w:val="1019"/>
-        </w:numPr>
-        <w:pStyle w:val="Compact"/>
-      </w:pPr>
-      <w:r>
-        <w:t xml:space="preserve">Cave (27.958699, -111.365516)</w:t>
-      </w:r>
-    </w:p>
-    <w:p>
-      <w:pPr>
-        <w:numPr>
-          <w:ilvl w:val="0"/>
-          <w:numId w:val="1019"/>
-        </w:numPr>
-        <w:pStyle w:val="Compact"/>
-      </w:pPr>
-      <w:r>
-        <w:t xml:space="preserve">Cerro Colorado (22.991613, -109.716543)</w:t>
-      </w:r>
-    </w:p>
-    <w:p>
-      <w:pPr>
-        <w:numPr>
-          <w:ilvl w:val="0"/>
-          <w:numId w:val="1019"/>
-        </w:numPr>
-        <w:pStyle w:val="Compact"/>
-      </w:pPr>
-      <w:r>
-        <w:t xml:space="preserve">Chimo (20.481298, -105.586843)</w:t>
-      </w:r>
-    </w:p>
-    <w:p>
-      <w:pPr>
-        <w:numPr>
-          <w:ilvl w:val="0"/>
-          <w:numId w:val="1019"/>
-        </w:numPr>
-        <w:pStyle w:val="Compact"/>
-      </w:pPr>
-      <w:r>
-        <w:t xml:space="preserve">Colomitos (20.516622, -105.322874)</w:t>
-      </w:r>
-    </w:p>
-    <w:p>
-      <w:pPr>
-        <w:numPr>
-          <w:ilvl w:val="0"/>
-          <w:numId w:val="1019"/>
-        </w:numPr>
-        <w:pStyle w:val="Compact"/>
-      </w:pPr>
-      <w:r>
-        <w:t xml:space="preserve">Corbetena (20.71617309, -105.5842856)</w:t>
-      </w:r>
-    </w:p>
-    <w:p>
-      <w:pPr>
-        <w:numPr>
-          <w:ilvl w:val="0"/>
-          <w:numId w:val="1019"/>
-        </w:numPr>
-        <w:pStyle w:val="Compact"/>
-      </w:pPr>
-      <w:r>
-        <w:t xml:space="preserve">Coronado Punta Blanca (26.137812, -111.265291)</w:t>
-      </w:r>
-    </w:p>
-    <w:p>
-      <w:pPr>
-        <w:numPr>
-          <w:ilvl w:val="0"/>
-          <w:numId w:val="1019"/>
-        </w:numPr>
-        <w:pStyle w:val="Compact"/>
-      </w:pPr>
-      <w:r>
-        <w:t xml:space="preserve">Corralito (24.413737, -110.355639)</w:t>
-      </w:r>
-    </w:p>
-    <w:p>
-      <w:pPr>
-        <w:numPr>
-          <w:ilvl w:val="0"/>
-          <w:numId w:val="1019"/>
-        </w:numPr>
-        <w:pStyle w:val="Compact"/>
-      </w:pPr>
-      <w:r>
-        <w:t xml:space="preserve">Dedo Neptuno (22.877203, -109.895233)</w:t>
-      </w:r>
-    </w:p>
-    <w:p>
-      <w:pPr>
-        <w:numPr>
-          <w:ilvl w:val="0"/>
-          <w:numId w:val="1019"/>
-        </w:numPr>
-        <w:pStyle w:val="Compact"/>
-      </w:pPr>
-      <w:r>
-        <w:t xml:space="preserve">Deer Island (27.95491645, -111.1193596)</w:t>
-      </w:r>
-    </w:p>
-    <w:p>
-      <w:pPr>
-        <w:numPr>
-          <w:ilvl w:val="0"/>
-          <w:numId w:val="1019"/>
-        </w:numPr>
-        <w:pStyle w:val="Compact"/>
-      </w:pPr>
-      <w:r>
-        <w:t xml:space="preserve">Devil’S Jaw (20.54663106, -105.2918422)</w:t>
-      </w:r>
-    </w:p>
-    <w:p>
-      <w:pPr>
-        <w:numPr>
-          <w:ilvl w:val="0"/>
-          <w:numId w:val="1019"/>
-        </w:numPr>
-        <w:pStyle w:val="Compact"/>
-      </w:pPr>
-      <w:r>
-        <w:t xml:space="preserve">Eagle Rock (27.93376389, -111.064107)</w:t>
-      </w:r>
-    </w:p>
-    <w:p>
-      <w:pPr>
-        <w:numPr>
-          <w:ilvl w:val="0"/>
-          <w:numId w:val="1019"/>
-        </w:numPr>
-        <w:pStyle w:val="Compact"/>
-      </w:pPr>
-      <w:r>
-        <w:t xml:space="preserve">El Canon Arcos (20.54758, -105.293994)</w:t>
-      </w:r>
-    </w:p>
-    <w:p>
-      <w:pPr>
-        <w:numPr>
-          <w:ilvl w:val="0"/>
-          <w:numId w:val="1019"/>
-        </w:numPr>
-        <w:pStyle w:val="Compact"/>
-      </w:pPr>
-      <w:r>
-        <w:t xml:space="preserve">El Choyudo (28.73784167, -112.3032333)</w:t>
-      </w:r>
-    </w:p>
-    <w:p>
-      <w:pPr>
-        <w:numPr>
-          <w:ilvl w:val="0"/>
-          <w:numId w:val="1019"/>
-        </w:numPr>
-        <w:pStyle w:val="Compact"/>
-      </w:pPr>
-      <w:r>
-        <w:t xml:space="preserve">El Morro (20.67365342, -105.6753305)</w:t>
-      </w:r>
-    </w:p>
-    <w:p>
-      <w:pPr>
-        <w:numPr>
-          <w:ilvl w:val="0"/>
-          <w:numId w:val="1019"/>
-        </w:numPr>
-        <w:pStyle w:val="Compact"/>
-      </w:pPr>
-      <w:r>
-        <w:t xml:space="preserve">El Sequedal (20.74100302, -105.5856541)</w:t>
-      </w:r>
-    </w:p>
-    <w:p>
-      <w:pPr>
-        <w:numPr>
-          <w:ilvl w:val="0"/>
-          <w:numId w:val="1019"/>
-        </w:numPr>
-        <w:pStyle w:val="Compact"/>
-      </w:pPr>
-      <w:r>
-        <w:t xml:space="preserve">Ensenada Grande (28.0560685, -111.2435427)</w:t>
-      </w:r>
-    </w:p>
-    <w:p>
-      <w:pPr>
-        <w:numPr>
-          <w:ilvl w:val="0"/>
-          <w:numId w:val="1019"/>
-        </w:numPr>
-        <w:pStyle w:val="Compact"/>
-      </w:pPr>
-      <w:r>
-        <w:t xml:space="preserve">Escalera (23.045429, -109.672404)</w:t>
-      </w:r>
-    </w:p>
-    <w:p>
-      <w:pPr>
-        <w:numPr>
-          <w:ilvl w:val="0"/>
-          <w:numId w:val="1019"/>
-        </w:numPr>
-        <w:pStyle w:val="Compact"/>
-      </w:pPr>
-      <w:r>
-        <w:t xml:space="preserve">Fang Ming (24.44472222, -110.3813889)</w:t>
-      </w:r>
-    </w:p>
-    <w:p>
-      <w:pPr>
-        <w:numPr>
-          <w:ilvl w:val="0"/>
-          <w:numId w:val="1019"/>
-        </w:numPr>
-        <w:pStyle w:val="Compact"/>
-      </w:pPr>
-      <w:r>
-        <w:t xml:space="preserve">Ferry Salvatierra (24.383475, -110.31107)</w:t>
-      </w:r>
-    </w:p>
-    <w:p>
-      <w:pPr>
-        <w:numPr>
-          <w:ilvl w:val="0"/>
-          <w:numId w:val="1019"/>
-        </w:numPr>
-        <w:pStyle w:val="Compact"/>
-      </w:pPr>
-      <w:r>
-        <w:t xml:space="preserve">Frenchie’S Cove (27.93701533, -111.0915806)</w:t>
-      </w:r>
-    </w:p>
-    <w:p>
-      <w:pPr>
-        <w:numPr>
-          <w:ilvl w:val="0"/>
-          <w:numId w:val="1019"/>
-        </w:numPr>
-        <w:pStyle w:val="Compact"/>
-      </w:pPr>
-      <w:r>
-        <w:t xml:space="preserve">Gordo Banks (22.982495, -109.491503)</w:t>
-      </w:r>
-    </w:p>
-    <w:p>
-      <w:pPr>
-        <w:numPr>
-          <w:ilvl w:val="0"/>
-          <w:numId w:val="1019"/>
-        </w:numPr>
-        <w:pStyle w:val="Compact"/>
-      </w:pPr>
-      <w:r>
-        <w:t xml:space="preserve">Hiasystack (27.90998767, -110.9708256)</w:t>
-      </w:r>
-    </w:p>
-    <w:p>
-      <w:pPr>
-        <w:numPr>
-          <w:ilvl w:val="0"/>
-          <w:numId w:val="1019"/>
-        </w:numPr>
-        <w:pStyle w:val="Compact"/>
-      </w:pPr>
-      <w:r>
-        <w:t xml:space="preserve">Himalaya (28.148131, -111.316354)</w:t>
-      </w:r>
-    </w:p>
-    <w:p>
-      <w:pPr>
-        <w:numPr>
-          <w:ilvl w:val="0"/>
-          <w:numId w:val="1019"/>
-        </w:numPr>
-        <w:pStyle w:val="Compact"/>
-      </w:pPr>
-      <w:r>
-        <w:t xml:space="preserve">Himalaya Norte (28.14805556, -111.3161111)</w:t>
-      </w:r>
-    </w:p>
-    <w:p>
-      <w:pPr>
-        <w:numPr>
-          <w:ilvl w:val="0"/>
-          <w:numId w:val="1019"/>
-        </w:numPr>
-        <w:pStyle w:val="Compact"/>
-      </w:pPr>
-      <w:r>
-        <w:t xml:space="preserve">Honeymoon Island (27.94736756, -111.0315352)</w:t>
-      </w:r>
-    </w:p>
-    <w:p>
-      <w:pPr>
-        <w:numPr>
-          <w:ilvl w:val="0"/>
-          <w:numId w:val="1019"/>
-        </w:numPr>
-        <w:pStyle w:val="Compact"/>
-      </w:pPr>
-      <w:r>
-        <w:t xml:space="preserve">Iglesias (20.489867, -105.555732)</w:t>
-      </w:r>
-    </w:p>
-    <w:p>
-      <w:pPr>
-        <w:numPr>
-          <w:ilvl w:val="0"/>
-          <w:numId w:val="1019"/>
-        </w:numPr>
-        <w:pStyle w:val="Compact"/>
-      </w:pPr>
-      <w:r>
-        <w:t xml:space="preserve">Isla Cangrejo (21.048717, -105.275218)</w:t>
-      </w:r>
-    </w:p>
-    <w:p>
-      <w:pPr>
-        <w:numPr>
-          <w:ilvl w:val="0"/>
-          <w:numId w:val="1019"/>
-        </w:numPr>
-        <w:pStyle w:val="Compact"/>
-      </w:pPr>
-      <w:r>
-        <w:t xml:space="preserve">Isla Coral (21.039084, -105.277389)</w:t>
-      </w:r>
-    </w:p>
-    <w:p>
-      <w:pPr>
-        <w:numPr>
-          <w:ilvl w:val="0"/>
-          <w:numId w:val="1019"/>
-        </w:numPr>
-        <w:pStyle w:val="Compact"/>
-      </w:pPr>
-      <w:r>
-        <w:t xml:space="preserve">Isla De Cardones (27.974981, -111.120856)</w:t>
-      </w:r>
-    </w:p>
-    <w:p>
-      <w:pPr>
-        <w:numPr>
-          <w:ilvl w:val="0"/>
-          <w:numId w:val="1019"/>
-        </w:numPr>
-        <w:pStyle w:val="Compact"/>
-      </w:pPr>
-      <w:r>
-        <w:t xml:space="preserve">Isla De Lobos (23.184078, -106.439943)</w:t>
-      </w:r>
-    </w:p>
-    <w:p>
-      <w:pPr>
-        <w:numPr>
-          <w:ilvl w:val="0"/>
-          <w:numId w:val="1019"/>
-        </w:numPr>
-        <w:pStyle w:val="Compact"/>
-      </w:pPr>
-      <w:r>
-        <w:t xml:space="preserve">Isla De Los Chivos (23.186823, -106.435992)</w:t>
-      </w:r>
-    </w:p>
-    <w:p>
-      <w:pPr>
-        <w:numPr>
-          <w:ilvl w:val="0"/>
-          <w:numId w:val="1019"/>
-        </w:numPr>
-        <w:pStyle w:val="Compact"/>
-      </w:pPr>
-      <w:r>
-        <w:t xml:space="preserve">Isla Habana (25.12979312, -110.8615286)</w:t>
-      </w:r>
-    </w:p>
-    <w:p>
-      <w:pPr>
-        <w:numPr>
-          <w:ilvl w:val="0"/>
-          <w:numId w:val="1019"/>
-        </w:numPr>
-        <w:pStyle w:val="Compact"/>
-      </w:pPr>
-      <w:r>
-        <w:t xml:space="preserve">Isla Pajaros (23.25805, -106.473701)</w:t>
-      </w:r>
-    </w:p>
-    <w:p>
-      <w:pPr>
-        <w:numPr>
-          <w:ilvl w:val="0"/>
-          <w:numId w:val="1019"/>
-        </w:numPr>
-        <w:pStyle w:val="Compact"/>
-      </w:pPr>
-      <w:r>
-        <w:t xml:space="preserve">Isla Santa Ines (27.04196599, -111.9030962)</w:t>
-      </w:r>
-    </w:p>
-    <w:p>
-      <w:pPr>
-        <w:numPr>
-          <w:ilvl w:val="0"/>
-          <w:numId w:val="1019"/>
-        </w:numPr>
-        <w:pStyle w:val="Compact"/>
-      </w:pPr>
-      <w:r>
-        <w:t xml:space="preserve">Isla Tortuga (27.43194109, -111.9044443)</w:t>
-      </w:r>
-    </w:p>
-    <w:p>
-      <w:pPr>
-        <w:numPr>
-          <w:ilvl w:val="0"/>
-          <w:numId w:val="1019"/>
-        </w:numPr>
-        <w:pStyle w:val="Compact"/>
-      </w:pPr>
-      <w:r>
-        <w:t xml:space="preserve">Isla Venados (23.238416, -106.463435)</w:t>
-      </w:r>
-    </w:p>
-    <w:p>
-      <w:pPr>
-        <w:numPr>
-          <w:ilvl w:val="0"/>
-          <w:numId w:val="1019"/>
-        </w:numPr>
-        <w:pStyle w:val="Compact"/>
-      </w:pPr>
-      <w:r>
-        <w:t xml:space="preserve">Islote Gallina (24.45681656, -110.3829638)</w:t>
-      </w:r>
-    </w:p>
-    <w:p>
-      <w:pPr>
-        <w:numPr>
-          <w:ilvl w:val="0"/>
-          <w:numId w:val="1019"/>
-        </w:numPr>
-        <w:pStyle w:val="Compact"/>
-      </w:pPr>
-      <w:r>
-        <w:t xml:space="preserve">Islote Gallo (24.46730467, -110.3875701)</w:t>
-      </w:r>
-    </w:p>
-    <w:p>
-      <w:pPr>
-        <w:numPr>
-          <w:ilvl w:val="0"/>
-          <w:numId w:val="1019"/>
-        </w:numPr>
-        <w:pStyle w:val="Compact"/>
-      </w:pPr>
-      <w:r>
-        <w:t xml:space="preserve">La Caverna (27.95960914, -111.3807678)</w:t>
-      </w:r>
-    </w:p>
-    <w:p>
-      <w:pPr>
-        <w:numPr>
-          <w:ilvl w:val="0"/>
-          <w:numId w:val="1019"/>
-        </w:numPr>
-        <w:pStyle w:val="Compact"/>
-      </w:pPr>
-      <w:r>
-        <w:t xml:space="preserve">La Gringa 1 (27.88521632, -110.9552783)</w:t>
-      </w:r>
-    </w:p>
-    <w:p>
-      <w:pPr>
-        <w:numPr>
-          <w:ilvl w:val="0"/>
-          <w:numId w:val="1019"/>
-        </w:numPr>
-        <w:pStyle w:val="Compact"/>
-      </w:pPr>
-      <w:r>
-        <w:t xml:space="preserve">La Gringa 2 (27.87607899, -110.9529126)</w:t>
-      </w:r>
-    </w:p>
-    <w:p>
-      <w:pPr>
-        <w:numPr>
-          <w:ilvl w:val="0"/>
-          <w:numId w:val="1019"/>
-        </w:numPr>
-        <w:pStyle w:val="Compact"/>
-      </w:pPr>
-      <w:r>
-        <w:t xml:space="preserve">La Ventana (27.976803, -111.389417)</w:t>
-      </w:r>
-    </w:p>
-    <w:p>
-      <w:pPr>
-        <w:numPr>
-          <w:ilvl w:val="0"/>
-          <w:numId w:val="1019"/>
-        </w:numPr>
-        <w:pStyle w:val="Compact"/>
-      </w:pPr>
-      <w:r>
-        <w:t xml:space="preserve">Lagrimas (26.10368207, -111.2606638)</w:t>
-      </w:r>
-    </w:p>
-    <w:p>
-      <w:pPr>
-        <w:numPr>
-          <w:ilvl w:val="0"/>
-          <w:numId w:val="1019"/>
-        </w:numPr>
-        <w:pStyle w:val="Compact"/>
-      </w:pPr>
-      <w:r>
-        <w:t xml:space="preserve">Lajas (26.1248791, -111.2585762)</w:t>
-      </w:r>
-    </w:p>
-    <w:p>
-      <w:pPr>
-        <w:numPr>
-          <w:ilvl w:val="0"/>
-          <w:numId w:val="1019"/>
-        </w:numPr>
-        <w:pStyle w:val="Compact"/>
-      </w:pPr>
-      <w:r>
-        <w:t xml:space="preserve">Lands End (22.8760368, -109.8926353)</w:t>
-      </w:r>
-    </w:p>
-    <w:p>
-      <w:pPr>
-        <w:numPr>
-          <w:ilvl w:val="0"/>
-          <w:numId w:val="1019"/>
-        </w:numPr>
-        <w:pStyle w:val="Compact"/>
-      </w:pPr>
-      <w:r>
-        <w:t xml:space="preserve">Lapas 03 (24.47848, -110.395671)</w:t>
-      </w:r>
-    </w:p>
-    <w:p>
-      <w:pPr>
-        <w:numPr>
-          <w:ilvl w:val="0"/>
-          <w:numId w:val="1019"/>
-        </w:numPr>
-        <w:pStyle w:val="Compact"/>
-      </w:pPr>
-      <w:r>
-        <w:t xml:space="preserve">Ligth House (27.868177, -110.948414)</w:t>
-      </w:r>
-    </w:p>
-    <w:p>
-      <w:pPr>
-        <w:numPr>
-          <w:ilvl w:val="0"/>
-          <w:numId w:val="1019"/>
-        </w:numPr>
-        <w:pStyle w:val="Compact"/>
-      </w:pPr>
-      <w:r>
-        <w:t xml:space="preserve">Ligthhouse (27.982751, -111.383109)</w:t>
-      </w:r>
-    </w:p>
-    <w:p>
-      <w:pPr>
-        <w:numPr>
-          <w:ilvl w:val="0"/>
-          <w:numId w:val="1019"/>
-        </w:numPr>
-        <w:pStyle w:val="Compact"/>
-      </w:pPr>
-      <w:r>
-        <w:t xml:space="preserve">Lobera (22.875782, -109.89452)</w:t>
-      </w:r>
-    </w:p>
-    <w:p>
-      <w:pPr>
-        <w:numPr>
-          <w:ilvl w:val="0"/>
-          <w:numId w:val="1019"/>
-        </w:numPr>
-        <w:pStyle w:val="Compact"/>
-      </w:pPr>
-      <w:r>
-        <w:t xml:space="preserve">Lobera (26.12799027, -111.2591709)</w:t>
-      </w:r>
-    </w:p>
-    <w:p>
-      <w:pPr>
-        <w:numPr>
-          <w:ilvl w:val="0"/>
-          <w:numId w:val="1019"/>
-        </w:numPr>
-        <w:pStyle w:val="Compact"/>
-      </w:pPr>
-      <w:r>
-        <w:t xml:space="preserve">Los Anegados (20.67806452, -105.6414263)</w:t>
-      </w:r>
-    </w:p>
-    <w:p>
-      <w:pPr>
-        <w:numPr>
-          <w:ilvl w:val="0"/>
-          <w:numId w:val="1019"/>
-        </w:numPr>
-        <w:pStyle w:val="Compact"/>
-      </w:pPr>
-      <w:r>
-        <w:t xml:space="preserve">Los Arcos (20.54526703, -105.2910226)</w:t>
-      </w:r>
-    </w:p>
-    <w:p>
-      <w:pPr>
-        <w:numPr>
-          <w:ilvl w:val="0"/>
-          <w:numId w:val="1019"/>
-        </w:numPr>
-        <w:pStyle w:val="Compact"/>
-      </w:pPr>
-      <w:r>
-        <w:t xml:space="preserve">Los Barriles (23.68758034, -109.6839084)</w:t>
-      </w:r>
-    </w:p>
-    <w:p>
-      <w:pPr>
-        <w:numPr>
-          <w:ilvl w:val="0"/>
-          <w:numId w:val="1019"/>
-        </w:numPr>
-        <w:pStyle w:val="Compact"/>
-      </w:pPr>
-      <w:r>
-        <w:t xml:space="preserve">Magdalena Bay (27.9537, -111.364675)</w:t>
-      </w:r>
-    </w:p>
-    <w:p>
-      <w:pPr>
-        <w:numPr>
-          <w:ilvl w:val="0"/>
-          <w:numId w:val="1019"/>
-        </w:numPr>
-        <w:pStyle w:val="Compact"/>
-      </w:pPr>
-      <w:r>
-        <w:t xml:space="preserve">Majahuitas (20.506828, -105.390147)</w:t>
-      </w:r>
-    </w:p>
-    <w:p>
-      <w:pPr>
-        <w:numPr>
-          <w:ilvl w:val="0"/>
-          <w:numId w:val="1019"/>
-        </w:numPr>
-        <w:pStyle w:val="Compact"/>
-      </w:pPr>
-      <w:r>
-        <w:t xml:space="preserve">Marietas (20.69036333, -105.5868666)</w:t>
-      </w:r>
-    </w:p>
-    <w:p>
-      <w:pPr>
-        <w:numPr>
-          <w:ilvl w:val="0"/>
-          <w:numId w:val="1019"/>
-        </w:numPr>
-        <w:pStyle w:val="Compact"/>
-      </w:pPr>
-      <w:r>
-        <w:t xml:space="preserve">Martini Cove (27.93121646, -111.0590445)</w:t>
-      </w:r>
-    </w:p>
-    <w:p>
-      <w:pPr>
-        <w:numPr>
-          <w:ilvl w:val="0"/>
-          <w:numId w:val="1019"/>
-        </w:numPr>
-        <w:pStyle w:val="Compact"/>
-      </w:pPr>
-      <w:r>
-        <w:t xml:space="preserve">Middle Wall (22.878493, -109.897701)</w:t>
-      </w:r>
-    </w:p>
-    <w:p>
-      <w:pPr>
-        <w:numPr>
-          <w:ilvl w:val="0"/>
-          <w:numId w:val="1019"/>
-        </w:numPr>
-        <w:pStyle w:val="Compact"/>
-      </w:pPr>
-      <w:r>
-        <w:t xml:space="preserve">Mogote (24.18384, -110.344379)</w:t>
-      </w:r>
-    </w:p>
-    <w:p>
-      <w:pPr>
-        <w:numPr>
-          <w:ilvl w:val="0"/>
-          <w:numId w:val="1019"/>
-        </w:numPr>
-        <w:pStyle w:val="Compact"/>
-      </w:pPr>
-      <w:r>
-        <w:t xml:space="preserve">Naufragio (22.874629, -109.894758)</w:t>
-      </w:r>
-    </w:p>
-    <w:p>
-      <w:pPr>
-        <w:numPr>
-          <w:ilvl w:val="0"/>
-          <w:numId w:val="1019"/>
-        </w:numPr>
-        <w:pStyle w:val="Compact"/>
-      </w:pPr>
-      <w:r>
-        <w:t xml:space="preserve">Naufragio Albatun (28.05969322, -111.2538676)</w:t>
-      </w:r>
-    </w:p>
-    <w:p>
-      <w:pPr>
-        <w:numPr>
-          <w:ilvl w:val="0"/>
-          <w:numId w:val="1019"/>
-        </w:numPr>
-        <w:pStyle w:val="Compact"/>
-      </w:pPr>
-      <w:r>
-        <w:t xml:space="preserve">Naufragio Diaz Ordaz (28.04570951, -111.2333778)</w:t>
-      </w:r>
-    </w:p>
-    <w:p>
-      <w:pPr>
-        <w:numPr>
-          <w:ilvl w:val="0"/>
-          <w:numId w:val="1019"/>
-        </w:numPr>
-        <w:pStyle w:val="Compact"/>
-      </w:pPr>
-      <w:r>
-        <w:t xml:space="preserve">Naufragio Salinar (23.061708, -109.620336)</w:t>
-      </w:r>
-    </w:p>
-    <w:p>
-      <w:pPr>
-        <w:numPr>
-          <w:ilvl w:val="0"/>
-          <w:numId w:val="1019"/>
-        </w:numPr>
-        <w:pStyle w:val="Compact"/>
-      </w:pPr>
-      <w:r>
-        <w:t xml:space="preserve">Palapa (27.98287306, -111.1482131)</w:t>
-      </w:r>
-    </w:p>
-    <w:p>
-      <w:pPr>
-        <w:numPr>
-          <w:ilvl w:val="0"/>
-          <w:numId w:val="1019"/>
-        </w:numPr>
-        <w:pStyle w:val="Compact"/>
-      </w:pPr>
-      <w:r>
-        <w:t xml:space="preserve">Pared Marietas (20.697569, -105.569136)</w:t>
-      </w:r>
-    </w:p>
-    <w:p>
-      <w:pPr>
-        <w:numPr>
-          <w:ilvl w:val="0"/>
-          <w:numId w:val="1019"/>
-        </w:numPr>
-        <w:pStyle w:val="Compact"/>
-      </w:pPr>
-      <w:r>
-        <w:t xml:space="preserve">Pared Norte (22.87904181, -109.8995769)</w:t>
-      </w:r>
-    </w:p>
-    <w:p>
-      <w:pPr>
-        <w:numPr>
-          <w:ilvl w:val="0"/>
-          <w:numId w:val="1019"/>
-        </w:numPr>
-        <w:pStyle w:val="Compact"/>
-      </w:pPr>
-      <w:r>
-        <w:t xml:space="preserve">Pargo Via (24.144266, -109.79333)</w:t>
-      </w:r>
-    </w:p>
-    <w:p>
-      <w:pPr>
-        <w:numPr>
-          <w:ilvl w:val="0"/>
-          <w:numId w:val="1019"/>
-        </w:numPr>
-        <w:pStyle w:val="Compact"/>
-      </w:pPr>
-      <w:r>
-        <w:t xml:space="preserve">Piunta Tierra Firme (26.09754839, -111.2953038)</w:t>
-      </w:r>
-    </w:p>
-    <w:p>
-      <w:pPr>
-        <w:numPr>
-          <w:ilvl w:val="0"/>
-          <w:numId w:val="1019"/>
-        </w:numPr>
-        <w:pStyle w:val="Compact"/>
-      </w:pPr>
-      <w:r>
-        <w:t xml:space="preserve">Pizota (20.502746, -105.542846)</w:t>
-      </w:r>
-    </w:p>
-    <w:p>
-      <w:pPr>
-        <w:numPr>
-          <w:ilvl w:val="0"/>
-          <w:numId w:val="1019"/>
-        </w:numPr>
-        <w:pStyle w:val="Compact"/>
-      </w:pPr>
-      <w:r>
-        <w:t xml:space="preserve">Playa Norte (23.208607, -106.424038)</w:t>
-      </w:r>
-    </w:p>
-    <w:p>
-      <w:pPr>
-        <w:numPr>
-          <w:ilvl w:val="0"/>
-          <w:numId w:val="1019"/>
-        </w:numPr>
-        <w:pStyle w:val="Compact"/>
-      </w:pPr>
-      <w:r>
-        <w:t xml:space="preserve">Playa Oro (28.73784167, -112.3032333)</w:t>
-      </w:r>
-    </w:p>
-    <w:p>
-      <w:pPr>
-        <w:numPr>
-          <w:ilvl w:val="0"/>
-          <w:numId w:val="1019"/>
-        </w:numPr>
-        <w:pStyle w:val="Compact"/>
-      </w:pPr>
-      <w:r>
-        <w:t xml:space="preserve">Point (22.876063, -109.892588)</w:t>
-      </w:r>
-    </w:p>
-    <w:p>
-      <w:pPr>
-        <w:numPr>
-          <w:ilvl w:val="0"/>
-          <w:numId w:val="1019"/>
-        </w:numPr>
-        <w:pStyle w:val="Compact"/>
-      </w:pPr>
-      <w:r>
-        <w:t xml:space="preserve">Punta Agujas (26.88518718, -111.7949242)</w:t>
-      </w:r>
-    </w:p>
-    <w:p>
-      <w:pPr>
-        <w:numPr>
-          <w:ilvl w:val="0"/>
-          <w:numId w:val="1019"/>
-        </w:numPr>
-        <w:pStyle w:val="Compact"/>
-      </w:pPr>
-      <w:r>
-        <w:t xml:space="preserve">Punta Alta (25.01386461, -110.7561692)</w:t>
-      </w:r>
-    </w:p>
-    <w:p>
-      <w:pPr>
-        <w:numPr>
-          <w:ilvl w:val="0"/>
-          <w:numId w:val="1019"/>
-        </w:numPr>
-        <w:pStyle w:val="Compact"/>
-      </w:pPr>
-      <w:r>
-        <w:t xml:space="preserve">Punta Arena Cb (23.560218, -109.456169)</w:t>
-      </w:r>
-    </w:p>
-    <w:p>
-      <w:pPr>
-        <w:numPr>
-          <w:ilvl w:val="0"/>
-          <w:numId w:val="1019"/>
-        </w:numPr>
-        <w:pStyle w:val="Compact"/>
-      </w:pPr>
-      <w:r>
-        <w:t xml:space="preserve">Punta Arenas (24.045807, -109.825966)</w:t>
-      </w:r>
-    </w:p>
-    <w:p>
-      <w:pPr>
-        <w:numPr>
-          <w:ilvl w:val="0"/>
-          <w:numId w:val="1019"/>
-        </w:numPr>
-        <w:pStyle w:val="Compact"/>
-      </w:pPr>
-      <w:r>
-        <w:t xml:space="preserve">Punta Balandra (26.01624812, -111.1728923)</w:t>
-      </w:r>
-    </w:p>
-    <w:p>
-      <w:pPr>
-        <w:numPr>
-          <w:ilvl w:val="0"/>
-          <w:numId w:val="1019"/>
-        </w:numPr>
-        <w:pStyle w:val="Compact"/>
-      </w:pPr>
-      <w:r>
-        <w:t xml:space="preserve">Punta Bella (22.995487, -109.717363)</w:t>
-      </w:r>
-    </w:p>
-    <w:p>
-      <w:pPr>
-        <w:numPr>
-          <w:ilvl w:val="0"/>
-          <w:numId w:val="1019"/>
-        </w:numPr>
-        <w:pStyle w:val="Compact"/>
-      </w:pPr>
-      <w:r>
-        <w:t xml:space="preserve">Punta Blanca (25.06028487, -110.8243674)</w:t>
-      </w:r>
-    </w:p>
-    <w:p>
-      <w:pPr>
-        <w:numPr>
-          <w:ilvl w:val="0"/>
-          <w:numId w:val="1019"/>
-        </w:numPr>
-        <w:pStyle w:val="Compact"/>
-      </w:pPr>
-      <w:r>
-        <w:t xml:space="preserve">Punta Bufellero (27.27357319, -112.0843512)</w:t>
-      </w:r>
-    </w:p>
-    <w:p>
-      <w:pPr>
-        <w:numPr>
-          <w:ilvl w:val="0"/>
-          <w:numId w:val="1019"/>
-        </w:numPr>
-        <w:pStyle w:val="Compact"/>
-      </w:pPr>
-      <w:r>
-        <w:t xml:space="preserve">Punta Chivato (27.06711478, -111.9419438)</w:t>
-      </w:r>
-    </w:p>
-    <w:p>
-      <w:pPr>
-        <w:numPr>
-          <w:ilvl w:val="0"/>
-          <w:numId w:val="1019"/>
-        </w:numPr>
-        <w:pStyle w:val="Compact"/>
-      </w:pPr>
-      <w:r>
-        <w:t xml:space="preserve">Punta Colorada (26.37094823, -111.416248)</w:t>
-      </w:r>
-    </w:p>
-    <w:p>
-      <w:pPr>
-        <w:numPr>
-          <w:ilvl w:val="0"/>
-          <w:numId w:val="1019"/>
-        </w:numPr>
-        <w:pStyle w:val="Compact"/>
-      </w:pPr>
-      <w:r>
-        <w:t xml:space="preserve">Punta Colorada Cb (23.587959, -109.503708)</w:t>
-      </w:r>
-    </w:p>
-    <w:p>
-      <w:pPr>
-        <w:numPr>
-          <w:ilvl w:val="0"/>
-          <w:numId w:val="1019"/>
-        </w:numPr>
-        <w:pStyle w:val="Compact"/>
-      </w:pPr>
-      <w:r>
-        <w:t xml:space="preserve">Punta Concepcion (26.90296133, -111.8150549)</w:t>
-      </w:r>
-    </w:p>
-    <w:p>
-      <w:pPr>
-        <w:numPr>
-          <w:ilvl w:val="0"/>
-          <w:numId w:val="1019"/>
-        </w:numPr>
-        <w:pStyle w:val="Compact"/>
-      </w:pPr>
-      <w:r>
-        <w:t xml:space="preserve">Punta Coyote 2 (24.33385026, -110.2288245)</w:t>
-      </w:r>
-    </w:p>
-    <w:p>
-      <w:pPr>
-        <w:numPr>
-          <w:ilvl w:val="0"/>
-          <w:numId w:val="1019"/>
-        </w:numPr>
-        <w:pStyle w:val="Compact"/>
-      </w:pPr>
-      <w:r>
-        <w:t xml:space="preserve">Punta El Bajo (26.10096671, -111.3218477)</w:t>
-      </w:r>
-    </w:p>
-    <w:p>
-      <w:pPr>
-        <w:numPr>
-          <w:ilvl w:val="0"/>
-          <w:numId w:val="1019"/>
-        </w:numPr>
-        <w:pStyle w:val="Compact"/>
-      </w:pPr>
-      <w:r>
-        <w:t xml:space="preserve">Punta Hornitos (26.87270724, -111.7729808)</w:t>
-      </w:r>
-    </w:p>
-    <w:p>
-      <w:pPr>
-        <w:numPr>
-          <w:ilvl w:val="0"/>
-          <w:numId w:val="1019"/>
-        </w:numPr>
-        <w:pStyle w:val="Compact"/>
-      </w:pPr>
-      <w:r>
-        <w:t xml:space="preserve">Punta La Manga (27.97454955, -111.1333819)</w:t>
-      </w:r>
-    </w:p>
-    <w:p>
-      <w:pPr>
-        <w:numPr>
-          <w:ilvl w:val="0"/>
-          <w:numId w:val="1019"/>
-        </w:numPr>
-        <w:pStyle w:val="Compact"/>
-      </w:pPr>
-      <w:r>
-        <w:t xml:space="preserve">Punta La Piedrita (26.74803403, -111.8729316)</w:t>
-      </w:r>
-    </w:p>
-    <w:p>
-      <w:pPr>
-        <w:numPr>
-          <w:ilvl w:val="0"/>
-          <w:numId w:val="1019"/>
-        </w:numPr>
-        <w:pStyle w:val="Compact"/>
-      </w:pPr>
-      <w:r>
-        <w:t xml:space="preserve">Punta Langosta (27.13695401, -112.0663589)</w:t>
-      </w:r>
-    </w:p>
-    <w:p>
-      <w:pPr>
-        <w:numPr>
-          <w:ilvl w:val="0"/>
-          <w:numId w:val="1019"/>
-        </w:numPr>
-        <w:pStyle w:val="Compact"/>
-      </w:pPr>
-      <w:r>
-        <w:t xml:space="preserve">Punta Las Navajas (24.39957381, -110.32673)</w:t>
-      </w:r>
-    </w:p>
-    <w:p>
-      <w:pPr>
-        <w:numPr>
-          <w:ilvl w:val="0"/>
-          <w:numId w:val="1019"/>
-        </w:numPr>
-        <w:pStyle w:val="Compact"/>
-      </w:pPr>
-      <w:r>
-        <w:t xml:space="preserve">Punta Los Patos (26.13326471, -111.2622746)</w:t>
-      </w:r>
-    </w:p>
-    <w:p>
-      <w:pPr>
-        <w:numPr>
-          <w:ilvl w:val="0"/>
-          <w:numId w:val="1019"/>
-        </w:numPr>
-        <w:pStyle w:val="Compact"/>
-      </w:pPr>
-      <w:r>
-        <w:t xml:space="preserve">Punta Mangle (26.28323591, -111.3624287)</w:t>
-      </w:r>
-    </w:p>
-    <w:p>
-      <w:pPr>
-        <w:numPr>
-          <w:ilvl w:val="0"/>
-          <w:numId w:val="1019"/>
-        </w:numPr>
-        <w:pStyle w:val="Compact"/>
-      </w:pPr>
-      <w:r>
-        <w:t xml:space="preserve">Punta Maria (26.85098391, -111.7417078)</w:t>
-      </w:r>
-    </w:p>
-    <w:p>
-      <w:pPr>
-        <w:numPr>
-          <w:ilvl w:val="0"/>
-          <w:numId w:val="1019"/>
-        </w:numPr>
-        <w:pStyle w:val="Compact"/>
-      </w:pPr>
-      <w:r>
-        <w:t xml:space="preserve">Punta Martir (28.375353, -112.316013)</w:t>
-      </w:r>
-    </w:p>
-    <w:p>
-      <w:pPr>
-        <w:numPr>
-          <w:ilvl w:val="0"/>
-          <w:numId w:val="1019"/>
-        </w:numPr>
-        <w:pStyle w:val="Compact"/>
-      </w:pPr>
-      <w:r>
-        <w:t xml:space="preserve">Punta Mercenarios (26.37467865, -111.4035496)</w:t>
-      </w:r>
-    </w:p>
-    <w:p>
-      <w:pPr>
-        <w:numPr>
-          <w:ilvl w:val="0"/>
-          <w:numId w:val="1019"/>
-        </w:numPr>
-        <w:pStyle w:val="Compact"/>
-      </w:pPr>
-      <w:r>
-        <w:t xml:space="preserve">Punta Norte (27.98511699, -111.3894367)</w:t>
-      </w:r>
-    </w:p>
-    <w:p>
-      <w:pPr>
-        <w:numPr>
-          <w:ilvl w:val="0"/>
-          <w:numId w:val="1019"/>
-        </w:numPr>
-        <w:pStyle w:val="Compact"/>
-      </w:pPr>
-      <w:r>
-        <w:t xml:space="preserve">Punta Ostiones (25.03495831, -110.7159842)</w:t>
-      </w:r>
-    </w:p>
-    <w:p>
-      <w:pPr>
-        <w:numPr>
-          <w:ilvl w:val="0"/>
-          <w:numId w:val="1019"/>
-        </w:numPr>
-        <w:pStyle w:val="Compact"/>
-      </w:pPr>
-      <w:r>
-        <w:t xml:space="preserve">Punta Palmilla (23.00791, -109.71075)</w:t>
-      </w:r>
-    </w:p>
-    <w:p>
-      <w:pPr>
-        <w:numPr>
-          <w:ilvl w:val="0"/>
-          <w:numId w:val="1019"/>
-        </w:numPr>
-        <w:pStyle w:val="Compact"/>
-      </w:pPr>
-      <w:r>
-        <w:t xml:space="preserve">Punta Pelicano (27.965302, -111.385039)</w:t>
-      </w:r>
-    </w:p>
-    <w:p>
-      <w:pPr>
-        <w:numPr>
-          <w:ilvl w:val="0"/>
-          <w:numId w:val="1019"/>
-        </w:numPr>
-        <w:pStyle w:val="Compact"/>
-      </w:pPr>
-      <w:r>
-        <w:t xml:space="preserve">Punta Pericos (24.015304, -109.805971)</w:t>
-      </w:r>
-    </w:p>
-    <w:p>
-      <w:pPr>
-        <w:numPr>
-          <w:ilvl w:val="0"/>
-          <w:numId w:val="1019"/>
-        </w:numPr>
-        <w:pStyle w:val="Compact"/>
-      </w:pPr>
-      <w:r>
-        <w:t xml:space="preserve">Punta Pescadero (23.80199867, -109.6841011)</w:t>
-      </w:r>
-    </w:p>
-    <w:p>
-      <w:pPr>
-        <w:numPr>
-          <w:ilvl w:val="0"/>
-          <w:numId w:val="1019"/>
-        </w:numPr>
-        <w:pStyle w:val="Compact"/>
-      </w:pPr>
-      <w:r>
-        <w:t xml:space="preserve">Punta Pulputo (26.51895887, -111.4225418)</w:t>
-      </w:r>
-    </w:p>
-    <w:p>
-      <w:pPr>
-        <w:numPr>
-          <w:ilvl w:val="0"/>
-          <w:numId w:val="1019"/>
-        </w:numPr>
-        <w:pStyle w:val="Compact"/>
-      </w:pPr>
-      <w:r>
-        <w:t xml:space="preserve">Punta San Antonio (26.54035505, -111.4556606)</w:t>
-      </w:r>
-    </w:p>
-    <w:p>
-      <w:pPr>
-        <w:numPr>
-          <w:ilvl w:val="0"/>
-          <w:numId w:val="1019"/>
-        </w:numPr>
-        <w:pStyle w:val="Compact"/>
-      </w:pPr>
-      <w:r>
-        <w:t xml:space="preserve">Punta San Basilio (26.39293889, -111.4164801)</w:t>
-      </w:r>
-    </w:p>
-    <w:p>
-      <w:pPr>
-        <w:numPr>
-          <w:ilvl w:val="0"/>
-          <w:numId w:val="1019"/>
-        </w:numPr>
-        <w:pStyle w:val="Compact"/>
-      </w:pPr>
-      <w:r>
-        <w:t xml:space="preserve">Punta San Lino (26.74305569, -111.6227609)</w:t>
-      </w:r>
-    </w:p>
-    <w:p>
-      <w:pPr>
-        <w:numPr>
-          <w:ilvl w:val="0"/>
-          <w:numId w:val="1019"/>
-        </w:numPr>
-        <w:pStyle w:val="Compact"/>
-      </w:pPr>
-      <w:r>
-        <w:t xml:space="preserve">Punta San Pedro (28.0518267, -111.2529969)</w:t>
-      </w:r>
-    </w:p>
-    <w:p>
-      <w:pPr>
-        <w:numPr>
-          <w:ilvl w:val="0"/>
-          <w:numId w:val="1019"/>
-        </w:numPr>
-        <w:pStyle w:val="Compact"/>
-      </w:pPr>
-      <w:r>
-        <w:t xml:space="preserve">Punta Santa Maria (27.36208881, -112.2658136)</w:t>
-      </w:r>
-    </w:p>
-    <w:p>
-      <w:pPr>
-        <w:numPr>
-          <w:ilvl w:val="0"/>
-          <w:numId w:val="1019"/>
-        </w:numPr>
-        <w:pStyle w:val="Compact"/>
-      </w:pPr>
-      <w:r>
-        <w:t xml:space="preserve">Punta Santa Rosa (26.78697273, -111.6633686)</w:t>
-      </w:r>
-    </w:p>
-    <w:p>
-      <w:pPr>
-        <w:numPr>
-          <w:ilvl w:val="0"/>
-          <w:numId w:val="1019"/>
-        </w:numPr>
-        <w:pStyle w:val="Compact"/>
-      </w:pPr>
-      <w:r>
-        <w:t xml:space="preserve">Punta Santa Teresa (26.70164475, -111.5584067)</w:t>
-      </w:r>
-    </w:p>
-    <w:p>
-      <w:pPr>
-        <w:numPr>
-          <w:ilvl w:val="0"/>
-          <w:numId w:val="1019"/>
-        </w:numPr>
-        <w:pStyle w:val="Compact"/>
-      </w:pPr>
-      <w:r>
-        <w:t xml:space="preserve">Punta Sur (24.137704, -109.801338)</w:t>
-      </w:r>
-    </w:p>
-    <w:p>
-      <w:pPr>
-        <w:numPr>
-          <w:ilvl w:val="0"/>
-          <w:numId w:val="1019"/>
-        </w:numPr>
-        <w:pStyle w:val="Compact"/>
-      </w:pPr>
-      <w:r>
-        <w:t xml:space="preserve">Punta Sur (27.95142109, -111.3660049)</w:t>
-      </w:r>
-    </w:p>
-    <w:p>
-      <w:pPr>
-        <w:numPr>
-          <w:ilvl w:val="0"/>
-          <w:numId w:val="1019"/>
-        </w:numPr>
-        <w:pStyle w:val="Compact"/>
-      </w:pPr>
-      <w:r>
-        <w:t xml:space="preserve">Punta Tepetates (27.12192055, -112.0083947)</w:t>
-      </w:r>
-    </w:p>
-    <w:p>
-      <w:pPr>
-        <w:numPr>
-          <w:ilvl w:val="0"/>
-          <w:numId w:val="1019"/>
-        </w:numPr>
-        <w:pStyle w:val="Compact"/>
-      </w:pPr>
-      <w:r>
-        <w:t xml:space="preserve">Reina (24.444991, -109.949275)</w:t>
-      </w:r>
-    </w:p>
-    <w:p>
-      <w:pPr>
-        <w:numPr>
-          <w:ilvl w:val="0"/>
-          <w:numId w:val="1019"/>
-        </w:numPr>
-        <w:pStyle w:val="Compact"/>
-      </w:pPr>
-      <w:r>
-        <w:t xml:space="preserve">Reinita (24.388762, -109.939961)</w:t>
-      </w:r>
-    </w:p>
-    <w:p>
-      <w:pPr>
-        <w:numPr>
-          <w:ilvl w:val="0"/>
-          <w:numId w:val="1019"/>
-        </w:numPr>
-        <w:pStyle w:val="Compact"/>
-      </w:pPr>
-      <w:r>
-        <w:t xml:space="preserve">Repollo (26.13759191, -111.2698097)</w:t>
-      </w:r>
-    </w:p>
-    <w:p>
-      <w:pPr>
-        <w:numPr>
-          <w:ilvl w:val="0"/>
-          <w:numId w:val="1019"/>
-        </w:numPr>
-        <w:pStyle w:val="Compact"/>
-      </w:pPr>
-      <w:r>
-        <w:t xml:space="preserve">Roca Montana (24.1259, -109.794079)</w:t>
-      </w:r>
-    </w:p>
-    <w:p>
-      <w:pPr>
-        <w:numPr>
-          <w:ilvl w:val="0"/>
-          <w:numId w:val="1019"/>
-        </w:numPr>
-        <w:pStyle w:val="Compact"/>
-      </w:pPr>
-      <w:r>
-        <w:t xml:space="preserve">Roca Swany (24.391116, -110.304853)</w:t>
-      </w:r>
-    </w:p>
-    <w:p>
-      <w:pPr>
-        <w:numPr>
-          <w:ilvl w:val="0"/>
-          <w:numId w:val="1019"/>
-        </w:numPr>
-        <w:pStyle w:val="Compact"/>
-      </w:pPr>
-      <w:r>
-        <w:t xml:space="preserve">San Antonio Point (27.93625569, -111.1064588)</w:t>
-      </w:r>
-    </w:p>
-    <w:p>
-      <w:pPr>
-        <w:numPr>
-          <w:ilvl w:val="0"/>
-          <w:numId w:val="1019"/>
-        </w:numPr>
-        <w:pStyle w:val="Compact"/>
-      </w:pPr>
-      <w:r>
-        <w:t xml:space="preserve">San Idelfonso Punta Norte (26.64822028, -111.4349997)</w:t>
-      </w:r>
-    </w:p>
-    <w:p>
-      <w:pPr>
-        <w:numPr>
-          <w:ilvl w:val="0"/>
-          <w:numId w:val="1019"/>
-        </w:numPr>
-        <w:pStyle w:val="Compact"/>
-      </w:pPr>
-      <w:r>
-        <w:t xml:space="preserve">San Juan Nepomuceno (24.30042677, -110.3386967)</w:t>
-      </w:r>
-    </w:p>
-    <w:p>
-      <w:pPr>
-        <w:numPr>
-          <w:ilvl w:val="0"/>
-          <w:numId w:val="1019"/>
-        </w:numPr>
-        <w:pStyle w:val="Compact"/>
-      </w:pPr>
-      <w:r>
-        <w:t xml:space="preserve">South Wall (22.877737, -109.896293)</w:t>
-      </w:r>
-    </w:p>
-    <w:p>
-      <w:pPr>
-        <w:numPr>
-          <w:ilvl w:val="0"/>
-          <w:numId w:val="1019"/>
-        </w:numPr>
-        <w:pStyle w:val="Compact"/>
-      </w:pPr>
-      <w:r>
-        <w:t xml:space="preserve">The Little Waterfall (27.961243, -111.368235)</w:t>
-      </w:r>
-    </w:p>
-    <w:p>
-      <w:pPr>
-        <w:numPr>
-          <w:ilvl w:val="0"/>
-          <w:numId w:val="1019"/>
-        </w:numPr>
-        <w:pStyle w:val="Compact"/>
-      </w:pPr>
-      <w:r>
-        <w:t xml:space="preserve">The Rookery (27.955821, -111.374735)</w:t>
-      </w:r>
-    </w:p>
-    <w:p>
-      <w:pPr>
-        <w:numPr>
-          <w:ilvl w:val="0"/>
-          <w:numId w:val="1019"/>
-        </w:numPr>
-        <w:pStyle w:val="Compact"/>
-      </w:pPr>
-      <w:r>
-        <w:t xml:space="preserve">Tijeretas (26.11774263, -111.2603297)</w:t>
-      </w:r>
-    </w:p>
-    <w:p>
-      <w:pPr>
-        <w:numPr>
-          <w:ilvl w:val="0"/>
-          <w:numId w:val="1019"/>
-        </w:numPr>
-        <w:pStyle w:val="Compact"/>
-      </w:pPr>
-      <w:r>
-        <w:t xml:space="preserve">Tres Marias (27.93493042, -111.076905)</w:t>
-      </w:r>
-    </w:p>
-    <w:p>
-      <w:pPr>
-        <w:numPr>
-          <w:ilvl w:val="0"/>
-          <w:numId w:val="1019"/>
-        </w:numPr>
-        <w:pStyle w:val="Compact"/>
-      </w:pPr>
-      <w:r>
-        <w:t xml:space="preserve">Turner (28.715522, -112.291984)</w:t>
-      </w:r>
-    </w:p>
-    <w:p>
-      <w:pPr>
-        <w:numPr>
-          <w:ilvl w:val="0"/>
-          <w:numId w:val="1019"/>
-        </w:numPr>
-        <w:pStyle w:val="Compact"/>
-      </w:pPr>
-      <w:r>
-        <w:t xml:space="preserve">Window Rock (27.93462748, -110.9917581)</w:t>
-      </w:r>
-    </w:p>
-    <w:p>
-      <w:pPr>
-        <w:numPr>
-          <w:ilvl w:val="0"/>
-          <w:numId w:val="1019"/>
-        </w:numPr>
-        <w:pStyle w:val="Compact"/>
-      </w:pPr>
-      <w:r>
-        <w:t xml:space="preserve">Yelapa (20.503029, -105.462692)</w:t>
-      </w:r>
-    </w:p>
-    <w:p>
-      <w:pPr>
-        <w:numPr>
-          <w:ilvl w:val="0"/>
-          <w:numId w:val="1019"/>
-        </w:numPr>
-        <w:pStyle w:val="Compact"/>
-      </w:pPr>
-      <w:r>
-        <w:t xml:space="preserve">Zacatitos (23.07721, -109.572098)</w:t>
-      </w:r>
-    </w:p>
-    <w:p>
-      <w:pPr>
-        <w:numPr>
-          <w:ilvl w:val="0"/>
-          <w:numId w:val="1019"/>
-        </w:numPr>
-        <w:pStyle w:val="Compact"/>
-      </w:pPr>
-      <w:r>
-        <w:t xml:space="preserve">Zorro’S Cave/Lalo Rock (27.93434148, -111.0972645)</w:t>
-      </w:r>
-    </w:p>
-    <w:bookmarkEnd w:id="65"/>
-    <w:bookmarkStart w:id="66" w:name="iconic-fishing-spots-7"/>
-    <w:p>
-      <w:pPr>
-        <w:pStyle w:val="Heading3"/>
-      </w:pPr>
-      <w:r>
-        <w:t xml:space="preserve">5.2.3 Iconic Fishing Spots (7)</w:t>
-      </w:r>
-    </w:p>
-    <w:p>
-      <w:pPr>
-        <w:pStyle w:val="FirstParagraph"/>
-      </w:pPr>
-      <w:r>
-        <w:t xml:space="preserve">Cleaned fishing-spot features used in the LSP current status, with OHI region labels.</w:t>
-      </w:r>
-    </w:p>
-    <w:p>
-      <w:pPr>
-        <w:numPr>
-          <w:ilvl w:val="0"/>
-          <w:numId w:val="1020"/>
-        </w:numPr>
-        <w:pStyle w:val="Compact"/>
-      </w:pPr>
-      <w:r>
-        <w:t xml:space="preserve">Corredor San Cosme - Punta Coyote - Network of Fishing Refugia - AHW (Western Southern Gulf)</w:t>
-      </w:r>
-    </w:p>
-    <w:p>
-      <w:pPr>
-        <w:numPr>
-          <w:ilvl w:val="0"/>
-          <w:numId w:val="1020"/>
-        </w:numPr>
-        <w:pStyle w:val="Compact"/>
-      </w:pPr>
-      <w:r>
-        <w:t xml:space="preserve">El Pardito - Iconic Fishing community - AHW (Western Southern Gulf)</w:t>
-      </w:r>
-    </w:p>
-    <w:p>
-      <w:pPr>
-        <w:numPr>
-          <w:ilvl w:val="0"/>
-          <w:numId w:val="1020"/>
-        </w:numPr>
-        <w:pStyle w:val="Compact"/>
-      </w:pPr>
-      <w:r>
-        <w:t xml:space="preserve">Extreme tides expose massive clam beds RCB, these clams beds are very important for the local economy of El Golfo de Santa Clara and San Felipe, there is a group of fishers called</w:t>
-      </w:r>
-      <w:r>
-        <w:t xml:space="preserve"> </w:t>
-      </w:r>
-      <w:r>
-        <w:t xml:space="preserve">“</w:t>
-      </w:r>
-      <w:r>
-        <w:t xml:space="preserve">almejeros</w:t>
-      </w:r>
-      <w:r>
-        <w:t xml:space="preserve">”</w:t>
-      </w:r>
-      <w:r>
-        <w:t xml:space="preserve"> </w:t>
-      </w:r>
-      <w:r>
-        <w:t xml:space="preserve">who go down there to collect clams, conditions are very difficult due to the mud, so not everyone can do this job (JGH), see this youtube video: https://www.youtube.com/watch?v=ulG_bbX6C3kJGH (Western Upper Gulf)</w:t>
-      </w:r>
-    </w:p>
-    <w:p>
-      <w:pPr>
-        <w:numPr>
-          <w:ilvl w:val="0"/>
-          <w:numId w:val="1020"/>
-        </w:numPr>
-        <w:pStyle w:val="Compact"/>
-      </w:pPr>
-      <w:r>
-        <w:t xml:space="preserve">Extreme tides expose massive clam beds. RCB (Eastern Upper Gulf)</w:t>
-      </w:r>
-    </w:p>
-    <w:p>
-      <w:pPr>
-        <w:numPr>
-          <w:ilvl w:val="0"/>
-          <w:numId w:val="1020"/>
-        </w:numPr>
-        <w:pStyle w:val="Compact"/>
-      </w:pPr>
-      <w:r>
-        <w:t xml:space="preserve">Los Frailes - Marine Trench and important fishing - AHW (Western Southern Gulf)</w:t>
-      </w:r>
-    </w:p>
-    <w:p>
-      <w:pPr>
-        <w:numPr>
-          <w:ilvl w:val="0"/>
-          <w:numId w:val="1020"/>
-        </w:numPr>
-        <w:pStyle w:val="Compact"/>
-      </w:pPr>
-      <w:r>
-        <w:t xml:space="preserve">Santa Rosalia in known for its mining history and french influence, also for its squid fishery - AHW (Western Central Gulf)</w:t>
-      </w:r>
-    </w:p>
-    <w:p>
-      <w:pPr>
-        <w:numPr>
-          <w:ilvl w:val="0"/>
-          <w:numId w:val="1020"/>
-        </w:numPr>
-        <w:pStyle w:val="Compact"/>
-      </w:pPr>
-      <w:r>
-        <w:t xml:space="preserve">Yaqui and Mayo People have historic (and current) important fishing camps at Sonora-Sinala border. RCB (Southern Sonora Coast)</w:t>
-      </w:r>
-    </w:p>
-    <w:bookmarkEnd w:id="66"/>
-    <w:bookmarkStart w:id="70" w:name="archaeological-sites-20"/>
-    <w:p>
-      <w:pPr>
-        <w:pStyle w:val="Heading3"/>
-      </w:pPr>
-      <w:r>
-        <w:t xml:space="preserve">5.2.4 Archaeological Sites (20)</w:t>
-      </w:r>
-    </w:p>
-    <w:p>
-      <w:pPr>
-        <w:pStyle w:val="FirstParagraph"/>
-      </w:pPr>
-      <w:r>
-        <w:t xml:space="preserve">Cleaned archaeological and coastal cultural features used in the LSP current status, with OHI region labels. Sites labeled as Puerto Peñasco shell middens follow Rick Brusca’s recommendation to include the large ancestral O’odham coastal cultural deposits near Puerto Peñasco (among the largest Native American coastal cultural material deposits in Sonora, dating to at least about 6,000 bp). Context:</w:t>
-      </w:r>
-      <w:r>
-        <w:t xml:space="preserve"> </w:t>
-      </w:r>
-      <w:hyperlink r:id="rId67">
-        <w:r>
-          <w:rPr>
-            <w:rStyle w:val="Hyperlink"/>
-          </w:rPr>
-          <w:t xml:space="preserve">ResearchGate figure set</w:t>
-        </w:r>
-      </w:hyperlink>
-      <w:r>
-        <w:t xml:space="preserve">,</w:t>
-      </w:r>
-      <w:r>
-        <w:t xml:space="preserve"> </w:t>
-      </w:r>
-      <w:hyperlink r:id="rId68">
-        <w:r>
-          <w:rPr>
-            <w:rStyle w:val="Hyperlink"/>
-          </w:rPr>
-          <w:t xml:space="preserve">Puerto Peñasco Archaeology and Paleoenvironment Project</w:t>
-        </w:r>
-      </w:hyperlink>
-      <w:r>
-        <w:t xml:space="preserve">, and</w:t>
-      </w:r>
-      <w:r>
-        <w:t xml:space="preserve"> </w:t>
-      </w:r>
-      <w:hyperlink r:id="rId69">
-        <w:r>
-          <w:rPr>
-            <w:rStyle w:val="Hyperlink"/>
-          </w:rPr>
-          <w:t xml:space="preserve">related University of Arizona Press material</w:t>
-        </w:r>
-      </w:hyperlink>
-      <w:r>
-        <w:t xml:space="preserve">.</w:t>
-      </w:r>
-    </w:p>
-    <w:p>
-      <w:pPr>
-        <w:numPr>
-          <w:ilvl w:val="0"/>
-          <w:numId w:val="1021"/>
-        </w:numPr>
-        <w:pStyle w:val="Compact"/>
-      </w:pPr>
-      <w:r>
-        <w:t xml:space="preserve">Archaeological sites on Islas San Lorenzo and Ángel de la Guarda, BW (Western Midriff Islands)</w:t>
-      </w:r>
-    </w:p>
-    <w:p>
-      <w:pPr>
-        <w:numPr>
-          <w:ilvl w:val="0"/>
-          <w:numId w:val="1021"/>
-        </w:numPr>
-        <w:pStyle w:val="Compact"/>
-      </w:pPr>
-      <w:r>
-        <w:t xml:space="preserve">CUMULO DE coNCHAS DE OSTION CULTURA TOTORAME (Southeastern Gulf)</w:t>
-      </w:r>
-    </w:p>
-    <w:p>
-      <w:pPr>
-        <w:numPr>
-          <w:ilvl w:val="0"/>
-          <w:numId w:val="1021"/>
-        </w:numPr>
-        <w:pStyle w:val="Compact"/>
-      </w:pPr>
-      <w:r>
-        <w:t xml:space="preserve">El Golfo Local Biota (=Pleistocene fossil deposits of</w:t>
-      </w:r>
-      <w:r>
-        <w:t xml:space="preserve"> </w:t>
-      </w:r>
-      <w:r>
-        <w:t xml:space="preserve">“</w:t>
-      </w:r>
-      <w:r>
-        <w:t xml:space="preserve">El Golfo Badlands</w:t>
-      </w:r>
-      <w:r>
-        <w:t xml:space="preserve">”</w:t>
-      </w:r>
-      <w:r>
-        <w:t xml:space="preserve">) aka</w:t>
-      </w:r>
-      <w:r>
-        <w:t xml:space="preserve"> </w:t>
-      </w:r>
-      <w:r>
-        <w:t xml:space="preserve">“</w:t>
-      </w:r>
-      <w:r>
-        <w:t xml:space="preserve">El Golfo local paleobiota</w:t>
-      </w:r>
-      <w:r>
-        <w:t xml:space="preserve">”</w:t>
-      </w:r>
-      <w:r>
-        <w:t xml:space="preserve">; mostly fresh water and brackish water of Colorado River Delta (freshwater aquatic, shrub and brush woodland, and savannah-like grassland) RCB, BW (Eastern Upper Gulf)</w:t>
-      </w:r>
-    </w:p>
-    <w:p>
-      <w:pPr>
-        <w:numPr>
-          <w:ilvl w:val="0"/>
-          <w:numId w:val="1021"/>
-        </w:numPr>
-        <w:pStyle w:val="Compact"/>
-      </w:pPr>
-      <w:r>
-        <w:t xml:space="preserve">EL ROBLITO (Southeastern Gulf)</w:t>
-      </w:r>
-    </w:p>
-    <w:p>
-      <w:pPr>
-        <w:numPr>
-          <w:ilvl w:val="0"/>
-          <w:numId w:val="1021"/>
-        </w:numPr>
-        <w:pStyle w:val="Compact"/>
-      </w:pPr>
-      <w:r>
-        <w:t xml:space="preserve">Isla San Esteban, there are arqueological remains fo the Comcaac culture, BW (Eastern Midriff Islands)</w:t>
-      </w:r>
-    </w:p>
-    <w:p>
-      <w:pPr>
-        <w:numPr>
-          <w:ilvl w:val="0"/>
-          <w:numId w:val="1021"/>
-        </w:numPr>
-        <w:pStyle w:val="Compact"/>
-      </w:pPr>
-      <w:r>
-        <w:t xml:space="preserve">LA PIEDRA DE LA VIRGEN, / O PIEDRA DEL CRISTO DEL MAR. Important for the huichol people, they recognize as the point of origin of their people (https://visitnayarit.travel/en/blog-nayarit-en/tatei-haramara-the-origin-of-the-world-according-to-the-wixarika-worldview/) (JGH) (Southeastern Gulf)</w:t>
-      </w:r>
-    </w:p>
-    <w:p>
-      <w:pPr>
-        <w:numPr>
-          <w:ilvl w:val="0"/>
-          <w:numId w:val="1021"/>
-        </w:numPr>
-        <w:pStyle w:val="Compact"/>
-      </w:pPr>
-      <w:r>
-        <w:t xml:space="preserve">Las Labradas (Sinaloa Coast)</w:t>
-      </w:r>
-    </w:p>
-    <w:p>
-      <w:pPr>
-        <w:numPr>
-          <w:ilvl w:val="0"/>
-          <w:numId w:val="1021"/>
-        </w:numPr>
-        <w:pStyle w:val="Compact"/>
-      </w:pPr>
-      <w:r>
-        <w:t xml:space="preserve">Los Dolores - Mision - AHW (Western Southern Gulf)</w:t>
-      </w:r>
-    </w:p>
-    <w:p>
-      <w:pPr>
-        <w:numPr>
-          <w:ilvl w:val="0"/>
-          <w:numId w:val="1021"/>
-        </w:numPr>
-        <w:pStyle w:val="Compact"/>
-      </w:pPr>
-      <w:r>
-        <w:t xml:space="preserve">Puerto Peñasco shell midden (ancestral O’odham coastal deposit): Duna Larga (Eastern Upper Gulf)</w:t>
-      </w:r>
-    </w:p>
-    <w:p>
-      <w:pPr>
-        <w:numPr>
-          <w:ilvl w:val="0"/>
-          <w:numId w:val="1021"/>
-        </w:numPr>
-        <w:pStyle w:val="Compact"/>
-      </w:pPr>
-      <w:r>
-        <w:t xml:space="preserve">Puerto Peñasco shell midden (ancestral O’odham coastal deposit): Locus 2 (Eastern Upper Gulf)</w:t>
-      </w:r>
-    </w:p>
-    <w:p>
-      <w:pPr>
-        <w:numPr>
-          <w:ilvl w:val="0"/>
-          <w:numId w:val="1021"/>
-        </w:numPr>
-        <w:pStyle w:val="Compact"/>
-      </w:pPr>
-      <w:r>
-        <w:t xml:space="preserve">Puerto Peñasco shell midden (ancestral O’odham coastal deposit): Locus 3 (Eastern Upper Gulf)</w:t>
-      </w:r>
-    </w:p>
-    <w:p>
-      <w:pPr>
-        <w:numPr>
-          <w:ilvl w:val="0"/>
-          <w:numId w:val="1021"/>
-        </w:numPr>
-        <w:pStyle w:val="Compact"/>
-      </w:pPr>
-      <w:r>
-        <w:t xml:space="preserve">Puerto Peñasco shell midden (ancestral O’odham coastal deposit): Locus 64 (Eastern Upper Gulf)</w:t>
-      </w:r>
-    </w:p>
-    <w:p>
-      <w:pPr>
-        <w:numPr>
-          <w:ilvl w:val="0"/>
-          <w:numId w:val="1021"/>
-        </w:numPr>
-        <w:pStyle w:val="Compact"/>
-      </w:pPr>
-      <w:r>
-        <w:t xml:space="preserve">Puerto Peñasco shell midden (ancestral O’odham coastal deposit): Locus 7 (Eastern Upper Gulf)</w:t>
-      </w:r>
-    </w:p>
-    <w:p>
-      <w:pPr>
-        <w:numPr>
-          <w:ilvl w:val="0"/>
-          <w:numId w:val="1021"/>
-        </w:numPr>
-        <w:pStyle w:val="Compact"/>
-      </w:pPr>
-      <w:r>
-        <w:t xml:space="preserve">Puerto Peñasco shell midden (ancestral O’odham coastal deposit): Los Tábanos (Eastern Upper Gulf)</w:t>
-      </w:r>
-    </w:p>
-    <w:p>
-      <w:pPr>
-        <w:numPr>
-          <w:ilvl w:val="0"/>
-          <w:numId w:val="1021"/>
-        </w:numPr>
-        <w:pStyle w:val="Compact"/>
-      </w:pPr>
-      <w:r>
-        <w:t xml:space="preserve">Puerto Peñasco shell midden (ancestral O’odham coastal deposit): Moruá (Eastern Upper Gulf)</w:t>
-      </w:r>
-    </w:p>
-    <w:p>
-      <w:pPr>
-        <w:numPr>
-          <w:ilvl w:val="0"/>
-          <w:numId w:val="1021"/>
-        </w:numPr>
-        <w:pStyle w:val="Compact"/>
-      </w:pPr>
-      <w:r>
-        <w:t xml:space="preserve">Puerto Peñasco shell midden (ancestral O’odham coastal deposit): Ojo de Agua (Eastern Upper Gulf)</w:t>
-      </w:r>
-    </w:p>
-    <w:p>
-      <w:pPr>
-        <w:numPr>
-          <w:ilvl w:val="0"/>
-          <w:numId w:val="1021"/>
-        </w:numPr>
-        <w:pStyle w:val="Compact"/>
-      </w:pPr>
-      <w:r>
-        <w:t xml:space="preserve">Puerto Peñasco shell midden (ancestral O’odham coastal deposit): Otolith Hills 1 &amp; 2 (Eastern Upper Gulf)</w:t>
-      </w:r>
-    </w:p>
-    <w:p>
-      <w:pPr>
-        <w:numPr>
-          <w:ilvl w:val="0"/>
-          <w:numId w:val="1021"/>
-        </w:numPr>
-        <w:pStyle w:val="Compact"/>
-      </w:pPr>
-      <w:r>
-        <w:t xml:space="preserve">Puerto Peñasco shell midden (ancestral O’odham coastal deposit): Oyster Hill (Eastern Upper Gulf)</w:t>
-      </w:r>
-    </w:p>
-    <w:p>
-      <w:pPr>
-        <w:numPr>
-          <w:ilvl w:val="0"/>
-          <w:numId w:val="1021"/>
-        </w:numPr>
-        <w:pStyle w:val="Compact"/>
-      </w:pPr>
-      <w:r>
-        <w:t xml:space="preserve">Punta Borrascosa/Punta Gorda Pleistocene marine fossil deposits RCB, BW (Eastern Upper Gulf)</w:t>
-      </w:r>
-    </w:p>
-    <w:p>
-      <w:pPr>
-        <w:numPr>
-          <w:ilvl w:val="0"/>
-          <w:numId w:val="1021"/>
-        </w:numPr>
-        <w:pStyle w:val="Compact"/>
-      </w:pPr>
-      <w:r>
-        <w:t xml:space="preserve">Sierra San Francisco cave paintings (many murals are of marine species from the Gulf of California) BW (Western Central Gulf)</w:t>
-      </w:r>
-    </w:p>
-    <w:bookmarkEnd w:id="70"/>
-    <w:bookmarkStart w:id="71" w:name="all-other-special-places-37"/>
-    <w:p>
-      <w:pPr>
-        <w:pStyle w:val="Heading3"/>
-      </w:pPr>
-      <w:r>
-        <w:t xml:space="preserve">5.2.5 All other Special Places (37)</w:t>
-      </w:r>
-    </w:p>
-    <w:p>
-      <w:pPr>
-        <w:pStyle w:val="FirstParagraph"/>
-      </w:pPr>
-      <w:r>
-        <w:t xml:space="preserve">Cleaned marine locations of importance and other special places used in the LSP current status.</w:t>
-      </w:r>
-    </w:p>
-    <w:p>
-      <w:pPr>
-        <w:numPr>
-          <w:ilvl w:val="0"/>
-          <w:numId w:val="1022"/>
-        </w:numPr>
-        <w:pStyle w:val="Compact"/>
-      </w:pPr>
-      <w:r>
-        <w:t xml:space="preserve">Bahía Concepción notably rich in biodiversity and uncommon habitats such as rhodolith beds. RCB, BW</w:t>
-      </w:r>
-    </w:p>
-    <w:p>
-      <w:pPr>
-        <w:numPr>
-          <w:ilvl w:val="0"/>
-          <w:numId w:val="1022"/>
-        </w:numPr>
-        <w:pStyle w:val="Compact"/>
-      </w:pPr>
-      <w:r>
-        <w:t xml:space="preserve">Bahia Concepoción important sea grass beds of Zostera marina, the annual type, no perennial, JTC., BW</w:t>
-      </w:r>
-    </w:p>
-    <w:p>
-      <w:pPr>
-        <w:numPr>
-          <w:ilvl w:val="0"/>
-          <w:numId w:val="1022"/>
-        </w:numPr>
-        <w:pStyle w:val="Compact"/>
-      </w:pPr>
-      <w:r>
-        <w:t xml:space="preserve">Bahia de Banderas marine mammals hot spot.</w:t>
-      </w:r>
-    </w:p>
-    <w:p>
-      <w:pPr>
-        <w:numPr>
-          <w:ilvl w:val="0"/>
-          <w:numId w:val="1022"/>
-        </w:numPr>
-        <w:pStyle w:val="Compact"/>
-      </w:pPr>
-      <w:r>
-        <w:t xml:space="preserve">Bahia de los Angeles is an important feeding site sea turtles (L: olivacea and C. mydas), JTC. BW</w:t>
-      </w:r>
-    </w:p>
-    <w:p>
-      <w:pPr>
-        <w:numPr>
-          <w:ilvl w:val="0"/>
-          <w:numId w:val="1022"/>
-        </w:numPr>
-        <w:pStyle w:val="Compact"/>
-      </w:pPr>
-      <w:r>
-        <w:t xml:space="preserve">Bahia de los Angles is an important area for whale sharks, JTC. BW</w:t>
-      </w:r>
-    </w:p>
-    <w:p>
-      <w:pPr>
-        <w:numPr>
-          <w:ilvl w:val="0"/>
-          <w:numId w:val="1022"/>
-        </w:numPr>
-        <w:pStyle w:val="Compact"/>
-      </w:pPr>
-      <w:r>
-        <w:t xml:space="preserve">Bahía Ohuira</w:t>
-      </w:r>
-    </w:p>
-    <w:p>
-      <w:pPr>
-        <w:numPr>
-          <w:ilvl w:val="0"/>
-          <w:numId w:val="1022"/>
-        </w:numPr>
-        <w:pStyle w:val="Compact"/>
-      </w:pPr>
-      <w:r>
-        <w:t xml:space="preserve">Bahia San Basillio - Important anchorage and protection bay - AHW, BW</w:t>
-      </w:r>
-    </w:p>
-    <w:p>
-      <w:pPr>
-        <w:numPr>
-          <w:ilvl w:val="0"/>
-          <w:numId w:val="1022"/>
-        </w:numPr>
-        <w:pStyle w:val="Compact"/>
-      </w:pPr>
-      <w:r>
-        <w:t xml:space="preserve">Bahía San Pedro, BW</w:t>
-      </w:r>
-    </w:p>
-    <w:p>
-      <w:pPr>
-        <w:numPr>
-          <w:ilvl w:val="0"/>
-          <w:numId w:val="1022"/>
-        </w:numPr>
-        <w:pStyle w:val="Compact"/>
-      </w:pPr>
-      <w:r>
-        <w:t xml:space="preserve">Blue whales region in Loreto, JTC, bW</w:t>
-      </w:r>
-    </w:p>
-    <w:p>
-      <w:pPr>
-        <w:numPr>
-          <w:ilvl w:val="0"/>
-          <w:numId w:val="1022"/>
-        </w:numPr>
-        <w:pStyle w:val="Compact"/>
-      </w:pPr>
-      <w:r>
-        <w:t xml:space="preserve">Canal de Ballenas a deep channel were fin whales visit year around, JTC. BW</w:t>
-      </w:r>
-    </w:p>
-    <w:p>
-      <w:pPr>
-        <w:numPr>
-          <w:ilvl w:val="0"/>
-          <w:numId w:val="1022"/>
-        </w:numPr>
-        <w:pStyle w:val="Compact"/>
-      </w:pPr>
-      <w:r>
-        <w:t xml:space="preserve">Canal de Infiernillo key for Branta geese during winter, thounsands arrive (JTC). BW</w:t>
-      </w:r>
-    </w:p>
-    <w:p>
-      <w:pPr>
-        <w:numPr>
-          <w:ilvl w:val="0"/>
-          <w:numId w:val="1022"/>
-        </w:numPr>
-        <w:pStyle w:val="Compact"/>
-      </w:pPr>
-      <w:r>
-        <w:t xml:space="preserve">Cañón Barajitas, Sierra el Aguaje, BW</w:t>
-      </w:r>
-    </w:p>
-    <w:p>
-      <w:pPr>
-        <w:numPr>
-          <w:ilvl w:val="0"/>
-          <w:numId w:val="1022"/>
-        </w:numPr>
-        <w:pStyle w:val="Compact"/>
-      </w:pPr>
-      <w:r>
-        <w:t xml:space="preserve">Cañón del Nacapule, Sierra el Aguaje, BW</w:t>
-      </w:r>
-    </w:p>
-    <w:p>
-      <w:pPr>
-        <w:numPr>
-          <w:ilvl w:val="0"/>
-          <w:numId w:val="1022"/>
-        </w:numPr>
-        <w:pStyle w:val="Compact"/>
-      </w:pPr>
-      <w:r>
-        <w:t xml:space="preserve">Estuaries throughout the Canal del Infernillo - AHW, (BW: yes, on coasts of Isla Tiburón and mainland)</w:t>
-      </w:r>
-    </w:p>
-    <w:p>
-      <w:pPr>
-        <w:numPr>
-          <w:ilvl w:val="0"/>
-          <w:numId w:val="1022"/>
-        </w:numPr>
-        <w:pStyle w:val="Compact"/>
-      </w:pPr>
-      <w:r>
-        <w:t xml:space="preserve">Gulf grunion (endemic to this specific area). RCB, BW</w:t>
-      </w:r>
-    </w:p>
-    <w:p>
-      <w:pPr>
-        <w:numPr>
-          <w:ilvl w:val="0"/>
-          <w:numId w:val="1022"/>
-        </w:numPr>
-        <w:pStyle w:val="Compact"/>
-      </w:pPr>
-      <w:r>
-        <w:t xml:space="preserve">Historically important freshwater springs, pozos, of Bahía Adair. RCB, BW</w:t>
-      </w:r>
-    </w:p>
-    <w:p>
-      <w:pPr>
-        <w:numPr>
-          <w:ilvl w:val="0"/>
-          <w:numId w:val="1022"/>
-        </w:numPr>
-        <w:pStyle w:val="Compact"/>
-      </w:pPr>
-      <w:r>
-        <w:t xml:space="preserve">Historically important salt flats of Bahía Adair. RCB, BW</w:t>
-      </w:r>
-    </w:p>
-    <w:p>
-      <w:pPr>
-        <w:numPr>
-          <w:ilvl w:val="0"/>
-          <w:numId w:val="1022"/>
-        </w:numPr>
-        <w:pStyle w:val="Compact"/>
-      </w:pPr>
-      <w:r>
-        <w:t xml:space="preserve">Important clam beds in this region. RCB</w:t>
-      </w:r>
-    </w:p>
-    <w:p>
-      <w:pPr>
-        <w:numPr>
-          <w:ilvl w:val="0"/>
-          <w:numId w:val="1022"/>
-        </w:numPr>
-        <w:pStyle w:val="Compact"/>
-      </w:pPr>
-      <w:r>
-        <w:t xml:space="preserve">Important sea lions colonies, JTC</w:t>
-      </w:r>
-    </w:p>
-    <w:p>
-      <w:pPr>
-        <w:numPr>
-          <w:ilvl w:val="0"/>
-          <w:numId w:val="1022"/>
-        </w:numPr>
-        <w:pStyle w:val="Compact"/>
-      </w:pPr>
-      <w:r>
-        <w:t xml:space="preserve">La bocana. the mouth of the colorado river but inland, a special place for local fishermen, from delta communities including the cucapah. JGH</w:t>
-      </w:r>
-    </w:p>
-    <w:p>
-      <w:pPr>
-        <w:numPr>
-          <w:ilvl w:val="0"/>
-          <w:numId w:val="1022"/>
-        </w:numPr>
-        <w:pStyle w:val="Compact"/>
-      </w:pPr>
-      <w:r>
-        <w:t xml:space="preserve">La Paz and El Mogote sand spit are historically famous (e.g., Steinbeck-Ricketts expedition, etc.). RCB, BW</w:t>
-      </w:r>
-    </w:p>
-    <w:p>
-      <w:pPr>
-        <w:numPr>
-          <w:ilvl w:val="0"/>
-          <w:numId w:val="1022"/>
-        </w:numPr>
-        <w:pStyle w:val="Compact"/>
-      </w:pPr>
-      <w:r>
-        <w:t xml:space="preserve">Las Glorias</w:t>
-      </w:r>
-    </w:p>
-    <w:p>
-      <w:pPr>
-        <w:numPr>
-          <w:ilvl w:val="0"/>
-          <w:numId w:val="1022"/>
-        </w:numPr>
-        <w:pStyle w:val="Compact"/>
-      </w:pPr>
-      <w:r>
-        <w:t xml:space="preserve">Living stromatolite colonies (BW, yes, and stromatolite beds on Isla San Lorenzo)</w:t>
-      </w:r>
-    </w:p>
-    <w:p>
-      <w:pPr>
-        <w:numPr>
-          <w:ilvl w:val="0"/>
-          <w:numId w:val="1022"/>
-        </w:numPr>
-        <w:pStyle w:val="Compact"/>
-      </w:pPr>
-      <w:r>
-        <w:t xml:space="preserve">Living stromatolite colonies occur on Isla Ángel de la Guarda. RCB,</w:t>
-      </w:r>
-    </w:p>
-    <w:p>
-      <w:pPr>
-        <w:numPr>
-          <w:ilvl w:val="0"/>
-          <w:numId w:val="1022"/>
-        </w:numPr>
-        <w:pStyle w:val="Compact"/>
-      </w:pPr>
-      <w:r>
-        <w:t xml:space="preserve">PLAYA DEL NOVILLERO</w:t>
-      </w:r>
-    </w:p>
-    <w:p>
-      <w:pPr>
-        <w:numPr>
-          <w:ilvl w:val="0"/>
-          <w:numId w:val="1022"/>
-        </w:numPr>
-        <w:pStyle w:val="Compact"/>
-      </w:pPr>
-      <w:r>
-        <w:t xml:space="preserve">PLAYA DEL REY</w:t>
-      </w:r>
-    </w:p>
-    <w:p>
-      <w:pPr>
-        <w:numPr>
-          <w:ilvl w:val="0"/>
-          <w:numId w:val="1022"/>
-        </w:numPr>
-        <w:pStyle w:val="Compact"/>
-      </w:pPr>
-      <w:r>
-        <w:t xml:space="preserve">Puertocitos hot springs in GoC, BW</w:t>
-      </w:r>
-    </w:p>
-    <w:p>
-      <w:pPr>
-        <w:numPr>
-          <w:ilvl w:val="0"/>
-          <w:numId w:val="1022"/>
-        </w:numPr>
-        <w:pStyle w:val="Compact"/>
-      </w:pPr>
-      <w:r>
-        <w:t xml:space="preserve">Punta Arena, just N of Cabo Pulmo, BW</w:t>
-      </w:r>
-    </w:p>
-    <w:p>
-      <w:pPr>
-        <w:numPr>
-          <w:ilvl w:val="0"/>
-          <w:numId w:val="1022"/>
-        </w:numPr>
-        <w:pStyle w:val="Compact"/>
-      </w:pPr>
-      <w:r>
-        <w:t xml:space="preserve">Punta Cirio, just south of Puerto Libertad, most accesible cirio populations in Sonora, BW</w:t>
-      </w:r>
-    </w:p>
-    <w:p>
-      <w:pPr>
-        <w:numPr>
-          <w:ilvl w:val="0"/>
-          <w:numId w:val="1022"/>
-        </w:numPr>
-        <w:pStyle w:val="Compact"/>
-      </w:pPr>
-      <w:r>
-        <w:t xml:space="preserve">Río Santa Rosalía (at Mulegé) is only large perennial river on Baja’s gulf coast. RCB</w:t>
-      </w:r>
-    </w:p>
-    <w:p>
-      <w:pPr>
-        <w:numPr>
-          <w:ilvl w:val="0"/>
-          <w:numId w:val="1022"/>
-        </w:numPr>
-        <w:pStyle w:val="Compact"/>
-      </w:pPr>
-      <w:r>
-        <w:t xml:space="preserve">Rock arch and sea stacks at Cabo San Lucas. RCB</w:t>
-      </w:r>
-    </w:p>
-    <w:p>
-      <w:pPr>
-        <w:numPr>
-          <w:ilvl w:val="0"/>
-          <w:numId w:val="1022"/>
-        </w:numPr>
-        <w:pStyle w:val="Compact"/>
-      </w:pPr>
-      <w:r>
-        <w:t xml:space="preserve">San Pedro Martir Island, the most oceanic island in the Gulf of California, the third or fouth colony of sea lions, and hundreds of thousands of boobies birds aming other species nest there. The best conserve sahura forest in the Sonoran Desert, among other unique features, JTC., BW</w:t>
-      </w:r>
-    </w:p>
-    <w:p>
-      <w:pPr>
-        <w:numPr>
-          <w:ilvl w:val="0"/>
-          <w:numId w:val="1022"/>
-        </w:numPr>
-        <w:pStyle w:val="Compact"/>
-      </w:pPr>
-      <w:r>
-        <w:t xml:space="preserve">Santa Rosa Estuary in Bahia de Kino - AHW, BW</w:t>
-      </w:r>
-    </w:p>
-    <w:p>
-      <w:pPr>
-        <w:numPr>
-          <w:ilvl w:val="0"/>
-          <w:numId w:val="1022"/>
-        </w:numPr>
-        <w:pStyle w:val="Compact"/>
-      </w:pPr>
-      <w:r>
-        <w:t xml:space="preserve">Tastiota estuary - AHW, BW</w:t>
-      </w:r>
-    </w:p>
-    <w:p>
-      <w:pPr>
-        <w:numPr>
-          <w:ilvl w:val="0"/>
-          <w:numId w:val="1022"/>
-        </w:numPr>
-        <w:pStyle w:val="Compact"/>
-      </w:pPr>
-      <w:r>
-        <w:t xml:space="preserve">Totoaba and corvina (mainstays of economy). RCB Note originally from Region 1, but that location has been cut:</w:t>
-      </w:r>
-      <w:r>
-        <w:t xml:space="preserve"> </w:t>
-      </w:r>
-      <w:r>
-        <w:t xml:space="preserve">“</w:t>
-      </w:r>
-      <w:r>
-        <w:t xml:space="preserve">Coordinate indicate center of totoaba &amp; corvina spawning range, which is in our Area 5 (not in Area 1), so these species might be deleted from this region ALTHOUGH some fishers from San Felipe (Regiion 1) do cross the Gulf to fish for them. Also species range througout most of the Gulf (when not in spawn). RB</w:t>
-      </w:r>
-      <w:r>
-        <w:t xml:space="preserve">”</w:t>
-      </w:r>
-      <w:r>
-        <w:t xml:space="preserve"> </w:t>
-      </w:r>
-      <w:r>
-        <w:t xml:space="preserve">Duplicated note in Region 5:</w:t>
-      </w:r>
-      <w:r>
-        <w:t xml:space="preserve"> </w:t>
-      </w:r>
-      <w:r>
-        <w:t xml:space="preserve">“</w:t>
-      </w:r>
-      <w:r>
-        <w:t xml:space="preserve">An important feeding area for sharks when there are totoaba and corvina aggregations. There are records of white sharks and other species, JTC.</w:t>
-      </w:r>
-      <w:r>
-        <w:t xml:space="preserve">”</w:t>
-      </w:r>
-    </w:p>
-    <w:p>
-      <w:pPr>
-        <w:numPr>
-          <w:ilvl w:val="0"/>
-          <w:numId w:val="1022"/>
-        </w:numPr>
-        <w:pStyle w:val="Compact"/>
-      </w:pPr>
-      <w:r>
-        <w:t xml:space="preserve">Vaquita. RB</w:t>
-      </w:r>
-    </w:p>
-    <w:p>
-      <w:pPr>
-        <w:numPr>
-          <w:ilvl w:val="0"/>
-          <w:numId w:val="1022"/>
-        </w:numPr>
-        <w:pStyle w:val="Compact"/>
-      </w:pPr>
-      <w:r>
-        <w:t xml:space="preserve">Vaquita. RCB, BW</w:t>
-      </w:r>
-    </w:p>
-    <w:bookmarkEnd w:id="71"/>
-    <w:bookmarkStart w:id="75" w:name="special-habitats-18"/>
-    <w:p>
-      <w:pPr>
-        <w:pStyle w:val="Heading3"/>
-      </w:pPr>
-      <w:r>
-        <w:t xml:space="preserve">5.2.6 Special Habitats (18)</w:t>
-      </w:r>
-    </w:p>
-    <w:p>
-      <w:pPr>
-        <w:pStyle w:val="FirstParagraph"/>
-      </w:pPr>
-      <w:r>
-        <w:t xml:space="preserve">Summarized by habitat type and OHI region (presence only, not individual polygon IDs, feature counts, or area). Regional habitat condition in the score is an unweighted mean across features. See the static chart below for a visual overview.</w:t>
-      </w:r>
-    </w:p>
-    <w:p>
-      <w:pPr>
-        <w:numPr>
-          <w:ilvl w:val="0"/>
-          <w:numId w:val="1023"/>
-        </w:numPr>
-        <w:pStyle w:val="Compact"/>
-      </w:pPr>
-      <w:r>
-        <w:t xml:space="preserve">Coquina Reef in Eastern Midriff Islands</w:t>
-      </w:r>
-    </w:p>
-    <w:p>
-      <w:pPr>
-        <w:numPr>
-          <w:ilvl w:val="0"/>
-          <w:numId w:val="1023"/>
-        </w:numPr>
-        <w:pStyle w:val="Compact"/>
-      </w:pPr>
-      <w:r>
-        <w:t xml:space="preserve">Coquina Reef in Eastern Upper Gulf</w:t>
-      </w:r>
-    </w:p>
-    <w:p>
-      <w:pPr>
-        <w:numPr>
-          <w:ilvl w:val="0"/>
-          <w:numId w:val="1023"/>
-        </w:numPr>
-        <w:pStyle w:val="Compact"/>
-      </w:pPr>
-      <w:r>
-        <w:t xml:space="preserve">Coquina Reef in Western Midriff Islands</w:t>
-      </w:r>
-    </w:p>
-    <w:p>
-      <w:pPr>
-        <w:numPr>
-          <w:ilvl w:val="0"/>
-          <w:numId w:val="1023"/>
-        </w:numPr>
-        <w:pStyle w:val="Compact"/>
-      </w:pPr>
-      <w:r>
-        <w:t xml:space="preserve">Coquina Reef in Western Upper Gulf</w:t>
-      </w:r>
-    </w:p>
-    <w:p>
-      <w:pPr>
-        <w:numPr>
-          <w:ilvl w:val="0"/>
-          <w:numId w:val="1023"/>
-        </w:numPr>
-        <w:pStyle w:val="Compact"/>
-      </w:pPr>
-      <w:r>
-        <w:t xml:space="preserve">Coral Reef in Western Southern Gulf</w:t>
-      </w:r>
-    </w:p>
-    <w:p>
-      <w:pPr>
-        <w:numPr>
-          <w:ilvl w:val="0"/>
-          <w:numId w:val="1023"/>
-        </w:numPr>
-        <w:pStyle w:val="Compact"/>
-      </w:pPr>
-      <w:r>
-        <w:t xml:space="preserve">Mangrove in Eastern Midriff Islands</w:t>
-      </w:r>
-    </w:p>
-    <w:p>
-      <w:pPr>
-        <w:numPr>
-          <w:ilvl w:val="0"/>
-          <w:numId w:val="1023"/>
-        </w:numPr>
-        <w:pStyle w:val="Compact"/>
-      </w:pPr>
-      <w:r>
-        <w:t xml:space="preserve">Mangrove in Sinaloa Coast</w:t>
-      </w:r>
-    </w:p>
-    <w:p>
-      <w:pPr>
-        <w:numPr>
-          <w:ilvl w:val="0"/>
-          <w:numId w:val="1023"/>
-        </w:numPr>
-        <w:pStyle w:val="Compact"/>
-      </w:pPr>
-      <w:r>
-        <w:t xml:space="preserve">Mangrove in Southeastern Gulf</w:t>
-      </w:r>
-    </w:p>
-    <w:p>
-      <w:pPr>
-        <w:numPr>
-          <w:ilvl w:val="0"/>
-          <w:numId w:val="1023"/>
-        </w:numPr>
-        <w:pStyle w:val="Compact"/>
-      </w:pPr>
-      <w:r>
-        <w:t xml:space="preserve">Mangrove in Southern Sonora Coast</w:t>
-      </w:r>
-    </w:p>
-    <w:p>
-      <w:pPr>
-        <w:numPr>
-          <w:ilvl w:val="0"/>
-          <w:numId w:val="1023"/>
-        </w:numPr>
-        <w:pStyle w:val="Compact"/>
-      </w:pPr>
-      <w:r>
-        <w:t xml:space="preserve">Mangrove in Western Southern Gulf</w:t>
-      </w:r>
-    </w:p>
-    <w:p>
-      <w:pPr>
-        <w:numPr>
-          <w:ilvl w:val="0"/>
-          <w:numId w:val="1023"/>
-        </w:numPr>
-        <w:pStyle w:val="Compact"/>
-      </w:pPr>
-      <w:r>
-        <w:t xml:space="preserve">Seagrass (Zostera marina) in Eastern Midriff Islands</w:t>
-      </w:r>
-    </w:p>
-    <w:p>
-      <w:pPr>
-        <w:numPr>
-          <w:ilvl w:val="0"/>
-          <w:numId w:val="1023"/>
-        </w:numPr>
-        <w:pStyle w:val="Compact"/>
-      </w:pPr>
-      <w:r>
-        <w:t xml:space="preserve">Seagrass (Zostera marina) in Eastern Upper Gulf</w:t>
-      </w:r>
-    </w:p>
-    <w:p>
-      <w:pPr>
-        <w:numPr>
-          <w:ilvl w:val="0"/>
-          <w:numId w:val="1023"/>
-        </w:numPr>
-        <w:pStyle w:val="Compact"/>
-      </w:pPr>
-      <w:r>
-        <w:t xml:space="preserve">Seagrass (Zostera marina) in Sinaloa Coast</w:t>
-      </w:r>
-    </w:p>
-    <w:p>
-      <w:pPr>
-        <w:numPr>
-          <w:ilvl w:val="0"/>
-          <w:numId w:val="1023"/>
-        </w:numPr>
-        <w:pStyle w:val="Compact"/>
-      </w:pPr>
-      <w:r>
-        <w:t xml:space="preserve">Seagrass (Zostera marina) in Southern Sonora Coast</w:t>
-      </w:r>
-    </w:p>
-    <w:p>
-      <w:pPr>
-        <w:numPr>
-          <w:ilvl w:val="0"/>
-          <w:numId w:val="1023"/>
-        </w:numPr>
-        <w:pStyle w:val="Compact"/>
-      </w:pPr>
-      <w:r>
-        <w:t xml:space="preserve">Seagrass (Zostera marina) in Western Central Gulf</w:t>
-      </w:r>
-    </w:p>
-    <w:p>
-      <w:pPr>
-        <w:numPr>
-          <w:ilvl w:val="0"/>
-          <w:numId w:val="1023"/>
-        </w:numPr>
-        <w:pStyle w:val="Compact"/>
-      </w:pPr>
-      <w:r>
-        <w:t xml:space="preserve">Seagrass (Zostera marina) in Western Midriff Islands</w:t>
-      </w:r>
-    </w:p>
-    <w:p>
-      <w:pPr>
-        <w:numPr>
-          <w:ilvl w:val="0"/>
-          <w:numId w:val="1023"/>
-        </w:numPr>
-        <w:pStyle w:val="Compact"/>
-      </w:pPr>
-      <w:r>
-        <w:t xml:space="preserve">Seagrass (Zostera marina) in Western Southern Gulf</w:t>
-      </w:r>
-    </w:p>
-    <w:p>
-      <w:pPr>
-        <w:numPr>
-          <w:ilvl w:val="0"/>
-          <w:numId w:val="1023"/>
-        </w:numPr>
-        <w:pStyle w:val="Compact"/>
-      </w:pPr>
-      <w:r>
-        <w:t xml:space="preserve">Seagrass (Zostera marina) in Western Upper Gulf</w:t>
-      </w:r>
-    </w:p>
-    <w:p>
-      <w:pPr>
-        <w:pStyle w:val="FirstParagraph"/>
+        <w:t xml:space="preserve">overall LSP current status for 2025</w:t>
+      </w:r>
+      <w:r>
+        <w:t xml:space="preserve"> </w:t>
+      </w:r>
+      <w:r>
+        <w:t xml:space="preserve">by OHI marine region (static export from LSP prep visualization on Mazu). Colors run from lower scores (warmer colors) to higher scores (cooler colors) on a fixed 0 to 100 scale. White regions have no combined score.</w:t>
+      </w:r>
+    </w:p>
+    <w:p>
+      <w:pPr>
+        <w:pStyle w:val="CaptionedFigure"/>
       </w:pPr>
       <w:r>
         <w:drawing>
           <wp:inline>
-            <wp:extent cx="5334000" cy="2963333"/>
+            <wp:extent cx="4800600" cy="4800600"/>
             <wp:effectExtent b="0" l="0" r="0" t="0"/>
-            <wp:docPr descr="" title="" id="73" name="Picture"/>
+            <wp:docPr descr="Figure 8. Overall Lasting Special Places (LSP) current status by OHI marine region for the 2025 assessment snapshot. LSP is the mean condition of expert-identified special places once each place has been scored from management and legal protections. Colors run from lower scores (warmer) to higher scores (cooler) on a fixed 0-100 scale. White means that region has no combined LSP score for this year." title="" id="65" name="Picture"/>
             <a:graphic>
               <a:graphicData uri="http://schemas.openxmlformats.org/drawingml/2006/picture">
                 <pic:pic>
                   <pic:nvPicPr>
-                    <pic:cNvPr descr="ewg32_sp_docx_files/figure-docx/unnamed-chunk-12-1.png" id="74" name="Picture"/>
+                    <pic:cNvPr descr="../images/sp_lsp_figs/lsp_overall_2025.png" id="66" name="Picture"/>
                     <pic:cNvPicPr>
                       <a:picLocks noChangeArrowheads="1" noChangeAspect="1"/>
                     </pic:cNvPicPr>
                   </pic:nvPicPr>
                   <pic:blipFill>
-                    <a:blip r:embed="rId72"/>
+                    <a:blip r:embed="rId64"/>
                     <a:stretch>
                       <a:fillRect/>
                     </a:stretch>
@@ -7497,7 +4265,7 @@
                   <pic:spPr bwMode="auto">
                     <a:xfrm>
                       <a:off x="0" y="0"/>
-                      <a:ext cx="5334000" cy="2963333"/>
+                      <a:ext cx="4800600" cy="4800600"/>
                     </a:xfrm>
                     <a:prstGeom prst="rect">
                       <a:avLst/>
@@ -7516,15 +4284,22 @@
         </w:drawing>
       </w:r>
     </w:p>
-    <w:bookmarkEnd w:id="75"/>
-    <w:bookmarkEnd w:id="76"/>
-    <w:bookmarkStart w:id="80" w:name="example-map-special-protected-areas"/>
+    <w:p>
+      <w:pPr>
+        <w:pStyle w:val="ImageCaption"/>
+      </w:pPr>
+      <w:r>
+        <w:t xml:space="preserve">Figure 8. Overall Lasting Special Places (LSP) current status by OHI marine region for the 2025 assessment snapshot. LSP is the mean condition of expert-identified special places once each place has been scored from management and legal protections. Colors run from lower scores (warmer) to higher scores (cooler) on a fixed 0-100 scale. White means that region has no combined LSP score for this year.</w:t>
+      </w:r>
+    </w:p>
+    <w:bookmarkEnd w:id="67"/>
+    <w:bookmarkStart w:id="74" w:name="spreadsheets-for-expert-review"/>
     <w:p>
       <w:pPr>
         <w:pStyle w:val="Heading2"/>
       </w:pPr>
       <w:r>
-        <w:t xml:space="preserve">5.3 Example map: special protected areas</w:t>
+        <w:t xml:space="preserve">6.2 Spreadsheets for expert review</w:t>
       </w:r>
     </w:p>
     <w:p>
@@ -7532,68 +4307,413 @@
         <w:pStyle w:val="FirstParagraph"/>
       </w:pPr>
       <w:r>
-        <w:t xml:space="preserve">The interactive protected-area polygon map (colored by SIMEC i-efectividad / Ramsar management-plan condition) is available on the</w:t>
-      </w:r>
-      <w:r>
-        <w:t xml:space="preserve"> </w:t>
-      </w:r>
-      <w:hyperlink r:id="rId20">
+        <w:t xml:space="preserve">Rather than embedding long inventories as dropdowns here, please use these Google Sheets (same workbook; open the tab named in the link):</w:t>
+      </w:r>
+    </w:p>
+    <w:p>
+      <w:pPr>
+        <w:numPr>
+          <w:ilvl w:val="0"/>
+          <w:numId w:val="1017"/>
+        </w:numPr>
+        <w:pStyle w:val="Compact"/>
+      </w:pPr>
+      <w:hyperlink r:id="rId68">
         <w:r>
           <w:rPr>
             <w:rStyle w:val="Hyperlink"/>
           </w:rPr>
-          <w:t xml:space="preserve">Sense of Place EWG 3.2 website page</w:t>
+          <w:t xml:space="preserve">LSPs identified by the Expert Working Group</w:t>
         </w:r>
       </w:hyperlink>
-      <w:r>
-        <w:t xml:space="preserve">. It is not embedded in this Word document to keep the render lighter.</w:t>
-      </w:r>
-    </w:p>
-    <w:p>
-      <w:pPr>
-        <w:pStyle w:val="BodyText"/>
-      </w:pPr>
-      <w:r>
-        <w:t xml:space="preserve">We do</w:t>
-      </w:r>
-      <w:r>
-        <w:t xml:space="preserve"> </w:t>
-      </w:r>
+    </w:p>
+    <w:p>
+      <w:pPr>
+        <w:numPr>
+          <w:ilvl w:val="0"/>
+          <w:numId w:val="1017"/>
+        </w:numPr>
+        <w:pStyle w:val="Compact"/>
+      </w:pPr>
+      <w:hyperlink r:id="rId69">
+        <w:r>
+          <w:rPr>
+            <w:rStyle w:val="Hyperlink"/>
+          </w:rPr>
+          <w:t xml:space="preserve">SIMEC i-efectividad scores and links to the reports</w:t>
+        </w:r>
+      </w:hyperlink>
+    </w:p>
+    <w:p>
+      <w:pPr>
+        <w:numPr>
+          <w:ilvl w:val="0"/>
+          <w:numId w:val="1017"/>
+        </w:numPr>
+        <w:pStyle w:val="Compact"/>
+      </w:pPr>
+      <w:hyperlink r:id="rId70">
+        <w:r>
+          <w:rPr>
+            <w:rStyle w:val="Hyperlink"/>
+          </w:rPr>
+          <w:t xml:space="preserve">INAH archaeological sites</w:t>
+        </w:r>
+      </w:hyperlink>
+    </w:p>
+    <w:p>
+      <w:pPr>
+        <w:numPr>
+          <w:ilvl w:val="0"/>
+          <w:numId w:val="1017"/>
+        </w:numPr>
+        <w:pStyle w:val="Compact"/>
+      </w:pPr>
+      <w:hyperlink r:id="rId71">
+        <w:r>
+          <w:rPr>
+            <w:rStyle w:val="Hyperlink"/>
+          </w:rPr>
+          <w:t xml:space="preserve">Ramsar management plan presence</w:t>
+        </w:r>
+      </w:hyperlink>
+    </w:p>
+    <w:p>
+      <w:pPr>
+        <w:numPr>
+          <w:ilvl w:val="0"/>
+          <w:numId w:val="1017"/>
+        </w:numPr>
+        <w:pStyle w:val="Compact"/>
+      </w:pPr>
+      <w:hyperlink r:id="rId72">
+        <w:r>
+          <w:rPr>
+            <w:rStyle w:val="Hyperlink"/>
+          </w:rPr>
+          <w:t xml:space="preserve">LSP codified protection scores for expert review</w:t>
+        </w:r>
+      </w:hyperlink>
+    </w:p>
+    <w:p>
+      <w:pPr>
+        <w:numPr>
+          <w:ilvl w:val="0"/>
+          <w:numId w:val="1017"/>
+        </w:numPr>
+        <w:pStyle w:val="Compact"/>
+      </w:pPr>
+      <w:hyperlink r:id="rId73">
+        <w:r>
+          <w:rPr>
+            <w:rStyle w:val="Hyperlink"/>
+          </w:rPr>
+          <w:t xml:space="preserve">LSP current status scores for each region to review</w:t>
+        </w:r>
+      </w:hyperlink>
+    </w:p>
+    <w:bookmarkEnd w:id="74"/>
+    <w:bookmarkStart w:id="134" w:name="condition-approach-by-lsp-category"/>
+    <w:p>
+      <w:pPr>
+        <w:pStyle w:val="Heading2"/>
+      </w:pPr>
+      <w:r>
+        <w:t xml:space="preserve">6.3 Condition approach by LSP category</w:t>
+      </w:r>
+    </w:p>
+    <w:p>
+      <w:pPr>
+        <w:pStyle w:val="FirstParagraph"/>
+      </w:pPr>
+      <w:r>
+        <w:t xml:space="preserve">Within each category, we check for the strongest applicable protection first, then move to weaker or more general protections if needed. For each category below we show:</w:t>
+      </w:r>
+    </w:p>
+    <w:p>
+      <w:pPr>
+        <w:numPr>
+          <w:ilvl w:val="0"/>
+          <w:numId w:val="1018"/>
+        </w:numPr>
+        <w:pStyle w:val="Compact"/>
+      </w:pPr>
       <w:r>
         <w:rPr>
           <w:bCs/>
           <w:b/>
         </w:rPr>
+        <w:t xml:space="preserve">Method map(s).</w:t>
+      </w:r>
+      <w:r>
+        <w:t xml:space="preserve"> </w:t>
+      </w:r>
+      <w:r>
+        <w:t xml:space="preserve">A method map is a figure that walks through an example of how that LSP type is scored. It shows the places, protections, or condition layers we used so you can see the method in space, not only as a list of rules.</w:t>
+      </w:r>
+    </w:p>
+    <w:p>
+      <w:pPr>
+        <w:numPr>
+          <w:ilvl w:val="0"/>
+          <w:numId w:val="1018"/>
+        </w:numPr>
+        <w:pStyle w:val="Compact"/>
+      </w:pPr>
+      <w:r>
+        <w:rPr>
+          <w:bCs/>
+          <w:b/>
+        </w:rPr>
+        <w:t xml:space="preserve">Regional category score</w:t>
+      </w:r>
+      <w:r>
+        <w:t xml:space="preserve"> </w:t>
+      </w:r>
+      <w:r>
+        <w:t xml:space="preserve">on the same 0 to 100 scale (white means no score for that category in the region)</w:t>
+      </w:r>
+    </w:p>
+    <w:p>
+      <w:pPr>
+        <w:pStyle w:val="FirstParagraph"/>
+      </w:pPr>
+      <w:r>
+        <w:t xml:space="preserve">A multi-panel of all category scores is also at the end of this section.</w:t>
+      </w:r>
+    </w:p>
+    <w:bookmarkStart w:id="82" w:name="special-protected-areas"/>
+    <w:p>
+      <w:pPr>
+        <w:pStyle w:val="Heading3"/>
+      </w:pPr>
+      <w:r>
+        <w:t xml:space="preserve">6.3.1 Special Protected Areas</w:t>
+      </w:r>
+    </w:p>
+    <w:p>
+      <w:pPr>
+        <w:pStyle w:val="FirstParagraph"/>
+      </w:pPr>
+      <w:r>
+        <w:t xml:space="preserve">These are CONANP and Ramsar areas that experts indicated as special because they are very important ecologically, culturally, or aesthetically. They are</w:t>
+      </w:r>
+      <w:r>
+        <w:t xml:space="preserve"> </w:t>
+      </w:r>
+      <w:r>
+        <w:rPr>
+          <w:bCs/>
+          <w:b/>
+        </w:rPr>
         <w:t xml:space="preserve">not</w:t>
       </w:r>
       <w:r>
         <w:t xml:space="preserve"> </w:t>
       </w:r>
       <w:r>
-        <w:t xml:space="preserve">host a separate full-polygon map for every LSP type on the website either. Embedding several detailed Leaflet layers (especially large habitat footprints such as mangroves) previously exhausted the website build’s JavaScript memory. The cleaned name lists above remain the inventory reference for dive sites, fishing spots, archaeological sites, other special places, and habitats; spatial review of those layers is better done in the prep scripts or GIS.</w:t>
+        <w:t xml:space="preserve">the full set of every park boundary in the Gulf. Experts selected places that matter as lasting special places for communities and nature, rather than areas that may exist on paper mainly from political design processes without that place-based meaning.</w:t>
       </w:r>
     </w:p>
     <w:p>
       <w:pPr>
         <w:pStyle w:val="BodyText"/>
+      </w:pPr>
+      <w:r>
+        <w:rPr>
+          <w:bCs/>
+          <w:b/>
+        </w:rPr>
+        <w:t xml:space="preserve">What is SIMEC i-efectividad?</w:t>
+      </w:r>
+      <w:r>
+        <w:t xml:space="preserve"> </w:t>
+      </w:r>
+      <w:r>
+        <w:t xml:space="preserve">CONANP reports management effectiveness through</w:t>
+      </w:r>
+      <w:r>
+        <w:t xml:space="preserve"> </w:t>
+      </w:r>
+      <w:r>
+        <w:rPr>
+          <w:bCs/>
+          <w:b/>
+        </w:rPr>
+        <w:t xml:space="preserve">SIMEC</w:t>
+      </w:r>
+      <w:r>
+        <w:t xml:space="preserve"> </w:t>
+      </w:r>
+      <w:r>
+        <w:t xml:space="preserve">(</w:t>
+      </w:r>
+      <w:r>
+        <w:rPr>
+          <w:iCs/>
+          <w:i/>
+        </w:rPr>
+        <w:t xml:space="preserve">Sistema de Información, Monitoreo y Evaluación para la Conservación</w:t>
+      </w:r>
+      <w:r>
+        <w:t xml:space="preserve">). The</w:t>
+      </w:r>
+      <w:r>
+        <w:t xml:space="preserve"> </w:t>
+      </w:r>
+      <w:r>
+        <w:rPr>
+          <w:bCs/>
+          <w:b/>
+        </w:rPr>
+        <w:t xml:space="preserve">i-efectividad</w:t>
+      </w:r>
+      <w:r>
+        <w:t xml:space="preserve"> </w:t>
+      </w:r>
+      <w:r>
+        <w:t xml:space="preserve">score summarizes how well a natural protected area is managed toward its conservation goals. It is not simply an</w:t>
+      </w:r>
+      <w:r>
+        <w:t xml:space="preserve"> </w:t>
+      </w:r>
+      <w:r>
+        <w:t xml:space="preserve">“</w:t>
+      </w:r>
+      <w:r>
+        <w:t xml:space="preserve">is the special place located within a protected area?</w:t>
+      </w:r>
+      <w:r>
+        <w:t xml:space="preserve">”</w:t>
+      </w:r>
+      <w:r>
+        <w:t xml:space="preserve"> </w:t>
+      </w:r>
+      <w:r>
+        <w:t xml:space="preserve">indicator. Effective management depends on suitable design, governance, staffing and budgets, day-to-day processes, and whether outcomes match site objectives. CONANP’s reporting sits in the broader international tradition of protected-area management effectiveness evaluation (for example frameworks used by the IUCN World Commission on Protected Areas). Details of the current method are in CONANP’s</w:t>
+      </w:r>
+      <w:r>
+        <w:t xml:space="preserve"> </w:t>
+      </w:r>
+      <w:hyperlink r:id="rId75">
+        <w:r>
+          <w:rPr>
+            <w:rStyle w:val="Hyperlink"/>
+          </w:rPr>
+          <w:t xml:space="preserve">2025 technical document for i-efectividad</w:t>
+        </w:r>
+      </w:hyperlink>
+      <w:r>
+        <w:t xml:space="preserve">. We use reported i-efectividad values as the preferred condition when an expert-listed site has them, because higher management effectiveness is a stronger claim that the place will remain protected for future generations.</w:t>
+      </w:r>
+    </w:p>
+    <w:p>
+      <w:pPr>
+        <w:pStyle w:val="BodyText"/>
+      </w:pPr>
+      <w:r>
+        <w:rPr>
+          <w:bCs/>
+          <w:b/>
+        </w:rPr>
+        <w:t xml:space="preserve">Ramsar</w:t>
+      </w:r>
+      <w:r>
+        <w:t xml:space="preserve"> </w:t>
+      </w:r>
+      <w:r>
+        <w:t xml:space="preserve">sites are wetlands of international importance under the Ramsar Convention. When a Ramsar site does not have a usable SIMEC score, we score management-plan status instead: a completed plan is treated as stronger, a plan in progress receives a mid-level score, and no plan is treated as weaker.</w:t>
+      </w:r>
+    </w:p>
+    <w:p>
+      <w:pPr>
+        <w:numPr>
+          <w:ilvl w:val="0"/>
+          <w:numId w:val="1019"/>
+        </w:numPr>
+        <w:pStyle w:val="Compact"/>
+      </w:pPr>
+      <w:r>
+        <w:t xml:space="preserve">Prefer SIMEC i-efectividad (management effectiveness among CONANP reporting areas) when available.</w:t>
+      </w:r>
+    </w:p>
+    <w:p>
+      <w:pPr>
+        <w:numPr>
+          <w:ilvl w:val="0"/>
+          <w:numId w:val="1019"/>
+        </w:numPr>
+        <w:pStyle w:val="Compact"/>
+      </w:pPr>
+      <w:r>
+        <w:t xml:space="preserve">For Ramsar sites, also account for management plan presence:</w:t>
+      </w:r>
+    </w:p>
+    <w:p>
+      <w:pPr>
+        <w:numPr>
+          <w:ilvl w:val="1"/>
+          <w:numId w:val="1020"/>
+        </w:numPr>
+        <w:pStyle w:val="Compact"/>
+      </w:pPr>
+      <w:r>
+        <w:t xml:space="preserve">Plan exists: use the maximum i-efectividad value used for this comparison</w:t>
+      </w:r>
+    </w:p>
+    <w:p>
+      <w:pPr>
+        <w:numPr>
+          <w:ilvl w:val="1"/>
+          <w:numId w:val="1020"/>
+        </w:numPr>
+        <w:pStyle w:val="Compact"/>
+      </w:pPr>
+      <w:r>
+        <w:t xml:space="preserve">Plan in progress: score = 60</w:t>
+      </w:r>
+    </w:p>
+    <w:p>
+      <w:pPr>
+        <w:numPr>
+          <w:ilvl w:val="1"/>
+          <w:numId w:val="1020"/>
+        </w:numPr>
+        <w:pStyle w:val="Compact"/>
+      </w:pPr>
+      <w:r>
+        <w:t xml:space="preserve">No plan: use the minimum i-efectividad value used for this comparison</w:t>
+      </w:r>
+    </w:p>
+    <w:p>
+      <w:pPr>
+        <w:pStyle w:val="FirstParagraph"/>
+      </w:pPr>
+      <w:r>
+        <w:t xml:space="preserve">The method map fills each expert-listed special protected area by its overall condition. Grey outlines show the broader protected area network for context.</w:t>
+      </w:r>
+    </w:p>
+    <w:p>
+      <w:pPr>
+        <w:pStyle w:val="CaptionedFigure"/>
       </w:pPr>
       <w:r>
         <w:drawing>
           <wp:inline>
-            <wp:extent cx="5334000" cy="3429000"/>
+            <wp:extent cx="4533900" cy="4533900"/>
             <wp:effectExtent b="0" l="0" r="0" t="0"/>
-            <wp:docPr descr="" title="" id="78" name="Picture"/>
+            <wp:docPr descr="Figure 9. Method map for special protected areas within Lasting Special Places. Experts listed CONANP natural protected areas and Ramsar wetland sites that they consider ecologically special. Each filled polygon is colored by the condition score we assign that site. Preference goes to CONANP SIMEC i-efectividad when available: SIMEC is CONANP’s Sistema de Informacion, Monitoreo y Evaluacion para la Conservacion, and i-efectividad is its management-effectiveness score. In plain terms, it asks how well a protected area is being managed to achieve its conservation goals, not simply whether the special place is located within a protected area. For Ramsar sites without a parallel SIMEC score we use management-plan presence (plan exists, plan in progress scoring 60, or no plan). Grey outlines show the broader Gulf protected-area network for spatial context, including areas that are protected but were not listed as special by the Expert Working Group." title="" id="77" name="Picture"/>
             <a:graphic>
               <a:graphicData uri="http://schemas.openxmlformats.org/drawingml/2006/picture">
                 <pic:pic>
                   <pic:nvPicPr>
-                    <pic:cNvPr descr="ewg32_sp_docx_files/figure-docx/unnamed-chunk-13-1.png" id="79" name="Picture"/>
+                    <pic:cNvPr descr="../images/sp_lsp_figs/process_special_protected_areas.png" id="78" name="Picture"/>
                     <pic:cNvPicPr>
                       <a:picLocks noChangeArrowheads="1" noChangeAspect="1"/>
                     </pic:cNvPicPr>
                   </pic:nvPicPr>
                   <pic:blipFill>
-                    <a:blip r:embed="rId77"/>
+                    <a:blip r:embed="rId76"/>
                     <a:stretch>
                       <a:fillRect/>
                     </a:stretch>
@@ -7601,7 +4721,7 @@
                   <pic:spPr bwMode="auto">
                     <a:xfrm>
                       <a:off x="0" y="0"/>
-                      <a:ext cx="5334000" cy="3429000"/>
+                      <a:ext cx="4533900" cy="4533900"/>
                     </a:xfrm>
                     <a:prstGeom prst="rect">
                       <a:avLst/>
@@ -7620,551 +4740,35 @@
         </w:drawing>
       </w:r>
     </w:p>
-    <w:bookmarkEnd w:id="80"/>
-    <w:bookmarkStart w:id="90" w:name="condition-approach-by-lsp-category"/>
-    <w:p>
-      <w:pPr>
-        <w:pStyle w:val="Heading2"/>
-      </w:pPr>
-      <w:r>
-        <w:t xml:space="preserve">5.4 Condition approach by LSP category</w:t>
-      </w:r>
-    </w:p>
-    <w:p>
-      <w:pPr>
-        <w:pStyle w:val="FirstParagraph"/>
-      </w:pPr>
-      <w:r>
-        <w:t xml:space="preserve">Below is a simplified version of how condition was assigned within each category. Within a category, we generally check for the strongest applicable protection first, then move to weaker or more general protections if needed.</w:t>
-      </w:r>
-    </w:p>
-    <w:bookmarkStart w:id="81" w:name="special-protected-areas"/>
-    <w:p>
-      <w:pPr>
-        <w:pStyle w:val="Heading3"/>
-      </w:pPr>
-      <w:r>
-        <w:t xml:space="preserve">5.4.1 Special Protected Areas</w:t>
-      </w:r>
-    </w:p>
-    <w:p>
-      <w:pPr>
-        <w:pStyle w:val="FirstParagraph"/>
-      </w:pPr>
-      <w:r>
-        <w:t xml:space="preserve">These are CONANP and Ramsar areas that experts indicated are special for ecological reasons.</w:t>
-      </w:r>
-    </w:p>
-    <w:p>
-      <w:pPr>
-        <w:numPr>
-          <w:ilvl w:val="0"/>
-          <w:numId w:val="1024"/>
-        </w:numPr>
-        <w:pStyle w:val="Compact"/>
-      </w:pPr>
-      <w:r>
-        <w:t xml:space="preserve">Prefer SIMEC i-efectividad (48 indicators in 5 components) when available.</w:t>
-      </w:r>
-    </w:p>
-    <w:p>
-      <w:pPr>
-        <w:numPr>
-          <w:ilvl w:val="0"/>
-          <w:numId w:val="1024"/>
-        </w:numPr>
-        <w:pStyle w:val="Compact"/>
-      </w:pPr>
-      <w:r>
-        <w:t xml:space="preserve">For Ramsar sites, also account for management plan presence (RMPP):</w:t>
-      </w:r>
-    </w:p>
-    <w:p>
-      <w:pPr>
-        <w:numPr>
-          <w:ilvl w:val="1"/>
-          <w:numId w:val="1025"/>
-        </w:numPr>
-        <w:pStyle w:val="Compact"/>
-      </w:pPr>
-      <w:r>
-        <w:t xml:space="preserve">Plan exists: use the maximum i-efectividad value used for this comparison</w:t>
-      </w:r>
-    </w:p>
-    <w:p>
-      <w:pPr>
-        <w:numPr>
-          <w:ilvl w:val="1"/>
-          <w:numId w:val="1025"/>
-        </w:numPr>
-        <w:pStyle w:val="Compact"/>
-      </w:pPr>
-      <w:r>
-        <w:t xml:space="preserve">Plan in progress: score = 60</w:t>
-      </w:r>
-    </w:p>
-    <w:p>
-      <w:pPr>
-        <w:numPr>
-          <w:ilvl w:val="1"/>
-          <w:numId w:val="1025"/>
-        </w:numPr>
-        <w:pStyle w:val="Compact"/>
-      </w:pPr>
-      <w:r>
-        <w:t xml:space="preserve">No plan: use the minimum i-efectividad value used for this comparison</w:t>
-      </w:r>
-    </w:p>
-    <w:bookmarkEnd w:id="81"/>
-    <w:bookmarkStart w:id="82" w:name="priority-dive-sites"/>
-    <w:p>
-      <w:pPr>
-        <w:pStyle w:val="Heading3"/>
-      </w:pPr>
-      <w:r>
-        <w:t xml:space="preserve">5.4.2 Priority Dive Sites</w:t>
-      </w:r>
-    </w:p>
-    <w:p>
-      <w:pPr>
-        <w:pStyle w:val="FirstParagraph"/>
-      </w:pPr>
-      <w:r>
-        <w:t xml:space="preserve">These are dive spots identified in Arcos-Aguilar et al. 2021 and GCMP that would benefit most from protection.</w:t>
-      </w:r>
-    </w:p>
-    <w:p>
-      <w:pPr>
-        <w:numPr>
-          <w:ilvl w:val="0"/>
-          <w:numId w:val="1026"/>
-        </w:numPr>
-        <w:pStyle w:val="Compact"/>
-      </w:pPr>
-      <w:r>
-        <w:t xml:space="preserve">If the dive site falls in a CONANP and/or Ramsar protected area, use SIMEC and RMPP condition for that area.</w:t>
-      </w:r>
-    </w:p>
-    <w:p>
-      <w:pPr>
-        <w:numPr>
-          <w:ilvl w:val="0"/>
-          <w:numId w:val="1026"/>
-        </w:numPr>
-        <w:pStyle w:val="Compact"/>
-      </w:pPr>
-      <w:r>
-        <w:t xml:space="preserve">If it falls in both CONANP and Ramsar, take the maximum of the two condition scores.</w:t>
-      </w:r>
-    </w:p>
-    <w:p>
-      <w:pPr>
-        <w:numPr>
-          <w:ilvl w:val="0"/>
-          <w:numId w:val="1026"/>
-        </w:numPr>
-        <w:pStyle w:val="Compact"/>
-      </w:pPr>
-      <w:r>
-        <w:t xml:space="preserve">If it is outside protected areas, assign the minimum i-efectividad observed across dive sites that do have a protected-area score (currently 58). This is a proxy default for unprotected sites, not a claim that unprotected dive sites are 58%</w:t>
-      </w:r>
-      <w:r>
-        <w:t xml:space="preserve"> </w:t>
-      </w:r>
-      <w:r>
-        <w:t xml:space="preserve">“</w:t>
-      </w:r>
-      <w:r>
-        <w:t xml:space="preserve">managed.</w:t>
-      </w:r>
-      <w:r>
-        <w:t xml:space="preserve">”</w:t>
-      </w:r>
-      <w:r>
-        <w:t xml:space="preserve"> </w:t>
-      </w:r>
-      <w:r>
-        <w:t xml:space="preserve">See</w:t>
-      </w:r>
-      <w:r>
-        <w:t xml:space="preserve"> </w:t>
-      </w:r>
-      <w:hyperlink w:anchor="topics-for-discussion">
-        <w:r>
-          <w:rPr>
-            <w:rStyle w:val="Hyperlink"/>
-          </w:rPr>
-          <w:t xml:space="preserve">Topics for discussion</w:t>
-        </w:r>
-      </w:hyperlink>
-      <w:r>
-        <w:t xml:space="preserve">.</w:t>
-      </w:r>
-    </w:p>
-    <w:p>
-      <w:pPr>
-        <w:numPr>
-          <w:ilvl w:val="0"/>
-          <w:numId w:val="1026"/>
-        </w:numPr>
-        <w:pStyle w:val="Compact"/>
-      </w:pPr>
-      <w:r>
-        <w:t xml:space="preserve">Note: NOM-012-TUR-2016 section 6.11 requires dive operators to brief clients on environmental protection.</w:t>
-      </w:r>
-    </w:p>
-    <w:bookmarkEnd w:id="82"/>
-    <w:bookmarkStart w:id="83" w:name="iconic-fishing-spots"/>
-    <w:p>
-      <w:pPr>
-        <w:pStyle w:val="Heading3"/>
-      </w:pPr>
-      <w:r>
-        <w:t xml:space="preserve">5.4.3 Iconic Fishing Spots</w:t>
-      </w:r>
-    </w:p>
-    <w:p>
-      <w:pPr>
-        <w:pStyle w:val="FirstParagraph"/>
-      </w:pPr>
-      <w:r>
-        <w:t xml:space="preserve">These are historically important fishing coordinates indicated by experts.</w:t>
-      </w:r>
-    </w:p>
-    <w:p>
-      <w:pPr>
-        <w:numPr>
-          <w:ilvl w:val="0"/>
-          <w:numId w:val="1027"/>
-        </w:numPr>
-        <w:pStyle w:val="Compact"/>
-      </w:pPr>
-      <w:r>
-        <w:t xml:space="preserve">If the site is in a zona de refugio pesquero (ZRP): score = 100.</w:t>
-      </w:r>
-    </w:p>
-    <w:p>
-      <w:pPr>
-        <w:numPr>
-          <w:ilvl w:val="0"/>
-          <w:numId w:val="1027"/>
-        </w:numPr>
-        <w:pStyle w:val="Compact"/>
-      </w:pPr>
-      <w:r>
-        <w:t xml:space="preserve">Else if the site is in a TURF: score = 100.</w:t>
-      </w:r>
-    </w:p>
-    <w:p>
-      <w:pPr>
-        <w:numPr>
-          <w:ilvl w:val="0"/>
-          <w:numId w:val="1027"/>
-        </w:numPr>
-        <w:pStyle w:val="Compact"/>
-      </w:pPr>
-      <w:r>
-        <w:t xml:space="preserve">Else use SIMEC and RMPP if the site overlaps a relevant protected area.</w:t>
-      </w:r>
-    </w:p>
-    <w:p>
-      <w:pPr>
-        <w:numPr>
-          <w:ilvl w:val="0"/>
-          <w:numId w:val="1027"/>
-        </w:numPr>
-        <w:pStyle w:val="Compact"/>
-      </w:pPr>
-      <w:r>
-        <w:t xml:space="preserve">In the current table logic, a no-take setting without the protections above is treated as 0.</w:t>
-      </w:r>
-    </w:p>
-    <w:bookmarkEnd w:id="83"/>
-    <w:bookmarkStart w:id="84" w:name="archaeological-sites"/>
-    <w:p>
-      <w:pPr>
-        <w:pStyle w:val="Heading3"/>
-      </w:pPr>
-      <w:r>
-        <w:t xml:space="preserve">5.4.4 Archaeological Sites</w:t>
-      </w:r>
-    </w:p>
-    <w:p>
-      <w:pPr>
-        <w:pStyle w:val="FirstParagraph"/>
-      </w:pPr>
-      <w:r>
-        <w:t xml:space="preserve">These are places where remains make the surrounding natural area culturally and spiritually special.</w:t>
-      </w:r>
-    </w:p>
-    <w:p>
-      <w:pPr>
-        <w:numPr>
-          <w:ilvl w:val="0"/>
-          <w:numId w:val="1028"/>
-        </w:numPr>
-        <w:pStyle w:val="Compact"/>
-      </w:pPr>
-      <w:r>
-        <w:t xml:space="preserve">If regulated by INAH: score = 100.</w:t>
-      </w:r>
-    </w:p>
-    <w:p>
-      <w:pPr>
-        <w:numPr>
-          <w:ilvl w:val="0"/>
-          <w:numId w:val="1028"/>
-        </w:numPr>
-        <w:pStyle w:val="Compact"/>
-      </w:pPr>
-      <w:r>
-        <w:t xml:space="preserve">Else if overlapping SIMEC and RMPP protections apply: use those scores.</w:t>
-      </w:r>
-    </w:p>
-    <w:p>
-      <w:pPr>
-        <w:numPr>
-          <w:ilvl w:val="0"/>
-          <w:numId w:val="1028"/>
-        </w:numPr>
-        <w:pStyle w:val="Compact"/>
-      </w:pPr>
-      <w:r>
-        <w:t xml:space="preserve">Else if only</w:t>
-      </w:r>
-      <w:r>
-        <w:t xml:space="preserve"> </w:t>
-      </w:r>
-      <w:r>
-        <w:t xml:space="preserve">“</w:t>
-      </w:r>
-      <w:r>
-        <w:t xml:space="preserve">codified protection</w:t>
-      </w:r>
-      <w:r>
-        <w:t xml:space="preserve">”</w:t>
-      </w:r>
-      <w:r>
-        <w:t xml:space="preserve"> </w:t>
-      </w:r>
-      <w:r>
-        <w:t xml:space="preserve">applies: score = 30.</w:t>
-      </w:r>
-    </w:p>
-    <w:p>
-      <w:pPr>
-        <w:numPr>
-          <w:ilvl w:val="0"/>
-          <w:numId w:val="1028"/>
-        </w:numPr>
-        <w:pStyle w:val="Compact"/>
-      </w:pPr>
-      <w:r>
-        <w:t xml:space="preserve">Legal reference:</w:t>
-      </w:r>
-      <w:r>
-        <w:t xml:space="preserve"> </w:t>
-      </w:r>
-      <w:r>
-        <w:rPr>
-          <w:iCs/>
-          <w:i/>
-        </w:rPr>
-        <w:t xml:space="preserve">Ley Federal sobre Monumentos y Zonas Arqueológicos, Artísticos e Históricos (1972)</w:t>
-      </w:r>
-      <w:r>
-        <w:t xml:space="preserve">.</w:t>
-      </w:r>
-    </w:p>
-    <w:bookmarkEnd w:id="84"/>
-    <w:bookmarkStart w:id="85" w:name="special-habitats"/>
-    <w:p>
-      <w:pPr>
-        <w:pStyle w:val="Heading3"/>
-      </w:pPr>
-      <w:r>
-        <w:t xml:space="preserve">5.4.5 Special Habitats</w:t>
-      </w:r>
-    </w:p>
-    <w:p>
-      <w:pPr>
-        <w:pStyle w:val="FirstParagraph"/>
-      </w:pPr>
-      <w:r>
-        <w:t xml:space="preserve">These include seagrasses, mangroves, coquina reefs, and coral reefs.</w:t>
-      </w:r>
-    </w:p>
-    <w:p>
-      <w:pPr>
-        <w:numPr>
-          <w:ilvl w:val="0"/>
-          <w:numId w:val="1029"/>
-        </w:numPr>
-        <w:pStyle w:val="Compact"/>
-      </w:pPr>
-      <w:r>
-        <w:t xml:space="preserve">Prefer SIMEC and RMPP when the habitat overlaps managed protected areas.</w:t>
-      </w:r>
-    </w:p>
-    <w:p>
-      <w:pPr>
-        <w:numPr>
-          <w:ilvl w:val="0"/>
-          <w:numId w:val="1029"/>
-        </w:numPr>
-        <w:pStyle w:val="Compact"/>
-      </w:pPr>
-      <w:r>
-        <w:t xml:space="preserve">Else use codified legal protections.</w:t>
-      </w:r>
-    </w:p>
-    <w:p>
-      <w:pPr>
-        <w:numPr>
-          <w:ilvl w:val="0"/>
-          <w:numId w:val="1029"/>
-        </w:numPr>
-        <w:pStyle w:val="Compact"/>
-      </w:pPr>
-      <w:r>
-        <w:t xml:space="preserve">Most legal protections currently score around 70 (for example coral, with stronger dedicated legal hooks).</w:t>
-      </w:r>
-    </w:p>
-    <w:p>
-      <w:pPr>
-        <w:numPr>
-          <w:ilvl w:val="0"/>
-          <w:numId w:val="1029"/>
-        </w:numPr>
-        <w:pStyle w:val="Compact"/>
-      </w:pPr>
-      <w:r>
-        <w:t xml:space="preserve">Coquina currently scores 30 as a legal-floor default when it is outside stronger site-based management, because there is no dedicated coquina habitat statute (only weaker, more indirect legal coverage). See</w:t>
-      </w:r>
-      <w:r>
-        <w:t xml:space="preserve"> </w:t>
-      </w:r>
-      <w:hyperlink w:anchor="topics-for-discussion">
-        <w:r>
-          <w:rPr>
-            <w:rStyle w:val="Hyperlink"/>
-          </w:rPr>
-          <w:t xml:space="preserve">Topics for discussion</w:t>
-        </w:r>
-      </w:hyperlink>
-      <w:r>
-        <w:t xml:space="preserve">.</w:t>
-      </w:r>
-    </w:p>
-    <w:p>
-      <w:pPr>
-        <w:numPr>
-          <w:ilvl w:val="0"/>
-          <w:numId w:val="1029"/>
-        </w:numPr>
-        <w:pStyle w:val="Compact"/>
-      </w:pPr>
-      <w:r>
-        <w:t xml:space="preserve">Relevant references include NOM-022-SEMARNAT-2003, Código Penal Art. 420bis, Ley General de Vida Silvestre, NOM-059, LGEEPA, LFRA, and CITES.</w:t>
-      </w:r>
-    </w:p>
-    <w:bookmarkEnd w:id="85"/>
-    <w:bookmarkStart w:id="89" w:name="all-other-special-places"/>
-    <w:p>
-      <w:pPr>
-        <w:pStyle w:val="Heading3"/>
-      </w:pPr>
-      <w:r>
-        <w:t xml:space="preserve">5.4.6 All other Special Places</w:t>
-      </w:r>
-    </w:p>
-    <w:p>
-      <w:pPr>
-        <w:pStyle w:val="FirstParagraph"/>
-      </w:pPr>
-      <w:r>
-        <w:t xml:space="preserve">These are expert-identified places that did not fit cleanly into the categories above (often recreational, ecological, and aesthetic places).</w:t>
-      </w:r>
-    </w:p>
-    <w:p>
-      <w:pPr>
-        <w:numPr>
-          <w:ilvl w:val="0"/>
-          <w:numId w:val="1030"/>
-        </w:numPr>
-        <w:pStyle w:val="Compact"/>
-      </w:pPr>
-      <w:r>
-        <w:t xml:space="preserve">Prefer SIMEC and RMPP when available.</w:t>
-      </w:r>
-    </w:p>
-    <w:p>
-      <w:pPr>
-        <w:numPr>
-          <w:ilvl w:val="0"/>
-          <w:numId w:val="1030"/>
-        </w:numPr>
-        <w:pStyle w:val="Compact"/>
-      </w:pPr>
-      <w:r>
-        <w:t xml:space="preserve">Else use codified protections.</w:t>
-      </w:r>
-    </w:p>
-    <w:p>
-      <w:pPr>
-        <w:numPr>
-          <w:ilvl w:val="0"/>
-          <w:numId w:val="1030"/>
-        </w:numPr>
-        <w:pStyle w:val="Compact"/>
-      </w:pPr>
-      <w:r>
-        <w:t xml:space="preserve">These were reviewed individually and may still benefit from further expert feedback.</w:t>
-      </w:r>
-    </w:p>
-    <w:p>
-      <w:pPr>
-        <w:pStyle w:val="FirstParagraph"/>
-      </w:pPr>
-      <w:r>
-        <w:t xml:space="preserve">The dive site unprotected default of 58 and the coquina legal-floor score of 30 are open discussion items. See</w:t>
-      </w:r>
-      <w:r>
-        <w:t xml:space="preserve"> </w:t>
-      </w:r>
-      <w:hyperlink w:anchor="topics-for-discussion">
-        <w:r>
-          <w:rPr>
-            <w:rStyle w:val="Hyperlink"/>
-          </w:rPr>
-          <w:t xml:space="preserve">Topics for discussion</w:t>
-        </w:r>
-      </w:hyperlink>
-      <w:r>
-        <w:t xml:space="preserve">.</w:t>
-      </w:r>
-    </w:p>
-    <w:p>
-      <w:pPr>
-        <w:pStyle w:val="BodyText"/>
+    <w:p>
+      <w:pPr>
+        <w:pStyle w:val="ImageCaption"/>
+      </w:pPr>
+      <w:r>
+        <w:t xml:space="preserve">Figure 9. Method map for special protected areas within Lasting Special Places. Experts listed CONANP natural protected areas and Ramsar wetland sites that they consider ecologically special. Each filled polygon is colored by the condition score we assign that site. Preference goes to CONANP SIMEC i-efectividad when available: SIMEC is CONANP’s Sistema de Informacion, Monitoreo y Evaluacion para la Conservacion, and i-efectividad is its management-effectiveness score. In plain terms, it asks how well a protected area is being managed to achieve its conservation goals, not simply whether the special place is located within a protected area. For Ramsar sites without a parallel SIMEC score we use management-plan presence (plan exists, plan in progress scoring 60, or no plan). Grey outlines show the broader Gulf protected-area network for spatial context, including areas that are protected but were not listed as special by the Expert Working Group.</w:t>
+      </w:r>
+    </w:p>
+    <w:p>
+      <w:pPr>
+        <w:pStyle w:val="CaptionedFigure"/>
       </w:pPr>
       <w:r>
         <w:drawing>
           <wp:inline>
-            <wp:extent cx="5334000" cy="3429000"/>
+            <wp:extent cx="4000500" cy="4000499"/>
             <wp:effectExtent b="0" l="0" r="0" t="0"/>
-            <wp:docPr descr="" title="" id="87" name="Picture"/>
+            <wp:docPr descr="Figure 10. Regional scores for the special protected areas category. Within each OHI region we average the condition scores of the expert-listed special parks and Ramsar sites that fall in that region after the SIMEC and Ramsar plan rules in Figure 9. Scores sit on a 0-100 scale. White or missing means no scored special protected area contributes in that region for this assessment." title="" id="80" name="Picture"/>
             <a:graphic>
               <a:graphicData uri="http://schemas.openxmlformats.org/drawingml/2006/picture">
                 <pic:pic>
                   <pic:nvPicPr>
-                    <pic:cNvPr descr="ewg32_sp_docx_files/figure-docx/unnamed-chunk-14-1.png" id="88" name="Picture"/>
+                    <pic:cNvPr descr="../images/sp_lsp_figs/lsp_special_protected_areas.png" id="81" name="Picture"/>
                     <pic:cNvPicPr>
                       <a:picLocks noChangeArrowheads="1" noChangeAspect="1"/>
                     </pic:cNvPicPr>
                   </pic:nvPicPr>
                   <pic:blipFill>
-                    <a:blip r:embed="rId86"/>
+                    <a:blip r:embed="rId79"/>
                     <a:stretch>
                       <a:fillRect/>
                     </a:stretch>
@@ -8172,7 +4776,7 @@
                   <pic:spPr bwMode="auto">
                     <a:xfrm>
                       <a:off x="0" y="0"/>
-                      <a:ext cx="5334000" cy="3429000"/>
+                      <a:ext cx="4000500" cy="4000499"/>
                     </a:xfrm>
                     <a:prstGeom prst="rect">
                       <a:avLst/>
@@ -8192,22 +4796,1873 @@
       </w:r>
     </w:p>
     <w:p>
+      <w:pPr>
+        <w:pStyle w:val="ImageCaption"/>
+      </w:pPr>
+      <w:r>
+        <w:t xml:space="preserve">Figure 10. Regional scores for the special protected areas category. Within each OHI region we average the condition scores of the expert-listed special parks and Ramsar sites that fall in that region after the SIMEC and Ramsar plan rules in Figure 9. Scores sit on a 0-100 scale. White or missing means no scored special protected area contributes in that region for this assessment.</w:t>
+      </w:r>
+    </w:p>
+    <w:p>
+      <w:pPr>
+        <w:pStyle w:val="BodyText"/>
+      </w:pPr>
+      <w:r>
+        <w:rPr>
+          <w:bCs/>
+          <w:b/>
+        </w:rPr>
+        <w:t xml:space="preserve">Data sources</w:t>
+      </w:r>
+    </w:p>
+    <w:p>
+      <w:pPr>
+        <w:numPr>
+          <w:ilvl w:val="0"/>
+          <w:numId w:val="1021"/>
+        </w:numPr>
+        <w:pStyle w:val="Compact"/>
+      </w:pPr>
+      <w:r>
+        <w:t xml:space="preserve">Expert Working Group special protected area list (</w:t>
+      </w:r>
+      <w:hyperlink r:id="rId68">
+        <w:r>
+          <w:rPr>
+            <w:rStyle w:val="Hyperlink"/>
+          </w:rPr>
+          <w:t xml:space="preserve">workbook tab</w:t>
+        </w:r>
+      </w:hyperlink>
+      <w:r>
+        <w:t xml:space="preserve">)</w:t>
+      </w:r>
+    </w:p>
+    <w:p>
+      <w:pPr>
+        <w:numPr>
+          <w:ilvl w:val="0"/>
+          <w:numId w:val="1021"/>
+        </w:numPr>
+        <w:pStyle w:val="Compact"/>
+      </w:pPr>
+      <w:r>
+        <w:t xml:space="preserve">CONANP SIMEC i-efectividad (</w:t>
+      </w:r>
+      <w:hyperlink r:id="rId69">
+        <w:r>
+          <w:rPr>
+            <w:rStyle w:val="Hyperlink"/>
+          </w:rPr>
+          <w:t xml:space="preserve">scores and report links</w:t>
+        </w:r>
+      </w:hyperlink>
+      <w:r>
+        <w:t xml:space="preserve">;</w:t>
+      </w:r>
+      <w:r>
+        <w:t xml:space="preserve"> </w:t>
+      </w:r>
+      <w:hyperlink r:id="rId75">
+        <w:r>
+          <w:rPr>
+            <w:rStyle w:val="Hyperlink"/>
+          </w:rPr>
+          <w:t xml:space="preserve">2025 technical document</w:t>
+        </w:r>
+      </w:hyperlink>
+      <w:r>
+        <w:t xml:space="preserve">)</w:t>
+      </w:r>
+    </w:p>
+    <w:p>
+      <w:pPr>
+        <w:numPr>
+          <w:ilvl w:val="0"/>
+          <w:numId w:val="1021"/>
+        </w:numPr>
+        <w:pStyle w:val="Compact"/>
+      </w:pPr>
+      <w:r>
+        <w:t xml:space="preserve">Ramsar management plan presence (</w:t>
+      </w:r>
+      <w:hyperlink r:id="rId71">
+        <w:r>
+          <w:rPr>
+            <w:rStyle w:val="Hyperlink"/>
+          </w:rPr>
+          <w:t xml:space="preserve">tab</w:t>
+        </w:r>
+      </w:hyperlink>
+      <w:r>
+        <w:t xml:space="preserve">)</w:t>
+      </w:r>
+    </w:p>
+    <w:p>
+      <w:pPr>
+        <w:numPr>
+          <w:ilvl w:val="0"/>
+          <w:numId w:val="1021"/>
+        </w:numPr>
+        <w:pStyle w:val="Compact"/>
+      </w:pPr>
+      <w:r>
+        <w:t xml:space="preserve">Combined protected area polygons: WDPA (January 2025), CONANP ANP layers, and HEM ANP compilation</w:t>
+      </w:r>
+    </w:p>
+    <w:bookmarkEnd w:id="82"/>
+    <w:bookmarkStart w:id="93" w:name="priority-dive-sites"/>
+    <w:p>
+      <w:pPr>
+        <w:pStyle w:val="Heading3"/>
+      </w:pPr>
+      <w:r>
+        <w:t xml:space="preserve">6.3.2 Priority Dive Sites</w:t>
+      </w:r>
+    </w:p>
+    <w:p>
+      <w:pPr>
+        <w:pStyle w:val="FirstParagraph"/>
+      </w:pPr>
+      <w:r>
+        <w:t xml:space="preserve">These are dive spots identified in Arcos-Aguilar et al. 2021 and the GCMP that would benefit most from protection.</w:t>
+      </w:r>
+    </w:p>
+    <w:p>
+      <w:pPr>
+        <w:pStyle w:val="BodyText"/>
+      </w:pPr>
+      <w:r>
+        <w:rPr>
+          <w:bCs/>
+          <w:b/>
+        </w:rPr>
+        <w:t xml:space="preserve">Why protected dive sites score higher.</w:t>
+      </w:r>
+      <w:r>
+        <w:t xml:space="preserve"> </w:t>
+      </w:r>
+      <w:r>
+        <w:t xml:space="preserve">Priority dive places are lasting special places because people travel specifically to experience them. Protection helps keep the wildlife, reefs, and underwater features that make the trip meaningful, supports dive-based livelihoods when sites stay high quality, and reduces cumulative damage from use and extractive pressure. Managed parks and no-take cores increase the chance that the site remains the place communities and visitors valued. Outside parks there is still national dive-tourism law (NOM-012-TUR-2016), but that residual duty of care is intentionally weaker than well managed protection, because it is not the same as active park management for a special place.</w:t>
+      </w:r>
+    </w:p>
+    <w:p>
+      <w:pPr>
+        <w:numPr>
+          <w:ilvl w:val="0"/>
+          <w:numId w:val="1022"/>
+        </w:numPr>
+        <w:pStyle w:val="Compact"/>
+      </w:pPr>
+      <w:r>
+        <w:t xml:space="preserve">If the dive site falls in a CONANP and/or Ramsar protected area, use SIMEC and Ramsar plan condition for that area.</w:t>
+      </w:r>
+    </w:p>
+    <w:p>
+      <w:pPr>
+        <w:numPr>
+          <w:ilvl w:val="0"/>
+          <w:numId w:val="1022"/>
+        </w:numPr>
+        <w:pStyle w:val="Compact"/>
+      </w:pPr>
+      <w:r>
+        <w:t xml:space="preserve">If it falls in both, take the maximum of the two condition scores.</w:t>
+      </w:r>
+    </w:p>
+    <w:p>
+      <w:pPr>
+        <w:numPr>
+          <w:ilvl w:val="0"/>
+          <w:numId w:val="1022"/>
+        </w:numPr>
+        <w:pStyle w:val="Compact"/>
+      </w:pPr>
+      <w:r>
+        <w:t xml:space="preserve">If it is outside protected areas, use a non-zero floor from NOM-012-TUR-2016 §6.11 (legal dive tourism rules that apply inside and outside protected natural areas). In prep, that floor is taken as the minimum observed protected-area condition among dive sites that do have a park score (currently</w:t>
+      </w:r>
+      <w:r>
+        <w:t xml:space="preserve"> </w:t>
+      </w:r>
+      <w:r>
+        <w:rPr>
+          <w:bCs/>
+          <w:b/>
+        </w:rPr>
+        <w:t xml:space="preserve">58</w:t>
+      </w:r>
+      <w:r>
+        <w:t xml:space="preserve">).</w:t>
+      </w:r>
+    </w:p>
+    <w:p>
+      <w:pPr>
+        <w:pStyle w:val="FirstParagraph"/>
+      </w:pPr>
+      <w:r>
+        <w:t xml:space="preserve">Gulf-wide dive sites by overall condition, then Espíritu Santo zoom (inside PA vs outside with tourism-rule floor), then regional scores.</w:t>
+      </w:r>
+    </w:p>
+    <w:p>
+      <w:pPr>
+        <w:pStyle w:val="CaptionedFigure"/>
+      </w:pPr>
+      <w:r>
+        <w:drawing>
+          <wp:inline>
+            <wp:extent cx="4533900" cy="4533900"/>
+            <wp:effectExtent b="0" l="0" r="0" t="0"/>
+            <wp:docPr descr="Figure 11. Method map of priority dive sites colored by the overall condition we use in scoring. Dive locations come from published priority analyses (Arcos-Aguilar et al. 2021 and GCMP layers). If a site sits inside a CONANP or Ramsar protected area, its condition is the SIMEC and/or Ramsar management score for that area (the higher of the two when both apply). If a site sits outside protected areas, it still receives a non-zero legal floor from Mexico’s dive-tourism standard NOM-012-TUR-2016 section 6.11, which sets operating rules for dive tourism both inside and outside natural protected areas. In prep we set that floor to the minimum park condition observed among dive sites that do have a protected-area score (currently 58)." title="" id="84" name="Picture"/>
+            <a:graphic>
+              <a:graphicData uri="http://schemas.openxmlformats.org/drawingml/2006/picture">
+                <pic:pic>
+                  <pic:nvPicPr>
+                    <pic:cNvPr descr="../images/sp_lsp_figs/process_priority_dive_sites_condition.png" id="85" name="Picture"/>
+                    <pic:cNvPicPr>
+                      <a:picLocks noChangeArrowheads="1" noChangeAspect="1"/>
+                    </pic:cNvPicPr>
+                  </pic:nvPicPr>
+                  <pic:blipFill>
+                    <a:blip r:embed="rId83"/>
+                    <a:stretch>
+                      <a:fillRect/>
+                    </a:stretch>
+                  </pic:blipFill>
+                  <pic:spPr bwMode="auto">
+                    <a:xfrm>
+                      <a:off x="0" y="0"/>
+                      <a:ext cx="4533900" cy="4533900"/>
+                    </a:xfrm>
+                    <a:prstGeom prst="rect">
+                      <a:avLst/>
+                    </a:prstGeom>
+                    <a:noFill/>
+                    <a:ln w="9525">
+                      <a:noFill/>
+                      <a:headEnd/>
+                      <a:tailEnd/>
+                    </a:ln>
+                  </pic:spPr>
+                </pic:pic>
+              </a:graphicData>
+            </a:graphic>
+          </wp:inline>
+        </w:drawing>
+      </w:r>
+    </w:p>
+    <w:p>
+      <w:pPr>
+        <w:pStyle w:val="ImageCaption"/>
+      </w:pPr>
+      <w:r>
+        <w:t xml:space="preserve">Figure 11. Method map of priority dive sites colored by the overall condition we use in scoring. Dive locations come from published priority analyses (Arcos-Aguilar et al. 2021 and GCMP layers). If a site sits inside a CONANP or Ramsar protected area, its condition is the SIMEC and/or Ramsar management score for that area (the higher of the two when both apply). If a site sits outside protected areas, it still receives a non-zero legal floor from Mexico’s dive-tourism standard NOM-012-TUR-2016 section 6.11, which sets operating rules for dive tourism both inside and outside natural protected areas. In prep we set that floor to the minimum park condition observed among dive sites that do have a protected-area score (currently 58).</w:t>
+      </w:r>
+    </w:p>
+    <w:p>
+      <w:pPr>
+        <w:pStyle w:val="CaptionedFigure"/>
+      </w:pPr>
+      <w:r>
+        <w:drawing>
+          <wp:inline>
+            <wp:extent cx="4533900" cy="4533900"/>
+            <wp:effectExtent b="0" l="0" r="0" t="0"/>
+            <wp:docPr descr="Figure 12. Zoomed method map around Parque Nacional Espiritu Santo to show the inside-versus-outside protected area logic for dive sites more clearly. Sites inside the park inherit the park management condition. Nearby priority sites outside the boundary use the NOM-012-TUR legal floor (currently 58) rather than dropping to zero. This illustrates that unprotected dive tourism is not treated as no protection, but also not as fully equivalent to a well managed park." title="" id="87" name="Picture"/>
+            <a:graphic>
+              <a:graphicData uri="http://schemas.openxmlformats.org/drawingml/2006/picture">
+                <pic:pic>
+                  <pic:nvPicPr>
+                    <pic:cNvPr descr="../images/sp_lsp_figs/process_priority_dive_sites.png" id="88" name="Picture"/>
+                    <pic:cNvPicPr>
+                      <a:picLocks noChangeArrowheads="1" noChangeAspect="1"/>
+                    </pic:cNvPicPr>
+                  </pic:nvPicPr>
+                  <pic:blipFill>
+                    <a:blip r:embed="rId86"/>
+                    <a:stretch>
+                      <a:fillRect/>
+                    </a:stretch>
+                  </pic:blipFill>
+                  <pic:spPr bwMode="auto">
+                    <a:xfrm>
+                      <a:off x="0" y="0"/>
+                      <a:ext cx="4533900" cy="4533900"/>
+                    </a:xfrm>
+                    <a:prstGeom prst="rect">
+                      <a:avLst/>
+                    </a:prstGeom>
+                    <a:noFill/>
+                    <a:ln w="9525">
+                      <a:noFill/>
+                      <a:headEnd/>
+                      <a:tailEnd/>
+                    </a:ln>
+                  </pic:spPr>
+                </pic:pic>
+              </a:graphicData>
+            </a:graphic>
+          </wp:inline>
+        </w:drawing>
+      </w:r>
+    </w:p>
+    <w:p>
+      <w:pPr>
+        <w:pStyle w:val="ImageCaption"/>
+      </w:pPr>
+      <w:r>
+        <w:t xml:space="preserve">Figure 12. Zoomed method map around Parque Nacional Espiritu Santo to show the inside-versus-outside protected area logic for dive sites more clearly. Sites inside the park inherit the park management condition. Nearby priority sites outside the boundary use the NOM-012-TUR legal floor (currently 58) rather than dropping to zero. This illustrates that unprotected dive tourism is not treated as no protection, but also not as fully equivalent to a well managed park.</w:t>
+      </w:r>
+    </w:p>
+    <w:p>
+      <w:pPr>
+        <w:pStyle w:val="CaptionedFigure"/>
+      </w:pPr>
+      <w:r>
+        <w:drawing>
+          <wp:inline>
+            <wp:extent cx="4000500" cy="4000499"/>
+            <wp:effectExtent b="0" l="0" r="0" t="0"/>
+            <wp:docPr descr="Figure 13. Regional priority dive site scores. Each region averages condition across its priority dive sites after the protected-area and legal-floor rules in Figures 11 and 12. Higher scores mean the set of iconic dive places in that region is, on average, better covered by managed parks or at least by the national dive-tourism legal baseline." title="" id="90" name="Picture"/>
+            <a:graphic>
+              <a:graphicData uri="http://schemas.openxmlformats.org/drawingml/2006/picture">
+                <pic:pic>
+                  <pic:nvPicPr>
+                    <pic:cNvPr descr="../images/sp_lsp_figs/lsp_priority_dive_sites.png" id="91" name="Picture"/>
+                    <pic:cNvPicPr>
+                      <a:picLocks noChangeArrowheads="1" noChangeAspect="1"/>
+                    </pic:cNvPicPr>
+                  </pic:nvPicPr>
+                  <pic:blipFill>
+                    <a:blip r:embed="rId89"/>
+                    <a:stretch>
+                      <a:fillRect/>
+                    </a:stretch>
+                  </pic:blipFill>
+                  <pic:spPr bwMode="auto">
+                    <a:xfrm>
+                      <a:off x="0" y="0"/>
+                      <a:ext cx="4000500" cy="4000499"/>
+                    </a:xfrm>
+                    <a:prstGeom prst="rect">
+                      <a:avLst/>
+                    </a:prstGeom>
+                    <a:noFill/>
+                    <a:ln w="9525">
+                      <a:noFill/>
+                      <a:headEnd/>
+                      <a:tailEnd/>
+                    </a:ln>
+                  </pic:spPr>
+                </pic:pic>
+              </a:graphicData>
+            </a:graphic>
+          </wp:inline>
+        </w:drawing>
+      </w:r>
+    </w:p>
+    <w:p>
+      <w:pPr>
+        <w:pStyle w:val="ImageCaption"/>
+      </w:pPr>
+      <w:r>
+        <w:t xml:space="preserve">Figure 13. Regional priority dive site scores. Each region averages condition across its priority dive sites after the protected-area and legal-floor rules in Figures 11 and 12. Higher scores mean the set of iconic dive places in that region is, on average, better covered by managed parks or at least by the national dive-tourism legal baseline.</w:t>
+      </w:r>
+    </w:p>
+    <w:p>
+      <w:pPr>
+        <w:pStyle w:val="BodyText"/>
+      </w:pPr>
+      <w:r>
+        <w:rPr>
+          <w:bCs/>
+          <w:b/>
+        </w:rPr>
+        <w:t xml:space="preserve">Data sources</w:t>
+      </w:r>
+    </w:p>
+    <w:p>
+      <w:pPr>
+        <w:numPr>
+          <w:ilvl w:val="0"/>
+          <w:numId w:val="1023"/>
+        </w:numPr>
+        <w:pStyle w:val="Compact"/>
+      </w:pPr>
+      <w:r>
+        <w:t xml:space="preserve">Arcos-Aguilar et al. 2021 and CBMC GCMP dive site layers and priority table</w:t>
+      </w:r>
+    </w:p>
+    <w:p>
+      <w:pPr>
+        <w:numPr>
+          <w:ilvl w:val="0"/>
+          <w:numId w:val="1023"/>
+        </w:numPr>
+        <w:pStyle w:val="Compact"/>
+      </w:pPr>
+      <w:r>
+        <w:t xml:space="preserve">Combined protected areas (WDPA, CONANP, HEM) as above</w:t>
+      </w:r>
+    </w:p>
+    <w:p>
+      <w:pPr>
+        <w:numPr>
+          <w:ilvl w:val="0"/>
+          <w:numId w:val="1023"/>
+        </w:numPr>
+        <w:pStyle w:val="Compact"/>
+      </w:pPr>
+      <w:r>
+        <w:t xml:space="preserve">CONANP SIMEC i-efectividad and Ramsar management plan presence</w:t>
+      </w:r>
+    </w:p>
+    <w:p>
+      <w:pPr>
+        <w:numPr>
+          <w:ilvl w:val="0"/>
+          <w:numId w:val="1023"/>
+        </w:numPr>
+        <w:pStyle w:val="Compact"/>
+      </w:pPr>
+      <w:hyperlink r:id="rId92">
+        <w:r>
+          <w:rPr>
+            <w:rStyle w:val="Hyperlink"/>
+          </w:rPr>
+          <w:t xml:space="preserve">NOM-012-TUR-2016</w:t>
+        </w:r>
+      </w:hyperlink>
+      <w:r>
+        <w:t xml:space="preserve"> </w:t>
+      </w:r>
+      <w:r>
+        <w:t xml:space="preserve">§6.11 (dive tourism rules inside and outside protected natural areas)</w:t>
+      </w:r>
+    </w:p>
+    <w:bookmarkEnd w:id="93"/>
+    <w:bookmarkStart w:id="102" w:name="iconic-fishing-spots"/>
+    <w:p>
+      <w:pPr>
+        <w:pStyle w:val="Heading3"/>
+      </w:pPr>
+      <w:r>
+        <w:t xml:space="preserve">6.3.3 Iconic Fishing Spots</w:t>
+      </w:r>
+    </w:p>
+    <w:p>
+      <w:pPr>
+        <w:pStyle w:val="FirstParagraph"/>
+      </w:pPr>
+      <w:r>
+        <w:t xml:space="preserve">These are historically important fishing coordinates indicated by experts.</w:t>
+      </w:r>
+    </w:p>
+    <w:p>
+      <w:pPr>
+        <w:pStyle w:val="BodyText"/>
+      </w:pPr>
+      <w:r>
+        <w:rPr>
+          <w:bCs/>
+          <w:b/>
+        </w:rPr>
+        <w:t xml:space="preserve">What is a ZRP?</w:t>
+      </w:r>
+      <w:r>
+        <w:t xml:space="preserve"> </w:t>
+      </w:r>
+      <w:r>
+        <w:t xml:space="preserve">In Mexico, a</w:t>
+      </w:r>
+      <w:r>
+        <w:t xml:space="preserve"> </w:t>
+      </w:r>
+      <w:r>
+        <w:rPr>
+          <w:bCs/>
+          <w:b/>
+        </w:rPr>
+        <w:t xml:space="preserve">ZRP</w:t>
+      </w:r>
+      <w:r>
+        <w:t xml:space="preserve"> </w:t>
+      </w:r>
+      <w:r>
+        <w:t xml:space="preserve">is a</w:t>
+      </w:r>
+      <w:r>
+        <w:t xml:space="preserve"> </w:t>
+      </w:r>
+      <w:r>
+        <w:rPr>
+          <w:iCs/>
+          <w:i/>
+        </w:rPr>
+        <w:t xml:space="preserve">zona de refugio pesquero</w:t>
+      </w:r>
+      <w:r>
+        <w:t xml:space="preserve"> </w:t>
+      </w:r>
+      <w:r>
+        <w:t xml:space="preserve">(fishing refuge zone): a designated marine or coastal area where fishing is partly or fully restricted. The intent is to protect marine life, allow depleted fish stocks to recover, and support sustainable seafood livelihoods for local communities. In this model, an iconic fishing place that falls inside a mapped ZRP receives a condition of 100.</w:t>
+      </w:r>
+    </w:p>
+    <w:p>
+      <w:pPr>
+        <w:pStyle w:val="BodyText"/>
+      </w:pPr>
+      <w:r>
+        <w:rPr>
+          <w:bCs/>
+          <w:b/>
+        </w:rPr>
+        <w:t xml:space="preserve">What is a TURF?</w:t>
+      </w:r>
+      <w:r>
+        <w:t xml:space="preserve"> </w:t>
+      </w:r>
+      <w:r>
+        <w:t xml:space="preserve">A</w:t>
+      </w:r>
+      <w:r>
+        <w:t xml:space="preserve"> </w:t>
+      </w:r>
+      <w:r>
+        <w:rPr>
+          <w:bCs/>
+          <w:b/>
+        </w:rPr>
+        <w:t xml:space="preserve">TURF</w:t>
+      </w:r>
+      <w:r>
+        <w:t xml:space="preserve"> </w:t>
+      </w:r>
+      <w:r>
+        <w:t xml:space="preserve">is a territorial use right in fisheries: fishing rights allocated to a defined cooperative or community territory. We treat confirmed TURF sites as strongly protected for this place-based cultural use (also score 100). Nationwide TURF polygons are not easily available as a single public layer for batch processing, so TURF matches are based on expert review and published maps (Aceves-Bueno et al. 2023 and the associated mapping tools).</w:t>
+      </w:r>
+    </w:p>
+    <w:p>
+      <w:pPr>
+        <w:numPr>
+          <w:ilvl w:val="0"/>
+          <w:numId w:val="1024"/>
+        </w:numPr>
+        <w:pStyle w:val="Compact"/>
+      </w:pPr>
+      <w:r>
+        <w:t xml:space="preserve">If the site is in a zona de refugio pesquero (fishing refuge): score = 100.</w:t>
+      </w:r>
+    </w:p>
+    <w:p>
+      <w:pPr>
+        <w:numPr>
+          <w:ilvl w:val="0"/>
+          <w:numId w:val="1024"/>
+        </w:numPr>
+        <w:pStyle w:val="Compact"/>
+      </w:pPr>
+      <w:r>
+        <w:t xml:space="preserve">Else if the site is in a cooperative fishing territory (TURF): score = 100 (confirmed visually with Aceves-Bueno et al. 2023; national TURF polygons are not easily downloadable for batch use).</w:t>
+      </w:r>
+    </w:p>
+    <w:p>
+      <w:pPr>
+        <w:numPr>
+          <w:ilvl w:val="0"/>
+          <w:numId w:val="1024"/>
+        </w:numPr>
+        <w:pStyle w:val="Compact"/>
+      </w:pPr>
+      <w:r>
+        <w:t xml:space="preserve">Else use SIMEC and Ramsar plan scores if the site overlaps a relevant protected area.</w:t>
+      </w:r>
+    </w:p>
+    <w:p>
+      <w:pPr>
+        <w:pStyle w:val="FirstParagraph"/>
+      </w:pPr>
+      <w:r>
+        <w:t xml:space="preserve">Method map:</w:t>
+      </w:r>
+      <w:r>
+        <w:t xml:space="preserve"> </w:t>
+      </w:r>
+      <w:r>
+        <w:rPr>
+          <w:bCs/>
+          <w:b/>
+        </w:rPr>
+        <w:t xml:space="preserve">ZRP</w:t>
+      </w:r>
+      <w:r>
+        <w:t xml:space="preserve"> </w:t>
+      </w:r>
+      <w:r>
+        <w:t xml:space="preserve">vs</w:t>
+      </w:r>
+      <w:r>
+        <w:t xml:space="preserve"> </w:t>
+      </w:r>
+      <w:r>
+        <w:rPr>
+          <w:bCs/>
+          <w:b/>
+        </w:rPr>
+        <w:t xml:space="preserve">TURF</w:t>
+      </w:r>
+      <w:r>
+        <w:t xml:space="preserve"> </w:t>
+      </w:r>
+      <w:r>
+        <w:t xml:space="preserve">vs</w:t>
+      </w:r>
+      <w:r>
+        <w:t xml:space="preserve"> </w:t>
+      </w:r>
+      <w:r>
+        <w:rPr>
+          <w:bCs/>
+          <w:b/>
+        </w:rPr>
+        <w:t xml:space="preserve">In PA</w:t>
+      </w:r>
+      <w:r>
+        <w:t xml:space="preserve"> </w:t>
+      </w:r>
+      <w:r>
+        <w:t xml:space="preserve">vs</w:t>
+      </w:r>
+      <w:r>
+        <w:t xml:space="preserve"> </w:t>
+      </w:r>
+      <w:r>
+        <w:rPr>
+          <w:bCs/>
+          <w:b/>
+        </w:rPr>
+        <w:t xml:space="preserve">Other</w:t>
+      </w:r>
+      <w:r>
+        <w:t xml:space="preserve">. Then regional fishing scores.</w:t>
+      </w:r>
+    </w:p>
+    <w:p>
+      <w:pPr>
+        <w:pStyle w:val="CaptionedFigure"/>
+      </w:pPr>
+      <w:r>
+        <w:drawing>
+          <wp:inline>
+            <wp:extent cx="4533900" cy="4533900"/>
+            <wp:effectExtent b="0" l="0" r="0" t="0"/>
+            <wp:docPr descr="Figure 14. Method map of iconic fishing places labeled by the protection pathway that sets their score. Coordinates come from Expert Working Group inventory of historically important fishing places. A ZRP (zona de refugio pesquero, or fishing refuge zone) is a designated Mexican marine or coastal area where fishing is partly or fully restricted to protect marine life, allow depleted stocks to recover, and support sustainable use by local fishers; sites inside a ZRP score 100. A TURF (territorial use right in fisheries) is a cooperative fishing territory where fishing rights are allocated to a defined community; sites confirmed as TURF also score 100 (based on Aceves-Bueno et al. 2023 review, since nationwide TURF polygons are not easily downloaded for batch processing). Other sites inside relevant protected areas use SIMEC or Ramsar plan scores. Remaining sites fall in the Other class under this hierarchy." title="" id="95" name="Picture"/>
+            <a:graphic>
+              <a:graphicData uri="http://schemas.openxmlformats.org/drawingml/2006/picture">
+                <pic:pic>
+                  <pic:nvPicPr>
+                    <pic:cNvPr descr="../images/sp_lsp_figs/process_iconic_fishing_gulf.png" id="96" name="Picture"/>
+                    <pic:cNvPicPr>
+                      <a:picLocks noChangeArrowheads="1" noChangeAspect="1"/>
+                    </pic:cNvPicPr>
+                  </pic:nvPicPr>
+                  <pic:blipFill>
+                    <a:blip r:embed="rId94"/>
+                    <a:stretch>
+                      <a:fillRect/>
+                    </a:stretch>
+                  </pic:blipFill>
+                  <pic:spPr bwMode="auto">
+                    <a:xfrm>
+                      <a:off x="0" y="0"/>
+                      <a:ext cx="4533900" cy="4533900"/>
+                    </a:xfrm>
+                    <a:prstGeom prst="rect">
+                      <a:avLst/>
+                    </a:prstGeom>
+                    <a:noFill/>
+                    <a:ln w="9525">
+                      <a:noFill/>
+                      <a:headEnd/>
+                      <a:tailEnd/>
+                    </a:ln>
+                  </pic:spPr>
+                </pic:pic>
+              </a:graphicData>
+            </a:graphic>
+          </wp:inline>
+        </w:drawing>
+      </w:r>
+    </w:p>
+    <w:p>
+      <w:pPr>
+        <w:pStyle w:val="ImageCaption"/>
+      </w:pPr>
+      <w:r>
+        <w:t xml:space="preserve">Figure 14. Method map of iconic fishing places labeled by the protection pathway that sets their score. Coordinates come from Expert Working Group inventory of historically important fishing places. A ZRP (zona de refugio pesquero, or fishing refuge zone) is a designated Mexican marine or coastal area where fishing is partly or fully restricted to protect marine life, allow depleted stocks to recover, and support sustainable use by local fishers; sites inside a ZRP score 100. A TURF (territorial use right in fisheries) is a cooperative fishing territory where fishing rights are allocated to a defined community; sites confirmed as TURF also score 100 (based on Aceves-Bueno et al. 2023 review, since nationwide TURF polygons are not easily downloaded for batch processing). Other sites inside relevant protected areas use SIMEC or Ramsar plan scores. Remaining sites fall in the Other class under this hierarchy.</w:t>
+      </w:r>
+    </w:p>
+    <w:p>
+      <w:pPr>
+        <w:pStyle w:val="CaptionedFigure"/>
+      </w:pPr>
+      <w:r>
+        <w:drawing>
+          <wp:inline>
+            <wp:extent cx="4000500" cy="4000499"/>
+            <wp:effectExtent b="0" l="0" r="0" t="0"/>
+            <wp:docPr descr="Figure 15. Regional iconic fishing scores after applying the ZRP, TURF, and protected-area rules. Higher regional scores mean expert-listed fishing places in that region sit, on average, inside stronger fishery or park protections." title="" id="98" name="Picture"/>
+            <a:graphic>
+              <a:graphicData uri="http://schemas.openxmlformats.org/drawingml/2006/picture">
+                <pic:pic>
+                  <pic:nvPicPr>
+                    <pic:cNvPr descr="../images/sp_lsp_figs/lsp_iconic_fishing_spots.png" id="99" name="Picture"/>
+                    <pic:cNvPicPr>
+                      <a:picLocks noChangeArrowheads="1" noChangeAspect="1"/>
+                    </pic:cNvPicPr>
+                  </pic:nvPicPr>
+                  <pic:blipFill>
+                    <a:blip r:embed="rId97"/>
+                    <a:stretch>
+                      <a:fillRect/>
+                    </a:stretch>
+                  </pic:blipFill>
+                  <pic:spPr bwMode="auto">
+                    <a:xfrm>
+                      <a:off x="0" y="0"/>
+                      <a:ext cx="4000500" cy="4000499"/>
+                    </a:xfrm>
+                    <a:prstGeom prst="rect">
+                      <a:avLst/>
+                    </a:prstGeom>
+                    <a:noFill/>
+                    <a:ln w="9525">
+                      <a:noFill/>
+                      <a:headEnd/>
+                      <a:tailEnd/>
+                    </a:ln>
+                  </pic:spPr>
+                </pic:pic>
+              </a:graphicData>
+            </a:graphic>
+          </wp:inline>
+        </w:drawing>
+      </w:r>
+    </w:p>
+    <w:p>
+      <w:pPr>
+        <w:pStyle w:val="ImageCaption"/>
+      </w:pPr>
+      <w:r>
+        <w:t xml:space="preserve">Figure 15. Regional iconic fishing scores after applying the ZRP, TURF, and protected-area rules. Higher regional scores mean expert-listed fishing places in that region sit, on average, inside stronger fishery or park protections.</w:t>
+      </w:r>
+    </w:p>
+    <w:p>
+      <w:pPr>
+        <w:pStyle w:val="BodyText"/>
+      </w:pPr>
+      <w:r>
+        <w:rPr>
+          <w:bCs/>
+          <w:b/>
+        </w:rPr>
+        <w:t xml:space="preserve">Data sources</w:t>
+      </w:r>
+    </w:p>
+    <w:p>
+      <w:pPr>
+        <w:numPr>
+          <w:ilvl w:val="0"/>
+          <w:numId w:val="1025"/>
+        </w:numPr>
+        <w:pStyle w:val="Compact"/>
+      </w:pPr>
+      <w:r>
+        <w:t xml:space="preserve">Expert Working Group fishing area inventory</w:t>
+      </w:r>
+    </w:p>
+    <w:p>
+      <w:pPr>
+        <w:numPr>
+          <w:ilvl w:val="0"/>
+          <w:numId w:val="1025"/>
+        </w:numPr>
+        <w:pStyle w:val="Compact"/>
+      </w:pPr>
+      <w:r>
+        <w:t xml:space="preserve">TNC geoportal fishing refuge (ZRP) polygons</w:t>
+      </w:r>
+    </w:p>
+    <w:p>
+      <w:pPr>
+        <w:numPr>
+          <w:ilvl w:val="0"/>
+          <w:numId w:val="1025"/>
+        </w:numPr>
+        <w:pStyle w:val="Compact"/>
+      </w:pPr>
+      <w:r>
+        <w:t xml:space="preserve">Aceves-Bueno et al. 2023,</w:t>
+      </w:r>
+      <w:r>
+        <w:t xml:space="preserve"> </w:t>
+      </w:r>
+      <w:r>
+        <w:rPr>
+          <w:iCs/>
+          <w:i/>
+        </w:rPr>
+        <w:t xml:space="preserve">Sustaining small-scale fisheries through a nation-wide Territorial Use Rights in Fisheries system</w:t>
+      </w:r>
+      <w:r>
+        <w:t xml:space="preserve"> </w:t>
+      </w:r>
+      <w:r>
+        <w:t xml:space="preserve">(</w:t>
+      </w:r>
+      <w:hyperlink r:id="rId100">
+        <w:r>
+          <w:rPr>
+            <w:rStyle w:val="Hyperlink"/>
+          </w:rPr>
+          <w:t xml:space="preserve">PLOS ONE</w:t>
+        </w:r>
+      </w:hyperlink>
+      <w:r>
+        <w:t xml:space="preserve">); TURF locations reviewed in that paper and associated</w:t>
+      </w:r>
+      <w:r>
+        <w:t xml:space="preserve"> </w:t>
+      </w:r>
+      <w:hyperlink r:id="rId101">
+        <w:r>
+          <w:rPr>
+            <w:rStyle w:val="Hyperlink"/>
+          </w:rPr>
+          <w:t xml:space="preserve">Shiny map</w:t>
+        </w:r>
+      </w:hyperlink>
+    </w:p>
+    <w:p>
+      <w:pPr>
+        <w:numPr>
+          <w:ilvl w:val="0"/>
+          <w:numId w:val="1025"/>
+        </w:numPr>
+        <w:pStyle w:val="Compact"/>
+      </w:pPr>
+      <w:r>
+        <w:t xml:space="preserve">SIMEC and Ramsar plan rules when fishing sites overlap protected areas</w:t>
+      </w:r>
+    </w:p>
+    <w:bookmarkEnd w:id="102"/>
+    <w:bookmarkStart w:id="113" w:name="archaeological-sites"/>
+    <w:p>
+      <w:pPr>
+        <w:pStyle w:val="Heading3"/>
+      </w:pPr>
+      <w:r>
+        <w:t xml:space="preserve">6.3.4 Archaeological Sites</w:t>
+      </w:r>
+    </w:p>
+    <w:p>
+      <w:pPr>
+        <w:pStyle w:val="FirstParagraph"/>
+      </w:pPr>
+      <w:r>
+        <w:t xml:space="preserve">These are places where remains make the surrounding natural area culturally and spiritually special (for example shell middens and other coastal archaeological landscapes).</w:t>
+      </w:r>
+    </w:p>
+    <w:p>
+      <w:pPr>
+        <w:pStyle w:val="BodyText"/>
+      </w:pPr>
+      <w:r>
+        <w:rPr>
+          <w:bCs/>
+          <w:b/>
+        </w:rPr>
+        <w:t xml:space="preserve">What is INAH, and why does it count as protection?</w:t>
+      </w:r>
+      <w:r>
+        <w:t xml:space="preserve"> </w:t>
+      </w:r>
+      <w:r>
+        <w:rPr>
+          <w:bCs/>
+          <w:b/>
+        </w:rPr>
+        <w:t xml:space="preserve">INAH</w:t>
+      </w:r>
+      <w:r>
+        <w:t xml:space="preserve"> </w:t>
+      </w:r>
+      <w:r>
+        <w:t xml:space="preserve">is Mexico’s</w:t>
+      </w:r>
+      <w:r>
+        <w:t xml:space="preserve"> </w:t>
+      </w:r>
+      <w:r>
+        <w:rPr>
+          <w:iCs/>
+          <w:i/>
+        </w:rPr>
+        <w:t xml:space="preserve">Instituto Nacional de Antropología e Historia</w:t>
+      </w:r>
+      <w:r>
+        <w:t xml:space="preserve"> </w:t>
+      </w:r>
+      <w:r>
+        <w:t xml:space="preserve">(National Institute of Anthropology and History), created in 1939 to conserve, study, and share the country’s archaeological, historical, and related heritage. INAH oversees archaeological zones open to the public, historical monuments, research, cataloging, and restoration nationwide. Public-facing entry points include the archaeological zones pages (</w:t>
+      </w:r>
+      <w:hyperlink r:id="rId103">
+        <w:r>
+          <w:rPr>
+            <w:rStyle w:val="Hyperlink"/>
+          </w:rPr>
+          <w:t xml:space="preserve">https://www.inah.gob.mx/zonas-arqueologicas</w:t>
+        </w:r>
+      </w:hyperlink>
+      <w:r>
+        <w:t xml:space="preserve">) and the historical monuments coordination (</w:t>
+      </w:r>
+      <w:hyperlink r:id="rId104">
+        <w:r>
+          <w:rPr>
+            <w:rStyle w:val="Hyperlink"/>
+          </w:rPr>
+          <w:t xml:space="preserve">https://monumentoshistoricos.inah.gob.mx/</w:t>
+        </w:r>
+      </w:hyperlink>
+      <w:r>
+        <w:t xml:space="preserve">). For Lasting Special Places, matching an Expert Working Group site to a nearby official INAH inventory point is treated as the strongest heritage-management pathway available in our hierarchy (score 100), because the site is linked to the national institution responsible for that form of protection and stewardship.</w:t>
+      </w:r>
+    </w:p>
+    <w:p>
+      <w:pPr>
+        <w:numPr>
+          <w:ilvl w:val="0"/>
+          <w:numId w:val="1026"/>
+        </w:numPr>
+        <w:pStyle w:val="Compact"/>
+      </w:pPr>
+      <w:r>
+        <w:t xml:space="preserve">If the site matches a nearby INAH inventory point (about 10 km): score = 100.</w:t>
+      </w:r>
+    </w:p>
+    <w:p>
+      <w:pPr>
+        <w:numPr>
+          <w:ilvl w:val="0"/>
+          <w:numId w:val="1026"/>
+        </w:numPr>
+        <w:pStyle w:val="Compact"/>
+      </w:pPr>
+      <w:r>
+        <w:t xml:space="preserve">Else if a nearby natural protected area applies (about 500 m) with a management score: use that score (including special cases such as the Hauxa Manaka pact site).</w:t>
+      </w:r>
+    </w:p>
+    <w:p>
+      <w:pPr>
+        <w:numPr>
+          <w:ilvl w:val="0"/>
+          <w:numId w:val="1026"/>
+        </w:numPr>
+        <w:pStyle w:val="Compact"/>
+      </w:pPr>
+      <w:r>
+        <w:t xml:space="preserve">Else partial legal cover only: score = 30 (</w:t>
+      </w:r>
+      <w:r>
+        <w:rPr>
+          <w:iCs/>
+          <w:i/>
+        </w:rPr>
+        <w:t xml:space="preserve">Ley Federal sobre Monumentos y Zonas Arqueológicos, Artísticos e Históricos</w:t>
+      </w:r>
+      <w:r>
+        <w:t xml:space="preserve">).</w:t>
+      </w:r>
+    </w:p>
+    <w:p>
+      <w:pPr>
+        <w:pStyle w:val="FirstParagraph"/>
+      </w:pPr>
+      <w:r>
+        <w:t xml:space="preserve">Method map: scored sites with</w:t>
+      </w:r>
+      <w:r>
+        <w:t xml:space="preserve"> </w:t>
+      </w:r>
+      <w:r>
+        <w:rPr>
+          <w:bCs/>
+          <w:b/>
+        </w:rPr>
+        <w:t xml:space="preserve">INAH</w:t>
+      </w:r>
+      <w:r>
+        <w:t xml:space="preserve"> </w:t>
+      </w:r>
+      <w:r>
+        <w:t xml:space="preserve">/</w:t>
+      </w:r>
+      <w:r>
+        <w:t xml:space="preserve"> </w:t>
+      </w:r>
+      <w:r>
+        <w:rPr>
+          <w:bCs/>
+          <w:b/>
+        </w:rPr>
+        <w:t xml:space="preserve">In PA</w:t>
+      </w:r>
+      <w:r>
+        <w:t xml:space="preserve"> </w:t>
+      </w:r>
+      <w:r>
+        <w:t xml:space="preserve">/</w:t>
+      </w:r>
+      <w:r>
+        <w:t xml:space="preserve"> </w:t>
+      </w:r>
+      <w:r>
+        <w:rPr>
+          <w:bCs/>
+          <w:b/>
+        </w:rPr>
+        <w:t xml:space="preserve">Legal only</w:t>
+      </w:r>
+      <w:r>
+        <w:t xml:space="preserve"> </w:t>
+      </w:r>
+      <w:r>
+        <w:t xml:space="preserve">rules. Then regional archaeology scores.</w:t>
+      </w:r>
+    </w:p>
+    <w:p>
+      <w:pPr>
+        <w:pStyle w:val="CaptionedFigure"/>
+      </w:pPr>
+      <w:r>
+        <w:drawing>
+          <wp:inline>
+            <wp:extent cx="4533900" cy="4533900"/>
+            <wp:effectExtent b="0" l="0" r="0" t="0"/>
+            <wp:docPr descr="Figure 16. Method map of archaeological and related cultural sites scored for Lasting Special Places. These are places where material remains make the surrounding coast culturally and spiritually special, such as shell middens. INAH is Mexico’s Instituto Nacional de Antropologia e Historia (National Institute of Anthropology and History; see https://www.inah.gob.mx/zonas-arqueologicas and https://monumentoshistoricos.inah.gob.mx/). Created in 1939, INAH oversees conservation, research, and public access for archaeological zones, monuments, and related heritage nationwide. If an Expert Working Group site falls within about 10 km of an official INAH inventory point, we treat it as under that heritage-management system and score 100. If not, but the site is near or inside a natural protected area with a management effectiveness score, we use that park score. Otherwise we assign a lower legal floor of 30, reflecting partial cover under the Federal Law on Archaeological, Artistic, and Historic Monuments and Zones even when a site is not formally managed as an open INAH zone." title="" id="106" name="Picture"/>
+            <a:graphic>
+              <a:graphicData uri="http://schemas.openxmlformats.org/drawingml/2006/picture">
+                <pic:pic>
+                  <pic:nvPicPr>
+                    <pic:cNvPr descr="../images/sp_lsp_figs/process_archaeological_buffers.png" id="107" name="Picture"/>
+                    <pic:cNvPicPr>
+                      <a:picLocks noChangeArrowheads="1" noChangeAspect="1"/>
+                    </pic:cNvPicPr>
+                  </pic:nvPicPr>
+                  <pic:blipFill>
+                    <a:blip r:embed="rId105"/>
+                    <a:stretch>
+                      <a:fillRect/>
+                    </a:stretch>
+                  </pic:blipFill>
+                  <pic:spPr bwMode="auto">
+                    <a:xfrm>
+                      <a:off x="0" y="0"/>
+                      <a:ext cx="4533900" cy="4533900"/>
+                    </a:xfrm>
+                    <a:prstGeom prst="rect">
+                      <a:avLst/>
+                    </a:prstGeom>
+                    <a:noFill/>
+                    <a:ln w="9525">
+                      <a:noFill/>
+                      <a:headEnd/>
+                      <a:tailEnd/>
+                    </a:ln>
+                  </pic:spPr>
+                </pic:pic>
+              </a:graphicData>
+            </a:graphic>
+          </wp:inline>
+        </w:drawing>
+      </w:r>
+    </w:p>
+    <w:p>
+      <w:pPr>
+        <w:pStyle w:val="ImageCaption"/>
+      </w:pPr>
+      <w:r>
+        <w:t xml:space="preserve">Figure 16. Method map of archaeological and related cultural sites scored for Lasting Special Places. These are places where material remains make the surrounding coast culturally and spiritually special, such as shell middens. INAH is Mexico’s Instituto Nacional de Antropologia e Historia (National Institute of Anthropology and History; see https://www.inah.gob.mx/zonas-arqueologicas and https://monumentoshistoricos.inah.gob.mx/). Created in 1939, INAH oversees conservation, research, and public access for archaeological zones, monuments, and related heritage nationwide. If an Expert Working Group site falls within about 10 km of an official INAH inventory point, we treat it as under that heritage-management system and score 100. If not, but the site is near or inside a natural protected area with a management effectiveness score, we use that park score. Otherwise we assign a lower legal floor of 30, reflecting partial cover under the Federal Law on Archaeological, Artistic, and Historic Monuments and Zones even when a site is not formally managed as an open INAH zone.</w:t>
+      </w:r>
+    </w:p>
+    <w:p>
+      <w:pPr>
+        <w:pStyle w:val="CaptionedFigure"/>
+      </w:pPr>
+      <w:r>
+        <w:drawing>
+          <wp:inline>
+            <wp:extent cx="4000500" cy="4000499"/>
+            <wp:effectExtent b="0" l="0" r="0" t="0"/>
+            <wp:docPr descr="Figure 17. Regional archaeological site scores after the INAH, protected-area, and legal-floor hierarchy. Higher scores mean expert-listed heritage places in that region are more often matched to formal INAH inventory or to managed park protection rather than the residual legal floor alone." title="" id="109" name="Picture"/>
+            <a:graphic>
+              <a:graphicData uri="http://schemas.openxmlformats.org/drawingml/2006/picture">
+                <pic:pic>
+                  <pic:nvPicPr>
+                    <pic:cNvPr descr="../images/sp_lsp_figs/lsp_archaeological_sites.png" id="110" name="Picture"/>
+                    <pic:cNvPicPr>
+                      <a:picLocks noChangeArrowheads="1" noChangeAspect="1"/>
+                    </pic:cNvPicPr>
+                  </pic:nvPicPr>
+                  <pic:blipFill>
+                    <a:blip r:embed="rId108"/>
+                    <a:stretch>
+                      <a:fillRect/>
+                    </a:stretch>
+                  </pic:blipFill>
+                  <pic:spPr bwMode="auto">
+                    <a:xfrm>
+                      <a:off x="0" y="0"/>
+                      <a:ext cx="4000500" cy="4000499"/>
+                    </a:xfrm>
+                    <a:prstGeom prst="rect">
+                      <a:avLst/>
+                    </a:prstGeom>
+                    <a:noFill/>
+                    <a:ln w="9525">
+                      <a:noFill/>
+                      <a:headEnd/>
+                      <a:tailEnd/>
+                    </a:ln>
+                  </pic:spPr>
+                </pic:pic>
+              </a:graphicData>
+            </a:graphic>
+          </wp:inline>
+        </w:drawing>
+      </w:r>
+    </w:p>
+    <w:p>
+      <w:pPr>
+        <w:pStyle w:val="ImageCaption"/>
+      </w:pPr>
+      <w:r>
+        <w:t xml:space="preserve">Figure 17. Regional archaeological site scores after the INAH, protected-area, and legal-floor hierarchy. Higher scores mean expert-listed heritage places in that region are more often matched to formal INAH inventory or to managed park protection rather than the residual legal floor alone.</w:t>
+      </w:r>
+    </w:p>
+    <w:p>
+      <w:pPr>
+        <w:pStyle w:val="BodyText"/>
+      </w:pPr>
+      <w:r>
+        <w:rPr>
+          <w:bCs/>
+          <w:b/>
+        </w:rPr>
+        <w:t xml:space="preserve">Data sources</w:t>
+      </w:r>
+    </w:p>
+    <w:p>
+      <w:pPr>
+        <w:numPr>
+          <w:ilvl w:val="0"/>
+          <w:numId w:val="1027"/>
+        </w:numPr>
+        <w:pStyle w:val="Compact"/>
+      </w:pPr>
+      <w:r>
+        <w:t xml:space="preserve">Expert Working Group archaeological and coastal cultural sites</w:t>
+      </w:r>
+    </w:p>
+    <w:p>
+      <w:pPr>
+        <w:numPr>
+          <w:ilvl w:val="0"/>
+          <w:numId w:val="1027"/>
+        </w:numPr>
+        <w:pStyle w:val="Compact"/>
+      </w:pPr>
+      <w:hyperlink r:id="rId70">
+        <w:r>
+          <w:rPr>
+            <w:rStyle w:val="Hyperlink"/>
+          </w:rPr>
+          <w:t xml:space="preserve">INAH archaeological sites table</w:t>
+        </w:r>
+      </w:hyperlink>
+    </w:p>
+    <w:p>
+      <w:pPr>
+        <w:numPr>
+          <w:ilvl w:val="0"/>
+          <w:numId w:val="1027"/>
+        </w:numPr>
+        <w:pStyle w:val="Compact"/>
+      </w:pPr>
+      <w:r>
+        <w:rPr>
+          <w:iCs/>
+          <w:i/>
+        </w:rPr>
+        <w:t xml:space="preserve">Ley Federal sobre Monumentos y Zonas Arqueológicos, Artísticos e Históricos</w:t>
+      </w:r>
+      <w:r>
+        <w:t xml:space="preserve"> </w:t>
+      </w:r>
+      <w:r>
+        <w:t xml:space="preserve">(1972)</w:t>
+      </w:r>
+    </w:p>
+    <w:p>
+      <w:pPr>
+        <w:numPr>
+          <w:ilvl w:val="0"/>
+          <w:numId w:val="1027"/>
+        </w:numPr>
+        <w:pStyle w:val="Compact"/>
+      </w:pPr>
+      <w:r>
+        <w:t xml:space="preserve">Protected area scores for sites inside ANPs (SIMEC and prep tables)</w:t>
+      </w:r>
+    </w:p>
+    <w:p>
+      <w:pPr>
+        <w:numPr>
+          <w:ilvl w:val="0"/>
+          <w:numId w:val="1027"/>
+        </w:numPr>
+        <w:pStyle w:val="Compact"/>
+      </w:pPr>
+      <w:r>
+        <w:t xml:space="preserve">Regional archaeology context for the Upper Gulf (e.g. </w:t>
+      </w:r>
+      <w:hyperlink r:id="rId111">
+        <w:r>
+          <w:rPr>
+            <w:rStyle w:val="Hyperlink"/>
+          </w:rPr>
+          <w:t xml:space="preserve">Prehistoric Adaptation, Identity, and Interaction Along the Northern Gulf of California</w:t>
+        </w:r>
+      </w:hyperlink>
+      <w:r>
+        <w:t xml:space="preserve">;</w:t>
+      </w:r>
+      <w:r>
+        <w:t xml:space="preserve"> </w:t>
+      </w:r>
+      <w:hyperlink r:id="rId112">
+        <w:r>
+          <w:rPr>
+            <w:rStyle w:val="Hyperlink"/>
+          </w:rPr>
+          <w:t xml:space="preserve">open chapter figure on Manifold / University of Arizona Press</w:t>
+        </w:r>
+      </w:hyperlink>
+      <w:r>
+        <w:t xml:space="preserve">)</w:t>
+      </w:r>
+    </w:p>
+    <w:bookmarkEnd w:id="113"/>
+    <w:bookmarkStart w:id="123" w:name="special-habitats"/>
+    <w:p>
+      <w:pPr>
+        <w:pStyle w:val="Heading3"/>
+      </w:pPr>
+      <w:r>
+        <w:t xml:space="preserve">6.3.5 Special Habitats</w:t>
+      </w:r>
+    </w:p>
+    <w:p>
+      <w:pPr>
+        <w:pStyle w:val="FirstParagraph"/>
+      </w:pPr>
+      <w:r>
+        <w:t xml:space="preserve">These include seagrasses, mangroves, coquina reefs, and coral reefs (coral limited to expert-named Region 4 reefs).</w:t>
+      </w:r>
+    </w:p>
+    <w:p>
+      <w:pPr>
+        <w:numPr>
+          <w:ilvl w:val="0"/>
+          <w:numId w:val="1028"/>
+        </w:numPr>
+        <w:pStyle w:val="Compact"/>
+      </w:pPr>
+      <w:r>
+        <w:t xml:space="preserve">Prefer SIMEC and Ramsar plan scores when the habitat polygon touches a managed protected area after a 100 m buffer.</w:t>
+      </w:r>
+    </w:p>
+    <w:p>
+      <w:pPr>
+        <w:numPr>
+          <w:ilvl w:val="0"/>
+          <w:numId w:val="1028"/>
+        </w:numPr>
+        <w:pStyle w:val="Compact"/>
+      </w:pPr>
+      <w:r>
+        <w:t xml:space="preserve">Else use a legal floor by habitat type (about 70 for mangrove, seagrass, and coral; 30 for coquina when there is no dedicated coquina statute).</w:t>
+      </w:r>
+    </w:p>
+    <w:p>
+      <w:pPr>
+        <w:numPr>
+          <w:ilvl w:val="0"/>
+          <w:numId w:val="1028"/>
+        </w:numPr>
+        <w:pStyle w:val="Compact"/>
+      </w:pPr>
+      <w:r>
+        <w:t xml:space="preserve">Take the better of the park score and the legal floor so strong legal cover cannot score below what the law already implies.</w:t>
+      </w:r>
+    </w:p>
+    <w:p>
+      <w:pPr>
+        <w:pStyle w:val="FirstParagraph"/>
+      </w:pPr>
+      <w:r>
+        <w:t xml:space="preserve">Type means by region, coquina PA-touch example, then regional special-habitats scores.</w:t>
+      </w:r>
+    </w:p>
+    <w:p>
+      <w:pPr>
+        <w:pStyle w:val="CaptionedFigure"/>
+      </w:pPr>
+      <w:r>
+        <w:drawing>
+          <wp:inline>
+            <wp:extent cx="4533900" cy="4533900"/>
+            <wp:effectExtent b="0" l="0" r="0" t="0"/>
+            <wp:docPr descr="Figure 18. Special habitats method map summarizing condition inputs by habitat type (mangrove, seagrass, coral, and coquina). Coral is limited to expert-named reefs in the region where those reefs matter for this assessment. Habitat extents come from mapped layers (for example TNC geoportal habitat layers and mangrove land cover). Colors and means in this map help show how different habitat types contribute before we roll them up to a single regional special-habitats score." title="" id="115" name="Picture"/>
+            <a:graphic>
+              <a:graphicData uri="http://schemas.openxmlformats.org/drawingml/2006/picture">
+                <pic:pic>
+                  <pic:nvPicPr>
+                    <pic:cNvPr descr="../images/sp_lsp_figs/process_special_habitats_type_means.png" id="116" name="Picture"/>
+                    <pic:cNvPicPr>
+                      <a:picLocks noChangeArrowheads="1" noChangeAspect="1"/>
+                    </pic:cNvPicPr>
+                  </pic:nvPicPr>
+                  <pic:blipFill>
+                    <a:blip r:embed="rId114"/>
+                    <a:stretch>
+                      <a:fillRect/>
+                    </a:stretch>
+                  </pic:blipFill>
+                  <pic:spPr bwMode="auto">
+                    <a:xfrm>
+                      <a:off x="0" y="0"/>
+                      <a:ext cx="4533900" cy="4533900"/>
+                    </a:xfrm>
+                    <a:prstGeom prst="rect">
+                      <a:avLst/>
+                    </a:prstGeom>
+                    <a:noFill/>
+                    <a:ln w="9525">
+                      <a:noFill/>
+                      <a:headEnd/>
+                      <a:tailEnd/>
+                    </a:ln>
+                  </pic:spPr>
+                </pic:pic>
+              </a:graphicData>
+            </a:graphic>
+          </wp:inline>
+        </w:drawing>
+      </w:r>
+    </w:p>
+    <w:p>
+      <w:pPr>
+        <w:pStyle w:val="ImageCaption"/>
+      </w:pPr>
+      <w:r>
+        <w:t xml:space="preserve">Figure 18. Special habitats method map summarizing condition inputs by habitat type (mangrove, seagrass, coral, and coquina). Coral is limited to expert-named reefs in the region where those reefs matter for this assessment. Habitat extents come from mapped layers (for example TNC geoportal habitat layers and mangrove land cover). Colors and means in this map help show how different habitat types contribute before we roll them up to a single regional special-habitats score.</w:t>
+      </w:r>
+    </w:p>
+    <w:p>
+      <w:pPr>
+        <w:pStyle w:val="CaptionedFigure"/>
+      </w:pPr>
+      <w:r>
+        <w:drawing>
+          <wp:inline>
+            <wp:extent cx="4533900" cy="4533900"/>
+            <wp:effectExtent b="0" l="0" r="0" t="0"/>
+            <wp:docPr descr="Figure 19. Special habitats method map focused on whether habitats touch a managed protected area. We expand park boundaries slightly (about 100 m) so habitats along a park edge can inherit park management scores from SIMEC or Ramsar plan rules. If no park applies, we use a legal floor by habitat type (about 70 for mangrove, seagrass, and coral under strong habitat and biodiversity laws; about 30 for coquina when there is no dedicated coquina statute). Final site condition is the better of the park score and the legal floor so strong law does not score below what existing statute already implies." title="" id="118" name="Picture"/>
+            <a:graphic>
+              <a:graphicData uri="http://schemas.openxmlformats.org/drawingml/2006/picture">
+                <pic:pic>
+                  <pic:nvPicPr>
+                    <pic:cNvPr descr="../images/sp_lsp_figs/process_special_habitats_pa_touch.png" id="119" name="Picture"/>
+                    <pic:cNvPicPr>
+                      <a:picLocks noChangeArrowheads="1" noChangeAspect="1"/>
+                    </pic:cNvPicPr>
+                  </pic:nvPicPr>
+                  <pic:blipFill>
+                    <a:blip r:embed="rId117"/>
+                    <a:stretch>
+                      <a:fillRect/>
+                    </a:stretch>
+                  </pic:blipFill>
+                  <pic:spPr bwMode="auto">
+                    <a:xfrm>
+                      <a:off x="0" y="0"/>
+                      <a:ext cx="4533900" cy="4533900"/>
+                    </a:xfrm>
+                    <a:prstGeom prst="rect">
+                      <a:avLst/>
+                    </a:prstGeom>
+                    <a:noFill/>
+                    <a:ln w="9525">
+                      <a:noFill/>
+                      <a:headEnd/>
+                      <a:tailEnd/>
+                    </a:ln>
+                  </pic:spPr>
+                </pic:pic>
+              </a:graphicData>
+            </a:graphic>
+          </wp:inline>
+        </w:drawing>
+      </w:r>
+    </w:p>
+    <w:p>
+      <w:pPr>
+        <w:pStyle w:val="ImageCaption"/>
+      </w:pPr>
+      <w:r>
+        <w:t xml:space="preserve">Figure 19. Special habitats method map focused on whether habitats touch a managed protected area. We expand park boundaries slightly (about 100 m) so habitats along a park edge can inherit park management scores from SIMEC or Ramsar plan rules. If no park applies, we use a legal floor by habitat type (about 70 for mangrove, seagrass, and coral under strong habitat and biodiversity laws; about 30 for coquina when there is no dedicated coquina statute). Final site condition is the better of the park score and the legal floor so strong law does not score below what existing statute already implies.</w:t>
+      </w:r>
+    </w:p>
+    <w:p>
+      <w:pPr>
+        <w:pStyle w:val="CaptionedFigure"/>
+      </w:pPr>
+      <w:r>
+        <w:drawing>
+          <wp:inline>
+            <wp:extent cx="4000500" cy="4000499"/>
+            <wp:effectExtent b="0" l="0" r="0" t="0"/>
+            <wp:docPr descr="Figure 20. Regional special habitats scores after protected-area touch and legal-floor rules. Higher values mean the mangroves, seagrasses, corals, and coquina features in that region are, on average, under stronger managed or legal protection." title="" id="121" name="Picture"/>
+            <a:graphic>
+              <a:graphicData uri="http://schemas.openxmlformats.org/drawingml/2006/picture">
+                <pic:pic>
+                  <pic:nvPicPr>
+                    <pic:cNvPr descr="../images/sp_lsp_figs/lsp_special_habitats.png" id="122" name="Picture"/>
+                    <pic:cNvPicPr>
+                      <a:picLocks noChangeArrowheads="1" noChangeAspect="1"/>
+                    </pic:cNvPicPr>
+                  </pic:nvPicPr>
+                  <pic:blipFill>
+                    <a:blip r:embed="rId120"/>
+                    <a:stretch>
+                      <a:fillRect/>
+                    </a:stretch>
+                  </pic:blipFill>
+                  <pic:spPr bwMode="auto">
+                    <a:xfrm>
+                      <a:off x="0" y="0"/>
+                      <a:ext cx="4000500" cy="4000499"/>
+                    </a:xfrm>
+                    <a:prstGeom prst="rect">
+                      <a:avLst/>
+                    </a:prstGeom>
+                    <a:noFill/>
+                    <a:ln w="9525">
+                      <a:noFill/>
+                      <a:headEnd/>
+                      <a:tailEnd/>
+                    </a:ln>
+                  </pic:spPr>
+                </pic:pic>
+              </a:graphicData>
+            </a:graphic>
+          </wp:inline>
+        </w:drawing>
+      </w:r>
+    </w:p>
+    <w:p>
+      <w:pPr>
+        <w:pStyle w:val="ImageCaption"/>
+      </w:pPr>
+      <w:r>
+        <w:t xml:space="preserve">Figure 20. Regional special habitats scores after protected-area touch and legal-floor rules. Higher values mean the mangroves, seagrasses, corals, and coquina features in that region are, on average, under stronger managed or legal protection.</w:t>
+      </w:r>
+    </w:p>
+    <w:p>
+      <w:pPr>
+        <w:pStyle w:val="BodyText"/>
+      </w:pPr>
+      <w:r>
+        <w:rPr>
+          <w:bCs/>
+          <w:b/>
+        </w:rPr>
+        <w:t xml:space="preserve">Data sources</w:t>
+      </w:r>
+    </w:p>
+    <w:p>
+      <w:pPr>
+        <w:numPr>
+          <w:ilvl w:val="0"/>
+          <w:numId w:val="1029"/>
+        </w:numPr>
+        <w:pStyle w:val="Compact"/>
+      </w:pPr>
+      <w:r>
+        <w:t xml:space="preserve">TNC geoportal coquina, coral, and seagrass layers; HEM mangrove land cover</w:t>
+      </w:r>
+    </w:p>
+    <w:p>
+      <w:pPr>
+        <w:numPr>
+          <w:ilvl w:val="0"/>
+          <w:numId w:val="1029"/>
+        </w:numPr>
+        <w:pStyle w:val="Compact"/>
+      </w:pPr>
+      <w:r>
+        <w:t xml:space="preserve">Combined protected areas, SIMEC, and Ramsar plan tables</w:t>
+      </w:r>
+    </w:p>
+    <w:p>
+      <w:pPr>
+        <w:numPr>
+          <w:ilvl w:val="0"/>
+          <w:numId w:val="1029"/>
+        </w:numPr>
+        <w:pStyle w:val="Compact"/>
+      </w:pPr>
+      <w:r>
+        <w:t xml:space="preserve">NOM-022-SEMARNAT-2003, NOM-059, LGEEPA,</w:t>
+      </w:r>
+      <w:r>
+        <w:t xml:space="preserve"> </w:t>
+      </w:r>
+      <w:r>
+        <w:rPr>
+          <w:iCs/>
+          <w:i/>
+        </w:rPr>
+        <w:t xml:space="preserve">Ley General de Vida Silvestre</w:t>
+      </w:r>
+      <w:r>
+        <w:t xml:space="preserve"> </w:t>
+      </w:r>
+      <w:r>
+        <w:t xml:space="preserve">Art. 60ter, Código Penal Art. 420bis, LFRA, CITES Appendix II coral (as cited in habitat prep)</w:t>
+      </w:r>
+    </w:p>
+    <w:bookmarkEnd w:id="123"/>
+    <w:bookmarkStart w:id="133" w:name="all-other-special-places"/>
+    <w:p>
+      <w:pPr>
+        <w:pStyle w:val="Heading3"/>
+      </w:pPr>
+      <w:r>
+        <w:t xml:space="preserve">6.3.6 All other Special Places</w:t>
+      </w:r>
+    </w:p>
+    <w:p>
+      <w:pPr>
+        <w:pStyle w:val="FirstParagraph"/>
+      </w:pPr>
+      <w:r>
+        <w:t xml:space="preserve">These are expert-identified marine places of importance that did not fit cleanly into the categories above.</w:t>
+      </w:r>
+    </w:p>
+    <w:p>
+      <w:pPr>
+        <w:numPr>
+          <w:ilvl w:val="0"/>
+          <w:numId w:val="1030"/>
+        </w:numPr>
+        <w:pStyle w:val="Compact"/>
+      </w:pPr>
+      <w:r>
+        <w:t xml:space="preserve">Prefer SIMEC and Ramsar plan scores when a place overlaps a protected area.</w:t>
+      </w:r>
+    </w:p>
+    <w:p>
+      <w:pPr>
+        <w:numPr>
+          <w:ilvl w:val="0"/>
+          <w:numId w:val="1030"/>
+        </w:numPr>
+        <w:pStyle w:val="Compact"/>
+      </w:pPr>
+      <w:r>
+        <w:t xml:space="preserve">Else use curated legal estimates in the</w:t>
+      </w:r>
+      <w:r>
+        <w:t xml:space="preserve"> </w:t>
+      </w:r>
+      <w:hyperlink r:id="rId72">
+        <w:r>
+          <w:rPr>
+            <w:rStyle w:val="Hyperlink"/>
+          </w:rPr>
+          <w:t xml:space="preserve">codified protection scores sheet</w:t>
+        </w:r>
+      </w:hyperlink>
+      <w:r>
+        <w:t xml:space="preserve">.</w:t>
+      </w:r>
+    </w:p>
+    <w:p>
+      <w:pPr>
+        <w:pStyle w:val="FirstParagraph"/>
+      </w:pPr>
+      <w:r>
+        <w:t xml:space="preserve">Method map (inside vs outside PA), then regional scores for this category.</w:t>
+      </w:r>
+    </w:p>
+    <w:p>
+      <w:pPr>
+        <w:pStyle w:val="CaptionedFigure"/>
+      </w:pPr>
+      <w:r>
+        <w:drawing>
+          <wp:inline>
+            <wp:extent cx="4533900" cy="4533900"/>
+            <wp:effectExtent b="0" l="0" r="0" t="0"/>
+            <wp:docPr descr="Figure 21. Method map for all other special places: Expert Working Group marine locations that did not fit cleanly into parks, dive, fishing, archaeology, or habitat categories. Places that overlap a protected area take SIMEC i-efectividad or Ramsar plan condition when available. Places outside those managed boundaries use expert-reviewed codified legal protection scores compiled for this assessment (documented in the shared Google workbook). The map distinguishes sites inside versus outside protected areas so reviewers can see which scoring path applies where." title="" id="125" name="Picture"/>
+            <a:graphic>
+              <a:graphicData uri="http://schemas.openxmlformats.org/drawingml/2006/picture">
+                <pic:pic>
+                  <pic:nvPicPr>
+                    <pic:cNvPr descr="../images/sp_lsp_figs/process_all_other_special_places.png" id="126" name="Picture"/>
+                    <pic:cNvPicPr>
+                      <a:picLocks noChangeArrowheads="1" noChangeAspect="1"/>
+                    </pic:cNvPicPr>
+                  </pic:nvPicPr>
+                  <pic:blipFill>
+                    <a:blip r:embed="rId124"/>
+                    <a:stretch>
+                      <a:fillRect/>
+                    </a:stretch>
+                  </pic:blipFill>
+                  <pic:spPr bwMode="auto">
+                    <a:xfrm>
+                      <a:off x="0" y="0"/>
+                      <a:ext cx="4533900" cy="4533900"/>
+                    </a:xfrm>
+                    <a:prstGeom prst="rect">
+                      <a:avLst/>
+                    </a:prstGeom>
+                    <a:noFill/>
+                    <a:ln w="9525">
+                      <a:noFill/>
+                      <a:headEnd/>
+                      <a:tailEnd/>
+                    </a:ln>
+                  </pic:spPr>
+                </pic:pic>
+              </a:graphicData>
+            </a:graphic>
+          </wp:inline>
+        </w:drawing>
+      </w:r>
+    </w:p>
+    <w:p>
+      <w:pPr>
+        <w:pStyle w:val="ImageCaption"/>
+      </w:pPr>
+      <w:r>
+        <w:t xml:space="preserve">Figure 21. Method map for all other special places: Expert Working Group marine locations that did not fit cleanly into parks, dive, fishing, archaeology, or habitat categories. Places that overlap a protected area take SIMEC i-efectividad or Ramsar plan condition when available. Places outside those managed boundaries use expert-reviewed codified legal protection scores compiled for this assessment (documented in the shared Google workbook). The map distinguishes sites inside versus outside protected areas so reviewers can see which scoring path applies where.</w:t>
+      </w:r>
+    </w:p>
+    <w:p>
+      <w:pPr>
+        <w:pStyle w:val="CaptionedFigure"/>
+      </w:pPr>
+      <w:r>
+        <w:drawing>
+          <wp:inline>
+            <wp:extent cx="4000500" cy="4000499"/>
+            <wp:effectExtent b="0" l="0" r="0" t="0"/>
+            <wp:docPr descr="Figure 22. Regional scores for the all-other-special-places category after park and codified-legal rules. This is the residual expert-place category that still contributes to Lasting Special Places when a location is important but does not belong in the other five buckets." title="" id="128" name="Picture"/>
+            <a:graphic>
+              <a:graphicData uri="http://schemas.openxmlformats.org/drawingml/2006/picture">
+                <pic:pic>
+                  <pic:nvPicPr>
+                    <pic:cNvPr descr="../images/sp_lsp_figs/lsp_all_other_special_places.png" id="129" name="Picture"/>
+                    <pic:cNvPicPr>
+                      <a:picLocks noChangeArrowheads="1" noChangeAspect="1"/>
+                    </pic:cNvPicPr>
+                  </pic:nvPicPr>
+                  <pic:blipFill>
+                    <a:blip r:embed="rId127"/>
+                    <a:stretch>
+                      <a:fillRect/>
+                    </a:stretch>
+                  </pic:blipFill>
+                  <pic:spPr bwMode="auto">
+                    <a:xfrm>
+                      <a:off x="0" y="0"/>
+                      <a:ext cx="4000500" cy="4000499"/>
+                    </a:xfrm>
+                    <a:prstGeom prst="rect">
+                      <a:avLst/>
+                    </a:prstGeom>
+                    <a:noFill/>
+                    <a:ln w="9525">
+                      <a:noFill/>
+                      <a:headEnd/>
+                      <a:tailEnd/>
+                    </a:ln>
+                  </pic:spPr>
+                </pic:pic>
+              </a:graphicData>
+            </a:graphic>
+          </wp:inline>
+        </w:drawing>
+      </w:r>
+    </w:p>
+    <w:p>
+      <w:pPr>
+        <w:pStyle w:val="ImageCaption"/>
+      </w:pPr>
+      <w:r>
+        <w:t xml:space="preserve">Figure 22. Regional scores for the all-other-special-places category after park and codified-legal rules. This is the residual expert-place category that still contributes to Lasting Special Places when a location is important but does not belong in the other five buckets.</w:t>
+      </w:r>
+    </w:p>
+    <w:p>
+      <w:pPr>
+        <w:pStyle w:val="BodyText"/>
+      </w:pPr>
+      <w:r>
+        <w:rPr>
+          <w:bCs/>
+          <w:b/>
+        </w:rPr>
+        <w:t xml:space="preserve">Data sources</w:t>
+      </w:r>
+    </w:p>
+    <w:p>
+      <w:pPr>
+        <w:numPr>
+          <w:ilvl w:val="0"/>
+          <w:numId w:val="1031"/>
+        </w:numPr>
+        <w:pStyle w:val="Compact"/>
+      </w:pPr>
+      <w:r>
+        <w:t xml:space="preserve">Expert Working Group marine location inventory</w:t>
+      </w:r>
+    </w:p>
+    <w:p>
+      <w:pPr>
+        <w:numPr>
+          <w:ilvl w:val="0"/>
+          <w:numId w:val="1031"/>
+        </w:numPr>
+        <w:pStyle w:val="Compact"/>
+      </w:pPr>
+      <w:r>
+        <w:t xml:space="preserve">Protected area overlays (WDPA, CONANP, HEM), SIMEC, Ramsar plan presence</w:t>
+      </w:r>
+    </w:p>
+    <w:p>
+      <w:pPr>
+        <w:numPr>
+          <w:ilvl w:val="0"/>
+          <w:numId w:val="1031"/>
+        </w:numPr>
+        <w:pStyle w:val="Compact"/>
+      </w:pPr>
+      <w:r>
+        <w:t xml:space="preserve">Expert reviewed codified legal scores (Google Sheet above)</w:t>
+      </w:r>
+    </w:p>
+    <w:p>
+      <w:pPr>
+        <w:pStyle w:val="FirstParagraph"/>
+      </w:pPr>
+      <w:r>
+        <w:t xml:space="preserve">Regional category scores for all six LSP types together (same prep exports).</w:t>
+      </w:r>
+    </w:p>
+    <w:p>
+      <w:pPr>
+        <w:pStyle w:val="CaptionedFigure"/>
+      </w:pPr>
+      <w:r>
+        <w:drawing>
+          <wp:inline>
+            <wp:extent cx="5334000" cy="5334000"/>
+            <wp:effectExtent b="0" l="0" r="0" t="0"/>
+            <wp:docPr descr="Figure 23. Side-by-side regional scores for all six Lasting Special Places categories in the same prep exports and the same 0-100 scale. Panels cover special protected areas, priority dive sites, iconic fishing places, archaeological sites, special habitats, and all other special places. Use this figure to compare how regions perform across place types rather than only the single overall LSP mean in Figure 8." title="" id="131" name="Picture"/>
+            <a:graphic>
+              <a:graphicData uri="http://schemas.openxmlformats.org/drawingml/2006/picture">
+                <pic:pic>
+                  <pic:nvPicPr>
+                    <pic:cNvPr descr="../images/sp_lsp_figs/lsp_categories_panel.png" id="132" name="Picture"/>
+                    <pic:cNvPicPr>
+                      <a:picLocks noChangeArrowheads="1" noChangeAspect="1"/>
+                    </pic:cNvPicPr>
+                  </pic:nvPicPr>
+                  <pic:blipFill>
+                    <a:blip r:embed="rId130"/>
+                    <a:stretch>
+                      <a:fillRect/>
+                    </a:stretch>
+                  </pic:blipFill>
+                  <pic:spPr bwMode="auto">
+                    <a:xfrm>
+                      <a:off x="0" y="0"/>
+                      <a:ext cx="5334000" cy="5334000"/>
+                    </a:xfrm>
+                    <a:prstGeom prst="rect">
+                      <a:avLst/>
+                    </a:prstGeom>
+                    <a:noFill/>
+                    <a:ln w="9525">
+                      <a:noFill/>
+                      <a:headEnd/>
+                      <a:tailEnd/>
+                    </a:ln>
+                  </pic:spPr>
+                </pic:pic>
+              </a:graphicData>
+            </a:graphic>
+          </wp:inline>
+        </w:drawing>
+      </w:r>
+    </w:p>
+    <w:p>
+      <w:pPr>
+        <w:pStyle w:val="ImageCaption"/>
+      </w:pPr>
+      <w:r>
+        <w:t xml:space="preserve">Figure 23. Side-by-side regional scores for all six Lasting Special Places categories in the same prep exports and the same 0-100 scale. Panels cover special protected areas, priority dive sites, iconic fishing places, archaeological sites, special habitats, and all other special places. Use this figure to compare how regions perform across place types rather than only the single overall LSP mean in Figure 8.</w:t>
+      </w:r>
+    </w:p>
+    <w:p>
+      <w:pPr>
+        <w:pStyle w:val="BodyText"/>
+      </w:pPr>
+      <w:r>
+        <w:t xml:space="preserve">We welcome Expert Working Group feedback on the LSP methods and sources across all categories above.</w:t>
+      </w:r>
+    </w:p>
+    <w:p>
       <w:r>
         <w:pict>
           <v:rect style="width:0;height:1.5pt" o:hralign="center" o:hrstd="t" o:hr="t"/>
         </w:pict>
       </w:r>
     </w:p>
-    <w:bookmarkEnd w:id="89"/>
-    <w:bookmarkEnd w:id="90"/>
-    <w:bookmarkEnd w:id="91"/>
-    <w:bookmarkStart w:id="106" w:name="iconic-species-ico"/>
+    <w:bookmarkEnd w:id="133"/>
+    <w:bookmarkEnd w:id="134"/>
+    <w:bookmarkEnd w:id="135"/>
+    <w:bookmarkStart w:id="150" w:name="iconic-species-ico"/>
     <w:p>
       <w:pPr>
         <w:pStyle w:val="Heading1"/>
       </w:pPr>
       <w:r>
-        <w:t xml:space="preserve">6. Iconic Species (ICO)</w:t>
+        <w:t xml:space="preserve">7. Iconic Species (ICO)</w:t>
       </w:r>
     </w:p>
     <w:p>
@@ -8218,13 +6673,13 @@
         <w:t xml:space="preserve">ICO measures the condition of species that are culturally iconic for Gulf communities.</w:t>
       </w:r>
     </w:p>
-    <w:bookmarkStart w:id="92" w:name="what-experts-were-asked-to-do"/>
+    <w:bookmarkStart w:id="136" w:name="what-experts-were-asked-to-do"/>
     <w:p>
       <w:pPr>
         <w:pStyle w:val="Heading2"/>
       </w:pPr>
       <w:r>
-        <w:t xml:space="preserve">6.1 What experts were asked to do</w:t>
+        <w:t xml:space="preserve">7.1 What experts were asked to do</w:t>
       </w:r>
     </w:p>
     <w:p>
@@ -8269,7 +6724,7 @@
       <w:pPr>
         <w:numPr>
           <w:ilvl w:val="0"/>
-          <w:numId w:val="1031"/>
+          <w:numId w:val="1032"/>
         </w:numPr>
         <w:pStyle w:val="Compact"/>
       </w:pPr>
@@ -8299,7 +6754,7 @@
       <w:pPr>
         <w:numPr>
           <w:ilvl w:val="0"/>
-          <w:numId w:val="1031"/>
+          <w:numId w:val="1032"/>
         </w:numPr>
         <w:pStyle w:val="Compact"/>
       </w:pPr>
@@ -8311,7 +6766,7 @@
       <w:pPr>
         <w:numPr>
           <w:ilvl w:val="0"/>
-          <w:numId w:val="1031"/>
+          <w:numId w:val="1032"/>
         </w:numPr>
         <w:pStyle w:val="Compact"/>
       </w:pPr>
@@ -8335,7 +6790,7 @@
       <w:pPr>
         <w:numPr>
           <w:ilvl w:val="0"/>
-          <w:numId w:val="1032"/>
+          <w:numId w:val="1033"/>
         </w:numPr>
         <w:pStyle w:val="Compact"/>
       </w:pPr>
@@ -8347,7 +6802,7 @@
       <w:pPr>
         <w:numPr>
           <w:ilvl w:val="0"/>
-          <w:numId w:val="1032"/>
+          <w:numId w:val="1033"/>
         </w:numPr>
         <w:pStyle w:val="Compact"/>
       </w:pPr>
@@ -8359,7 +6814,7 @@
       <w:pPr>
         <w:numPr>
           <w:ilvl w:val="0"/>
-          <w:numId w:val="1032"/>
+          <w:numId w:val="1033"/>
         </w:numPr>
         <w:pStyle w:val="Compact"/>
       </w:pPr>
@@ -8375,14 +6830,14 @@
         <w:t xml:space="preserve">Habitat forming species and species harvested only for utilitarian commerce are outside this definition.</w:t>
       </w:r>
     </w:p>
-    <w:bookmarkEnd w:id="92"/>
-    <w:bookmarkStart w:id="105" w:name="how-ico-risk-weights-are-assigned"/>
+    <w:bookmarkEnd w:id="136"/>
+    <w:bookmarkStart w:id="149" w:name="how-ico-risk-weights-are-assigned"/>
     <w:p>
       <w:pPr>
         <w:pStyle w:val="Heading2"/>
       </w:pPr>
       <w:r>
-        <w:t xml:space="preserve">6.2 How ICO risk weights are assigned</w:t>
+        <w:t xml:space="preserve">7.2 How ICO risk weights are assigned</w:t>
       </w:r>
     </w:p>
     <w:p>
@@ -8477,7 +6932,7 @@
       <w:pPr>
         <w:numPr>
           <w:ilvl w:val="0"/>
-          <w:numId w:val="1033"/>
+          <w:numId w:val="1034"/>
         </w:numPr>
         <w:pStyle w:val="Compact"/>
       </w:pPr>
@@ -8489,7 +6944,7 @@
       <w:pPr>
         <w:numPr>
           <w:ilvl w:val="0"/>
-          <w:numId w:val="1033"/>
+          <w:numId w:val="1034"/>
         </w:numPr>
         <w:pStyle w:val="Compact"/>
       </w:pPr>
@@ -8501,7 +6956,7 @@
       <w:pPr>
         <w:numPr>
           <w:ilvl w:val="0"/>
-          <w:numId w:val="1033"/>
+          <w:numId w:val="1034"/>
         </w:numPr>
         <w:pStyle w:val="Compact"/>
       </w:pPr>
@@ -8513,7 +6968,7 @@
       <w:pPr>
         <w:numPr>
           <w:ilvl w:val="0"/>
-          <w:numId w:val="1033"/>
+          <w:numId w:val="1034"/>
         </w:numPr>
         <w:pStyle w:val="Compact"/>
       </w:pPr>
@@ -8677,7 +7132,7 @@
       <w:pPr>
         <w:numPr>
           <w:ilvl w:val="0"/>
-          <w:numId w:val="1034"/>
+          <w:numId w:val="1035"/>
         </w:numPr>
         <w:pStyle w:val="Compact"/>
       </w:pPr>
@@ -8743,7 +7198,7 @@
       <w:pPr>
         <w:numPr>
           <w:ilvl w:val="0"/>
-          <w:numId w:val="1034"/>
+          <w:numId w:val="1035"/>
         </w:numPr>
         <w:pStyle w:val="Compact"/>
       </w:pPr>
@@ -8804,7 +7259,7 @@
       <w:pPr>
         <w:numPr>
           <w:ilvl w:val="0"/>
-          <w:numId w:val="1034"/>
+          <w:numId w:val="1035"/>
         </w:numPr>
         <w:pStyle w:val="Compact"/>
       </w:pPr>
@@ -8812,13 +7267,13 @@
         <w:t xml:space="preserve">The mean is taken across iconic species occurring in the region, then multiplied by 100 so the score is on a 0 to 100 scale</w:t>
       </w:r>
     </w:p>
-    <w:bookmarkStart w:id="93" w:name="nom-059-weights"/>
+    <w:bookmarkStart w:id="137" w:name="nom-059-weights"/>
     <w:p>
       <w:pPr>
         <w:pStyle w:val="Heading3"/>
       </w:pPr>
       <w:r>
-        <w:t xml:space="preserve">6.2.1 NOM-059 weights</w:t>
+        <w:t xml:space="preserve">7.2.1 NOM-059 weights</w:t>
       </w:r>
     </w:p>
     <w:tbl>
@@ -9065,14 +7520,14 @@
         </w:tc>
       </w:tr>
     </w:tbl>
-    <w:bookmarkEnd w:id="93"/>
-    <w:bookmarkStart w:id="94" w:name="iucn-red-list-weights"/>
+    <w:bookmarkEnd w:id="137"/>
+    <w:bookmarkStart w:id="138" w:name="iucn-red-list-weights"/>
     <w:p>
       <w:pPr>
         <w:pStyle w:val="Heading3"/>
       </w:pPr>
       <w:r>
-        <w:t xml:space="preserve">6.2.2 IUCN Red List weights</w:t>
+        <w:t xml:space="preserve">7.2.2 IUCN Red List weights</w:t>
       </w:r>
     </w:p>
     <w:tbl>
@@ -9396,14 +7851,14 @@
         </w:tc>
       </w:tr>
     </w:tbl>
-    <w:bookmarkEnd w:id="94"/>
-    <w:bookmarkStart w:id="104" w:name="cites-appendix-weights"/>
+    <w:bookmarkEnd w:id="138"/>
+    <w:bookmarkStart w:id="148" w:name="cites-appendix-weights"/>
     <w:p>
       <w:pPr>
         <w:pStyle w:val="Heading3"/>
       </w:pPr>
       <w:r>
-        <w:t xml:space="preserve">6.2.3 CITES Appendix weights</w:t>
+        <w:t xml:space="preserve">7.2.3 CITES Appendix weights</w:t>
       </w:r>
     </w:p>
     <w:tbl>
@@ -9618,7 +8073,7 @@
         <w:pStyle w:val="BodyText"/>
       </w:pPr>
       <w:r>
-        <w:t xml:space="preserve">Species occurrence points (presence and absence with coordinates from Dr. Hem Nalini Morzaria-Luna) were intersected with OHI marine regions and the inland 10 km buffer to assign regions. Risk status time series were assembled from NOM-059 (2010, 2019, 2021, 2025 draft), IUCN, and CITES.</w:t>
+        <w:t xml:space="preserve">Species occurrence points (presence and absence with coordinates; Morzaria-Luna et al. 2027) were intersected with OHI marine regions and the inland 10 km buffer to assign regions. Risk status time series were assembled from NOM-059 (2010, 2019, 2021, 2025 draft), IUCN, and CITES.</w:t>
       </w:r>
     </w:p>
     <w:p>
@@ -9630,13 +8085,55 @@
           <w:bCs/>
           <w:b/>
         </w:rPr>
-        <w:t xml:space="preserve">Data source:</w:t>
-      </w:r>
-      <w:r>
-        <w:t xml:space="preserve"> </w:t>
-      </w:r>
-      <w:r>
-        <w:t xml:space="preserve">Expert Working Group iconic species list; species occurrence from Dr. Hem Nalini Morzaria-Luna; risk status from NOM-059-SEMARNAT, IUCN Red List, and CITES. Hierarchical decision as above; then mean risk weight across species in each region times 100.</w:t>
+        <w:t xml:space="preserve">Data sources</w:t>
+      </w:r>
+    </w:p>
+    <w:p>
+      <w:pPr>
+        <w:numPr>
+          <w:ilvl w:val="0"/>
+          <w:numId w:val="1036"/>
+        </w:numPr>
+        <w:pStyle w:val="Compact"/>
+      </w:pPr>
+      <w:r>
+        <w:t xml:space="preserve">Expert Working Group iconic species list</w:t>
+      </w:r>
+    </w:p>
+    <w:p>
+      <w:pPr>
+        <w:numPr>
+          <w:ilvl w:val="0"/>
+          <w:numId w:val="1036"/>
+        </w:numPr>
+        <w:pStyle w:val="Compact"/>
+      </w:pPr>
+      <w:r>
+        <w:t xml:space="preserve">Species occurrence (presence and absence): Morzaria-Luna, H., R. Cavieses-Núñez, J.M. Dorantes-Hernández, and C.R. Navarrete-Torices. 2027. Development of the Atlantis ecosystem model for the Gulf of California. Technical memorandum. CEDO Intercultural.</w:t>
+      </w:r>
+    </w:p>
+    <w:p>
+      <w:pPr>
+        <w:numPr>
+          <w:ilvl w:val="0"/>
+          <w:numId w:val="1036"/>
+        </w:numPr>
+        <w:pStyle w:val="Compact"/>
+      </w:pPr>
+      <w:r>
+        <w:t xml:space="preserve">Risk status: NOM-059-SEMARNAT, IUCN Red List, and CITES</w:t>
+      </w:r>
+    </w:p>
+    <w:p>
+      <w:pPr>
+        <w:numPr>
+          <w:ilvl w:val="0"/>
+          <w:numId w:val="1036"/>
+        </w:numPr>
+        <w:pStyle w:val="Compact"/>
+      </w:pPr>
+      <w:r>
+        <w:t xml:space="preserve">Hierarchical decision as above; then mean risk weight across species in each region times 100</w:t>
       </w:r>
       <w:r>
         <w:br/>
@@ -9657,17 +8154,17 @@
     </w:p>
     <w:p>
       <w:pPr>
+        <w:pStyle w:val="FirstParagraph"/>
+      </w:pPr>
+      <w:r>
+        <w:t xml:space="preserve">Version 2 iconic species list edits are done for now. If anyone feels strongly about big changes, please tell me (Sophia); feedback can be incorporated after EWG 3.2.</w:t>
+      </w:r>
+    </w:p>
+    <w:p>
+      <w:pPr>
         <w:pStyle w:val="BodyText"/>
       </w:pPr>
       <w:r>
-        <w:t xml:space="preserve">Version 2 iconic species list edits are done for now. If anyone feels strongly about big changes, please tell me (Sophia); feedback can be incorporated after EWG 3.2.</w:t>
-      </w:r>
-    </w:p>
-    <w:p>
-      <w:pPr>
-        <w:pStyle w:val="BodyText"/>
-      </w:pPr>
-      <w:r>
         <w:t xml:space="preserve">Review materials:</w:t>
       </w:r>
     </w:p>
@@ -9675,11 +8172,11 @@
       <w:pPr>
         <w:numPr>
           <w:ilvl w:val="0"/>
-          <w:numId w:val="1035"/>
-        </w:numPr>
-        <w:pStyle w:val="Compact"/>
-      </w:pPr>
-      <w:hyperlink r:id="rId95">
+          <w:numId w:val="1037"/>
+        </w:numPr>
+        <w:pStyle w:val="Compact"/>
+      </w:pPr>
+      <w:hyperlink r:id="rId139">
         <w:r>
           <w:rPr>
             <w:rStyle w:val="Hyperlink"/>
@@ -9692,11 +8189,11 @@
       <w:pPr>
         <w:numPr>
           <w:ilvl w:val="0"/>
-          <w:numId w:val="1035"/>
-        </w:numPr>
-        <w:pStyle w:val="Compact"/>
-      </w:pPr>
-      <w:hyperlink r:id="rId96">
+          <w:numId w:val="1037"/>
+        </w:numPr>
+        <w:pStyle w:val="Compact"/>
+      </w:pPr>
+      <w:hyperlink r:id="rId140">
         <w:r>
           <w:rPr>
             <w:rStyle w:val="Hyperlink"/>
@@ -9709,11 +8206,11 @@
       <w:pPr>
         <w:numPr>
           <w:ilvl w:val="0"/>
-          <w:numId w:val="1035"/>
-        </w:numPr>
-        <w:pStyle w:val="Compact"/>
-      </w:pPr>
-      <w:hyperlink r:id="rId97">
+          <w:numId w:val="1037"/>
+        </w:numPr>
+        <w:pStyle w:val="Compact"/>
+      </w:pPr>
+      <w:hyperlink r:id="rId141">
         <w:r>
           <w:rPr>
             <w:rStyle w:val="Hyperlink"/>
@@ -9724,25 +8221,25 @@
     </w:p>
     <w:p>
       <w:pPr>
-        <w:pStyle w:val="FirstParagraph"/>
+        <w:pStyle w:val="CaptionedFigure"/>
       </w:pPr>
       <w:r>
         <w:drawing>
           <wp:inline>
-            <wp:extent cx="5334000" cy="3429000"/>
+            <wp:extent cx="5334000" cy="5334000"/>
             <wp:effectExtent b="0" l="0" r="0" t="0"/>
-            <wp:docPr descr="" title="" id="99" name="Picture"/>
+            <wp:docPr descr="Figure 24. Iconic Species (ICO) current status by region for 2019-2025, the window we pair with CCE when building the overall Sense of Place series. For each region-year, ICO is 100 times the mean risk weight of culturally iconic species that occur in that region. Risk weights come from a hierarchy across Mexican NOM-059 categories, IUCN Red List status, and CITES listing, so more threatened status lowers the species weight and pulls the regional mean down. Species presence uses Gulf occurrence data from Morzaria-Luna et al. 2027, intersected with OHI marine regions and a 10 km inland buffer." title="" id="143" name="Picture"/>
             <a:graphic>
               <a:graphicData uri="http://schemas.openxmlformats.org/drawingml/2006/picture">
                 <pic:pic>
                   <pic:nvPicPr>
-                    <pic:cNvPr descr="ewg32_sp_docx_files/figure-docx/unnamed-chunk-15-1.png" id="100" name="Picture"/>
+                    <pic:cNvPr descr="ewg32_sp_docx_files/figure-docx/unnamed-chunk-26-1.png" id="144" name="Picture"/>
                     <pic:cNvPicPr>
                       <a:picLocks noChangeArrowheads="1" noChangeAspect="1"/>
                     </pic:cNvPicPr>
                   </pic:nvPicPr>
                   <pic:blipFill>
-                    <a:blip r:embed="rId98"/>
+                    <a:blip r:embed="rId142"/>
                     <a:stretch>
                       <a:fillRect/>
                     </a:stretch>
@@ -9750,7 +8247,7 @@
                   <pic:spPr bwMode="auto">
                     <a:xfrm>
                       <a:off x="0" y="0"/>
-                      <a:ext cx="5334000" cy="3429000"/>
+                      <a:ext cx="5334000" cy="5334000"/>
                     </a:xfrm>
                     <a:prstGeom prst="rect">
                       <a:avLst/>
@@ -9771,25 +8268,33 @@
     </w:p>
     <w:p>
       <w:pPr>
-        <w:pStyle w:val="BodyText"/>
+        <w:pStyle w:val="ImageCaption"/>
+      </w:pPr>
+      <w:r>
+        <w:t xml:space="preserve">Figure 24. Iconic Species (ICO) current status by region for 2019-2025, the window we pair with CCE when building the overall Sense of Place series. For each region-year, ICO is 100 times the mean risk weight of culturally iconic species that occur in that region. Risk weights come from a hierarchy across Mexican NOM-059 categories, IUCN Red List status, and CITES listing, so more threatened status lowers the species weight and pulls the regional mean down. Species presence uses Gulf occurrence data from Morzaria-Luna et al. 2027, intersected with OHI marine regions and a 10 km inland buffer.</w:t>
+      </w:r>
+    </w:p>
+    <w:p>
+      <w:pPr>
+        <w:pStyle w:val="CaptionedFigure"/>
       </w:pPr>
       <w:r>
         <w:drawing>
           <wp:inline>
-            <wp:extent cx="5334000" cy="3429000"/>
+            <wp:extent cx="5334000" cy="5334000"/>
             <wp:effectExtent b="0" l="0" r="0" t="0"/>
-            <wp:docPr descr="" title="" id="102" name="Picture"/>
+            <wp:docPr descr="Figure 25. Full Iconic Species time series by region from 2010 through 2025, using the same risk-weight method as Figure 24. This longer window shows how NOM-059, IUCN, and CITES status changes over time affect regional ICO scores beyond the shorter 2019-2025 SP reporting period." title="" id="146" name="Picture"/>
             <a:graphic>
               <a:graphicData uri="http://schemas.openxmlformats.org/drawingml/2006/picture">
                 <pic:pic>
                   <pic:nvPicPr>
-                    <pic:cNvPr descr="ewg32_sp_docx_files/figure-docx/unnamed-chunk-16-1.png" id="103" name="Picture"/>
+                    <pic:cNvPr descr="ewg32_sp_docx_files/figure-docx/unnamed-chunk-27-1.png" id="147" name="Picture"/>
                     <pic:cNvPicPr>
                       <a:picLocks noChangeArrowheads="1" noChangeAspect="1"/>
                     </pic:cNvPicPr>
                   </pic:nvPicPr>
                   <pic:blipFill>
-                    <a:blip r:embed="rId101"/>
+                    <a:blip r:embed="rId145"/>
                     <a:stretch>
                       <a:fillRect/>
                     </a:stretch>
@@ -9797,7 +8302,7 @@
                   <pic:spPr bwMode="auto">
                     <a:xfrm>
                       <a:off x="0" y="0"/>
-                      <a:ext cx="5334000" cy="3429000"/>
+                      <a:ext cx="5334000" cy="5334000"/>
                     </a:xfrm>
                     <a:prstGeom prst="rect">
                       <a:avLst/>
@@ -9817,22 +8322,30 @@
       </w:r>
     </w:p>
     <w:p>
+      <w:pPr>
+        <w:pStyle w:val="ImageCaption"/>
+      </w:pPr>
+      <w:r>
+        <w:t xml:space="preserve">Figure 25. Full Iconic Species time series by region from 2010 through 2025, using the same risk-weight method as Figure 24. This longer window shows how NOM-059, IUCN, and CITES status changes over time affect regional ICO scores beyond the shorter 2019-2025 SP reporting period.</w:t>
+      </w:r>
+    </w:p>
+    <w:p>
       <w:r>
         <w:pict>
           <v:rect style="width:0;height:1.5pt" o:hralign="center" o:hrstd="t" o:hr="t"/>
         </w:pict>
       </w:r>
     </w:p>
-    <w:bookmarkEnd w:id="104"/>
-    <w:bookmarkEnd w:id="105"/>
-    <w:bookmarkEnd w:id="106"/>
-    <w:bookmarkStart w:id="107" w:name="topics-for-discussion"/>
+    <w:bookmarkEnd w:id="148"/>
+    <w:bookmarkEnd w:id="149"/>
+    <w:bookmarkEnd w:id="150"/>
+    <w:bookmarkStart w:id="151" w:name="topics-for-discussion"/>
     <w:p>
       <w:pPr>
         <w:pStyle w:val="Heading1"/>
       </w:pPr>
       <w:r>
-        <w:t xml:space="preserve">7. Topics for discussion</w:t>
+        <w:t xml:space="preserve">8. Topics for discussion</w:t>
       </w:r>
     </w:p>
     <w:p>
@@ -9840,35 +8353,30 @@
         <w:pStyle w:val="FirstParagraph"/>
       </w:pPr>
       <w:r>
-        <w:t xml:space="preserve">Please discuss these items with the group at EWG 3.2:</w:t>
-      </w:r>
-    </w:p>
-    <w:p>
-      <w:pPr>
-        <w:numPr>
-          <w:ilvl w:val="0"/>
-          <w:numId w:val="1036"/>
-        </w:numPr>
-      </w:pPr>
+        <w:t xml:space="preserve">Please discuss these items with the group at EWG 3.2. We are especially interested in your feedback on the</w:t>
+      </w:r>
+      <w:r>
+        <w:t xml:space="preserve"> </w:t>
+      </w:r>
       <w:r>
         <w:rPr>
           <w:bCs/>
           <w:b/>
         </w:rPr>
-        <w:t xml:space="preserve">Equal weights for CCE, LSP, and ICO.</w:t>
-      </w:r>
-      <w:r>
-        <w:t xml:space="preserve"> </w:t>
-      </w:r>
-      <w:r>
-        <w:t xml:space="preserve">Confirm whether equal weights are the final intended policy choice, or whether any subgoal should be weighted differently.</w:t>
-      </w:r>
-    </w:p>
-    <w:p>
-      <w:pPr>
-        <w:numPr>
-          <w:ilvl w:val="0"/>
-          <w:numId w:val="1036"/>
+        <w:t xml:space="preserve">Lasting Special Places methods</w:t>
+      </w:r>
+      <w:r>
+        <w:t xml:space="preserve"> </w:t>
+      </w:r>
+      <w:r>
+        <w:t xml:space="preserve">(categories, protections, floors, and data sources) in the LSP section above.</w:t>
+      </w:r>
+    </w:p>
+    <w:p>
+      <w:pPr>
+        <w:numPr>
+          <w:ilvl w:val="0"/>
+          <w:numId w:val="1038"/>
         </w:numPr>
       </w:pPr>
       <w:r>
@@ -9876,20 +8384,20 @@
           <w:bCs/>
           <w:b/>
         </w:rPr>
-        <w:t xml:space="preserve">75th quantile rationale for cultural employees.</w:t>
-      </w:r>
-      <w:r>
-        <w:t xml:space="preserve"> </w:t>
-      </w:r>
-      <w:r>
-        <w:t xml:space="preserve">Discuss whether the 75th quantile remains the preferred reference for cultural employees per coastal resident, given that the Western Midriff Islands (Region 2) have a much higher raw rate than other regions and would dominate a 90th quantile benchmark. Alternatives explored include the 80th quantile, 90th quantile, and a 2019 regional baseline.</w:t>
-      </w:r>
-    </w:p>
-    <w:p>
-      <w:pPr>
-        <w:numPr>
-          <w:ilvl w:val="0"/>
-          <w:numId w:val="1036"/>
+        <w:t xml:space="preserve">Equal weights for CCE, LSP, and ICO.</w:t>
+      </w:r>
+      <w:r>
+        <w:t xml:space="preserve"> </w:t>
+      </w:r>
+      <w:r>
+        <w:t xml:space="preserve">Confirm whether equal weights are the final intended policy choice, or whether any subgoal should be weighted differently.</w:t>
+      </w:r>
+    </w:p>
+    <w:p>
+      <w:pPr>
+        <w:numPr>
+          <w:ilvl w:val="0"/>
+          <w:numId w:val="1038"/>
         </w:numPr>
       </w:pPr>
       <w:r>
@@ -9897,83 +8405,45 @@
           <w:bCs/>
           <w:b/>
         </w:rPr>
-        <w:t xml:space="preserve">Dive site unprotected default (58) and coquina legal floor (30).</w:t>
-      </w:r>
-    </w:p>
-    <w:p>
-      <w:pPr>
-        <w:numPr>
-          <w:ilvl w:val="1"/>
-          <w:numId w:val="1037"/>
-        </w:numPr>
-        <w:pStyle w:val="Compact"/>
+        <w:t xml:space="preserve">Dive site unprotected floor (currently 58) and coquina legal floor (currently 30).</w:t>
+      </w:r>
+      <w:r>
+        <w:t xml:space="preserve"> </w:t>
+      </w:r>
+      <w:r>
+        <w:t xml:space="preserve">Confirm whether these floors remain the intended defaults, or whether EWG 3.2 prefers another approach.</w:t>
+      </w:r>
+    </w:p>
+    <w:p>
+      <w:pPr>
+        <w:numPr>
+          <w:ilvl w:val="0"/>
+          <w:numId w:val="1038"/>
+        </w:numPr>
       </w:pPr>
       <w:r>
         <w:rPr>
           <w:bCs/>
           <w:b/>
         </w:rPr>
-        <w:t xml:space="preserve">Dive sites outside protected areas</w:t>
-      </w:r>
-      <w:r>
-        <w:t xml:space="preserve"> </w:t>
-      </w:r>
-      <w:r>
-        <w:t xml:space="preserve">currently receive 58, which is the minimum SIMEC i-efectividad among dive sites that do fall in scored protected areas. In plain terms: if a priority dive site is not inside a managed protected area, we are temporarily assigning it the lowest protected-area effectiveness score observed among protected dive sites, rather than 0 or 100. NOM-012-TUR-2016 requires dive operators to brief clients on environmental protection, but that briefing requirement is not treated as equivalent to site management effectiveness. Please confirm whether 58 is still the intended unprotected default, or whether EWG 3.2 prefers a different rule (for example a lower legal-floor score, NA, or another fixed value).</w:t>
+        <w:t xml:space="preserve">Iconic species list.</w:t>
+      </w:r>
+      <w:r>
+        <w:t xml:space="preserve"> </w:t>
+      </w:r>
+      <w:r>
+        <w:t xml:space="preserve">Version 2 list edits are done for now. If anyone feels strongly about big changes, please tell me (Sophia); feedback can be incorporated after EWG 3.2. Review:</w:t>
       </w:r>
     </w:p>
     <w:p>
       <w:pPr>
         <w:numPr>
           <w:ilvl w:val="1"/>
-          <w:numId w:val="1037"/>
-        </w:numPr>
-        <w:pStyle w:val="Compact"/>
-      </w:pPr>
-      <w:r>
-        <w:rPr>
-          <w:bCs/>
-          <w:b/>
-        </w:rPr>
-        <w:t xml:space="preserve">Coquina reefs</w:t>
-      </w:r>
-      <w:r>
-        <w:t xml:space="preserve"> </w:t>
-      </w:r>
-      <w:r>
-        <w:t xml:space="preserve">currently receive a legal-floor condition of 30 when they lack stronger site-based management. That score reflects the judgment that coquina has no dedicated habitat statute and only weak or indirect legal coverage, in contrast with stronger floors used for habitats with clearer dedicated protections (for example mangroves and coral). Please confirm whether 30 is still the intended coquina floor, or whether it should be revised.</w:t>
-      </w:r>
-    </w:p>
-    <w:p>
-      <w:pPr>
-        <w:numPr>
-          <w:ilvl w:val="0"/>
-          <w:numId w:val="1036"/>
-        </w:numPr>
-      </w:pPr>
-      <w:r>
-        <w:rPr>
-          <w:bCs/>
-          <w:b/>
-        </w:rPr>
-        <w:t xml:space="preserve">Iconic species list.</w:t>
-      </w:r>
-      <w:r>
-        <w:t xml:space="preserve"> </w:t>
-      </w:r>
-      <w:r>
-        <w:t xml:space="preserve">Version 2 list edits are done for now. If anyone feels strongly about big changes, please tell me (Sophia); feedback can be incorporated after EWG 3.2. Review:</w:t>
-      </w:r>
-    </w:p>
-    <w:p>
-      <w:pPr>
-        <w:numPr>
-          <w:ilvl w:val="1"/>
-          <w:numId w:val="1038"/>
-        </w:numPr>
-        <w:pStyle w:val="Compact"/>
-      </w:pPr>
-      <w:hyperlink r:id="rId95">
+          <w:numId w:val="1039"/>
+        </w:numPr>
+        <w:pStyle w:val="Compact"/>
+      </w:pPr>
+      <w:hyperlink r:id="rId139">
         <w:r>
           <w:rPr>
             <w:rStyle w:val="Hyperlink"/>
@@ -9986,11 +8456,11 @@
       <w:pPr>
         <w:numPr>
           <w:ilvl w:val="1"/>
-          <w:numId w:val="1038"/>
-        </w:numPr>
-        <w:pStyle w:val="Compact"/>
-      </w:pPr>
-      <w:hyperlink r:id="rId96">
+          <w:numId w:val="1039"/>
+        </w:numPr>
+        <w:pStyle w:val="Compact"/>
+      </w:pPr>
+      <w:hyperlink r:id="rId140">
         <w:r>
           <w:rPr>
             <w:rStyle w:val="Hyperlink"/>
@@ -10003,11 +8473,11 @@
       <w:pPr>
         <w:numPr>
           <w:ilvl w:val="1"/>
-          <w:numId w:val="1038"/>
-        </w:numPr>
-        <w:pStyle w:val="Compact"/>
-      </w:pPr>
-      <w:hyperlink r:id="rId97">
+          <w:numId w:val="1039"/>
+        </w:numPr>
+        <w:pStyle w:val="Compact"/>
+      </w:pPr>
+      <w:hyperlink r:id="rId141">
         <w:r>
           <w:rPr>
             <w:rStyle w:val="Hyperlink"/>
@@ -10020,16 +8490,23 @@
       <w:pPr>
         <w:numPr>
           <w:ilvl w:val="0"/>
-          <w:numId w:val="1036"/>
-        </w:numPr>
-      </w:pPr>
-      <w:r>
-        <w:t xml:space="preserve">Discuss the questions raised within the</w:t>
-      </w:r>
-      <w:r>
-        <w:t xml:space="preserve"> </w:t>
-      </w:r>
-      <w:hyperlink w:anchor="acknowledgment-pueblos-originarios">
+          <w:numId w:val="1038"/>
+        </w:numPr>
+      </w:pPr>
+      <w:r>
+        <w:rPr>
+          <w:bCs/>
+          <w:b/>
+        </w:rPr>
+        <w:t xml:space="preserve">Acknowledgment language.</w:t>
+      </w:r>
+      <w:r>
+        <w:t xml:space="preserve"> </w:t>
+      </w:r>
+      <w:r>
+        <w:t xml:space="preserve">Any preferred wording or contacts for acknowledging pueblos originarios without scoring what we have not been invited to score (</w:t>
+      </w:r>
+      <w:hyperlink w:anchor="looking-forward-pueblos">
         <w:r>
           <w:rPr>
             <w:rStyle w:val="Hyperlink"/>
@@ -10038,10 +8515,7 @@
         </w:r>
       </w:hyperlink>
       <w:r>
-        <w:t xml:space="preserve"> </w:t>
-      </w:r>
-      <w:r>
-        <w:t xml:space="preserve">section.</w:t>
+        <w:t xml:space="preserve">).</w:t>
       </w:r>
     </w:p>
     <w:p>
@@ -10051,14 +8525,14 @@
         </w:pict>
       </w:r>
     </w:p>
-    <w:bookmarkEnd w:id="107"/>
-    <w:bookmarkStart w:id="109" w:name="related-goalkeeper-page"/>
+    <w:bookmarkEnd w:id="151"/>
+    <w:bookmarkStart w:id="153" w:name="related-goalkeeper-page"/>
     <w:p>
       <w:pPr>
         <w:pStyle w:val="Heading1"/>
       </w:pPr>
       <w:r>
-        <w:t xml:space="preserve">8. Related Goalkeeper page</w:t>
+        <w:t xml:space="preserve">9. Related Goalkeeper page</w:t>
       </w:r>
     </w:p>
     <w:p>
@@ -10071,7 +8545,7 @@
       <w:r>
         <w:t xml:space="preserve"> </w:t>
       </w:r>
-      <w:hyperlink r:id="rId108">
+      <w:hyperlink r:id="rId152">
         <w:r>
           <w:rPr>
             <w:rStyle w:val="Hyperlink"/>
@@ -10083,7 +8557,7 @@
         <w:t xml:space="preserve">.</w:t>
       </w:r>
     </w:p>
-    <w:bookmarkEnd w:id="109"/>
+    <w:bookmarkEnd w:id="153"/>
     <w:sectPr/>
   </w:body>
 </w:document>
@@ -10415,34 +8889,7 @@
     <w:abstractNumId w:val="991"/>
   </w:num>
   <w:num w:numId="1012">
-    <w:abstractNumId w:val="99411"/>
-    <w:lvlOverride w:ilvl="0">
-      <w:startOverride w:val="1"/>
-    </w:lvlOverride>
-    <w:lvlOverride w:ilvl="1">
-      <w:startOverride w:val="1"/>
-    </w:lvlOverride>
-    <w:lvlOverride w:ilvl="2">
-      <w:startOverride w:val="1"/>
-    </w:lvlOverride>
-    <w:lvlOverride w:ilvl="3">
-      <w:startOverride w:val="1"/>
-    </w:lvlOverride>
-    <w:lvlOverride w:ilvl="4">
-      <w:startOverride w:val="1"/>
-    </w:lvlOverride>
-    <w:lvlOverride w:ilvl="5">
-      <w:startOverride w:val="1"/>
-    </w:lvlOverride>
-    <w:lvlOverride w:ilvl="6">
-      <w:startOverride w:val="1"/>
-    </w:lvlOverride>
-    <w:lvlOverride w:ilvl="7">
-      <w:startOverride w:val="1"/>
-    </w:lvlOverride>
-    <w:lvlOverride w:ilvl="8">
-      <w:startOverride w:val="1"/>
-    </w:lvlOverride>
+    <w:abstractNumId w:val="991"/>
   </w:num>
   <w:num w:numId="1013">
     <w:abstractNumId w:val="991"/>
@@ -10481,43 +8928,70 @@
     </w:lvlOverride>
   </w:num>
   <w:num w:numId="1016">
-    <w:abstractNumId w:val="99411"/>
-    <w:lvlOverride w:ilvl="0">
-      <w:startOverride w:val="1"/>
-    </w:lvlOverride>
-    <w:lvlOverride w:ilvl="1">
-      <w:startOverride w:val="1"/>
-    </w:lvlOverride>
-    <w:lvlOverride w:ilvl="2">
-      <w:startOverride w:val="1"/>
-    </w:lvlOverride>
-    <w:lvlOverride w:ilvl="3">
-      <w:startOverride w:val="1"/>
-    </w:lvlOverride>
-    <w:lvlOverride w:ilvl="4">
-      <w:startOverride w:val="1"/>
-    </w:lvlOverride>
-    <w:lvlOverride w:ilvl="5">
-      <w:startOverride w:val="1"/>
-    </w:lvlOverride>
-    <w:lvlOverride w:ilvl="6">
-      <w:startOverride w:val="1"/>
-    </w:lvlOverride>
-    <w:lvlOverride w:ilvl="7">
-      <w:startOverride w:val="1"/>
-    </w:lvlOverride>
-    <w:lvlOverride w:ilvl="8">
-      <w:startOverride w:val="1"/>
-    </w:lvlOverride>
+    <w:abstractNumId w:val="991"/>
   </w:num>
   <w:num w:numId="1017">
     <w:abstractNumId w:val="991"/>
   </w:num>
   <w:num w:numId="1018">
-    <w:abstractNumId w:val="991"/>
+    <w:abstractNumId w:val="99411"/>
+    <w:lvlOverride w:ilvl="0">
+      <w:startOverride w:val="1"/>
+    </w:lvlOverride>
+    <w:lvlOverride w:ilvl="1">
+      <w:startOverride w:val="1"/>
+    </w:lvlOverride>
+    <w:lvlOverride w:ilvl="2">
+      <w:startOverride w:val="1"/>
+    </w:lvlOverride>
+    <w:lvlOverride w:ilvl="3">
+      <w:startOverride w:val="1"/>
+    </w:lvlOverride>
+    <w:lvlOverride w:ilvl="4">
+      <w:startOverride w:val="1"/>
+    </w:lvlOverride>
+    <w:lvlOverride w:ilvl="5">
+      <w:startOverride w:val="1"/>
+    </w:lvlOverride>
+    <w:lvlOverride w:ilvl="6">
+      <w:startOverride w:val="1"/>
+    </w:lvlOverride>
+    <w:lvlOverride w:ilvl="7">
+      <w:startOverride w:val="1"/>
+    </w:lvlOverride>
+    <w:lvlOverride w:ilvl="8">
+      <w:startOverride w:val="1"/>
+    </w:lvlOverride>
   </w:num>
   <w:num w:numId="1019">
-    <w:abstractNumId w:val="991"/>
+    <w:abstractNumId w:val="99411"/>
+    <w:lvlOverride w:ilvl="0">
+      <w:startOverride w:val="1"/>
+    </w:lvlOverride>
+    <w:lvlOverride w:ilvl="1">
+      <w:startOverride w:val="1"/>
+    </w:lvlOverride>
+    <w:lvlOverride w:ilvl="2">
+      <w:startOverride w:val="1"/>
+    </w:lvlOverride>
+    <w:lvlOverride w:ilvl="3">
+      <w:startOverride w:val="1"/>
+    </w:lvlOverride>
+    <w:lvlOverride w:ilvl="4">
+      <w:startOverride w:val="1"/>
+    </w:lvlOverride>
+    <w:lvlOverride w:ilvl="5">
+      <w:startOverride w:val="1"/>
+    </w:lvlOverride>
+    <w:lvlOverride w:ilvl="6">
+      <w:startOverride w:val="1"/>
+    </w:lvlOverride>
+    <w:lvlOverride w:ilvl="7">
+      <w:startOverride w:val="1"/>
+    </w:lvlOverride>
+    <w:lvlOverride w:ilvl="8">
+      <w:startOverride w:val="1"/>
+    </w:lvlOverride>
   </w:num>
   <w:num w:numId="1020">
     <w:abstractNumId w:val="991"/>
@@ -10526,7 +9000,34 @@
     <w:abstractNumId w:val="991"/>
   </w:num>
   <w:num w:numId="1022">
-    <w:abstractNumId w:val="991"/>
+    <w:abstractNumId w:val="99411"/>
+    <w:lvlOverride w:ilvl="0">
+      <w:startOverride w:val="1"/>
+    </w:lvlOverride>
+    <w:lvlOverride w:ilvl="1">
+      <w:startOverride w:val="1"/>
+    </w:lvlOverride>
+    <w:lvlOverride w:ilvl="2">
+      <w:startOverride w:val="1"/>
+    </w:lvlOverride>
+    <w:lvlOverride w:ilvl="3">
+      <w:startOverride w:val="1"/>
+    </w:lvlOverride>
+    <w:lvlOverride w:ilvl="4">
+      <w:startOverride w:val="1"/>
+    </w:lvlOverride>
+    <w:lvlOverride w:ilvl="5">
+      <w:startOverride w:val="1"/>
+    </w:lvlOverride>
+    <w:lvlOverride w:ilvl="6">
+      <w:startOverride w:val="1"/>
+    </w:lvlOverride>
+    <w:lvlOverride w:ilvl="7">
+      <w:startOverride w:val="1"/>
+    </w:lvlOverride>
+    <w:lvlOverride w:ilvl="8">
+      <w:startOverride w:val="1"/>
+    </w:lvlOverride>
   </w:num>
   <w:num w:numId="1023">
     <w:abstractNumId w:val="991"/>
@@ -10595,34 +9096,7 @@
     </w:lvlOverride>
   </w:num>
   <w:num w:numId="1027">
-    <w:abstractNumId w:val="99411"/>
-    <w:lvlOverride w:ilvl="0">
-      <w:startOverride w:val="1"/>
-    </w:lvlOverride>
-    <w:lvlOverride w:ilvl="1">
-      <w:startOverride w:val="1"/>
-    </w:lvlOverride>
-    <w:lvlOverride w:ilvl="2">
-      <w:startOverride w:val="1"/>
-    </w:lvlOverride>
-    <w:lvlOverride w:ilvl="3">
-      <w:startOverride w:val="1"/>
-    </w:lvlOverride>
-    <w:lvlOverride w:ilvl="4">
-      <w:startOverride w:val="1"/>
-    </w:lvlOverride>
-    <w:lvlOverride w:ilvl="5">
-      <w:startOverride w:val="1"/>
-    </w:lvlOverride>
-    <w:lvlOverride w:ilvl="6">
-      <w:startOverride w:val="1"/>
-    </w:lvlOverride>
-    <w:lvlOverride w:ilvl="7">
-      <w:startOverride w:val="1"/>
-    </w:lvlOverride>
-    <w:lvlOverride w:ilvl="8">
-      <w:startOverride w:val="1"/>
-    </w:lvlOverride>
+    <w:abstractNumId w:val="991"/>
   </w:num>
   <w:num w:numId="1028">
     <w:abstractNumId w:val="99411"/>
@@ -10655,34 +9129,7 @@
     </w:lvlOverride>
   </w:num>
   <w:num w:numId="1029">
-    <w:abstractNumId w:val="99411"/>
-    <w:lvlOverride w:ilvl="0">
-      <w:startOverride w:val="1"/>
-    </w:lvlOverride>
-    <w:lvlOverride w:ilvl="1">
-      <w:startOverride w:val="1"/>
-    </w:lvlOverride>
-    <w:lvlOverride w:ilvl="2">
-      <w:startOverride w:val="1"/>
-    </w:lvlOverride>
-    <w:lvlOverride w:ilvl="3">
-      <w:startOverride w:val="1"/>
-    </w:lvlOverride>
-    <w:lvlOverride w:ilvl="4">
-      <w:startOverride w:val="1"/>
-    </w:lvlOverride>
-    <w:lvlOverride w:ilvl="5">
-      <w:startOverride w:val="1"/>
-    </w:lvlOverride>
-    <w:lvlOverride w:ilvl="6">
-      <w:startOverride w:val="1"/>
-    </w:lvlOverride>
-    <w:lvlOverride w:ilvl="7">
-      <w:startOverride w:val="1"/>
-    </w:lvlOverride>
-    <w:lvlOverride w:ilvl="8">
-      <w:startOverride w:val="1"/>
-    </w:lvlOverride>
+    <w:abstractNumId w:val="991"/>
   </w:num>
   <w:num w:numId="1030">
     <w:abstractNumId w:val="99411"/>
@@ -10715,6 +9162,9 @@
     </w:lvlOverride>
   </w:num>
   <w:num w:numId="1031">
+    <w:abstractNumId w:val="991"/>
+  </w:num>
+  <w:num w:numId="1032">
     <w:abstractNumId w:val="99411"/>
     <w:lvlOverride w:ilvl="0">
       <w:startOverride w:val="1"/>
@@ -10744,10 +9194,10 @@
       <w:startOverride w:val="1"/>
     </w:lvlOverride>
   </w:num>
-  <w:num w:numId="1032">
+  <w:num w:numId="1033">
     <w:abstractNumId w:val="991"/>
   </w:num>
-  <w:num w:numId="1033">
+  <w:num w:numId="1034">
     <w:abstractNumId w:val="99411"/>
     <w:lvlOverride w:ilvl="0">
       <w:startOverride w:val="1"/>
@@ -10776,47 +9226,47 @@
     <w:lvlOverride w:ilvl="8">
       <w:startOverride w:val="1"/>
     </w:lvlOverride>
-  </w:num>
-  <w:num w:numId="1034">
-    <w:abstractNumId w:val="991"/>
   </w:num>
   <w:num w:numId="1035">
     <w:abstractNumId w:val="991"/>
   </w:num>
   <w:num w:numId="1036">
-    <w:abstractNumId w:val="99411"/>
-    <w:lvlOverride w:ilvl="0">
-      <w:startOverride w:val="1"/>
-    </w:lvlOverride>
-    <w:lvlOverride w:ilvl="1">
-      <w:startOverride w:val="1"/>
-    </w:lvlOverride>
-    <w:lvlOverride w:ilvl="2">
-      <w:startOverride w:val="1"/>
-    </w:lvlOverride>
-    <w:lvlOverride w:ilvl="3">
-      <w:startOverride w:val="1"/>
-    </w:lvlOverride>
-    <w:lvlOverride w:ilvl="4">
-      <w:startOverride w:val="1"/>
-    </w:lvlOverride>
-    <w:lvlOverride w:ilvl="5">
-      <w:startOverride w:val="1"/>
-    </w:lvlOverride>
-    <w:lvlOverride w:ilvl="6">
-      <w:startOverride w:val="1"/>
-    </w:lvlOverride>
-    <w:lvlOverride w:ilvl="7">
-      <w:startOverride w:val="1"/>
-    </w:lvlOverride>
-    <w:lvlOverride w:ilvl="8">
-      <w:startOverride w:val="1"/>
-    </w:lvlOverride>
+    <w:abstractNumId w:val="991"/>
   </w:num>
   <w:num w:numId="1037">
     <w:abstractNumId w:val="991"/>
   </w:num>
   <w:num w:numId="1038">
+    <w:abstractNumId w:val="99411"/>
+    <w:lvlOverride w:ilvl="0">
+      <w:startOverride w:val="1"/>
+    </w:lvlOverride>
+    <w:lvlOverride w:ilvl="1">
+      <w:startOverride w:val="1"/>
+    </w:lvlOverride>
+    <w:lvlOverride w:ilvl="2">
+      <w:startOverride w:val="1"/>
+    </w:lvlOverride>
+    <w:lvlOverride w:ilvl="3">
+      <w:startOverride w:val="1"/>
+    </w:lvlOverride>
+    <w:lvlOverride w:ilvl="4">
+      <w:startOverride w:val="1"/>
+    </w:lvlOverride>
+    <w:lvlOverride w:ilvl="5">
+      <w:startOverride w:val="1"/>
+    </w:lvlOverride>
+    <w:lvlOverride w:ilvl="6">
+      <w:startOverride w:val="1"/>
+    </w:lvlOverride>
+    <w:lvlOverride w:ilvl="7">
+      <w:startOverride w:val="1"/>
+    </w:lvlOverride>
+    <w:lvlOverride w:ilvl="8">
+      <w:startOverride w:val="1"/>
+    </w:lvlOverride>
+  </w:num>
+  <w:num w:numId="1039">
     <w:abstractNumId w:val="991"/>
   </w:num>
 </w:numbering>

--- a/docs/chapters/ewg32_sp_docx.docx
+++ b/docs/chapters/ewg32_sp_docx.docx
@@ -1190,7 +1190,7 @@
           <w:bCs/>
           <w:b/>
         </w:rPr>
-        <w:t xml:space="preserve">Reporting years for overall SP and CCE:</w:t>
+        <w:t xml:space="preserve">Reporting years for overall SP:</w:t>
       </w:r>
       <w:r>
         <w:t xml:space="preserve"> </w:t>
@@ -1203,23 +1203,7 @@
         <w:t xml:space="preserve">2019-2025</w:t>
       </w:r>
       <w:r>
-        <w:t xml:space="preserve">. We will not update overall scores to 2026 until the Ama tu Playa beach adoption inventory is current for 2026. The program website list has not shown updated adoption counts for many months into 2026, so a 2026 Ama score (or a copy of 2025 into 2026) would not yet be representative. Extending overall CCE or SP into 2026 with only cultural places would also break comparability from year to year, because CCE would no longer average both layers the way it does through 2025. Non-natural cultural places plots below still show</w:t>
-      </w:r>
-      <w:r>
-        <w:t xml:space="preserve"> </w:t>
-      </w:r>
-      <w:r>
-        <w:rPr>
-          <w:bCs/>
-          <w:b/>
-        </w:rPr>
-        <w:t xml:space="preserve">2019-2026</w:t>
-      </w:r>
-      <w:r>
-        <w:t xml:space="preserve"> </w:t>
-      </w:r>
-      <w:r>
-        <w:t xml:space="preserve">as a subcomponent trajectory for discussion, not as the years used in the composite scores.</w:t>
+        <w:t xml:space="preserve">. We will not update overall scores past 2025 until all data sources have been updated through 2026.</w:t>
       </w:r>
     </w:p>
     <w:p>
@@ -1231,7 +1215,7 @@
           <wp:inline>
             <wp:extent cx="5334000" cy="5334000"/>
             <wp:effectExtent b="0" l="0" r="0" t="0"/>
-            <wp:docPr descr="Figure 1. Regional Sense of Place current status scores over time for each of the nine OHI Gulf of California regions. For every region and year, Sense of Place is the equal-weight average of three subgoals: Coastal Community Engagement (CCE), Lasting Special Places (LSP), and Iconic Species (ICO). A score of 100 represents the reference condition we treat as a full, ideal status; lower values mean weaker estimated condition. Years shown are 2019 through 2025, which is the window used for overall SP until beach-adoption inventory data can support a full 2026 composite." title="" id="32" name="Picture"/>
+            <wp:docPr descr="Figure 1. Regional Sense of Place current status scores over time for each of the nine OHI Gulf of California regions. For every region and year, Sense of Place is the equal-weight average of three subgoals: Coastal Community Engagement (CCE), Lasting Special Places (LSP), and Iconic Species (ICO). A score of 100 represents the reference condition we treat as an ideal status; lower values represent lower estimated condition. Years shown are 2019 through 2025." title="" id="32" name="Picture"/>
             <a:graphic>
               <a:graphicData uri="http://schemas.openxmlformats.org/drawingml/2006/picture">
                 <pic:pic>
@@ -1274,7 +1258,7 @@
         <w:pStyle w:val="ImageCaption"/>
       </w:pPr>
       <w:r>
-        <w:t xml:space="preserve">Figure 1. Regional Sense of Place current status scores over time for each of the nine OHI Gulf of California regions. For every region and year, Sense of Place is the equal-weight average of three subgoals: Coastal Community Engagement (CCE), Lasting Special Places (LSP), and Iconic Species (ICO). A score of 100 represents the reference condition we treat as a full, ideal status; lower values mean weaker estimated condition. Years shown are 2019 through 2025, which is the window used for overall SP until beach-adoption inventory data can support a full 2026 composite.</w:t>
+        <w:t xml:space="preserve">Figure 1. Regional Sense of Place current status scores over time for each of the nine OHI Gulf of California regions. For every region and year, Sense of Place is the equal-weight average of three subgoals: Coastal Community Engagement (CCE), Lasting Special Places (LSP), and Iconic Species (ICO). A score of 100 represents the reference condition we treat as an ideal status; lower values represent lower estimated condition. Years shown are 2019 through 2025.</w:t>
       </w:r>
     </w:p>
     <w:bookmarkStart w:id="37" w:name="gulf-wide-average-sp-current-status"/>
@@ -1523,7 +1507,7 @@
     </w:p>
     <w:bookmarkEnd w:id="37"/>
     <w:bookmarkEnd w:id="38"/>
-    <w:bookmarkStart w:id="58" w:name="coastal-community-engagement-cce"/>
+    <w:bookmarkStart w:id="61" w:name="coastal-community-engagement-cce"/>
     <w:p>
       <w:pPr>
         <w:pStyle w:val="Heading1"/>
@@ -2468,7 +2452,7 @@
           <wp:inline>
             <wp:extent cx="5334000" cy="5334000"/>
             <wp:effectExtent b="0" l="0" r="0" t="0"/>
-            <wp:docPr descr="Figure 4. Beach adoptions layer of CCE: the share of SEMARNAT Ama tu Playa inventory beaches in each region that have already been formally adopted. Adoption means an organization has committed to keep that beach or coastal stretch clean under the 2025-2030 national beach strategy; we score stewardship through adoption share, not kilos of trash collected. For 2019-2024 the campaign has not started in our scoring rules, so adoptions are recorded as 0. Region 2 has no beaches in the program inventory after the spatial join and is shown carefully so absence is not mistaken for a perfect score." title="" id="44" name="Picture"/>
+            <wp:docPr descr="Figure 4. Beach adoptions layer of CCE: the share of SEMARNAT Ama tu Playa inventory beaches in each region that have already been formally adopted. Adoption means an organization has committed to keep that beach or coastal stretch clean under the 2025-2030 national beach strategy; we score stewardship through adoption share, not kilos of trash collected. For 2019-2024, the campaign had not started yet, so adoptions are recorded as 0. The Western Midriff Islands OHI region has no beaches in the program inventory." title="" id="44" name="Picture"/>
             <a:graphic>
               <a:graphicData uri="http://schemas.openxmlformats.org/drawingml/2006/picture">
                 <pic:pic>
@@ -2511,7 +2495,7 @@
         <w:pStyle w:val="ImageCaption"/>
       </w:pPr>
       <w:r>
-        <w:t xml:space="preserve">Figure 4. Beach adoptions layer of CCE: the share of SEMARNAT Ama tu Playa inventory beaches in each region that have already been formally adopted. Adoption means an organization has committed to keep that beach or coastal stretch clean under the 2025-2030 national beach strategy; we score stewardship through adoption share, not kilos of trash collected. For 2019-2024 the campaign has not started in our scoring rules, so adoptions are recorded as 0. Region 2 has no beaches in the program inventory after the spatial join and is shown carefully so absence is not mistaken for a perfect score.</w:t>
+        <w:t xml:space="preserve">Figure 4. Beach adoptions layer of CCE: the share of SEMARNAT Ama tu Playa inventory beaches in each region that have already been formally adopted. Adoption means an organization has committed to keep that beach or coastal stretch clean under the 2025-2030 national beach strategy; we score stewardship through adoption share, not kilos of trash collected. For 2019-2024, the campaign had not started yet, so adoptions are recorded as 0. The Western Midriff Islands OHI region has no beaches in the program inventory.</w:t>
       </w:r>
     </w:p>
     <w:p>
@@ -2570,7 +2554,7 @@
       </w:r>
     </w:p>
     <w:bookmarkEnd w:id="49"/>
-    <w:bookmarkStart w:id="57" w:name="non-natural-cultural-places"/>
+    <w:bookmarkStart w:id="60" w:name="non-natural-cultural-places"/>
     <w:p>
       <w:pPr>
         <w:pStyle w:val="Heading2"/>
@@ -2587,50 +2571,275 @@
         <w:t xml:space="preserve">This CCE layer measures human-made cultural establishments near the Gulf coast that support community connection to place.</w:t>
       </w:r>
     </w:p>
-    <w:p>
-      <w:pPr>
-        <w:pStyle w:val="BodyText"/>
-      </w:pPr>
-      <w:r>
-        <w:t xml:space="preserve">::: {.callout-note collapse=</w:t>
-      </w:r>
-      <w:r>
-        <w:t xml:space="preserve">“</w:t>
-      </w:r>
-      <w:r>
-        <w:t xml:space="preserve">true</w:t>
-      </w:r>
-      <w:r>
-        <w:t xml:space="preserve">”</w:t>
-      </w:r>
-      <w:r>
-        <w:t xml:space="preserve">}</w:t>
-      </w:r>
-      <w:r>
-        <w:t xml:space="preserve"> </w:t>
-      </w:r>
-      <w:r>
-        <w:t xml:space="preserve">## Which cultural establishments are included?</w:t>
-      </w:r>
-    </w:p>
-    <w:p>
-      <w:pPr>
-        <w:pStyle w:val="BodyText"/>
-      </w:pPr>
-      <w:r>
-        <w:t xml:space="preserve">We start from INEGI DENUE sector 71 (</w:t>
-      </w:r>
-      <w:r>
-        <w:rPr>
-          <w:iCs/>
-          <w:i/>
-        </w:rPr>
-        <w:t xml:space="preserve">servicios de esparcimiento culturales y deportivos, y otros servicios recreativos</w:t>
-      </w:r>
-      <w:r>
-        <w:t xml:space="preserve">) and keep establishments that function as cultural economic units with a meaningful coastal connection, within the inland 10 km coastal buffer of the six Gulf of California states.</w:t>
-      </w:r>
-    </w:p>
+    <w:tbl>
+      <w:tblPr>
+        <w:tblStyle w:val="Table"/>
+        <w:tblLook w:firstRow="0" w:lastRow="0" w:firstColumn="0" w:lastColumn="0" w:noHBand="0" w:noVBand="0" w:val="0000"/>
+        <w:tblBorders>
+          <w:left w:val="single" w:sz="24" w:space="0" w:color="0758E5"/>
+          <w:right w:val="single" w:sz="4" w:space="0" w:color="0758E5"/>
+          <w:top w:val="single" w:sz="4" w:space="0" w:color="0758E5"/>
+          <w:bottom w:val="single" w:sz="4" w:space="0" w:color="0758E5"/>
+        </w:tblBorders>
+        <w:tblCellMar>
+          <w:left w:w="144" w:type="dxa"/>
+          <w:right w:w="144" w:type="dxa"/>
+        </w:tblCellMar>
+        <w:tblInd w:w="164" w:type="dxa"/>
+        <w:tblW w:type="pct" w:w="100%"/>
+      </w:tblPr>
+      <w:tr>
+        <w:trPr>
+          <w:cantSplit/>
+        </w:trPr>
+        <w:tc>
+          <w:tcPr>
+            <w:shd w:color="auto" w:fill="dae6fb" w:val="clear"/>
+            <w:tcMar>
+              <w:top w:w="92" w:type="dxa"/>
+              <w:bottom w:w="92" w:type="dxa"/>
+            </w:tcMar>
+          </w:tcPr>
+          <w:p>
+            <w:pPr>
+              <w:pStyle w:val="BodyText"/>
+            </w:pPr>
+            <w:pPr>
+              <w:spacing w:before="0" w:after="0"/>
+              <w:textAlignment w:val="center"/>
+            </w:pPr>
+            <w:r>
+              <w:drawing>
+                <wp:inline>
+                  <wp:extent cx="152400" cy="152400"/>
+                  <wp:effectExtent b="0" l="0" r="0" t="0"/>
+                  <wp:docPr descr="" title="" id="51" name="Picture"/>
+                  <a:graphic>
+                    <a:graphicData uri="http://schemas.openxmlformats.org/drawingml/2006/picture">
+                      <pic:pic>
+                        <pic:nvPicPr>
+                          <pic:cNvPr descr="/usr/lib/rstudio-server/bin/quarto/share/formats/docx/note.png" id="52" name="Picture"/>
+                          <pic:cNvPicPr>
+                            <a:picLocks noChangeArrowheads="1" noChangeAspect="1"/>
+                          </pic:cNvPicPr>
+                        </pic:nvPicPr>
+                        <pic:blipFill>
+                          <a:blip r:embed="rId50"/>
+                          <a:stretch>
+                            <a:fillRect/>
+                          </a:stretch>
+                        </pic:blipFill>
+                        <pic:spPr bwMode="auto">
+                          <a:xfrm>
+                            <a:off x="0" y="0"/>
+                            <a:ext cx="152400" cy="152400"/>
+                          </a:xfrm>
+                          <a:prstGeom prst="rect">
+                            <a:avLst/>
+                          </a:prstGeom>
+                          <a:noFill/>
+                          <a:ln w="9525">
+                            <a:noFill/>
+                            <a:headEnd/>
+                            <a:tailEnd/>
+                          </a:ln>
+                        </pic:spPr>
+                      </pic:pic>
+                    </a:graphicData>
+                  </a:graphic>
+                </wp:inline>
+              </w:drawing>
+            </w:r>
+            <w:r>
+              <w:t xml:space="preserve"> </w:t>
+            </w:r>
+            <w:r>
+              <w:t xml:space="preserve"> </w:t>
+            </w:r>
+            <w:r>
+              <w:t xml:space="preserve">Which cultural establishments are included?</w:t>
+            </w:r>
+          </w:p>
+        </w:tc>
+      </w:tr>
+      <w:tr>
+        <w:trPr>
+          <w:cantSplit/>
+        </w:trPr>
+        <w:tc>
+          <w:tcPr>
+            <w:tcMar>
+              <w:top w:w="108" w:type="dxa"/>
+              <w:bottom w:w="108" w:type="dxa"/>
+            </w:tcMar>
+          </w:tcPr>
+          <w:p>
+            <w:pPr>
+              <w:pStyle w:val="BodyText"/>
+            </w:pPr>
+            <w:pPr>
+              <w:spacing w:before="16"/>
+            </w:pPr>
+            <w:r>
+              <w:t xml:space="preserve">We start from INEGI DENUE sector 71 (</w:t>
+            </w:r>
+            <w:r>
+              <w:rPr>
+                <w:iCs/>
+                <w:i/>
+              </w:rPr>
+              <w:t xml:space="preserve">servicios de esparcimiento culturales y deportivos, y otros servicios recreativos</w:t>
+            </w:r>
+            <w:r>
+              <w:t xml:space="preserve">) and keep establishments that function as cultural economic units with a meaningful coastal connection, within the inland 10 km coastal buffer of the six Gulf of California states.</w:t>
+            </w:r>
+          </w:p>
+          <w:p>
+            <w:pPr>
+              <w:pStyle w:val="BodyText"/>
+            </w:pPr>
+            <w:r>
+              <w:rPr>
+                <w:bCs/>
+                <w:b/>
+              </w:rPr>
+              <w:t xml:space="preserve">Examples of establishment types retained</w:t>
+            </w:r>
+          </w:p>
+          <w:p>
+            <w:pPr>
+              <w:numPr>
+                <w:ilvl w:val="0"/>
+                <w:numId w:val="1007"/>
+              </w:numPr>
+              <w:pStyle w:val="Compact"/>
+            </w:pPr>
+            <w:r>
+              <w:t xml:space="preserve">Theaters and other performing arts venues</w:t>
+            </w:r>
+          </w:p>
+          <w:p>
+            <w:pPr>
+              <w:numPr>
+                <w:ilvl w:val="0"/>
+                <w:numId w:val="1007"/>
+              </w:numPr>
+              <w:pStyle w:val="Compact"/>
+            </w:pPr>
+            <w:r>
+              <w:t xml:space="preserve">Museums and cultural exhibition spaces</w:t>
+            </w:r>
+          </w:p>
+          <w:p>
+            <w:pPr>
+              <w:numPr>
+                <w:ilvl w:val="0"/>
+                <w:numId w:val="1007"/>
+              </w:numPr>
+              <w:pStyle w:val="Compact"/>
+            </w:pPr>
+            <w:r>
+              <w:t xml:space="preserve">Historic sites and related heritage establishments</w:t>
+            </w:r>
+          </w:p>
+          <w:p>
+            <w:pPr>
+              <w:numPr>
+                <w:ilvl w:val="0"/>
+                <w:numId w:val="1007"/>
+              </w:numPr>
+              <w:pStyle w:val="Compact"/>
+            </w:pPr>
+            <w:r>
+              <w:t xml:space="preserve">Botanical gardens and similar nature-culture venues</w:t>
+            </w:r>
+          </w:p>
+          <w:p>
+            <w:pPr>
+              <w:numPr>
+                <w:ilvl w:val="0"/>
+                <w:numId w:val="1007"/>
+              </w:numPr>
+              <w:pStyle w:val="Compact"/>
+            </w:pPr>
+            <w:r>
+              <w:t xml:space="preserve">Public parks and recreation spaces with cultural connection</w:t>
+            </w:r>
+          </w:p>
+          <w:p>
+            <w:pPr>
+              <w:numPr>
+                <w:ilvl w:val="0"/>
+                <w:numId w:val="1007"/>
+              </w:numPr>
+              <w:pStyle w:val="Compact"/>
+            </w:pPr>
+            <w:r>
+              <w:t xml:space="preserve">Coastal recreation establishments that support place-based coastal use</w:t>
+            </w:r>
+          </w:p>
+          <w:p>
+            <w:pPr>
+              <w:pStyle w:val="FirstParagraph"/>
+            </w:pPr>
+            <w:r>
+              <w:rPr>
+                <w:bCs/>
+                <w:b/>
+              </w:rPr>
+              <w:t xml:space="preserve">Examples excluded</w:t>
+            </w:r>
+          </w:p>
+          <w:p>
+            <w:pPr>
+              <w:numPr>
+                <w:ilvl w:val="0"/>
+                <w:numId w:val="1008"/>
+              </w:numPr>
+              <w:pStyle w:val="Compact"/>
+            </w:pPr>
+            <w:r>
+              <w:t xml:space="preserve">Charreadas (for example establishments named LIENZO CHARRO)</w:t>
+            </w:r>
+          </w:p>
+          <w:p>
+            <w:pPr>
+              <w:numPr>
+                <w:ilvl w:val="0"/>
+                <w:numId w:val="1008"/>
+              </w:numPr>
+              <w:pStyle w:val="Compact"/>
+            </w:pPr>
+            <w:r>
+              <w:t xml:space="preserve">Cockfighting venues (for example GALLERA)</w:t>
+            </w:r>
+          </w:p>
+          <w:p>
+            <w:pPr>
+              <w:numPr>
+                <w:ilvl w:val="0"/>
+                <w:numId w:val="1008"/>
+              </w:numPr>
+              <w:pStyle w:val="Compact"/>
+            </w:pPr>
+            <w:r>
+              <w:t xml:space="preserve">Selected administrative businesses identified by name that do not represent community cultural engagement with the coast</w:t>
+            </w:r>
+          </w:p>
+          <w:p>
+            <w:pPr>
+              <w:pStyle w:val="FirstParagraph"/>
+            </w:pPr>
+            <w:pPr>
+              <w:spacing w:after="16"/>
+            </w:pPr>
+            <w:r>
+              <w:t xml:space="preserve">The intent is to count places where people gather around coastal culture, heritage, and recreation, not every establishment that happens to fall under the broad DENUE culture and recreation sector.</w:t>
+            </w:r>
+          </w:p>
+        </w:tc>
+      </w:tr>
+    </w:tbl>
     <w:p>
       <w:pPr>
         <w:pStyle w:val="BodyText"/>
@@ -2640,147 +2849,32 @@
           <w:bCs/>
           <w:b/>
         </w:rPr>
-        <w:t xml:space="preserve">Examples of establishment types retained</w:t>
-      </w:r>
-    </w:p>
-    <w:p>
-      <w:pPr>
-        <w:numPr>
-          <w:ilvl w:val="0"/>
-          <w:numId w:val="1007"/>
-        </w:numPr>
-        <w:pStyle w:val="Compact"/>
-      </w:pPr>
-      <w:r>
-        <w:t xml:space="preserve">Theaters and other performing arts venues</w:t>
-      </w:r>
-    </w:p>
-    <w:p>
-      <w:pPr>
-        <w:numPr>
-          <w:ilvl w:val="0"/>
-          <w:numId w:val="1007"/>
-        </w:numPr>
-        <w:pStyle w:val="Compact"/>
-      </w:pPr>
-      <w:r>
-        <w:t xml:space="preserve">Museums and cultural exhibition spaces</w:t>
-      </w:r>
-    </w:p>
-    <w:p>
-      <w:pPr>
-        <w:numPr>
-          <w:ilvl w:val="0"/>
-          <w:numId w:val="1007"/>
-        </w:numPr>
-        <w:pStyle w:val="Compact"/>
-      </w:pPr>
-      <w:r>
-        <w:t xml:space="preserve">Historic sites and related heritage establishments</w:t>
-      </w:r>
-    </w:p>
-    <w:p>
-      <w:pPr>
-        <w:numPr>
-          <w:ilvl w:val="0"/>
-          <w:numId w:val="1007"/>
-        </w:numPr>
-        <w:pStyle w:val="Compact"/>
-      </w:pPr>
-      <w:r>
-        <w:t xml:space="preserve">Botanical gardens and similar nature-culture venues</w:t>
-      </w:r>
-    </w:p>
-    <w:p>
-      <w:pPr>
-        <w:numPr>
-          <w:ilvl w:val="0"/>
-          <w:numId w:val="1007"/>
-        </w:numPr>
-        <w:pStyle w:val="Compact"/>
-      </w:pPr>
-      <w:r>
-        <w:t xml:space="preserve">Public parks and recreation spaces with cultural connection</w:t>
-      </w:r>
-    </w:p>
-    <w:p>
-      <w:pPr>
-        <w:numPr>
-          <w:ilvl w:val="0"/>
-          <w:numId w:val="1007"/>
-        </w:numPr>
-        <w:pStyle w:val="Compact"/>
-      </w:pPr>
-      <w:r>
-        <w:t xml:space="preserve">Marinas and related coastal recreation establishments that support place-based coastal use</w:t>
-      </w:r>
-    </w:p>
-    <w:p>
-      <w:pPr>
-        <w:pStyle w:val="FirstParagraph"/>
-      </w:pPr>
+        <w:t xml:space="preserve">How the layer was built</w:t>
+      </w:r>
+    </w:p>
+    <w:p>
+      <w:pPr>
+        <w:numPr>
+          <w:ilvl w:val="0"/>
+          <w:numId w:val="1009"/>
+        </w:numPr>
+        <w:pStyle w:val="Compact"/>
+      </w:pPr>
+      <w:r>
+        <w:t xml:space="preserve">Start with INEGI DENUE sector 71 for</w:t>
+      </w:r>
+      <w:r>
+        <w:t xml:space="preserve"> </w:t>
+      </w:r>
       <w:r>
         <w:rPr>
           <w:bCs/>
           <w:b/>
         </w:rPr>
-        <w:t xml:space="preserve">Examples excluded</w:t>
-      </w:r>
-    </w:p>
-    <w:p>
-      <w:pPr>
-        <w:numPr>
-          <w:ilvl w:val="0"/>
-          <w:numId w:val="1008"/>
-        </w:numPr>
-        <w:pStyle w:val="Compact"/>
-      </w:pPr>
-      <w:r>
-        <w:t xml:space="preserve">Charreadas (for example establishments named LIENZO CHARRO)</w:t>
-      </w:r>
-    </w:p>
-    <w:p>
-      <w:pPr>
-        <w:numPr>
-          <w:ilvl w:val="0"/>
-          <w:numId w:val="1008"/>
-        </w:numPr>
-        <w:pStyle w:val="Compact"/>
-      </w:pPr>
-      <w:r>
-        <w:t xml:space="preserve">Cockfighting venues (for example GALLERA)</w:t>
-      </w:r>
-    </w:p>
-    <w:p>
-      <w:pPr>
-        <w:numPr>
-          <w:ilvl w:val="0"/>
-          <w:numId w:val="1008"/>
-        </w:numPr>
-        <w:pStyle w:val="Compact"/>
-      </w:pPr>
-      <w:r>
-        <w:t xml:space="preserve">Selected administrative businesses identified by name that do not represent community cultural engagement with the coast</w:t>
-      </w:r>
-    </w:p>
-    <w:p>
-      <w:pPr>
-        <w:pStyle w:val="FirstParagraph"/>
-      </w:pPr>
-      <w:r>
-        <w:t xml:space="preserve">The intent is to count places where people gather around coastal culture, heritage, and recreation, not every establishment that happens to fall under the broad DENUE recreation sector.</w:t>
-      </w:r>
-    </w:p>
-    <w:p>
-      <w:pPr>
-        <w:pStyle w:val="BodyText"/>
-      </w:pPr>
-      <w:r>
-        <w:rPr>
-          <w:bCs/>
-          <w:b/>
-        </w:rPr>
-        <w:t xml:space="preserve">How the layer was built</w:t>
+        <w:t xml:space="preserve">2019-2026</w:t>
+      </w:r>
+      <w:r>
+        <w:t xml:space="preserve">.</w:t>
       </w:r>
     </w:p>
     <w:p>
@@ -2792,20 +2886,7 @@
         <w:pStyle w:val="Compact"/>
       </w:pPr>
       <w:r>
-        <w:t xml:space="preserve">Start with INEGI DENUE sector 71 for</w:t>
-      </w:r>
-      <w:r>
-        <w:t xml:space="preserve"> </w:t>
-      </w:r>
-      <w:r>
-        <w:rPr>
-          <w:bCs/>
-          <w:b/>
-        </w:rPr>
-        <w:t xml:space="preserve">2019-2026</w:t>
-      </w:r>
-      <w:r>
-        <w:t xml:space="preserve">.</w:t>
+        <w:t xml:space="preserve">Restrict to the six GoC states and keep only establishments inside the inland 10 km coastal buffer.</w:t>
       </w:r>
     </w:p>
     <w:p>
@@ -2817,19 +2898,7 @@
         <w:pStyle w:val="Compact"/>
       </w:pPr>
       <w:r>
-        <w:t xml:space="preserve">Restrict to the six GoC states and keep only establishments inside the inland 10 km coastal buffer.</w:t>
-      </w:r>
-    </w:p>
-    <w:p>
-      <w:pPr>
-        <w:numPr>
-          <w:ilvl w:val="0"/>
-          <w:numId w:val="1009"/>
-        </w:numPr>
-        <w:pStyle w:val="Compact"/>
-      </w:pPr>
-      <w:r>
-        <w:t xml:space="preserve">Curate to cultural economic units with a meaningful coastal connection (see dropdown above for what is included and excluded).</w:t>
+        <w:t xml:space="preserve">Limit to cultural economic units with a meaningful coastal connection (see list above for what is included and excluded).</w:t>
       </w:r>
     </w:p>
     <w:p>
@@ -3246,7 +3315,7 @@
         <w:t xml:space="preserve"> </w:t>
       </w:r>
       <w:r>
-        <w:t xml:space="preserve">(updated DENUE prep for the inland 10 km coastal buffer). We show 2026 here on purpose so the group can see recent direction of change for this subcomponent.</w:t>
+        <w:t xml:space="preserve">(updated DENUE prep for the inland 10 km coastal buffer). We show 2026 here on purpose, so the group can see recent direction of change for this subcomponent.</w:t>
       </w:r>
       <w:r>
         <w:t xml:space="preserve"> </w:t>
@@ -3259,7 +3328,7 @@
         <w:t xml:space="preserve">2026 is not yet included in overall CCE or SP</w:t>
       </w:r>
       <w:r>
-        <w:t xml:space="preserve">, because Ama tu Playa adoption inventory is not yet a reliable 2026 observation (see the note under overall scores).</w:t>
+        <w:t xml:space="preserve">, because Ama tu Playa adoption inventory is not yet a reliable 2026 observation (see the note under overall scores). Note that we are able to include 2026 because we use the release of the economic unit inventory released yearly, as a snapshot to represent the annual economic units and number of employees.</w:t>
       </w:r>
     </w:p>
     <w:p>
@@ -3299,7 +3368,7 @@
         <w:t xml:space="preserve"> </w:t>
       </w:r>
       <w:r>
-        <w:t xml:space="preserve">community cultural capacity grew. DENUE records shifted from about one small art studio (roughly 0-5 employees) toward</w:t>
+        <w:t xml:space="preserve">community cultural capacity grew. DENUE records shifted from only one small art studio (roughly 0-5 employees) toward</w:t>
       </w:r>
       <w:r>
         <w:t xml:space="preserve"> </w:t>
@@ -3338,7 +3407,7 @@
           <w:bCs/>
           <w:b/>
         </w:rPr>
-        <w:t xml:space="preserve">3 to about 40</w:t>
+        <w:t xml:space="preserve">3 to about 20</w:t>
       </w:r>
       <w:r>
         <w:t xml:space="preserve">.</w:t>
@@ -3392,7 +3461,7 @@
         <w:t xml:space="preserve">Museo Comunitario de Mulegé</w:t>
       </w:r>
       <w:r>
-        <w:t xml:space="preserve">), but</w:t>
+        <w:t xml:space="preserve">), but estimated employment grew from about</w:t>
       </w:r>
       <w:r>
         <w:t xml:space="preserve"> </w:t>
@@ -3402,29 +3471,54 @@
           <w:bCs/>
           <w:b/>
         </w:rPr>
-        <w:t xml:space="preserve">estimated employment grew</w:t>
-      </w:r>
-      <w:r>
-        <w:t xml:space="preserve"> </w:t>
-      </w:r>
-      <w:r>
-        <w:t xml:space="preserve">from about</w:t>
-      </w:r>
-      <w:r>
-        <w:t xml:space="preserve"> </w:t>
-      </w:r>
+        <w:t xml:space="preserve">30 to about 50</w:t>
+      </w:r>
+      <w:r>
+        <w:t xml:space="preserve"> </w:t>
+      </w:r>
+      <w:r>
+        <w:t xml:space="preserve">staff. More staff is a signal of more activity at existing community cultural places, not only of new sites opening.</w:t>
+      </w:r>
+    </w:p>
+    <w:p>
+      <w:pPr>
+        <w:pStyle w:val="FirstParagraph"/>
+      </w:pPr>
+      <w:r>
+        <w:t xml:space="preserve">Both cases suggest that recent score movement can reflect real growth in coastal cultural infrastructure and jobs.</w:t>
+      </w:r>
+    </w:p>
+    <w:p>
+      <w:pPr>
+        <w:pStyle w:val="BodyText"/>
+      </w:pPr>
       <w:r>
         <w:rPr>
           <w:bCs/>
           <w:b/>
         </w:rPr>
-        <w:t xml:space="preserve">30 to about 50</w:t>
-      </w:r>
-      <w:r>
-        <w:t xml:space="preserve"> </w:t>
-      </w:r>
-      <w:r>
-        <w:t xml:space="preserve">staff. More staff is a signal of more activity at existing community cultural places, not only of new sites opening.</w:t>
+        <w:t xml:space="preserve">Data sources</w:t>
+      </w:r>
+    </w:p>
+    <w:p>
+      <w:pPr>
+        <w:numPr>
+          <w:ilvl w:val="0"/>
+          <w:numId w:val="1012"/>
+        </w:numPr>
+        <w:pStyle w:val="Compact"/>
+      </w:pPr>
+      <w:r>
+        <w:t xml:space="preserve">INEGI DENUE sector 71 cultural and recreation establishments within the inland 10 km coastal buffer; employees estimated from DENUE size classes, scaled to coastal locality population, referenced to the 75th quantile; series through 2026</w:t>
+      </w:r>
+    </w:p>
+    <w:bookmarkStart w:id="59" w:name="X24aa8cc7a592263575ffad37f70c7d6f1f2af4c"/>
+    <w:p>
+      <w:pPr>
+        <w:pStyle w:val="Heading3"/>
+      </w:pPr>
+      <w:r>
+        <w:t xml:space="preserve">4.2.1 Why we use the 75th quantile (compared with the 90th)</w:t>
       </w:r>
     </w:p>
     <w:p>
@@ -3432,48 +3526,23 @@
         <w:pStyle w:val="FirstParagraph"/>
       </w:pPr>
       <w:r>
-        <w:t xml:space="preserve">Both cases suggest that recent score movement can reflect real growth in coastal cultural infrastructure and jobs, not only year-to-year noise in DENUE.</w:t>
-      </w:r>
-    </w:p>
-    <w:p>
-      <w:pPr>
-        <w:pStyle w:val="BodyText"/>
-      </w:pPr>
+        <w:t xml:space="preserve">Before converting to a current status score, the raw rates of employees per coastal resident already show that the</w:t>
+      </w:r>
+      <w:r>
+        <w:t xml:space="preserve"> </w:t>
+      </w:r>
       <w:r>
         <w:rPr>
           <w:bCs/>
           <w:b/>
         </w:rPr>
-        <w:t xml:space="preserve">Data sources</w:t>
-      </w:r>
-    </w:p>
-    <w:p>
-      <w:pPr>
-        <w:numPr>
-          <w:ilvl w:val="0"/>
-          <w:numId w:val="1012"/>
-        </w:numPr>
-        <w:pStyle w:val="Compact"/>
-      </w:pPr>
-      <w:r>
-        <w:t xml:space="preserve">INEGI DENUE sector 71 cultural and recreation establishments within the inland 10 km coastal buffer; employees estimated from DENUE size classes, scaled to coastal locality population, referenced to the 75th quantile; series through 2026</w:t>
-      </w:r>
-    </w:p>
-    <w:bookmarkStart w:id="56" w:name="X24aa8cc7a592263575ffad37f70c7d6f1f2af4c"/>
-    <w:p>
-      <w:pPr>
-        <w:pStyle w:val="Heading3"/>
-      </w:pPr>
-      <w:r>
-        <w:t xml:space="preserve">4.2.1 Why we use the 75th quantile (compared with the 90th)</w:t>
-      </w:r>
-    </w:p>
-    <w:p>
-      <w:pPr>
-        <w:pStyle w:val="FirstParagraph"/>
-      </w:pPr>
-      <w:r>
-        <w:t xml:space="preserve">Before converting to a current status score, the raw rates of employees per coastal resident already show that the</w:t>
+        <w:t xml:space="preserve">Western Midriff Islands (Region 2)</w:t>
+      </w:r>
+      <w:r>
+        <w:t xml:space="preserve"> </w:t>
+      </w:r>
+      <w:r>
+        <w:t xml:space="preserve">sit far above the other regions. Using a high reference like the 90th quantile would make that outlier dominate the benchmark and pull most other regions toward very low scores. We therefore use the</w:t>
       </w:r>
       <w:r>
         <w:t xml:space="preserve"> </w:t>
@@ -3483,23 +3552,7 @@
           <w:bCs/>
           <w:b/>
         </w:rPr>
-        <w:t xml:space="preserve">Western Midriff Islands (Region 2)</w:t>
-      </w:r>
-      <w:r>
-        <w:t xml:space="preserve"> </w:t>
-      </w:r>
-      <w:r>
-        <w:t xml:space="preserve">sit far above the other regions. Using a high reference like the 90th quantile would make that outlier dominate the benchmark and pull most other regions toward very low scores. We therefore use the</w:t>
-      </w:r>
-      <w:r>
-        <w:t xml:space="preserve"> </w:t>
-      </w:r>
-      <w:r>
-        <w:rPr>
-          <w:bCs/>
-          <w:b/>
-        </w:rPr>
-        <w:t xml:space="preserve">75th quartile</w:t>
+        <w:t xml:space="preserve">75th quantile</w:t>
       </w:r>
       <w:r>
         <w:t xml:space="preserve"> </w:t>
@@ -3513,7 +3566,7 @@
         <w:pStyle w:val="BodyText"/>
       </w:pPr>
       <w:r>
-        <w:t xml:space="preserve">The plot below shows the raw rate (not yet scaled to 0-100). Horizontal lines mark the 75th and 90th quantiles across all region-year observations so you can see why the 75th is the more balanced choice for this Gulf data.</w:t>
+        <w:t xml:space="preserve">The plot below shows the raw rate (not yet scaled to 0-100). Horizontal lines mark the pooled 75th and 90th quantiles across all region-year observations so you can see why the 75th is the more balanced choice for this Gulf data.</w:t>
       </w:r>
     </w:p>
     <w:p>
@@ -3525,75 +3578,12 @@
           <wp:inline>
             <wp:extent cx="5334000" cy="5334000"/>
             <wp:effectExtent b="0" l="0" r="0" t="0"/>
-            <wp:docPr descr="Figure 6. Raw non-natural cultural places rate used before conversion to a 0-100 status score. We estimate cultural-establishment employees from INEGI DENUE size classes for curated sector 71 workplaces that sit inside a 10 km inland coastal buffer, then divide by coastal locality population in the same buffer. The green dashed line is the pooled 75th quartile of this rate across all region-years (our chosen reference). The red dotted line is the 90th quantile. Region 2 (Western Midriff Islands) sits far above the others; the 75th quantile still rewards high density while being less dominated by that single outlier than a 90th-quantile reference would be." title="" id="51" name="Picture"/>
+            <wp:docPr descr="Figure 6. Raw non-natural cultural places rate used before conversion to a 0-100 status score. We estimate cultural-establishment employees from INEGI DENUE size classes for curated sector 71 workplaces that sit inside a 10 km inland coastal buffer, then divide by coastal locality population in the same buffer. The green dashed line is the pooled 75th quantile of this rate across all region-years (our chosen reference). The red dotted line is the 90th quantile. Region 2 (Western Midriff Islands) sits far above the others; the 75th quantile still rewards high density while being less dominated by that single outlier than a 90th-quantile reference would be." title="" id="54" name="Picture"/>
             <a:graphic>
               <a:graphicData uri="http://schemas.openxmlformats.org/drawingml/2006/picture">
                 <pic:pic>
                   <pic:nvPicPr>
-                    <pic:cNvPr descr="ewg32_sp_docx_files/figure-docx/unnamed-chunk-8-1.png" id="52" name="Picture"/>
-                    <pic:cNvPicPr>
-                      <a:picLocks noChangeArrowheads="1" noChangeAspect="1"/>
-                    </pic:cNvPicPr>
-                  </pic:nvPicPr>
-                  <pic:blipFill>
-                    <a:blip r:embed="rId50"/>
-                    <a:stretch>
-                      <a:fillRect/>
-                    </a:stretch>
-                  </pic:blipFill>
-                  <pic:spPr bwMode="auto">
-                    <a:xfrm>
-                      <a:off x="0" y="0"/>
-                      <a:ext cx="5334000" cy="5334000"/>
-                    </a:xfrm>
-                    <a:prstGeom prst="rect">
-                      <a:avLst/>
-                    </a:prstGeom>
-                    <a:noFill/>
-                    <a:ln w="9525">
-                      <a:noFill/>
-                      <a:headEnd/>
-                      <a:tailEnd/>
-                    </a:ln>
-                  </pic:spPr>
-                </pic:pic>
-              </a:graphicData>
-            </a:graphic>
-          </wp:inline>
-        </w:drawing>
-      </w:r>
-    </w:p>
-    <w:p>
-      <w:pPr>
-        <w:pStyle w:val="ImageCaption"/>
-      </w:pPr>
-      <w:r>
-        <w:t xml:space="preserve">Figure 6. Raw non-natural cultural places rate used before conversion to a 0-100 status score. We estimate cultural-establishment employees from INEGI DENUE size classes for curated sector 71 workplaces that sit inside a 10 km inland coastal buffer, then divide by coastal locality population in the same buffer. The green dashed line is the pooled 75th quartile of this rate across all region-years (our chosen reference). The red dotted line is the 90th quantile. Region 2 (Western Midriff Islands) sits far above the others; the 75th quantile still rewards high density while being less dominated by that single outlier than a 90th-quantile reference would be.</w:t>
-      </w:r>
-    </w:p>
-    <w:p>
-      <w:pPr>
-        <w:pStyle w:val="BodyText"/>
-      </w:pPr>
-      <w:r>
-        <w:t xml:space="preserve">The 75th quantile is our chosen reference for this assessment cycle.</w:t>
-      </w:r>
-    </w:p>
-    <w:p>
-      <w:pPr>
-        <w:pStyle w:val="CaptionedFigure"/>
-      </w:pPr>
-      <w:r>
-        <w:drawing>
-          <wp:inline>
-            <wp:extent cx="5334000" cy="5334000"/>
-            <wp:effectExtent b="0" l="0" r="0" t="0"/>
-            <wp:docPr descr="Figure 7. Non-natural cultural places status after scaling the Figure 6 rate to the 75th quantile reference and capping at 100. A region at the 75th quartile of employees per coastal resident scores 100; regions with lower rates score proportionally lower. This series shows 2019 through 2026 so experts can see recent DENUE-based change, but 2026 is not yet included in overall CCE or SP because beach-adoption inventory for 2026 is not yet reliable." title="" id="54" name="Picture"/>
-            <a:graphic>
-              <a:graphicData uri="http://schemas.openxmlformats.org/drawingml/2006/picture">
-                <pic:pic>
-                  <pic:nvPicPr>
-                    <pic:cNvPr descr="ewg32_sp_docx_files/figure-docx/unnamed-chunk-9-1.png" id="55" name="Picture"/>
+                    <pic:cNvPr descr="ewg32_sp_docx_files/figure-docx/unnamed-chunk-8-1.png" id="55" name="Picture"/>
                     <pic:cNvPicPr>
                       <a:picLocks noChangeArrowheads="1" noChangeAspect="1"/>
                     </pic:cNvPicPr>
@@ -3631,7 +3621,70 @@
         <w:pStyle w:val="ImageCaption"/>
       </w:pPr>
       <w:r>
-        <w:t xml:space="preserve">Figure 7. Non-natural cultural places status after scaling the Figure 6 rate to the 75th quantile reference and capping at 100. A region at the 75th quartile of employees per coastal resident scores 100; regions with lower rates score proportionally lower. This series shows 2019 through 2026 so experts can see recent DENUE-based change, but 2026 is not yet included in overall CCE or SP because beach-adoption inventory for 2026 is not yet reliable.</w:t>
+        <w:t xml:space="preserve">Figure 6. Raw non-natural cultural places rate used before conversion to a 0-100 status score. We estimate cultural-establishment employees from INEGI DENUE size classes for curated sector 71 workplaces that sit inside a 10 km inland coastal buffer, then divide by coastal locality population in the same buffer. The green dashed line is the pooled 75th quantile of this rate across all region-years (our chosen reference). The red dotted line is the 90th quantile. Region 2 (Western Midriff Islands) sits far above the others; the 75th quantile still rewards high density while being less dominated by that single outlier than a 90th-quantile reference would be.</w:t>
+      </w:r>
+    </w:p>
+    <w:p>
+      <w:pPr>
+        <w:pStyle w:val="BodyText"/>
+      </w:pPr>
+      <w:r>
+        <w:t xml:space="preserve">The 75th quantile is our chosen reference for this assessment cycle.</w:t>
+      </w:r>
+    </w:p>
+    <w:p>
+      <w:pPr>
+        <w:pStyle w:val="CaptionedFigure"/>
+      </w:pPr>
+      <w:r>
+        <w:drawing>
+          <wp:inline>
+            <wp:extent cx="5334000" cy="5334000"/>
+            <wp:effectExtent b="0" l="0" r="0" t="0"/>
+            <wp:docPr descr="Figure 7. Non-natural cultural places status after scaling the Figure 6 rate to the 75th quantile reference and capping at 100. A region at the 75th quantile of employees per coastal resident scores 100; regions with lower rates score proportionally lower. This series shows 2019 through 2026 so experts can see recent DENUE-based change, but 2026 is not yet included in overall CCE or SP because beach-adoption inventory for 2026 is not yet reliable." title="" id="57" name="Picture"/>
+            <a:graphic>
+              <a:graphicData uri="http://schemas.openxmlformats.org/drawingml/2006/picture">
+                <pic:pic>
+                  <pic:nvPicPr>
+                    <pic:cNvPr descr="ewg32_sp_docx_files/figure-docx/unnamed-chunk-9-1.png" id="58" name="Picture"/>
+                    <pic:cNvPicPr>
+                      <a:picLocks noChangeArrowheads="1" noChangeAspect="1"/>
+                    </pic:cNvPicPr>
+                  </pic:nvPicPr>
+                  <pic:blipFill>
+                    <a:blip r:embed="rId56"/>
+                    <a:stretch>
+                      <a:fillRect/>
+                    </a:stretch>
+                  </pic:blipFill>
+                  <pic:spPr bwMode="auto">
+                    <a:xfrm>
+                      <a:off x="0" y="0"/>
+                      <a:ext cx="5334000" cy="5334000"/>
+                    </a:xfrm>
+                    <a:prstGeom prst="rect">
+                      <a:avLst/>
+                    </a:prstGeom>
+                    <a:noFill/>
+                    <a:ln w="9525">
+                      <a:noFill/>
+                      <a:headEnd/>
+                      <a:tailEnd/>
+                    </a:ln>
+                  </pic:spPr>
+                </pic:pic>
+              </a:graphicData>
+            </a:graphic>
+          </wp:inline>
+        </w:drawing>
+      </w:r>
+    </w:p>
+    <w:p>
+      <w:pPr>
+        <w:pStyle w:val="ImageCaption"/>
+      </w:pPr>
+      <w:r>
+        <w:t xml:space="preserve">Figure 7. Non-natural cultural places status after scaling the Figure 6 rate to the 75th quantile reference and capping at 100. A region at the 75th quantile of employees per coastal resident scores 100; regions with lower rates score proportionally lower. This series shows 2019 through 2026 so experts can see recent DENUE-based change, but 2026 is not yet included in overall CCE or SP because beach-adoption inventory for 2026 is not yet reliable.</w:t>
       </w:r>
     </w:p>
     <w:p>
@@ -3641,10 +3694,10 @@
         </w:pict>
       </w:r>
     </w:p>
-    <w:bookmarkEnd w:id="56"/>
-    <w:bookmarkEnd w:id="57"/>
-    <w:bookmarkEnd w:id="58"/>
-    <w:bookmarkStart w:id="63" w:name="looking-forward-pueblos"/>
+    <w:bookmarkEnd w:id="59"/>
+    <w:bookmarkEnd w:id="60"/>
+    <w:bookmarkEnd w:id="61"/>
+    <w:bookmarkStart w:id="66" w:name="looking-forward-pueblos"/>
     <w:p>
       <w:pPr>
         <w:pStyle w:val="Heading1"/>
@@ -3653,7 +3706,7 @@
         <w:t xml:space="preserve">5. Acknowledgment: Pueblos originarios</w:t>
       </w:r>
     </w:p>
-    <w:bookmarkStart w:id="59" w:name="why-this-section-exists"/>
+    <w:bookmarkStart w:id="62" w:name="why-this-section-exists"/>
     <w:p>
       <w:pPr>
         <w:pStyle w:val="Heading2"/>
@@ -3686,8 +3739,8 @@
         <w:t xml:space="preserve">At the same time, Indigenous peoples are not a single box. They are also coastal residents, fishers, knowledge holders, and neighbors within the same seascapes that the Index tries to describe. We do not want to isolate them from the Index, and we also do not want to impose an outside framework for assessing the condition of their connection to the ocean.</w:t>
       </w:r>
     </w:p>
-    <w:bookmarkEnd w:id="59"/>
-    <w:bookmarkStart w:id="60" w:name="what-we-considered-for-cce"/>
+    <w:bookmarkEnd w:id="62"/>
+    <w:bookmarkStart w:id="63" w:name="what-we-considered-for-cce"/>
     <w:p>
       <w:pPr>
         <w:pStyle w:val="Heading2"/>
@@ -3775,8 +3828,8 @@
         <w:t xml:space="preserve">It was also proposed to frame the metric around two practical questions: (1) is the community recognized by the government, and (2) do they have funding support and centers?</w:t>
       </w:r>
     </w:p>
-    <w:bookmarkEnd w:id="60"/>
-    <w:bookmarkStart w:id="61" w:name="X2b37dfd54cfe88a6705d26d079125455031cbf8"/>
+    <w:bookmarkEnd w:id="63"/>
+    <w:bookmarkStart w:id="64" w:name="X2b37dfd54cfe88a6705d26d079125455031cbf8"/>
     <w:p>
       <w:pPr>
         <w:pStyle w:val="Heading2"/>
@@ -3898,8 +3951,8 @@
         <w:t xml:space="preserve">: ideas that would ideally be incorporated in the next time the assessment is run, but currently are not indicators we are ready to score as if they represent community values.</w:t>
       </w:r>
     </w:p>
-    <w:bookmarkEnd w:id="61"/>
-    <w:bookmarkStart w:id="62" w:name="looking-forward"/>
+    <w:bookmarkEnd w:id="64"/>
+    <w:bookmarkStart w:id="65" w:name="looking-forward"/>
     <w:p>
       <w:pPr>
         <w:pStyle w:val="Heading2"/>
@@ -3931,9 +3984,9 @@
         </w:pict>
       </w:r>
     </w:p>
-    <w:bookmarkEnd w:id="62"/>
-    <w:bookmarkEnd w:id="63"/>
-    <w:bookmarkStart w:id="135" w:name="lasting-special-places-lsp"/>
+    <w:bookmarkEnd w:id="65"/>
+    <w:bookmarkEnd w:id="66"/>
+    <w:bookmarkStart w:id="139" w:name="lasting-special-places-lsp"/>
     <w:p>
       <w:pPr>
         <w:pStyle w:val="Heading1"/>
@@ -3950,7 +4003,7 @@
         <w:t xml:space="preserve">LSP measures how well we are protecting places that the Expert Working Group identified as lasting special places for ecological, cultural, recreational, spiritual, or aesthetic reasons.</w:t>
       </w:r>
     </w:p>
-    <w:bookmarkStart w:id="67" w:name="how-lsp-was-built"/>
+    <w:bookmarkStart w:id="70" w:name="how-lsp-was-built"/>
     <w:p>
       <w:pPr>
         <w:pStyle w:val="Heading2"/>
@@ -4234,7 +4287,7 @@
         <w:t xml:space="preserve"> </w:t>
       </w:r>
       <w:r>
-        <w:t xml:space="preserve">by OHI marine region (static export from LSP prep visualization on Mazu). Colors run from lower scores (warmer colors) to higher scores (cooler colors) on a fixed 0 to 100 scale. White regions have no combined score.</w:t>
+        <w:t xml:space="preserve">by OHI marine region (static export from LSP prep visualization on Mazu). Colors run from lower scores (warmer colors) to higher scores (cooler colors) on a fixed 0 to 100 scale. White regions have no combined score, and are NA.</w:t>
       </w:r>
     </w:p>
     <w:p>
@@ -4246,18 +4299,18 @@
           <wp:inline>
             <wp:extent cx="4800600" cy="4800600"/>
             <wp:effectExtent b="0" l="0" r="0" t="0"/>
-            <wp:docPr descr="Figure 8. Overall Lasting Special Places (LSP) current status by OHI marine region for the 2025 assessment snapshot. LSP is the mean condition of expert-identified special places once each place has been scored from management and legal protections. Colors run from lower scores (warmer) to higher scores (cooler) on a fixed 0-100 scale. White means that region has no combined LSP score for this year." title="" id="65" name="Picture"/>
+            <wp:docPr descr="Figure 8. Overall Lasting Special Places (LSP) current status by OHI marine region for the 2025 assessment snapshot. LSP is the mean condition of expert-identified special places once each place has been scored from management and legal protections. Colors run from lower scores (warmer) to higher scores (cooler) on a fixed 0 to 100 scale. White means that region has no combined LSP score for this year." title="" id="68" name="Picture"/>
             <a:graphic>
               <a:graphicData uri="http://schemas.openxmlformats.org/drawingml/2006/picture">
                 <pic:pic>
                   <pic:nvPicPr>
-                    <pic:cNvPr descr="../images/sp_lsp_figs/lsp_overall_2025.png" id="66" name="Picture"/>
+                    <pic:cNvPr descr="../images/sp_lsp_figs/lsp_overall_2025.png" id="69" name="Picture"/>
                     <pic:cNvPicPr>
                       <a:picLocks noChangeArrowheads="1" noChangeAspect="1"/>
                     </pic:cNvPicPr>
                   </pic:nvPicPr>
                   <pic:blipFill>
-                    <a:blip r:embed="rId64"/>
+                    <a:blip r:embed="rId67"/>
                     <a:stretch>
                       <a:fillRect/>
                     </a:stretch>
@@ -4289,11 +4342,11 @@
         <w:pStyle w:val="ImageCaption"/>
       </w:pPr>
       <w:r>
-        <w:t xml:space="preserve">Figure 8. Overall Lasting Special Places (LSP) current status by OHI marine region for the 2025 assessment snapshot. LSP is the mean condition of expert-identified special places once each place has been scored from management and legal protections. Colors run from lower scores (warmer) to higher scores (cooler) on a fixed 0-100 scale. White means that region has no combined LSP score for this year.</w:t>
-      </w:r>
-    </w:p>
-    <w:bookmarkEnd w:id="67"/>
-    <w:bookmarkStart w:id="74" w:name="spreadsheets-for-expert-review"/>
+        <w:t xml:space="preserve">Figure 8. Overall Lasting Special Places (LSP) current status by OHI marine region for the 2025 assessment snapshot. LSP is the mean condition of expert-identified special places once each place has been scored from management and legal protections. Colors run from lower scores (warmer) to higher scores (cooler) on a fixed 0 to 100 scale. White means that region has no combined LSP score for this year.</w:t>
+      </w:r>
+    </w:p>
+    <w:bookmarkEnd w:id="70"/>
+    <w:bookmarkStart w:id="77" w:name="spreadsheets-for-expert-review"/>
     <w:p>
       <w:pPr>
         <w:pStyle w:val="Heading2"/>
@@ -4318,7 +4371,7 @@
         </w:numPr>
         <w:pStyle w:val="Compact"/>
       </w:pPr>
-      <w:hyperlink r:id="rId68">
+      <w:hyperlink r:id="rId71">
         <w:r>
           <w:rPr>
             <w:rStyle w:val="Hyperlink"/>
@@ -4335,7 +4388,7 @@
         </w:numPr>
         <w:pStyle w:val="Compact"/>
       </w:pPr>
-      <w:hyperlink r:id="rId69">
+      <w:hyperlink r:id="rId72">
         <w:r>
           <w:rPr>
             <w:rStyle w:val="Hyperlink"/>
@@ -4352,7 +4405,7 @@
         </w:numPr>
         <w:pStyle w:val="Compact"/>
       </w:pPr>
-      <w:hyperlink r:id="rId70">
+      <w:hyperlink r:id="rId73">
         <w:r>
           <w:rPr>
             <w:rStyle w:val="Hyperlink"/>
@@ -4369,7 +4422,7 @@
         </w:numPr>
         <w:pStyle w:val="Compact"/>
       </w:pPr>
-      <w:hyperlink r:id="rId71">
+      <w:hyperlink r:id="rId74">
         <w:r>
           <w:rPr>
             <w:rStyle w:val="Hyperlink"/>
@@ -4386,7 +4439,7 @@
         </w:numPr>
         <w:pStyle w:val="Compact"/>
       </w:pPr>
-      <w:hyperlink r:id="rId72">
+      <w:hyperlink r:id="rId75">
         <w:r>
           <w:rPr>
             <w:rStyle w:val="Hyperlink"/>
@@ -4403,7 +4456,7 @@
         </w:numPr>
         <w:pStyle w:val="Compact"/>
       </w:pPr>
-      <w:hyperlink r:id="rId73">
+      <w:hyperlink r:id="rId76">
         <w:r>
           <w:rPr>
             <w:rStyle w:val="Hyperlink"/>
@@ -4412,8 +4465,8 @@
         </w:r>
       </w:hyperlink>
     </w:p>
-    <w:bookmarkEnd w:id="74"/>
-    <w:bookmarkStart w:id="134" w:name="condition-approach-by-lsp-category"/>
+    <w:bookmarkEnd w:id="77"/>
+    <w:bookmarkStart w:id="138" w:name="condition-approach-by-lsp-category"/>
     <w:p>
       <w:pPr>
         <w:pStyle w:val="Heading2"/>
@@ -4482,7 +4535,7 @@
         <w:t xml:space="preserve">A multi-panel of all category scores is also at the end of this section.</w:t>
       </w:r>
     </w:p>
-    <w:bookmarkStart w:id="82" w:name="special-protected-areas"/>
+    <w:bookmarkStart w:id="85" w:name="special-protected-areas"/>
     <w:p>
       <w:pPr>
         <w:pStyle w:val="Heading3"/>
@@ -4512,7 +4565,7 @@
         <w:t xml:space="preserve"> </w:t>
       </w:r>
       <w:r>
-        <w:t xml:space="preserve">the full set of every park boundary in the Gulf. Experts selected places that matter as lasting special places for communities and nature, rather than areas that may exist on paper mainly from political design processes without that place-based meaning.</w:t>
+        <w:t xml:space="preserve">the full set of every protected area boundary in the Gulf. Experts selected places that matter as lasting special places for communities and nature, rather than areas that may exist on paper mainly from political design processes without that place-based meaning.</w:t>
       </w:r>
     </w:p>
     <w:p>
@@ -4595,7 +4648,7 @@
       <w:r>
         <w:t xml:space="preserve"> </w:t>
       </w:r>
-      <w:hyperlink r:id="rId75">
+      <w:hyperlink r:id="rId78">
         <w:r>
           <w:rPr>
             <w:rStyle w:val="Hyperlink"/>
@@ -4702,18 +4755,18 @@
           <wp:inline>
             <wp:extent cx="4533900" cy="4533900"/>
             <wp:effectExtent b="0" l="0" r="0" t="0"/>
-            <wp:docPr descr="Figure 9. Method map for special protected areas within Lasting Special Places. Experts listed CONANP natural protected areas and Ramsar wetland sites that they consider ecologically special. Each filled polygon is colored by the condition score we assign that site. Preference goes to CONANP SIMEC i-efectividad when available: SIMEC is CONANP’s Sistema de Informacion, Monitoreo y Evaluacion para la Conservacion, and i-efectividad is its management-effectiveness score. In plain terms, it asks how well a protected area is being managed to achieve its conservation goals, not simply whether the special place is located within a protected area. For Ramsar sites without a parallel SIMEC score we use management-plan presence (plan exists, plan in progress scoring 60, or no plan). Grey outlines show the broader Gulf protected-area network for spatial context, including areas that are protected but were not listed as special by the Expert Working Group." title="" id="77" name="Picture"/>
+            <wp:docPr descr="Figure 9. Method map for special protected areas within Lasting Special Places. Experts listed CONANP natural protected areas and Ramsar wetland sites that they consider ecologically special. Each filled polygon is colored by the condition score we assign that site. Preference goes to CONANP SIMEC i-efectividad when available: SIMEC is CONANP’s Sistema de Informacion, Monitoreo y Evaluacion para la Conservacion, and i-efectividad is its management-effectiveness score. In plain terms, it asks how well a protected area is being managed to achieve its conservation goals, not simply whether the special place is located within a protected area. For Ramsar sites without a parallel SIMEC score we use management-plan presence (plan exists, plan in progress scoring 60, or no plan). Grey outlines show the broader Gulf protected-area network for spatial context, including areas that are protected but were not listed as special by the Expert Working Group." title="" id="80" name="Picture"/>
             <a:graphic>
               <a:graphicData uri="http://schemas.openxmlformats.org/drawingml/2006/picture">
                 <pic:pic>
                   <pic:nvPicPr>
-                    <pic:cNvPr descr="../images/sp_lsp_figs/process_special_protected_areas.png" id="78" name="Picture"/>
+                    <pic:cNvPr descr="../images/sp_lsp_figs/process_special_protected_areas.png" id="81" name="Picture"/>
                     <pic:cNvPicPr>
                       <a:picLocks noChangeArrowheads="1" noChangeAspect="1"/>
                     </pic:cNvPicPr>
                   </pic:nvPicPr>
                   <pic:blipFill>
-                    <a:blip r:embed="rId76"/>
+                    <a:blip r:embed="rId79"/>
                     <a:stretch>
                       <a:fillRect/>
                     </a:stretch>
@@ -4757,18 +4810,18 @@
           <wp:inline>
             <wp:extent cx="4000500" cy="4000499"/>
             <wp:effectExtent b="0" l="0" r="0" t="0"/>
-            <wp:docPr descr="Figure 10. Regional scores for the special protected areas category. Within each OHI region we average the condition scores of the expert-listed special parks and Ramsar sites that fall in that region after the SIMEC and Ramsar plan rules in Figure 9. Scores sit on a 0-100 scale. White or missing means no scored special protected area contributes in that region for this assessment." title="" id="80" name="Picture"/>
+            <wp:docPr descr="Figure 10. Regional scores for the special protected areas category. Within each OHI region we average the condition scores of the expert-listed special protected areas and Ramsar sites that fall in that region after the SIMEC i-efectividad and Ramsar plan rules in Figure 9. Scores sit on a 0 to 100 scale. White or missing means no scored special protected area contributes in that region for this assessment." title="" id="83" name="Picture"/>
             <a:graphic>
               <a:graphicData uri="http://schemas.openxmlformats.org/drawingml/2006/picture">
                 <pic:pic>
                   <pic:nvPicPr>
-                    <pic:cNvPr descr="../images/sp_lsp_figs/lsp_special_protected_areas.png" id="81" name="Picture"/>
+                    <pic:cNvPr descr="../images/sp_lsp_figs/lsp_special_protected_areas.png" id="84" name="Picture"/>
                     <pic:cNvPicPr>
                       <a:picLocks noChangeArrowheads="1" noChangeAspect="1"/>
                     </pic:cNvPicPr>
                   </pic:nvPicPr>
                   <pic:blipFill>
-                    <a:blip r:embed="rId79"/>
+                    <a:blip r:embed="rId82"/>
                     <a:stretch>
                       <a:fillRect/>
                     </a:stretch>
@@ -4800,7 +4853,7 @@
         <w:pStyle w:val="ImageCaption"/>
       </w:pPr>
       <w:r>
-        <w:t xml:space="preserve">Figure 10. Regional scores for the special protected areas category. Within each OHI region we average the condition scores of the expert-listed special parks and Ramsar sites that fall in that region after the SIMEC and Ramsar plan rules in Figure 9. Scores sit on a 0-100 scale. White or missing means no scored special protected area contributes in that region for this assessment.</w:t>
+        <w:t xml:space="preserve">Figure 10. Regional scores for the special protected areas category. Within each OHI region we average the condition scores of the expert-listed special protected areas and Ramsar sites that fall in that region after the SIMEC i-efectividad and Ramsar plan rules in Figure 9. Scores sit on a 0 to 100 scale. White or missing means no scored special protected area contributes in that region for this assessment.</w:t>
       </w:r>
     </w:p>
     <w:p>
@@ -4826,7 +4879,7 @@
       <w:r>
         <w:t xml:space="preserve">Expert Working Group special protected area list (</w:t>
       </w:r>
-      <w:hyperlink r:id="rId68">
+      <w:hyperlink r:id="rId71">
         <w:r>
           <w:rPr>
             <w:rStyle w:val="Hyperlink"/>
@@ -4849,7 +4902,7 @@
       <w:r>
         <w:t xml:space="preserve">CONANP SIMEC i-efectividad (</w:t>
       </w:r>
-      <w:hyperlink r:id="rId69">
+      <w:hyperlink r:id="rId72">
         <w:r>
           <w:rPr>
             <w:rStyle w:val="Hyperlink"/>
@@ -4863,7 +4916,7 @@
       <w:r>
         <w:t xml:space="preserve"> </w:t>
       </w:r>
-      <w:hyperlink r:id="rId75">
+      <w:hyperlink r:id="rId78">
         <w:r>
           <w:rPr>
             <w:rStyle w:val="Hyperlink"/>
@@ -4886,7 +4939,7 @@
       <w:r>
         <w:t xml:space="preserve">Ramsar management plan presence (</w:t>
       </w:r>
-      <w:hyperlink r:id="rId71">
+      <w:hyperlink r:id="rId74">
         <w:r>
           <w:rPr>
             <w:rStyle w:val="Hyperlink"/>
@@ -4910,8 +4963,8 @@
         <w:t xml:space="preserve">Combined protected area polygons: WDPA (January 2025), CONANP ANP layers, and HEM ANP compilation</w:t>
       </w:r>
     </w:p>
-    <w:bookmarkEnd w:id="82"/>
-    <w:bookmarkStart w:id="93" w:name="priority-dive-sites"/>
+    <w:bookmarkEnd w:id="85"/>
+    <w:bookmarkStart w:id="97" w:name="priority-dive-sites"/>
     <w:p>
       <w:pPr>
         <w:pStyle w:val="Heading3"/>
@@ -4925,7 +4978,7 @@
         <w:pStyle w:val="FirstParagraph"/>
       </w:pPr>
       <w:r>
-        <w:t xml:space="preserve">These are dive spots identified in Arcos-Aguilar et al. 2021 and the GCMP that would benefit most from protection.</w:t>
+        <w:t xml:space="preserve">These are dive spots from the Arcos-Aguilar et al. (2021) dive-site inventory and the CBMC GCMP prioritization of diving sites that would benefit most from formal protected-area management.</w:t>
       </w:r>
     </w:p>
     <w:p>
@@ -4937,13 +4990,24 @@
           <w:bCs/>
           <w:b/>
         </w:rPr>
-        <w:t xml:space="preserve">Why protected dive sites score higher.</w:t>
-      </w:r>
-      <w:r>
-        <w:t xml:space="preserve"> </w:t>
-      </w:r>
-      <w:r>
-        <w:t xml:space="preserve">Priority dive places are lasting special places because people travel specifically to experience them. Protection helps keep the wildlife, reefs, and underwater features that make the trip meaningful, supports dive-based livelihoods when sites stay high quality, and reduces cumulative damage from use and extractive pressure. Managed parks and no-take cores increase the chance that the site remains the place communities and visitors valued. Outside parks there is still national dive-tourism law (NOM-012-TUR-2016), but that residual duty of care is intentionally weaker than well managed protection, because it is not the same as active park management for a special place.</w:t>
+        <w:t xml:space="preserve">How Arcos-Aguilar et al. (2021) assembled and characterized dive sites.</w:t>
+      </w:r>
+      <w:r>
+        <w:t xml:space="preserve"> </w:t>
+      </w:r>
+      <w:hyperlink r:id="rId86">
+        <w:r>
+          <w:rPr>
+            <w:rStyle w:val="Hyperlink"/>
+          </w:rPr>
+          <w:t xml:space="preserve">Arcos-Aguilar et al. (2021)</w:t>
+        </w:r>
+      </w:hyperlink>
+      <w:r>
+        <w:t xml:space="preserve"> </w:t>
+      </w:r>
+      <w:r>
+        <w:t xml:space="preserve">built the most comprehensive national inventory of recreational dive sites in Mexico to document the economic importance of diving tourism and its dependence on healthy marine habitats. Their method:</w:t>
       </w:r>
     </w:p>
     <w:p>
@@ -4954,41 +5018,411 @@
         </w:numPr>
         <w:pStyle w:val="Compact"/>
       </w:pPr>
-      <w:r>
-        <w:t xml:space="preserve">If the dive site falls in a CONANP and/or Ramsar protected area, use SIMEC and Ramsar plan condition for that area.</w:t>
-      </w:r>
-    </w:p>
-    <w:p>
-      <w:pPr>
-        <w:numPr>
-          <w:ilvl w:val="0"/>
-          <w:numId w:val="1022"/>
-        </w:numPr>
-        <w:pStyle w:val="Compact"/>
-      </w:pPr>
-      <w:r>
-        <w:t xml:space="preserve">If it falls in both, take the maximum of the two condition scores.</w:t>
-      </w:r>
-    </w:p>
-    <w:p>
-      <w:pPr>
-        <w:numPr>
-          <w:ilvl w:val="0"/>
-          <w:numId w:val="1022"/>
-        </w:numPr>
-        <w:pStyle w:val="Compact"/>
-      </w:pPr>
-      <w:r>
-        <w:t xml:space="preserve">If it is outside protected areas, use a non-zero floor from NOM-012-TUR-2016 §6.11 (legal dive tourism rules that apply inside and outside protected natural areas). In prep, that floor is taken as the minimum observed protected-area condition among dive sites that do have a park score (currently</w:t>
-      </w:r>
-      <w:r>
-        <w:t xml:space="preserve"> </w:t>
-      </w:r>
       <w:r>
         <w:rPr>
           <w:bCs/>
           <w:b/>
         </w:rPr>
+        <w:t xml:space="preserve">Web inventory of sites.</w:t>
+      </w:r>
+      <w:r>
+        <w:t xml:space="preserve"> </w:t>
+      </w:r>
+      <w:r>
+        <w:t xml:space="preserve">From January to March 2018 they searched Google in English and Spanish (</w:t>
+      </w:r>
+      <w:r>
+        <w:rPr>
+          <w:rStyle w:val="VerbatimChar"/>
+        </w:rPr>
+        <w:t xml:space="preserve">Diving</w:t>
+      </w:r>
+      <w:r>
+        <w:t xml:space="preserve"> </w:t>
+      </w:r>
+      <w:r>
+        <w:t xml:space="preserve">/</w:t>
+      </w:r>
+      <w:r>
+        <w:t xml:space="preserve"> </w:t>
+      </w:r>
+      <w:r>
+        <w:rPr>
+          <w:rStyle w:val="VerbatimChar"/>
+        </w:rPr>
+        <w:t xml:space="preserve">Dive sites</w:t>
+      </w:r>
+      <w:r>
+        <w:t xml:space="preserve"> </w:t>
+      </w:r>
+      <w:r>
+        <w:t xml:space="preserve">/</w:t>
+      </w:r>
+      <w:r>
+        <w:t xml:space="preserve"> </w:t>
+      </w:r>
+      <w:r>
+        <w:rPr>
+          <w:rStyle w:val="VerbatimChar"/>
+        </w:rPr>
+        <w:t xml:space="preserve">Buceo</w:t>
+      </w:r>
+      <w:r>
+        <w:t xml:space="preserve"> </w:t>
+      </w:r>
+      <w:r>
+        <w:t xml:space="preserve">/</w:t>
+      </w:r>
+      <w:r>
+        <w:t xml:space="preserve"> </w:t>
+      </w:r>
+      <w:r>
+        <w:rPr>
+          <w:rStyle w:val="VerbatimChar"/>
+        </w:rPr>
+        <w:t xml:space="preserve">Sitios de buceo</w:t>
+      </w:r>
+      <w:r>
+        <w:t xml:space="preserve"> </w:t>
+      </w:r>
+      <w:r>
+        <w:t xml:space="preserve">+ Mexico, then each coastal state). They retained results from tourism and diving-operator websites, dive magazines, peer-reviewed papers, and gray literature.</w:t>
+      </w:r>
+    </w:p>
+    <w:p>
+      <w:pPr>
+        <w:numPr>
+          <w:ilvl w:val="0"/>
+          <w:numId w:val="1022"/>
+        </w:numPr>
+        <w:pStyle w:val="Compact"/>
+      </w:pPr>
+      <w:r>
+        <w:rPr>
+          <w:bCs/>
+          <w:b/>
+        </w:rPr>
+        <w:t xml:space="preserve">Popularity proxy.</w:t>
+      </w:r>
+      <w:r>
+        <w:t xml:space="preserve"> </w:t>
+      </w:r>
+      <w:r>
+        <w:t xml:space="preserve">Each time a place reappeared in search results was tallied as a</w:t>
+      </w:r>
+      <w:r>
+        <w:t xml:space="preserve"> </w:t>
+      </w:r>
+      <w:r>
+        <w:t xml:space="preserve">“</w:t>
+      </w:r>
+      <w:r>
+        <w:t xml:space="preserve">frequency of appearance,</w:t>
+      </w:r>
+      <w:r>
+        <w:t xml:space="preserve">”</w:t>
+      </w:r>
+      <w:r>
+        <w:t xml:space="preserve"> </w:t>
+      </w:r>
+      <w:r>
+        <w:t xml:space="preserve">used later as a simple popularity signal (more web mentions ≈ more widely advertised/known).</w:t>
+      </w:r>
+    </w:p>
+    <w:p>
+      <w:pPr>
+        <w:numPr>
+          <w:ilvl w:val="0"/>
+          <w:numId w:val="1022"/>
+        </w:numPr>
+        <w:pStyle w:val="Compact"/>
+      </w:pPr>
+      <w:r>
+        <w:rPr>
+          <w:bCs/>
+          <w:b/>
+        </w:rPr>
+        <w:t xml:space="preserve">Operators and economics.</w:t>
+      </w:r>
+      <w:r>
+        <w:t xml:space="preserve"> </w:t>
+      </w:r>
+      <w:r>
+        <w:t xml:space="preserve">They also assembled and field-checked active diving operators and surveyed a subset about clients, prices, and costs, showing that national diving revenues are on the same order of magnitude as Mexico’s artisanal and industrial fisheries together.</w:t>
+      </w:r>
+    </w:p>
+    <w:p>
+      <w:pPr>
+        <w:numPr>
+          <w:ilvl w:val="0"/>
+          <w:numId w:val="1022"/>
+        </w:numPr>
+        <w:pStyle w:val="Compact"/>
+      </w:pPr>
+      <w:r>
+        <w:rPr>
+          <w:bCs/>
+          <w:b/>
+        </w:rPr>
+        <w:t xml:space="preserve">Protection status overlay.</w:t>
+      </w:r>
+      <w:r>
+        <w:t xml:space="preserve"> </w:t>
+      </w:r>
+      <w:r>
+        <w:t xml:space="preserve">Site coordinates were overlaid on CONANP marine protected-area polygons and no-take sub-zones. Of the inventory, roughly half the sites sat inside some form of natural protected area, a small minority fell inside no-take zones, and a large share (</w:t>
+      </w:r>
+      <w:r>
+        <w:rPr>
+          <w:bCs/>
+          <w:b/>
+        </w:rPr>
+        <w:t xml:space="preserve">about 42%</w:t>
+      </w:r>
+      <w:r>
+        <w:t xml:space="preserve">) still lacked any protection designation.</w:t>
+      </w:r>
+    </w:p>
+    <w:p>
+      <w:pPr>
+        <w:pStyle w:val="FirstParagraph"/>
+      </w:pPr>
+      <w:r>
+        <w:t xml:space="preserve">The paper’s policy message is that many tourism-visible dive places remain outside strong protection even though diving depends on intact reefs and wildlife, and that higher encounter quality (especially in no-take settings) is linked to the experience visitors pay for.</w:t>
+      </w:r>
+    </w:p>
+    <w:p>
+      <w:pPr>
+        <w:pStyle w:val="BodyText"/>
+      </w:pPr>
+      <w:r>
+        <w:rPr>
+          <w:bCs/>
+          <w:b/>
+        </w:rPr>
+        <w:t xml:space="preserve">What</w:t>
+      </w:r>
+      <w:r>
+        <w:rPr>
+          <w:bCs/>
+          <w:b/>
+        </w:rPr>
+        <w:t xml:space="preserve"> </w:t>
+      </w:r>
+      <w:r>
+        <w:rPr>
+          <w:bCs/>
+          <w:b/>
+        </w:rPr>
+        <w:t xml:space="preserve">“</w:t>
+      </w:r>
+      <w:r>
+        <w:rPr>
+          <w:bCs/>
+          <w:b/>
+        </w:rPr>
+        <w:t xml:space="preserve">priority dive sites</w:t>
+      </w:r>
+      <w:r>
+        <w:rPr>
+          <w:bCs/>
+          <w:b/>
+        </w:rPr>
+        <w:t xml:space="preserve">”</w:t>
+      </w:r>
+      <w:r>
+        <w:rPr>
+          <w:bCs/>
+          <w:b/>
+        </w:rPr>
+        <w:t xml:space="preserve"> </w:t>
+      </w:r>
+      <w:r>
+        <w:rPr>
+          <w:bCs/>
+          <w:b/>
+        </w:rPr>
+        <w:t xml:space="preserve">mean in this Index.</w:t>
+      </w:r>
+      <w:r>
+        <w:t xml:space="preserve"> </w:t>
+      </w:r>
+      <w:r>
+        <w:t xml:space="preserve">We do</w:t>
+      </w:r>
+      <w:r>
+        <w:t xml:space="preserve"> </w:t>
+      </w:r>
+      <w:r>
+        <w:rPr>
+          <w:bCs/>
+          <w:b/>
+        </w:rPr>
+        <w:t xml:space="preserve">not</w:t>
+      </w:r>
+      <w:r>
+        <w:t xml:space="preserve"> </w:t>
+      </w:r>
+      <w:r>
+        <w:t xml:space="preserve">score every site from the full national inventory. Instead, we restrict sites to the</w:t>
+      </w:r>
+      <w:r>
+        <w:t xml:space="preserve"> </w:t>
+      </w:r>
+      <w:r>
+        <w:rPr>
+          <w:bCs/>
+          <w:b/>
+        </w:rPr>
+        <w:t xml:space="preserve">CBMC GCMP prioritization of diving sites</w:t>
+      </w:r>
+      <w:r>
+        <w:t xml:space="preserve"> </w:t>
+      </w:r>
+      <w:r>
+        <w:t xml:space="preserve">table that is an Arcos/GCMP data product: a curated subset of sites with coordinates and priority fields that flags diving locations of particular conservation and tourism importance. That priority subset is what we call</w:t>
+      </w:r>
+      <w:r>
+        <w:t xml:space="preserve"> </w:t>
+      </w:r>
+      <w:r>
+        <w:rPr>
+          <w:bCs/>
+          <w:b/>
+        </w:rPr>
+        <w:t xml:space="preserve">priority dive sites</w:t>
+      </w:r>
+      <w:r>
+        <w:t xml:space="preserve"> </w:t>
+      </w:r>
+      <w:r>
+        <w:t xml:space="preserve">here.</w:t>
+      </w:r>
+    </w:p>
+    <w:p>
+      <w:pPr>
+        <w:pStyle w:val="BodyText"/>
+      </w:pPr>
+      <w:r>
+        <w:rPr>
+          <w:bCs/>
+          <w:b/>
+        </w:rPr>
+        <w:t xml:space="preserve">Why we use that subset as lasting special places.</w:t>
+      </w:r>
+      <w:r>
+        <w:t xml:space="preserve"> </w:t>
+      </w:r>
+      <w:r>
+        <w:t xml:space="preserve">Arcos-Aguilar et al. showed that a large share of marketed dive sites still lie outside protected areas, while wildlife encounters that define the dive experience are more likely in managed or no-take waters. We therefore treat the priority list as places that</w:t>
+      </w:r>
+      <w:r>
+        <w:t xml:space="preserve"> </w:t>
+      </w:r>
+      <w:r>
+        <w:rPr>
+          <w:bCs/>
+          <w:b/>
+        </w:rPr>
+        <w:t xml:space="preserve">have been isolated as sites that would benefit from lying within a protected area</w:t>
+      </w:r>
+      <w:r>
+        <w:t xml:space="preserve">. For Sense of Place, the</w:t>
+      </w:r>
+      <w:r>
+        <w:t xml:space="preserve"> </w:t>
+      </w:r>
+      <w:r>
+        <w:rPr>
+          <w:bCs/>
+          <w:b/>
+        </w:rPr>
+        <w:t xml:space="preserve">ideal reference condition</w:t>
+      </w:r>
+      <w:r>
+        <w:t xml:space="preserve"> </w:t>
+      </w:r>
+      <w:r>
+        <w:t xml:space="preserve">is that</w:t>
+      </w:r>
+      <w:r>
+        <w:t xml:space="preserve"> </w:t>
+      </w:r>
+      <w:r>
+        <w:rPr>
+          <w:bCs/>
+          <w:b/>
+        </w:rPr>
+        <w:t xml:space="preserve">all priority dive sites</w:t>
+      </w:r>
+      <w:r>
+        <w:t xml:space="preserve"> </w:t>
+      </w:r>
+      <w:r>
+        <w:t xml:space="preserve">sit inside managed protected areas or equivalent protections (so communities and visitors can still experience the place that made the trip meaningful). Scoring follows that ideal: inside CONANP/Ramsar areas we use SIMEC i-efectividad (and Ramsar plan rules when they apply); outside, only a weaker minimum under national tourism law remains, so unprotected priority sites pull the score down relative to a fully protected network.</w:t>
+      </w:r>
+    </w:p>
+    <w:p>
+      <w:pPr>
+        <w:pStyle w:val="BodyText"/>
+      </w:pPr>
+      <w:r>
+        <w:rPr>
+          <w:bCs/>
+          <w:b/>
+        </w:rPr>
+        <w:t xml:space="preserve">Why protected dive sites score higher (Scoring rules).</w:t>
+      </w:r>
+      <w:r>
+        <w:t xml:space="preserve"> </w:t>
+      </w:r>
+      <w:r>
+        <w:t xml:space="preserve">Priority dive places are lasting special places because people travel specifically to experience them. Protection helps keep the wildlife, reefs, and underwater features that make the trip meaningful, supports dive-based livelihoods when sites stay high quality, and reduces cumulative damage from use and extractive pressure. Managed protected areas and no-take areas increase the chance that the site remains the place communities and visitors valued. Outside of protected areas, there is still the national dive-tourism law (NOM-012-TUR-2016), but that residual duty of care is intentionally weaker than well-managed protection, because it is not the same as active protected area management for a special place. Therefore:</w:t>
+      </w:r>
+    </w:p>
+    <w:p>
+      <w:pPr>
+        <w:numPr>
+          <w:ilvl w:val="0"/>
+          <w:numId w:val="1023"/>
+        </w:numPr>
+        <w:pStyle w:val="Compact"/>
+      </w:pPr>
+      <w:r>
+        <w:t xml:space="preserve">If the dive site falls in a CONANP and/or Ramsar protected area, use SIMEC and Ramsar plan condition for that area.</w:t>
+      </w:r>
+    </w:p>
+    <w:p>
+      <w:pPr>
+        <w:numPr>
+          <w:ilvl w:val="0"/>
+          <w:numId w:val="1023"/>
+        </w:numPr>
+        <w:pStyle w:val="Compact"/>
+      </w:pPr>
+      <w:r>
+        <w:t xml:space="preserve">If it falls in both, take the maximum of the two condition scores.</w:t>
+      </w:r>
+    </w:p>
+    <w:p>
+      <w:pPr>
+        <w:numPr>
+          <w:ilvl w:val="0"/>
+          <w:numId w:val="1023"/>
+        </w:numPr>
+        <w:pStyle w:val="Compact"/>
+      </w:pPr>
+      <w:r>
+        <w:t xml:space="preserve">If it is outside protected areas, use a non-zero floor from NOM-012-TUR-2016 §6.11 (legal dive tourism rules that apply inside and outside protected natural areas). We determined the score by using the minimum observed SIMEC i-efectividad condition among dive sites that do have a protected-area score (currently</w:t>
+      </w:r>
+      <w:r>
+        <w:t xml:space="preserve"> </w:t>
+      </w:r>
+      <w:r>
+        <w:rPr>
+          <w:bCs/>
+          <w:b/>
+        </w:rPr>
         <w:t xml:space="preserve">58</w:t>
       </w:r>
       <w:r>
@@ -5000,7 +5434,7 @@
         <w:pStyle w:val="FirstParagraph"/>
       </w:pPr>
       <w:r>
-        <w:t xml:space="preserve">Gulf-wide dive sites by overall condition, then Espíritu Santo zoom (inside PA vs outside with tourism-rule floor), then regional scores.</w:t>
+        <w:t xml:space="preserve">Gulf-wide dive sites by overall condition, then Espíritu Santo zoom (inside protected area vs outside with tourism-rule floor), then regional scores.</w:t>
       </w:r>
     </w:p>
     <w:p>
@@ -5012,18 +5446,18 @@
           <wp:inline>
             <wp:extent cx="4533900" cy="4533900"/>
             <wp:effectExtent b="0" l="0" r="0" t="0"/>
-            <wp:docPr descr="Figure 11. Method map of priority dive sites colored by the overall condition we use in scoring. Dive locations come from published priority analyses (Arcos-Aguilar et al. 2021 and GCMP layers). If a site sits inside a CONANP or Ramsar protected area, its condition is the SIMEC and/or Ramsar management score for that area (the higher of the two when both apply). If a site sits outside protected areas, it still receives a non-zero legal floor from Mexico’s dive-tourism standard NOM-012-TUR-2016 section 6.11, which sets operating rules for dive tourism both inside and outside natural protected areas. In prep we set that floor to the minimum park condition observed among dive sites that do have a protected-area score (currently 58)." title="" id="84" name="Picture"/>
+            <wp:docPr descr="Figure 11. Method map of priority dive sites colored by the overall condition we use in scoring. Dive locations come from published priority analyses (Arcos-Aguilar et al. 2021 and GCMP layers). If a site sits inside a CONANP or Ramsar protected area, its condition is the SIMEC i-efectividad and/or Ramsar management-plan score for that area (the higher of the two when both apply). If a site sits outside protected areas, it still receives a non-zero baseline condition under Mexico’s dive-tourism standard NOM-012-TUR-2016 section 6.11, which sets operating rules for dive tourism both inside and outside natural protected areas. In prep, we set that baseline to the minimum SIMEC i-efectividad condition observed among dive sites that do have a protected-area score (currently 58)." title="" id="88" name="Picture"/>
             <a:graphic>
               <a:graphicData uri="http://schemas.openxmlformats.org/drawingml/2006/picture">
                 <pic:pic>
                   <pic:nvPicPr>
-                    <pic:cNvPr descr="../images/sp_lsp_figs/process_priority_dive_sites_condition.png" id="85" name="Picture"/>
+                    <pic:cNvPr descr="../images/sp_lsp_figs/process_priority_dive_sites_condition.png" id="89" name="Picture"/>
                     <pic:cNvPicPr>
                       <a:picLocks noChangeArrowheads="1" noChangeAspect="1"/>
                     </pic:cNvPicPr>
                   </pic:nvPicPr>
                   <pic:blipFill>
-                    <a:blip r:embed="rId83"/>
+                    <a:blip r:embed="rId87"/>
                     <a:stretch>
                       <a:fillRect/>
                     </a:stretch>
@@ -5055,7 +5489,7 @@
         <w:pStyle w:val="ImageCaption"/>
       </w:pPr>
       <w:r>
-        <w:t xml:space="preserve">Figure 11. Method map of priority dive sites colored by the overall condition we use in scoring. Dive locations come from published priority analyses (Arcos-Aguilar et al. 2021 and GCMP layers). If a site sits inside a CONANP or Ramsar protected area, its condition is the SIMEC and/or Ramsar management score for that area (the higher of the two when both apply). If a site sits outside protected areas, it still receives a non-zero legal floor from Mexico’s dive-tourism standard NOM-012-TUR-2016 section 6.11, which sets operating rules for dive tourism both inside and outside natural protected areas. In prep we set that floor to the minimum park condition observed among dive sites that do have a protected-area score (currently 58).</w:t>
+        <w:t xml:space="preserve">Figure 11. Method map of priority dive sites colored by the overall condition we use in scoring. Dive locations come from published priority analyses (Arcos-Aguilar et al. 2021 and GCMP layers). If a site sits inside a CONANP or Ramsar protected area, its condition is the SIMEC i-efectividad and/or Ramsar management-plan score for that area (the higher of the two when both apply). If a site sits outside protected areas, it still receives a non-zero baseline condition under Mexico’s dive-tourism standard NOM-012-TUR-2016 section 6.11, which sets operating rules for dive tourism both inside and outside natural protected areas. In prep, we set that baseline to the minimum SIMEC i-efectividad condition observed among dive sites that do have a protected-area score (currently 58).</w:t>
       </w:r>
     </w:p>
     <w:p>
@@ -5067,18 +5501,18 @@
           <wp:inline>
             <wp:extent cx="4533900" cy="4533900"/>
             <wp:effectExtent b="0" l="0" r="0" t="0"/>
-            <wp:docPr descr="Figure 12. Zoomed method map around Parque Nacional Espiritu Santo to show the inside-versus-outside protected area logic for dive sites more clearly. Sites inside the park inherit the park management condition. Nearby priority sites outside the boundary use the NOM-012-TUR legal floor (currently 58) rather than dropping to zero. This illustrates that unprotected dive tourism is not treated as no protection, but also not as fully equivalent to a well managed park." title="" id="87" name="Picture"/>
+            <wp:docPr descr="Figure 12. Zoomed method map around Parque Nacional Espíritu Santo to show the inside-versus-outside protected area logic for dive sites more clearly. Sites inside a protected area inherit the SIMEC i-efectividad management condition. Nearby priority sites outside the boundary use the NOM-012-TUR statute-based minimum condition (currently 58) rather than dropping to zero. This illustrates that dive tourism outside a protected area is not treated as no protection, but also not as fully equivalent to being located within a well-managed protected area." title="" id="91" name="Picture"/>
             <a:graphic>
               <a:graphicData uri="http://schemas.openxmlformats.org/drawingml/2006/picture">
                 <pic:pic>
                   <pic:nvPicPr>
-                    <pic:cNvPr descr="../images/sp_lsp_figs/process_priority_dive_sites.png" id="88" name="Picture"/>
+                    <pic:cNvPr descr="../images/sp_lsp_figs/process_priority_dive_sites.png" id="92" name="Picture"/>
                     <pic:cNvPicPr>
                       <a:picLocks noChangeArrowheads="1" noChangeAspect="1"/>
                     </pic:cNvPicPr>
                   </pic:nvPicPr>
                   <pic:blipFill>
-                    <a:blip r:embed="rId86"/>
+                    <a:blip r:embed="rId90"/>
                     <a:stretch>
                       <a:fillRect/>
                     </a:stretch>
@@ -5110,7 +5544,7 @@
         <w:pStyle w:val="ImageCaption"/>
       </w:pPr>
       <w:r>
-        <w:t xml:space="preserve">Figure 12. Zoomed method map around Parque Nacional Espiritu Santo to show the inside-versus-outside protected area logic for dive sites more clearly. Sites inside the park inherit the park management condition. Nearby priority sites outside the boundary use the NOM-012-TUR legal floor (currently 58) rather than dropping to zero. This illustrates that unprotected dive tourism is not treated as no protection, but also not as fully equivalent to a well managed park.</w:t>
+        <w:t xml:space="preserve">Figure 12. Zoomed method map around Parque Nacional Espíritu Santo to show the inside-versus-outside protected area logic for dive sites more clearly. Sites inside a protected area inherit the SIMEC i-efectividad management condition. Nearby priority sites outside the boundary use the NOM-012-TUR statute-based minimum condition (currently 58) rather than dropping to zero. This illustrates that dive tourism outside a protected area is not treated as no protection, but also not as fully equivalent to being located within a well-managed protected area.</w:t>
       </w:r>
     </w:p>
     <w:p>
@@ -5122,18 +5556,18 @@
           <wp:inline>
             <wp:extent cx="4000500" cy="4000499"/>
             <wp:effectExtent b="0" l="0" r="0" t="0"/>
-            <wp:docPr descr="Figure 13. Regional priority dive site scores. Each region averages condition across its priority dive sites after the protected-area and legal-floor rules in Figures 11 and 12. Higher scores mean the set of iconic dive places in that region is, on average, better covered by managed parks or at least by the national dive-tourism legal baseline." title="" id="90" name="Picture"/>
+            <wp:docPr descr="Figure 13. Regional priority dive site scores. Each region averages condition across its priority dive sites after the protected-area and statute-based rules in Figures 11 and 12. Higher scores mean the set of priority dive places in that region is, on average, better covered by managed protected areas (SIMEC i-efectividad) or at least by the national dive-tourism legal baseline." title="" id="94" name="Picture"/>
             <a:graphic>
               <a:graphicData uri="http://schemas.openxmlformats.org/drawingml/2006/picture">
                 <pic:pic>
                   <pic:nvPicPr>
-                    <pic:cNvPr descr="../images/sp_lsp_figs/lsp_priority_dive_sites.png" id="91" name="Picture"/>
+                    <pic:cNvPr descr="../images/sp_lsp_figs/lsp_priority_dive_sites.png" id="95" name="Picture"/>
                     <pic:cNvPicPr>
                       <a:picLocks noChangeArrowheads="1" noChangeAspect="1"/>
                     </pic:cNvPicPr>
                   </pic:nvPicPr>
                   <pic:blipFill>
-                    <a:blip r:embed="rId89"/>
+                    <a:blip r:embed="rId93"/>
                     <a:stretch>
                       <a:fillRect/>
                     </a:stretch>
@@ -5165,7 +5599,7 @@
         <w:pStyle w:val="ImageCaption"/>
       </w:pPr>
       <w:r>
-        <w:t xml:space="preserve">Figure 13. Regional priority dive site scores. Each region averages condition across its priority dive sites after the protected-area and legal-floor rules in Figures 11 and 12. Higher scores mean the set of iconic dive places in that region is, on average, better covered by managed parks or at least by the national dive-tourism legal baseline.</w:t>
+        <w:t xml:space="preserve">Figure 13. Regional priority dive site scores. Each region averages condition across its priority dive sites after the protected-area and statute-based rules in Figures 11 and 12. Higher scores mean the set of priority dive places in that region is, on average, better covered by managed protected areas (SIMEC i-efectividad) or at least by the national dive-tourism legal baseline.</w:t>
       </w:r>
     </w:p>
     <w:p>
@@ -5184,19 +5618,58 @@
       <w:pPr>
         <w:numPr>
           <w:ilvl w:val="0"/>
-          <w:numId w:val="1023"/>
-        </w:numPr>
-        <w:pStyle w:val="Compact"/>
-      </w:pPr>
-      <w:r>
-        <w:t xml:space="preserve">Arcos-Aguilar et al. 2021 and CBMC GCMP dive site layers and priority table</w:t>
-      </w:r>
-    </w:p>
-    <w:p>
-      <w:pPr>
-        <w:numPr>
-          <w:ilvl w:val="0"/>
-          <w:numId w:val="1023"/>
+          <w:numId w:val="1024"/>
+        </w:numPr>
+        <w:pStyle w:val="Compact"/>
+      </w:pPr>
+      <w:r>
+        <w:t xml:space="preserve">Arcos-Aguilar, R., F. Favoretto, J.A. Kumagai, V. Jiménez-Esquivel, A.L. Martínez-Cruz, and O. Aburto-Oropeza. 2021. Diving tourism in Mexico – Economic and conservation importance.</w:t>
+      </w:r>
+      <w:r>
+        <w:t xml:space="preserve"> </w:t>
+      </w:r>
+      <w:r>
+        <w:rPr>
+          <w:iCs/>
+          <w:i/>
+        </w:rPr>
+        <w:t xml:space="preserve">Marine Policy</w:t>
+      </w:r>
+      <w:r>
+        <w:t xml:space="preserve"> </w:t>
+      </w:r>
+      <w:r>
+        <w:t xml:space="preserve">126: 104410.</w:t>
+      </w:r>
+      <w:r>
+        <w:t xml:space="preserve"> </w:t>
+      </w:r>
+      <w:hyperlink r:id="rId86">
+        <w:r>
+          <w:rPr>
+            <w:rStyle w:val="Hyperlink"/>
+          </w:rPr>
+          <w:t xml:space="preserve">https://doi.org/10.1016/j.marpol.2021.104410</w:t>
+        </w:r>
+      </w:hyperlink>
+    </w:p>
+    <w:p>
+      <w:pPr>
+        <w:numPr>
+          <w:ilvl w:val="0"/>
+          <w:numId w:val="1024"/>
+        </w:numPr>
+        <w:pStyle w:val="Compact"/>
+      </w:pPr>
+      <w:r>
+        <w:t xml:space="preserve">CBMC GCMP dive site layers and prioritization of diving sites table (coordinates and priority fields used in prep)</w:t>
+      </w:r>
+    </w:p>
+    <w:p>
+      <w:pPr>
+        <w:numPr>
+          <w:ilvl w:val="0"/>
+          <w:numId w:val="1024"/>
         </w:numPr>
         <w:pStyle w:val="Compact"/>
       </w:pPr>
@@ -5208,7 +5681,7 @@
       <w:pPr>
         <w:numPr>
           <w:ilvl w:val="0"/>
-          <w:numId w:val="1023"/>
+          <w:numId w:val="1024"/>
         </w:numPr>
         <w:pStyle w:val="Compact"/>
       </w:pPr>
@@ -5220,11 +5693,11 @@
       <w:pPr>
         <w:numPr>
           <w:ilvl w:val="0"/>
-          <w:numId w:val="1023"/>
-        </w:numPr>
-        <w:pStyle w:val="Compact"/>
-      </w:pPr>
-      <w:hyperlink r:id="rId92">
+          <w:numId w:val="1024"/>
+        </w:numPr>
+        <w:pStyle w:val="Compact"/>
+      </w:pPr>
+      <w:hyperlink r:id="rId96">
         <w:r>
           <w:rPr>
             <w:rStyle w:val="Hyperlink"/>
@@ -5239,8 +5712,8 @@
         <w:t xml:space="preserve">§6.11 (dive tourism rules inside and outside protected natural areas)</w:t>
       </w:r>
     </w:p>
-    <w:bookmarkEnd w:id="93"/>
-    <w:bookmarkStart w:id="102" w:name="iconic-fishing-spots"/>
+    <w:bookmarkEnd w:id="97"/>
+    <w:bookmarkStart w:id="106" w:name="iconic-fishing-spots"/>
     <w:p>
       <w:pPr>
         <w:pStyle w:val="Heading3"/>
@@ -5345,7 +5818,7 @@
       <w:pPr>
         <w:numPr>
           <w:ilvl w:val="0"/>
-          <w:numId w:val="1024"/>
+          <w:numId w:val="1025"/>
         </w:numPr>
         <w:pStyle w:val="Compact"/>
       </w:pPr>
@@ -5357,7 +5830,7 @@
       <w:pPr>
         <w:numPr>
           <w:ilvl w:val="0"/>
-          <w:numId w:val="1024"/>
+          <w:numId w:val="1025"/>
         </w:numPr>
         <w:pStyle w:val="Compact"/>
       </w:pPr>
@@ -5369,7 +5842,7 @@
       <w:pPr>
         <w:numPr>
           <w:ilvl w:val="0"/>
-          <w:numId w:val="1024"/>
+          <w:numId w:val="1025"/>
         </w:numPr>
         <w:pStyle w:val="Compact"/>
       </w:pPr>
@@ -5455,18 +5928,18 @@
           <wp:inline>
             <wp:extent cx="4533900" cy="4533900"/>
             <wp:effectExtent b="0" l="0" r="0" t="0"/>
-            <wp:docPr descr="Figure 14. Method map of iconic fishing places labeled by the protection pathway that sets their score. Coordinates come from Expert Working Group inventory of historically important fishing places. A ZRP (zona de refugio pesquero, or fishing refuge zone) is a designated Mexican marine or coastal area where fishing is partly or fully restricted to protect marine life, allow depleted stocks to recover, and support sustainable use by local fishers; sites inside a ZRP score 100. A TURF (territorial use right in fisheries) is a cooperative fishing territory where fishing rights are allocated to a defined community; sites confirmed as TURF also score 100 (based on Aceves-Bueno et al. 2023 review, since nationwide TURF polygons are not easily downloaded for batch processing). Other sites inside relevant protected areas use SIMEC or Ramsar plan scores. Remaining sites fall in the Other class under this hierarchy." title="" id="95" name="Picture"/>
+            <wp:docPr descr="Figure 14. Method map of iconic fishing places labeled by the protection pathway that sets their score. Coordinates come from the Expert Working Group inventory of historically important fishing places. A ZRP (zona de refugio pesquero, or fishing refuge zone) is a designated Mexican marine or coastal area where fishing is partly or fully restricted to protect marine life, allow depleted stocks to recover, and support sustainable use by local fishers; sites inside a ZRP score 100. A TURF (territorial use right in fisheries) is a cooperative fishing territory where fishing rights are allocated to a defined community; sites confirmed as TURF also score 100 (based on Aceves-Bueno et al. 2023 review, since nationwide TURF polygons are not easily downloaded for batch processing). Other sites inside relevant protected areas use SIMEC i-efectividad or Ramsar plan scores. Remaining sites fall in the Other class under this hierarchy." title="" id="99" name="Picture"/>
             <a:graphic>
               <a:graphicData uri="http://schemas.openxmlformats.org/drawingml/2006/picture">
                 <pic:pic>
                   <pic:nvPicPr>
-                    <pic:cNvPr descr="../images/sp_lsp_figs/process_iconic_fishing_gulf.png" id="96" name="Picture"/>
+                    <pic:cNvPr descr="../images/sp_lsp_figs/process_iconic_fishing_gulf.png" id="100" name="Picture"/>
                     <pic:cNvPicPr>
                       <a:picLocks noChangeArrowheads="1" noChangeAspect="1"/>
                     </pic:cNvPicPr>
                   </pic:nvPicPr>
                   <pic:blipFill>
-                    <a:blip r:embed="rId94"/>
+                    <a:blip r:embed="rId98"/>
                     <a:stretch>
                       <a:fillRect/>
                     </a:stretch>
@@ -5498,7 +5971,7 @@
         <w:pStyle w:val="ImageCaption"/>
       </w:pPr>
       <w:r>
-        <w:t xml:space="preserve">Figure 14. Method map of iconic fishing places labeled by the protection pathway that sets their score. Coordinates come from Expert Working Group inventory of historically important fishing places. A ZRP (zona de refugio pesquero, or fishing refuge zone) is a designated Mexican marine or coastal area where fishing is partly or fully restricted to protect marine life, allow depleted stocks to recover, and support sustainable use by local fishers; sites inside a ZRP score 100. A TURF (territorial use right in fisheries) is a cooperative fishing territory where fishing rights are allocated to a defined community; sites confirmed as TURF also score 100 (based on Aceves-Bueno et al. 2023 review, since nationwide TURF polygons are not easily downloaded for batch processing). Other sites inside relevant protected areas use SIMEC or Ramsar plan scores. Remaining sites fall in the Other class under this hierarchy.</w:t>
+        <w:t xml:space="preserve">Figure 14. Method map of iconic fishing places labeled by the protection pathway that sets their score. Coordinates come from the Expert Working Group inventory of historically important fishing places. A ZRP (zona de refugio pesquero, or fishing refuge zone) is a designated Mexican marine or coastal area where fishing is partly or fully restricted to protect marine life, allow depleted stocks to recover, and support sustainable use by local fishers; sites inside a ZRP score 100. A TURF (territorial use right in fisheries) is a cooperative fishing territory where fishing rights are allocated to a defined community; sites confirmed as TURF also score 100 (based on Aceves-Bueno et al. 2023 review, since nationwide TURF polygons are not easily downloaded for batch processing). Other sites inside relevant protected areas use SIMEC i-efectividad or Ramsar plan scores. Remaining sites fall in the Other class under this hierarchy.</w:t>
       </w:r>
     </w:p>
     <w:p>
@@ -5510,18 +5983,18 @@
           <wp:inline>
             <wp:extent cx="4000500" cy="4000499"/>
             <wp:effectExtent b="0" l="0" r="0" t="0"/>
-            <wp:docPr descr="Figure 15. Regional iconic fishing scores after applying the ZRP, TURF, and protected-area rules. Higher regional scores mean expert-listed fishing places in that region sit, on average, inside stronger fishery or park protections." title="" id="98" name="Picture"/>
+            <wp:docPr descr="Figure 15. Regional iconic fishing scores after applying the ZRP, TURF, and protected-area rules. Higher regional scores mean expert-listed fishing places in that region sit, on average, inside stronger fishery or protected area protections." title="" id="102" name="Picture"/>
             <a:graphic>
               <a:graphicData uri="http://schemas.openxmlformats.org/drawingml/2006/picture">
                 <pic:pic>
                   <pic:nvPicPr>
-                    <pic:cNvPr descr="../images/sp_lsp_figs/lsp_iconic_fishing_spots.png" id="99" name="Picture"/>
+                    <pic:cNvPr descr="../images/sp_lsp_figs/lsp_iconic_fishing_spots.png" id="103" name="Picture"/>
                     <pic:cNvPicPr>
                       <a:picLocks noChangeArrowheads="1" noChangeAspect="1"/>
                     </pic:cNvPicPr>
                   </pic:nvPicPr>
                   <pic:blipFill>
-                    <a:blip r:embed="rId97"/>
+                    <a:blip r:embed="rId101"/>
                     <a:stretch>
                       <a:fillRect/>
                     </a:stretch>
@@ -5553,7 +6026,7 @@
         <w:pStyle w:val="ImageCaption"/>
       </w:pPr>
       <w:r>
-        <w:t xml:space="preserve">Figure 15. Regional iconic fishing scores after applying the ZRP, TURF, and protected-area rules. Higher regional scores mean expert-listed fishing places in that region sit, on average, inside stronger fishery or park protections.</w:t>
+        <w:t xml:space="preserve">Figure 15. Regional iconic fishing scores after applying the ZRP, TURF, and protected-area rules. Higher regional scores mean expert-listed fishing places in that region sit, on average, inside stronger fishery or protected area protections.</w:t>
       </w:r>
     </w:p>
     <w:p>
@@ -5572,7 +6045,7 @@
       <w:pPr>
         <w:numPr>
           <w:ilvl w:val="0"/>
-          <w:numId w:val="1025"/>
+          <w:numId w:val="1026"/>
         </w:numPr>
         <w:pStyle w:val="Compact"/>
       </w:pPr>
@@ -5584,7 +6057,7 @@
       <w:pPr>
         <w:numPr>
           <w:ilvl w:val="0"/>
-          <w:numId w:val="1025"/>
+          <w:numId w:val="1026"/>
         </w:numPr>
         <w:pStyle w:val="Compact"/>
       </w:pPr>
@@ -5596,7 +6069,7 @@
       <w:pPr>
         <w:numPr>
           <w:ilvl w:val="0"/>
-          <w:numId w:val="1025"/>
+          <w:numId w:val="1026"/>
         </w:numPr>
         <w:pStyle w:val="Compact"/>
       </w:pPr>
@@ -5619,7 +6092,7 @@
       <w:r>
         <w:t xml:space="preserve">(</w:t>
       </w:r>
-      <w:hyperlink r:id="rId100">
+      <w:hyperlink r:id="rId104">
         <w:r>
           <w:rPr>
             <w:rStyle w:val="Hyperlink"/>
@@ -5633,7 +6106,7 @@
       <w:r>
         <w:t xml:space="preserve"> </w:t>
       </w:r>
-      <w:hyperlink r:id="rId101">
+      <w:hyperlink r:id="rId105">
         <w:r>
           <w:rPr>
             <w:rStyle w:val="Hyperlink"/>
@@ -5646,7 +6119,7 @@
       <w:pPr>
         <w:numPr>
           <w:ilvl w:val="0"/>
-          <w:numId w:val="1025"/>
+          <w:numId w:val="1026"/>
         </w:numPr>
         <w:pStyle w:val="Compact"/>
       </w:pPr>
@@ -5654,8 +6127,8 @@
         <w:t xml:space="preserve">SIMEC and Ramsar plan rules when fishing sites overlap protected areas</w:t>
       </w:r>
     </w:p>
-    <w:bookmarkEnd w:id="102"/>
-    <w:bookmarkStart w:id="113" w:name="archaeological-sites"/>
+    <w:bookmarkEnd w:id="106"/>
+    <w:bookmarkStart w:id="117" w:name="archaeological-sites"/>
     <w:p>
       <w:pPr>
         <w:pStyle w:val="Heading3"/>
@@ -5715,7 +6188,7 @@
       <w:r>
         <w:t xml:space="preserve">(National Institute of Anthropology and History), created in 1939 to conserve, study, and share the country’s archaeological, historical, and related heritage. INAH oversees archaeological zones open to the public, historical monuments, research, cataloging, and restoration nationwide. Public-facing entry points include the archaeological zones pages (</w:t>
       </w:r>
-      <w:hyperlink r:id="rId103">
+      <w:hyperlink r:id="rId107">
         <w:r>
           <w:rPr>
             <w:rStyle w:val="Hyperlink"/>
@@ -5726,7 +6199,7 @@
       <w:r>
         <w:t xml:space="preserve">) and the historical monuments coordination (</w:t>
       </w:r>
-      <w:hyperlink r:id="rId104">
+      <w:hyperlink r:id="rId108">
         <w:r>
           <w:rPr>
             <w:rStyle w:val="Hyperlink"/>
@@ -5742,7 +6215,7 @@
       <w:pPr>
         <w:numPr>
           <w:ilvl w:val="0"/>
-          <w:numId w:val="1026"/>
+          <w:numId w:val="1027"/>
         </w:numPr>
         <w:pStyle w:val="Compact"/>
       </w:pPr>
@@ -5754,7 +6227,7 @@
       <w:pPr>
         <w:numPr>
           <w:ilvl w:val="0"/>
-          <w:numId w:val="1026"/>
+          <w:numId w:val="1027"/>
         </w:numPr>
         <w:pStyle w:val="Compact"/>
       </w:pPr>
@@ -5766,7 +6239,7 @@
       <w:pPr>
         <w:numPr>
           <w:ilvl w:val="0"/>
-          <w:numId w:val="1026"/>
+          <w:numId w:val="1027"/>
         </w:numPr>
         <w:pStyle w:val="Compact"/>
       </w:pPr>
@@ -5849,18 +6322,18 @@
           <wp:inline>
             <wp:extent cx="4533900" cy="4533900"/>
             <wp:effectExtent b="0" l="0" r="0" t="0"/>
-            <wp:docPr descr="Figure 16. Method map of archaeological and related cultural sites scored for Lasting Special Places. These are places where material remains make the surrounding coast culturally and spiritually special, such as shell middens. INAH is Mexico’s Instituto Nacional de Antropologia e Historia (National Institute of Anthropology and History; see https://www.inah.gob.mx/zonas-arqueologicas and https://monumentoshistoricos.inah.gob.mx/). Created in 1939, INAH oversees conservation, research, and public access for archaeological zones, monuments, and related heritage nationwide. If an Expert Working Group site falls within about 10 km of an official INAH inventory point, we treat it as under that heritage-management system and score 100. If not, but the site is near or inside a natural protected area with a management effectiveness score, we use that park score. Otherwise we assign a lower legal floor of 30, reflecting partial cover under the Federal Law on Archaeological, Artistic, and Historic Monuments and Zones even when a site is not formally managed as an open INAH zone." title="" id="106" name="Picture"/>
+            <wp:docPr descr="Figure 16. Method map of archaeological and related cultural sites scored for Lasting Special Places. These are places where material remains make the surrounding coast culturally and spiritually special, such as shell middens. INAH is Mexico’s Instituto Nacional de Antropología e Historia (National Institute of Anthropology and History; see https://www.inah.gob.mx/zonas-arqueologicas and https://monumentoshistoricos.inah.gob.mx/). Created in 1939, INAH oversees conservation, research, and public access for archaeological zones, monuments, and related heritage nationwide. If an Expert Working Group site falls within about 10 km of an official INAH inventory point, we treat it as under that heritage-management system and score 100. If not, but the site is near or inside a natural protected area with a management effectiveness score, we use that SIMEC i-efectividad score. Otherwise we assign a lower statute-based minimum of 30, reflecting partial cover under the Federal Law on Archaeological, Artistic, and Historic Monuments and Zones even when a site is not formally managed as an open INAH zone." title="" id="110" name="Picture"/>
             <a:graphic>
               <a:graphicData uri="http://schemas.openxmlformats.org/drawingml/2006/picture">
                 <pic:pic>
                   <pic:nvPicPr>
-                    <pic:cNvPr descr="../images/sp_lsp_figs/process_archaeological_buffers.png" id="107" name="Picture"/>
+                    <pic:cNvPr descr="../images/sp_lsp_figs/process_archaeological_buffers.png" id="111" name="Picture"/>
                     <pic:cNvPicPr>
                       <a:picLocks noChangeArrowheads="1" noChangeAspect="1"/>
                     </pic:cNvPicPr>
                   </pic:nvPicPr>
                   <pic:blipFill>
-                    <a:blip r:embed="rId105"/>
+                    <a:blip r:embed="rId109"/>
                     <a:stretch>
                       <a:fillRect/>
                     </a:stretch>
@@ -5892,7 +6365,7 @@
         <w:pStyle w:val="ImageCaption"/>
       </w:pPr>
       <w:r>
-        <w:t xml:space="preserve">Figure 16. Method map of archaeological and related cultural sites scored for Lasting Special Places. These are places where material remains make the surrounding coast culturally and spiritually special, such as shell middens. INAH is Mexico’s Instituto Nacional de Antropologia e Historia (National Institute of Anthropology and History; see https://www.inah.gob.mx/zonas-arqueologicas and https://monumentoshistoricos.inah.gob.mx/). Created in 1939, INAH oversees conservation, research, and public access for archaeological zones, monuments, and related heritage nationwide. If an Expert Working Group site falls within about 10 km of an official INAH inventory point, we treat it as under that heritage-management system and score 100. If not, but the site is near or inside a natural protected area with a management effectiveness score, we use that park score. Otherwise we assign a lower legal floor of 30, reflecting partial cover under the Federal Law on Archaeological, Artistic, and Historic Monuments and Zones even when a site is not formally managed as an open INAH zone.</w:t>
+        <w:t xml:space="preserve">Figure 16. Method map of archaeological and related cultural sites scored for Lasting Special Places. These are places where material remains make the surrounding coast culturally and spiritually special, such as shell middens. INAH is Mexico’s Instituto Nacional de Antropología e Historia (National Institute of Anthropology and History; see https://www.inah.gob.mx/zonas-arqueologicas and https://monumentoshistoricos.inah.gob.mx/). Created in 1939, INAH oversees conservation, research, and public access for archaeological zones, monuments, and related heritage nationwide. If an Expert Working Group site falls within about 10 km of an official INAH inventory point, we treat it as under that heritage-management system and score 100. If not, but the site is near or inside a natural protected area with a management effectiveness score, we use that SIMEC i-efectividad score. Otherwise we assign a lower statute-based minimum of 30, reflecting partial cover under the Federal Law on Archaeological, Artistic, and Historic Monuments and Zones even when a site is not formally managed as an open INAH zone.</w:t>
       </w:r>
     </w:p>
     <w:p>
@@ -5904,18 +6377,18 @@
           <wp:inline>
             <wp:extent cx="4000500" cy="4000499"/>
             <wp:effectExtent b="0" l="0" r="0" t="0"/>
-            <wp:docPr descr="Figure 17. Regional archaeological site scores after the INAH, protected-area, and legal-floor hierarchy. Higher scores mean expert-listed heritage places in that region are more often matched to formal INAH inventory or to managed park protection rather than the residual legal floor alone." title="" id="109" name="Picture"/>
+            <wp:docPr descr="Figure 17. Regional archaeological site scores after the INAH, protected-area, and statute-based hierarchy. Higher scores mean expert-listed heritage places in that region are more often matched to formal INAH inventory or to managed protected area protection (SIMEC i-efectividad) rather than the residual statute-based minimum alone." title="" id="113" name="Picture"/>
             <a:graphic>
               <a:graphicData uri="http://schemas.openxmlformats.org/drawingml/2006/picture">
                 <pic:pic>
                   <pic:nvPicPr>
-                    <pic:cNvPr descr="../images/sp_lsp_figs/lsp_archaeological_sites.png" id="110" name="Picture"/>
+                    <pic:cNvPr descr="../images/sp_lsp_figs/lsp_archaeological_sites.png" id="114" name="Picture"/>
                     <pic:cNvPicPr>
                       <a:picLocks noChangeArrowheads="1" noChangeAspect="1"/>
                     </pic:cNvPicPr>
                   </pic:nvPicPr>
                   <pic:blipFill>
-                    <a:blip r:embed="rId108"/>
+                    <a:blip r:embed="rId112"/>
                     <a:stretch>
                       <a:fillRect/>
                     </a:stretch>
@@ -5947,7 +6420,7 @@
         <w:pStyle w:val="ImageCaption"/>
       </w:pPr>
       <w:r>
-        <w:t xml:space="preserve">Figure 17. Regional archaeological site scores after the INAH, protected-area, and legal-floor hierarchy. Higher scores mean expert-listed heritage places in that region are more often matched to formal INAH inventory or to managed park protection rather than the residual legal floor alone.</w:t>
+        <w:t xml:space="preserve">Figure 17. Regional archaeological site scores after the INAH, protected-area, and statute-based hierarchy. Higher scores mean expert-listed heritage places in that region are more often matched to formal INAH inventory or to managed protected area protection (SIMEC i-efectividad) rather than the residual statute-based minimum alone.</w:t>
       </w:r>
     </w:p>
     <w:p>
@@ -5966,7 +6439,7 @@
       <w:pPr>
         <w:numPr>
           <w:ilvl w:val="0"/>
-          <w:numId w:val="1027"/>
+          <w:numId w:val="1028"/>
         </w:numPr>
         <w:pStyle w:val="Compact"/>
       </w:pPr>
@@ -5978,11 +6451,11 @@
       <w:pPr>
         <w:numPr>
           <w:ilvl w:val="0"/>
-          <w:numId w:val="1027"/>
-        </w:numPr>
-        <w:pStyle w:val="Compact"/>
-      </w:pPr>
-      <w:hyperlink r:id="rId70">
+          <w:numId w:val="1028"/>
+        </w:numPr>
+        <w:pStyle w:val="Compact"/>
+      </w:pPr>
+      <w:hyperlink r:id="rId73">
         <w:r>
           <w:rPr>
             <w:rStyle w:val="Hyperlink"/>
@@ -5995,7 +6468,7 @@
       <w:pPr>
         <w:numPr>
           <w:ilvl w:val="0"/>
-          <w:numId w:val="1027"/>
+          <w:numId w:val="1028"/>
         </w:numPr>
         <w:pStyle w:val="Compact"/>
       </w:pPr>
@@ -6017,7 +6490,7 @@
       <w:pPr>
         <w:numPr>
           <w:ilvl w:val="0"/>
-          <w:numId w:val="1027"/>
+          <w:numId w:val="1028"/>
         </w:numPr>
         <w:pStyle w:val="Compact"/>
       </w:pPr>
@@ -6029,14 +6502,14 @@
       <w:pPr>
         <w:numPr>
           <w:ilvl w:val="0"/>
-          <w:numId w:val="1027"/>
+          <w:numId w:val="1028"/>
         </w:numPr>
         <w:pStyle w:val="Compact"/>
       </w:pPr>
       <w:r>
         <w:t xml:space="preserve">Regional archaeology context for the Upper Gulf (e.g. </w:t>
       </w:r>
-      <w:hyperlink r:id="rId111">
+      <w:hyperlink r:id="rId115">
         <w:r>
           <w:rPr>
             <w:rStyle w:val="Hyperlink"/>
@@ -6050,7 +6523,7 @@
       <w:r>
         <w:t xml:space="preserve"> </w:t>
       </w:r>
-      <w:hyperlink r:id="rId112">
+      <w:hyperlink r:id="rId116">
         <w:r>
           <w:rPr>
             <w:rStyle w:val="Hyperlink"/>
@@ -6062,8 +6535,8 @@
         <w:t xml:space="preserve">)</w:t>
       </w:r>
     </w:p>
-    <w:bookmarkEnd w:id="113"/>
-    <w:bookmarkStart w:id="123" w:name="special-habitats"/>
+    <w:bookmarkEnd w:id="117"/>
+    <w:bookmarkStart w:id="127" w:name="special-habitats"/>
     <w:p>
       <w:pPr>
         <w:pStyle w:val="Heading3"/>
@@ -6084,7 +6557,7 @@
       <w:pPr>
         <w:numPr>
           <w:ilvl w:val="0"/>
-          <w:numId w:val="1028"/>
+          <w:numId w:val="1029"/>
         </w:numPr>
         <w:pStyle w:val="Compact"/>
       </w:pPr>
@@ -6096,24 +6569,24 @@
       <w:pPr>
         <w:numPr>
           <w:ilvl w:val="0"/>
-          <w:numId w:val="1028"/>
-        </w:numPr>
-        <w:pStyle w:val="Compact"/>
-      </w:pPr>
-      <w:r>
-        <w:t xml:space="preserve">Else use a legal floor by habitat type (about 70 for mangrove, seagrass, and coral; 30 for coquina when there is no dedicated coquina statute).</w:t>
-      </w:r>
-    </w:p>
-    <w:p>
-      <w:pPr>
-        <w:numPr>
-          <w:ilvl w:val="0"/>
-          <w:numId w:val="1028"/>
-        </w:numPr>
-        <w:pStyle w:val="Compact"/>
-      </w:pPr>
-      <w:r>
-        <w:t xml:space="preserve">Take the better of the park score and the legal floor so strong legal cover cannot score below what the law already implies.</w:t>
+          <w:numId w:val="1029"/>
+        </w:numPr>
+        <w:pStyle w:val="Compact"/>
+      </w:pPr>
+      <w:r>
+        <w:t xml:space="preserve">Else use a statute-based minimum by habitat type (about 70 for mangrove, seagrass, and coral; 30 for coquina when there is no dedicated coquina statute). These scores are chosen to reflect how well the codified regulations are protecting the special habitat, comparatively. We will require expert input on this.</w:t>
+      </w:r>
+    </w:p>
+    <w:p>
+      <w:pPr>
+        <w:numPr>
+          <w:ilvl w:val="0"/>
+          <w:numId w:val="1029"/>
+        </w:numPr>
+        <w:pStyle w:val="Compact"/>
+      </w:pPr>
+      <w:r>
+        <w:t xml:space="preserve">Take the better of the protected area score (SIMEC i-efectividad or Ramsar plan rules) and that statute-based minimum.</w:t>
       </w:r>
     </w:p>
     <w:p>
@@ -6121,7 +6594,7 @@
         <w:pStyle w:val="FirstParagraph"/>
       </w:pPr>
       <w:r>
-        <w:t xml:space="preserve">Type means by region, coquina PA-touch example, then regional special-habitats scores.</w:t>
+        <w:t xml:space="preserve">Type means by region, coquina example, then regional special-habitats scores.</w:t>
       </w:r>
     </w:p>
     <w:p>
@@ -6133,18 +6606,18 @@
           <wp:inline>
             <wp:extent cx="4533900" cy="4533900"/>
             <wp:effectExtent b="0" l="0" r="0" t="0"/>
-            <wp:docPr descr="Figure 18. Special habitats method map summarizing condition inputs by habitat type (mangrove, seagrass, coral, and coquina). Coral is limited to expert-named reefs in the region where those reefs matter for this assessment. Habitat extents come from mapped layers (for example TNC geoportal habitat layers and mangrove land cover). Colors and means in this map help show how different habitat types contribute before we roll them up to a single regional special-habitats score." title="" id="115" name="Picture"/>
+            <wp:docPr descr="Figure 18. Special habitats method map summarizing condition inputs by habitat type (mangrove, seagrass, coral, and coquina). Coral is limited to expert-named reefs in the region where those reefs matter for this assessment. Habitat extents come from mapped layers (for example TNC geoportal habitat layers and mangrove land cover). Colors and means in this map help show how different habitat types contribute before we roll them up to a single regional special-habitats score." title="" id="119" name="Picture"/>
             <a:graphic>
               <a:graphicData uri="http://schemas.openxmlformats.org/drawingml/2006/picture">
                 <pic:pic>
                   <pic:nvPicPr>
-                    <pic:cNvPr descr="../images/sp_lsp_figs/process_special_habitats_type_means.png" id="116" name="Picture"/>
+                    <pic:cNvPr descr="../images/sp_lsp_figs/process_special_habitats_type_means.png" id="120" name="Picture"/>
                     <pic:cNvPicPr>
                       <a:picLocks noChangeArrowheads="1" noChangeAspect="1"/>
                     </pic:cNvPicPr>
                   </pic:nvPicPr>
                   <pic:blipFill>
-                    <a:blip r:embed="rId114"/>
+                    <a:blip r:embed="rId118"/>
                     <a:stretch>
                       <a:fillRect/>
                     </a:stretch>
@@ -6188,18 +6661,18 @@
           <wp:inline>
             <wp:extent cx="4533900" cy="4533900"/>
             <wp:effectExtent b="0" l="0" r="0" t="0"/>
-            <wp:docPr descr="Figure 19. Special habitats method map focused on whether habitats touch a managed protected area. We expand park boundaries slightly (about 100 m) so habitats along a park edge can inherit park management scores from SIMEC or Ramsar plan rules. If no park applies, we use a legal floor by habitat type (about 70 for mangrove, seagrass, and coral under strong habitat and biodiversity laws; about 30 for coquina when there is no dedicated coquina statute). Final site condition is the better of the park score and the legal floor so strong law does not score below what existing statute already implies." title="" id="118" name="Picture"/>
+            <wp:docPr descr="Figure 19. Special habitats method map focused on whether habitats touch a managed protected area. We expand protected area boundaries slightly (about 100 m) so habitats along a protected area edge can inherit management scores from SIMEC i-efectividad or Ramsar plan rules. If no protected area applies, we use a statute-based minimum by habitat type (about 70 for mangrove, seagrass, and coral under strong habitat and biodiversity laws; about 30 for coquina when there is no dedicated coquina statute). Final site condition is the better of the SIMEC i-efectividad (or Ramsar plan) score and that statute-based minimum, so strong law does not score below what existing statute already implies." title="" id="122" name="Picture"/>
             <a:graphic>
               <a:graphicData uri="http://schemas.openxmlformats.org/drawingml/2006/picture">
                 <pic:pic>
                   <pic:nvPicPr>
-                    <pic:cNvPr descr="../images/sp_lsp_figs/process_special_habitats_pa_touch.png" id="119" name="Picture"/>
+                    <pic:cNvPr descr="../images/sp_lsp_figs/process_special_habitats_pa_touch.png" id="123" name="Picture"/>
                     <pic:cNvPicPr>
                       <a:picLocks noChangeArrowheads="1" noChangeAspect="1"/>
                     </pic:cNvPicPr>
                   </pic:nvPicPr>
                   <pic:blipFill>
-                    <a:blip r:embed="rId117"/>
+                    <a:blip r:embed="rId121"/>
                     <a:stretch>
                       <a:fillRect/>
                     </a:stretch>
@@ -6231,7 +6704,7 @@
         <w:pStyle w:val="ImageCaption"/>
       </w:pPr>
       <w:r>
-        <w:t xml:space="preserve">Figure 19. Special habitats method map focused on whether habitats touch a managed protected area. We expand park boundaries slightly (about 100 m) so habitats along a park edge can inherit park management scores from SIMEC or Ramsar plan rules. If no park applies, we use a legal floor by habitat type (about 70 for mangrove, seagrass, and coral under strong habitat and biodiversity laws; about 30 for coquina when there is no dedicated coquina statute). Final site condition is the better of the park score and the legal floor so strong law does not score below what existing statute already implies.</w:t>
+        <w:t xml:space="preserve">Figure 19. Special habitats method map focused on whether habitats touch a managed protected area. We expand protected area boundaries slightly (about 100 m) so habitats along a protected area edge can inherit management scores from SIMEC i-efectividad or Ramsar plan rules. If no protected area applies, we use a statute-based minimum by habitat type (about 70 for mangrove, seagrass, and coral under strong habitat and biodiversity laws; about 30 for coquina when there is no dedicated coquina statute). Final site condition is the better of the SIMEC i-efectividad (or Ramsar plan) score and that statute-based minimum, so strong law does not score below what existing statute already implies.</w:t>
       </w:r>
     </w:p>
     <w:p>
@@ -6243,18 +6716,18 @@
           <wp:inline>
             <wp:extent cx="4000500" cy="4000499"/>
             <wp:effectExtent b="0" l="0" r="0" t="0"/>
-            <wp:docPr descr="Figure 20. Regional special habitats scores after protected-area touch and legal-floor rules. Higher values mean the mangroves, seagrasses, corals, and coquina features in that region are, on average, under stronger managed or legal protection." title="" id="121" name="Picture"/>
+            <wp:docPr descr="Figure 20. Regional special habitats scores after averaging across habitat types in each region. Higher values mean the mangroves, seagrasses, corals, and coquina features in that region are, on average, under stronger management (including SIMEC i-efectividad when a habitat touches a protected area) or stronger statute-based protection." title="" id="125" name="Picture"/>
             <a:graphic>
               <a:graphicData uri="http://schemas.openxmlformats.org/drawingml/2006/picture">
                 <pic:pic>
                   <pic:nvPicPr>
-                    <pic:cNvPr descr="../images/sp_lsp_figs/lsp_special_habitats.png" id="122" name="Picture"/>
+                    <pic:cNvPr descr="../images/sp_lsp_figs/lsp_special_habitats.png" id="126" name="Picture"/>
                     <pic:cNvPicPr>
                       <a:picLocks noChangeArrowheads="1" noChangeAspect="1"/>
                     </pic:cNvPicPr>
                   </pic:nvPicPr>
                   <pic:blipFill>
-                    <a:blip r:embed="rId120"/>
+                    <a:blip r:embed="rId124"/>
                     <a:stretch>
                       <a:fillRect/>
                     </a:stretch>
@@ -6286,7 +6759,7 @@
         <w:pStyle w:val="ImageCaption"/>
       </w:pPr>
       <w:r>
-        <w:t xml:space="preserve">Figure 20. Regional special habitats scores after protected-area touch and legal-floor rules. Higher values mean the mangroves, seagrasses, corals, and coquina features in that region are, on average, under stronger managed or legal protection.</w:t>
+        <w:t xml:space="preserve">Figure 20. Regional special habitats scores after averaging across habitat types in each region. Higher values mean the mangroves, seagrasses, corals, and coquina features in that region are, on average, under stronger management (including SIMEC i-efectividad when a habitat touches a protected area) or stronger statute-based protection.</w:t>
       </w:r>
     </w:p>
     <w:p>
@@ -6305,7 +6778,7 @@
       <w:pPr>
         <w:numPr>
           <w:ilvl w:val="0"/>
-          <w:numId w:val="1029"/>
+          <w:numId w:val="1030"/>
         </w:numPr>
         <w:pStyle w:val="Compact"/>
       </w:pPr>
@@ -6317,7 +6790,7 @@
       <w:pPr>
         <w:numPr>
           <w:ilvl w:val="0"/>
-          <w:numId w:val="1029"/>
+          <w:numId w:val="1030"/>
         </w:numPr>
         <w:pStyle w:val="Compact"/>
       </w:pPr>
@@ -6329,7 +6802,7 @@
       <w:pPr>
         <w:numPr>
           <w:ilvl w:val="0"/>
-          <w:numId w:val="1029"/>
+          <w:numId w:val="1030"/>
         </w:numPr>
         <w:pStyle w:val="Compact"/>
       </w:pPr>
@@ -6353,8 +6826,8 @@
         <w:t xml:space="preserve">Art. 60ter, Código Penal Art. 420bis, LFRA, CITES Appendix II coral (as cited in habitat prep)</w:t>
       </w:r>
     </w:p>
-    <w:bookmarkEnd w:id="123"/>
-    <w:bookmarkStart w:id="133" w:name="all-other-special-places"/>
+    <w:bookmarkEnd w:id="127"/>
+    <w:bookmarkStart w:id="137" w:name="all-other-special-places"/>
     <w:p>
       <w:pPr>
         <w:pStyle w:val="Heading3"/>
@@ -6375,7 +6848,7 @@
       <w:pPr>
         <w:numPr>
           <w:ilvl w:val="0"/>
-          <w:numId w:val="1030"/>
+          <w:numId w:val="1031"/>
         </w:numPr>
         <w:pStyle w:val="Compact"/>
       </w:pPr>
@@ -6387,7 +6860,7 @@
       <w:pPr>
         <w:numPr>
           <w:ilvl w:val="0"/>
-          <w:numId w:val="1030"/>
+          <w:numId w:val="1031"/>
         </w:numPr>
         <w:pStyle w:val="Compact"/>
       </w:pPr>
@@ -6397,7 +6870,7 @@
       <w:r>
         <w:t xml:space="preserve"> </w:t>
       </w:r>
-      <w:hyperlink r:id="rId72">
+      <w:hyperlink r:id="rId75">
         <w:r>
           <w:rPr>
             <w:rStyle w:val="Hyperlink"/>
@@ -6426,18 +6899,18 @@
           <wp:inline>
             <wp:extent cx="4533900" cy="4533900"/>
             <wp:effectExtent b="0" l="0" r="0" t="0"/>
-            <wp:docPr descr="Figure 21. Method map for all other special places: Expert Working Group marine locations that did not fit cleanly into parks, dive, fishing, archaeology, or habitat categories. Places that overlap a protected area take SIMEC i-efectividad or Ramsar plan condition when available. Places outside those managed boundaries use expert-reviewed codified legal protection scores compiled for this assessment (documented in the shared Google workbook). The map distinguishes sites inside versus outside protected areas so reviewers can see which scoring path applies where." title="" id="125" name="Picture"/>
+            <wp:docPr descr="Figure 21. Method map for all other special places: Expert Working Group marine locations that did not fit cleanly into special protected areas, dive, fishing, archaeology, or habitat categories. Places that overlap a protected area take SIMEC i-efectividad or Ramsar plan condition when available. Places outside those managed boundaries use expert-reviewed codified legal protection scores compiled for this assessment (documented in the shared Google workbook). The map distinguishes sites inside versus outside protected areas so reviewers can see which scoring path applies where." title="" id="129" name="Picture"/>
             <a:graphic>
               <a:graphicData uri="http://schemas.openxmlformats.org/drawingml/2006/picture">
                 <pic:pic>
                   <pic:nvPicPr>
-                    <pic:cNvPr descr="../images/sp_lsp_figs/process_all_other_special_places.png" id="126" name="Picture"/>
+                    <pic:cNvPr descr="../images/sp_lsp_figs/process_all_other_special_places.png" id="130" name="Picture"/>
                     <pic:cNvPicPr>
                       <a:picLocks noChangeArrowheads="1" noChangeAspect="1"/>
                     </pic:cNvPicPr>
                   </pic:nvPicPr>
                   <pic:blipFill>
-                    <a:blip r:embed="rId124"/>
+                    <a:blip r:embed="rId128"/>
                     <a:stretch>
                       <a:fillRect/>
                     </a:stretch>
@@ -6469,7 +6942,7 @@
         <w:pStyle w:val="ImageCaption"/>
       </w:pPr>
       <w:r>
-        <w:t xml:space="preserve">Figure 21. Method map for all other special places: Expert Working Group marine locations that did not fit cleanly into parks, dive, fishing, archaeology, or habitat categories. Places that overlap a protected area take SIMEC i-efectividad or Ramsar plan condition when available. Places outside those managed boundaries use expert-reviewed codified legal protection scores compiled for this assessment (documented in the shared Google workbook). The map distinguishes sites inside versus outside protected areas so reviewers can see which scoring path applies where.</w:t>
+        <w:t xml:space="preserve">Figure 21. Method map for all other special places: Expert Working Group marine locations that did not fit cleanly into special protected areas, dive, fishing, archaeology, or habitat categories. Places that overlap a protected area take SIMEC i-efectividad or Ramsar plan condition when available. Places outside those managed boundaries use expert-reviewed codified legal protection scores compiled for this assessment (documented in the shared Google workbook). The map distinguishes sites inside versus outside protected areas so reviewers can see which scoring path applies where.</w:t>
       </w:r>
     </w:p>
     <w:p>
@@ -6481,18 +6954,18 @@
           <wp:inline>
             <wp:extent cx="4000500" cy="4000499"/>
             <wp:effectExtent b="0" l="0" r="0" t="0"/>
-            <wp:docPr descr="Figure 22. Regional scores for the all-other-special-places category after park and codified-legal rules. This is the residual expert-place category that still contributes to Lasting Special Places when a location is important but does not belong in the other five buckets." title="" id="128" name="Picture"/>
+            <wp:docPr descr="Figure 22. Regional scores for the all-other-special-places category using the SIMEC i-efectividad and codified-legal rules. This is the residual expert category that still contributes to Lasting Special Places when a location is important but does not fall directly into any of the other five LSP types." title="" id="132" name="Picture"/>
             <a:graphic>
               <a:graphicData uri="http://schemas.openxmlformats.org/drawingml/2006/picture">
                 <pic:pic>
                   <pic:nvPicPr>
-                    <pic:cNvPr descr="../images/sp_lsp_figs/lsp_all_other_special_places.png" id="129" name="Picture"/>
+                    <pic:cNvPr descr="../images/sp_lsp_figs/lsp_all_other_special_places.png" id="133" name="Picture"/>
                     <pic:cNvPicPr>
                       <a:picLocks noChangeArrowheads="1" noChangeAspect="1"/>
                     </pic:cNvPicPr>
                   </pic:nvPicPr>
                   <pic:blipFill>
-                    <a:blip r:embed="rId127"/>
+                    <a:blip r:embed="rId131"/>
                     <a:stretch>
                       <a:fillRect/>
                     </a:stretch>
@@ -6524,7 +6997,7 @@
         <w:pStyle w:val="ImageCaption"/>
       </w:pPr>
       <w:r>
-        <w:t xml:space="preserve">Figure 22. Regional scores for the all-other-special-places category after park and codified-legal rules. This is the residual expert-place category that still contributes to Lasting Special Places when a location is important but does not belong in the other five buckets.</w:t>
+        <w:t xml:space="preserve">Figure 22. Regional scores for the all-other-special-places category using the SIMEC i-efectividad and codified-legal rules. This is the residual expert category that still contributes to Lasting Special Places when a location is important but does not fall directly into any of the other five LSP types.</w:t>
       </w:r>
     </w:p>
     <w:p>
@@ -6543,7 +7016,7 @@
       <w:pPr>
         <w:numPr>
           <w:ilvl w:val="0"/>
-          <w:numId w:val="1031"/>
+          <w:numId w:val="1032"/>
         </w:numPr>
         <w:pStyle w:val="Compact"/>
       </w:pPr>
@@ -6555,7 +7028,7 @@
       <w:pPr>
         <w:numPr>
           <w:ilvl w:val="0"/>
-          <w:numId w:val="1031"/>
+          <w:numId w:val="1032"/>
         </w:numPr>
         <w:pStyle w:val="Compact"/>
       </w:pPr>
@@ -6567,7 +7040,7 @@
       <w:pPr>
         <w:numPr>
           <w:ilvl w:val="0"/>
-          <w:numId w:val="1031"/>
+          <w:numId w:val="1032"/>
         </w:numPr>
         <w:pStyle w:val="Compact"/>
       </w:pPr>
@@ -6592,18 +7065,18 @@
           <wp:inline>
             <wp:extent cx="5334000" cy="5334000"/>
             <wp:effectExtent b="0" l="0" r="0" t="0"/>
-            <wp:docPr descr="Figure 23. Side-by-side regional scores for all six Lasting Special Places categories in the same prep exports and the same 0-100 scale. Panels cover special protected areas, priority dive sites, iconic fishing places, archaeological sites, special habitats, and all other special places. Use this figure to compare how regions perform across place types rather than only the single overall LSP mean in Figure 8." title="" id="131" name="Picture"/>
+            <wp:docPr descr="Figure 23. Side-by-side regional scores for all six Lasting Special Places categories in the same prep exports and the same 0-100 scale. Panels cover special protected areas, priority dive sites, iconic fishing places, archaeological sites, special habitats, and all other special places. Use this figure to compare how regions perform across place types rather than only the single overall LSP mean in Figure 8." title="" id="135" name="Picture"/>
             <a:graphic>
               <a:graphicData uri="http://schemas.openxmlformats.org/drawingml/2006/picture">
                 <pic:pic>
                   <pic:nvPicPr>
-                    <pic:cNvPr descr="../images/sp_lsp_figs/lsp_categories_panel.png" id="132" name="Picture"/>
+                    <pic:cNvPr descr="../images/sp_lsp_figs/lsp_categories_panel.png" id="136" name="Picture"/>
                     <pic:cNvPicPr>
                       <a:picLocks noChangeArrowheads="1" noChangeAspect="1"/>
                     </pic:cNvPicPr>
                   </pic:nvPicPr>
                   <pic:blipFill>
-                    <a:blip r:embed="rId130"/>
+                    <a:blip r:embed="rId134"/>
                     <a:stretch>
                       <a:fillRect/>
                     </a:stretch>
@@ -6653,10 +7126,10 @@
         </w:pict>
       </w:r>
     </w:p>
-    <w:bookmarkEnd w:id="133"/>
-    <w:bookmarkEnd w:id="134"/>
-    <w:bookmarkEnd w:id="135"/>
-    <w:bookmarkStart w:id="150" w:name="iconic-species-ico"/>
+    <w:bookmarkEnd w:id="137"/>
+    <w:bookmarkEnd w:id="138"/>
+    <w:bookmarkEnd w:id="139"/>
+    <w:bookmarkStart w:id="154" w:name="iconic-species-ico"/>
     <w:p>
       <w:pPr>
         <w:pStyle w:val="Heading1"/>
@@ -6673,7 +7146,7 @@
         <w:t xml:space="preserve">ICO measures the condition of species that are culturally iconic for Gulf communities.</w:t>
       </w:r>
     </w:p>
-    <w:bookmarkStart w:id="136" w:name="what-experts-were-asked-to-do"/>
+    <w:bookmarkStart w:id="140" w:name="what-experts-were-asked-to-do"/>
     <w:p>
       <w:pPr>
         <w:pStyle w:val="Heading2"/>
@@ -6724,7 +7197,7 @@
       <w:pPr>
         <w:numPr>
           <w:ilvl w:val="0"/>
-          <w:numId w:val="1032"/>
+          <w:numId w:val="1033"/>
         </w:numPr>
         <w:pStyle w:val="Compact"/>
       </w:pPr>
@@ -6754,7 +7227,7 @@
       <w:pPr>
         <w:numPr>
           <w:ilvl w:val="0"/>
-          <w:numId w:val="1032"/>
+          <w:numId w:val="1033"/>
         </w:numPr>
         <w:pStyle w:val="Compact"/>
       </w:pPr>
@@ -6766,7 +7239,7 @@
       <w:pPr>
         <w:numPr>
           <w:ilvl w:val="0"/>
-          <w:numId w:val="1032"/>
+          <w:numId w:val="1033"/>
         </w:numPr>
         <w:pStyle w:val="Compact"/>
       </w:pPr>
@@ -6790,7 +7263,7 @@
       <w:pPr>
         <w:numPr>
           <w:ilvl w:val="0"/>
-          <w:numId w:val="1033"/>
+          <w:numId w:val="1034"/>
         </w:numPr>
         <w:pStyle w:val="Compact"/>
       </w:pPr>
@@ -6802,7 +7275,7 @@
       <w:pPr>
         <w:numPr>
           <w:ilvl w:val="0"/>
-          <w:numId w:val="1033"/>
+          <w:numId w:val="1034"/>
         </w:numPr>
         <w:pStyle w:val="Compact"/>
       </w:pPr>
@@ -6814,7 +7287,7 @@
       <w:pPr>
         <w:numPr>
           <w:ilvl w:val="0"/>
-          <w:numId w:val="1033"/>
+          <w:numId w:val="1034"/>
         </w:numPr>
         <w:pStyle w:val="Compact"/>
       </w:pPr>
@@ -6830,8 +7303,8 @@
         <w:t xml:space="preserve">Habitat forming species and species harvested only for utilitarian commerce are outside this definition.</w:t>
       </w:r>
     </w:p>
-    <w:bookmarkEnd w:id="136"/>
-    <w:bookmarkStart w:id="149" w:name="how-ico-risk-weights-are-assigned"/>
+    <w:bookmarkEnd w:id="140"/>
+    <w:bookmarkStart w:id="153" w:name="how-ico-risk-weights-are-assigned"/>
     <w:p>
       <w:pPr>
         <w:pStyle w:val="Heading2"/>
@@ -6932,7 +7405,7 @@
       <w:pPr>
         <w:numPr>
           <w:ilvl w:val="0"/>
-          <w:numId w:val="1034"/>
+          <w:numId w:val="1035"/>
         </w:numPr>
         <w:pStyle w:val="Compact"/>
       </w:pPr>
@@ -6944,7 +7417,7 @@
       <w:pPr>
         <w:numPr>
           <w:ilvl w:val="0"/>
-          <w:numId w:val="1034"/>
+          <w:numId w:val="1035"/>
         </w:numPr>
         <w:pStyle w:val="Compact"/>
       </w:pPr>
@@ -6956,7 +7429,7 @@
       <w:pPr>
         <w:numPr>
           <w:ilvl w:val="0"/>
-          <w:numId w:val="1034"/>
+          <w:numId w:val="1035"/>
         </w:numPr>
         <w:pStyle w:val="Compact"/>
       </w:pPr>
@@ -6968,7 +7441,7 @@
       <w:pPr>
         <w:numPr>
           <w:ilvl w:val="0"/>
-          <w:numId w:val="1034"/>
+          <w:numId w:val="1035"/>
         </w:numPr>
         <w:pStyle w:val="Compact"/>
       </w:pPr>
@@ -7132,7 +7605,7 @@
       <w:pPr>
         <w:numPr>
           <w:ilvl w:val="0"/>
-          <w:numId w:val="1035"/>
+          <w:numId w:val="1036"/>
         </w:numPr>
         <w:pStyle w:val="Compact"/>
       </w:pPr>
@@ -7198,7 +7671,7 @@
       <w:pPr>
         <w:numPr>
           <w:ilvl w:val="0"/>
-          <w:numId w:val="1035"/>
+          <w:numId w:val="1036"/>
         </w:numPr>
         <w:pStyle w:val="Compact"/>
       </w:pPr>
@@ -7259,7 +7732,7 @@
       <w:pPr>
         <w:numPr>
           <w:ilvl w:val="0"/>
-          <w:numId w:val="1035"/>
+          <w:numId w:val="1036"/>
         </w:numPr>
         <w:pStyle w:val="Compact"/>
       </w:pPr>
@@ -7267,7 +7740,7 @@
         <w:t xml:space="preserve">The mean is taken across iconic species occurring in the region, then multiplied by 100 so the score is on a 0 to 100 scale</w:t>
       </w:r>
     </w:p>
-    <w:bookmarkStart w:id="137" w:name="nom-059-weights"/>
+    <w:bookmarkStart w:id="141" w:name="nom-059-weights"/>
     <w:p>
       <w:pPr>
         <w:pStyle w:val="Heading3"/>
@@ -7520,8 +7993,8 @@
         </w:tc>
       </w:tr>
     </w:tbl>
-    <w:bookmarkEnd w:id="137"/>
-    <w:bookmarkStart w:id="138" w:name="iucn-red-list-weights"/>
+    <w:bookmarkEnd w:id="141"/>
+    <w:bookmarkStart w:id="142" w:name="iucn-red-list-weights"/>
     <w:p>
       <w:pPr>
         <w:pStyle w:val="Heading3"/>
@@ -7851,8 +8324,8 @@
         </w:tc>
       </w:tr>
     </w:tbl>
-    <w:bookmarkEnd w:id="138"/>
-    <w:bookmarkStart w:id="148" w:name="cites-appendix-weights"/>
+    <w:bookmarkEnd w:id="142"/>
+    <w:bookmarkStart w:id="152" w:name="cites-appendix-weights"/>
     <w:p>
       <w:pPr>
         <w:pStyle w:val="Heading3"/>
@@ -8092,7 +8565,7 @@
       <w:pPr>
         <w:numPr>
           <w:ilvl w:val="0"/>
-          <w:numId w:val="1036"/>
+          <w:numId w:val="1037"/>
         </w:numPr>
         <w:pStyle w:val="Compact"/>
       </w:pPr>
@@ -8104,7 +8577,7 @@
       <w:pPr>
         <w:numPr>
           <w:ilvl w:val="0"/>
-          <w:numId w:val="1036"/>
+          <w:numId w:val="1037"/>
         </w:numPr>
         <w:pStyle w:val="Compact"/>
       </w:pPr>
@@ -8116,7 +8589,7 @@
       <w:pPr>
         <w:numPr>
           <w:ilvl w:val="0"/>
-          <w:numId w:val="1036"/>
+          <w:numId w:val="1037"/>
         </w:numPr>
         <w:pStyle w:val="Compact"/>
       </w:pPr>
@@ -8128,7 +8601,7 @@
       <w:pPr>
         <w:numPr>
           <w:ilvl w:val="0"/>
-          <w:numId w:val="1036"/>
+          <w:numId w:val="1037"/>
         </w:numPr>
         <w:pStyle w:val="Compact"/>
       </w:pPr>
@@ -8172,11 +8645,11 @@
       <w:pPr>
         <w:numPr>
           <w:ilvl w:val="0"/>
-          <w:numId w:val="1037"/>
-        </w:numPr>
-        <w:pStyle w:val="Compact"/>
-      </w:pPr>
-      <w:hyperlink r:id="rId139">
+          <w:numId w:val="1038"/>
+        </w:numPr>
+        <w:pStyle w:val="Compact"/>
+      </w:pPr>
+      <w:hyperlink r:id="rId143">
         <w:r>
           <w:rPr>
             <w:rStyle w:val="Hyperlink"/>
@@ -8189,11 +8662,11 @@
       <w:pPr>
         <w:numPr>
           <w:ilvl w:val="0"/>
-          <w:numId w:val="1037"/>
-        </w:numPr>
-        <w:pStyle w:val="Compact"/>
-      </w:pPr>
-      <w:hyperlink r:id="rId140">
+          <w:numId w:val="1038"/>
+        </w:numPr>
+        <w:pStyle w:val="Compact"/>
+      </w:pPr>
+      <w:hyperlink r:id="rId144">
         <w:r>
           <w:rPr>
             <w:rStyle w:val="Hyperlink"/>
@@ -8206,11 +8679,11 @@
       <w:pPr>
         <w:numPr>
           <w:ilvl w:val="0"/>
-          <w:numId w:val="1037"/>
-        </w:numPr>
-        <w:pStyle w:val="Compact"/>
-      </w:pPr>
-      <w:hyperlink r:id="rId141">
+          <w:numId w:val="1038"/>
+        </w:numPr>
+        <w:pStyle w:val="Compact"/>
+      </w:pPr>
+      <w:hyperlink r:id="rId145">
         <w:r>
           <w:rPr>
             <w:rStyle w:val="Hyperlink"/>
@@ -8228,18 +8701,18 @@
           <wp:inline>
             <wp:extent cx="5334000" cy="5334000"/>
             <wp:effectExtent b="0" l="0" r="0" t="0"/>
-            <wp:docPr descr="Figure 24. Iconic Species (ICO) current status by region for 2019-2025, the window we pair with CCE when building the overall Sense of Place series. For each region-year, ICO is 100 times the mean risk weight of culturally iconic species that occur in that region. Risk weights come from a hierarchy across Mexican NOM-059 categories, IUCN Red List status, and CITES listing, so more threatened status lowers the species weight and pulls the regional mean down. Species presence uses Gulf occurrence data from Morzaria-Luna et al. 2027, intersected with OHI marine regions and a 10 km inland buffer." title="" id="143" name="Picture"/>
+            <wp:docPr descr="Figure 24. Iconic Species (ICO) current status by region for 2019-2025, the window we pair with CCE when building the overall Sense of Place series. For each region-year, ICO is 100 times the mean risk weight of culturally iconic species that occur in that region. Risk weights come from a hierarchy across Mexican NOM-059 categories, IUCN Red List status, and CITES listing, so more threatened status lowers the species weight and pulls the regional mean down. Species presence uses Gulf occurrence data from Morzaria-Luna et al. 2027, intersected with OHI marine regions and a 10 km inland buffer." title="" id="147" name="Picture"/>
             <a:graphic>
               <a:graphicData uri="http://schemas.openxmlformats.org/drawingml/2006/picture">
                 <pic:pic>
                   <pic:nvPicPr>
-                    <pic:cNvPr descr="ewg32_sp_docx_files/figure-docx/unnamed-chunk-26-1.png" id="144" name="Picture"/>
+                    <pic:cNvPr descr="ewg32_sp_docx_files/figure-docx/unnamed-chunk-26-1.png" id="148" name="Picture"/>
                     <pic:cNvPicPr>
                       <a:picLocks noChangeArrowheads="1" noChangeAspect="1"/>
                     </pic:cNvPicPr>
                   </pic:nvPicPr>
                   <pic:blipFill>
-                    <a:blip r:embed="rId142"/>
+                    <a:blip r:embed="rId146"/>
                     <a:stretch>
                       <a:fillRect/>
                     </a:stretch>
@@ -8283,18 +8756,18 @@
           <wp:inline>
             <wp:extent cx="5334000" cy="5334000"/>
             <wp:effectExtent b="0" l="0" r="0" t="0"/>
-            <wp:docPr descr="Figure 25. Full Iconic Species time series by region from 2010 through 2025, using the same risk-weight method as Figure 24. This longer window shows how NOM-059, IUCN, and CITES status changes over time affect regional ICO scores beyond the shorter 2019-2025 SP reporting period." title="" id="146" name="Picture"/>
+            <wp:docPr descr="Figure 25. Full Iconic Species time series by region from 2010 through 2025, using the same risk-weight method as Figure 24. This longer window shows how NOM-059, IUCN, and CITES status changes over time affect regional ICO scores beyond the shorter 2019-2025 SP reporting period." title="" id="150" name="Picture"/>
             <a:graphic>
               <a:graphicData uri="http://schemas.openxmlformats.org/drawingml/2006/picture">
                 <pic:pic>
                   <pic:nvPicPr>
-                    <pic:cNvPr descr="ewg32_sp_docx_files/figure-docx/unnamed-chunk-27-1.png" id="147" name="Picture"/>
+                    <pic:cNvPr descr="ewg32_sp_docx_files/figure-docx/unnamed-chunk-27-1.png" id="151" name="Picture"/>
                     <pic:cNvPicPr>
                       <a:picLocks noChangeArrowheads="1" noChangeAspect="1"/>
                     </pic:cNvPicPr>
                   </pic:nvPicPr>
                   <pic:blipFill>
-                    <a:blip r:embed="rId145"/>
+                    <a:blip r:embed="rId149"/>
                     <a:stretch>
                       <a:fillRect/>
                     </a:stretch>
@@ -8336,10 +8809,10 @@
         </w:pict>
       </w:r>
     </w:p>
-    <w:bookmarkEnd w:id="148"/>
-    <w:bookmarkEnd w:id="149"/>
-    <w:bookmarkEnd w:id="150"/>
-    <w:bookmarkStart w:id="151" w:name="topics-for-discussion"/>
+    <w:bookmarkEnd w:id="152"/>
+    <w:bookmarkEnd w:id="153"/>
+    <w:bookmarkEnd w:id="154"/>
+    <w:bookmarkStart w:id="155" w:name="topics-for-discussion"/>
     <w:p>
       <w:pPr>
         <w:pStyle w:val="Heading1"/>
@@ -8353,7 +8826,7 @@
         <w:pStyle w:val="FirstParagraph"/>
       </w:pPr>
       <w:r>
-        <w:t xml:space="preserve">Please discuss these items with the group at EWG 3.2. We are especially interested in your feedback on the</w:t>
+        <w:t xml:space="preserve">We plan to discuss these items with the group at EWG 3.2, though we encourage feedback prior to or after the meeting as well. We are especially interested in your feedback on the</w:t>
       </w:r>
       <w:r>
         <w:t xml:space="preserve"> </w:t>
@@ -8369,14 +8842,14 @@
         <w:t xml:space="preserve"> </w:t>
       </w:r>
       <w:r>
-        <w:t xml:space="preserve">(categories, protections, floors, and data sources) in the LSP section above.</w:t>
-      </w:r>
-    </w:p>
-    <w:p>
-      <w:pPr>
-        <w:numPr>
-          <w:ilvl w:val="0"/>
-          <w:numId w:val="1038"/>
+        <w:t xml:space="preserve">(categories, protections, floors, and data sources) in the LSP section above. Additionally, if you have any opinions on these topics:</w:t>
+      </w:r>
+    </w:p>
+    <w:p>
+      <w:pPr>
+        <w:numPr>
+          <w:ilvl w:val="0"/>
+          <w:numId w:val="1039"/>
         </w:numPr>
       </w:pPr>
       <w:r>
@@ -8390,14 +8863,14 @@
         <w:t xml:space="preserve"> </w:t>
       </w:r>
       <w:r>
-        <w:t xml:space="preserve">Confirm whether equal weights are the final intended policy choice, or whether any subgoal should be weighted differently.</w:t>
-      </w:r>
-    </w:p>
-    <w:p>
-      <w:pPr>
-        <w:numPr>
-          <w:ilvl w:val="0"/>
-          <w:numId w:val="1038"/>
+        <w:t xml:space="preserve">Confirm whether equal weights are the final choice, or whether any subgoal should be weighted differently.</w:t>
+      </w:r>
+    </w:p>
+    <w:p>
+      <w:pPr>
+        <w:numPr>
+          <w:ilvl w:val="0"/>
+          <w:numId w:val="1039"/>
         </w:numPr>
       </w:pPr>
       <w:r>
@@ -8405,20 +8878,20 @@
           <w:bCs/>
           <w:b/>
         </w:rPr>
-        <w:t xml:space="preserve">Dive site unprotected floor (currently 58) and coquina legal floor (currently 30).</w:t>
-      </w:r>
-      <w:r>
-        <w:t xml:space="preserve"> </w:t>
-      </w:r>
-      <w:r>
-        <w:t xml:space="preserve">Confirm whether these floors remain the intended defaults, or whether EWG 3.2 prefers another approach.</w:t>
-      </w:r>
-    </w:p>
-    <w:p>
-      <w:pPr>
-        <w:numPr>
-          <w:ilvl w:val="0"/>
-          <w:numId w:val="1038"/>
+        <w:t xml:space="preserve">Dive site statute-based minimum outside protected areas (currently 58) and coquina statute-based minimum (currently 30).</w:t>
+      </w:r>
+      <w:r>
+        <w:t xml:space="preserve"> </w:t>
+      </w:r>
+      <w:r>
+        <w:t xml:space="preserve">Confirm whether these defaults remain the intended values, or whether the group prefers another approach.</w:t>
+      </w:r>
+    </w:p>
+    <w:p>
+      <w:pPr>
+        <w:numPr>
+          <w:ilvl w:val="0"/>
+          <w:numId w:val="1039"/>
         </w:numPr>
       </w:pPr>
       <w:r>
@@ -8439,11 +8912,11 @@
       <w:pPr>
         <w:numPr>
           <w:ilvl w:val="1"/>
-          <w:numId w:val="1039"/>
-        </w:numPr>
-        <w:pStyle w:val="Compact"/>
-      </w:pPr>
-      <w:hyperlink r:id="rId139">
+          <w:numId w:val="1040"/>
+        </w:numPr>
+        <w:pStyle w:val="Compact"/>
+      </w:pPr>
+      <w:hyperlink r:id="rId143">
         <w:r>
           <w:rPr>
             <w:rStyle w:val="Hyperlink"/>
@@ -8456,11 +8929,11 @@
       <w:pPr>
         <w:numPr>
           <w:ilvl w:val="1"/>
-          <w:numId w:val="1039"/>
-        </w:numPr>
-        <w:pStyle w:val="Compact"/>
-      </w:pPr>
-      <w:hyperlink r:id="rId140">
+          <w:numId w:val="1040"/>
+        </w:numPr>
+        <w:pStyle w:val="Compact"/>
+      </w:pPr>
+      <w:hyperlink r:id="rId144">
         <w:r>
           <w:rPr>
             <w:rStyle w:val="Hyperlink"/>
@@ -8473,11 +8946,11 @@
       <w:pPr>
         <w:numPr>
           <w:ilvl w:val="1"/>
-          <w:numId w:val="1039"/>
-        </w:numPr>
-        <w:pStyle w:val="Compact"/>
-      </w:pPr>
-      <w:hyperlink r:id="rId141">
+          <w:numId w:val="1040"/>
+        </w:numPr>
+        <w:pStyle w:val="Compact"/>
+      </w:pPr>
+      <w:hyperlink r:id="rId145">
         <w:r>
           <w:rPr>
             <w:rStyle w:val="Hyperlink"/>
@@ -8490,7 +8963,7 @@
       <w:pPr>
         <w:numPr>
           <w:ilvl w:val="0"/>
-          <w:numId w:val="1038"/>
+          <w:numId w:val="1039"/>
         </w:numPr>
       </w:pPr>
       <w:r>
@@ -8525,8 +8998,8 @@
         </w:pict>
       </w:r>
     </w:p>
-    <w:bookmarkEnd w:id="151"/>
-    <w:bookmarkStart w:id="153" w:name="related-goalkeeper-page"/>
+    <w:bookmarkEnd w:id="155"/>
+    <w:bookmarkStart w:id="157" w:name="related-goalkeeper-page"/>
     <w:p>
       <w:pPr>
         <w:pStyle w:val="Heading1"/>
@@ -8545,7 +9018,7 @@
       <w:r>
         <w:t xml:space="preserve"> </w:t>
       </w:r>
-      <w:hyperlink r:id="rId152">
+      <w:hyperlink r:id="rId156">
         <w:r>
           <w:rPr>
             <w:rStyle w:val="Hyperlink"/>
@@ -8557,7 +9030,7 @@
         <w:t xml:space="preserve">.</w:t>
       </w:r>
     </w:p>
-    <w:bookmarkEnd w:id="153"/>
+    <w:bookmarkEnd w:id="157"/>
     <w:sectPr/>
   </w:body>
 </w:document>
@@ -9030,9 +9503,39 @@
     </w:lvlOverride>
   </w:num>
   <w:num w:numId="1023">
+    <w:abstractNumId w:val="99411"/>
+    <w:lvlOverride w:ilvl="0">
+      <w:startOverride w:val="1"/>
+    </w:lvlOverride>
+    <w:lvlOverride w:ilvl="1">
+      <w:startOverride w:val="1"/>
+    </w:lvlOverride>
+    <w:lvlOverride w:ilvl="2">
+      <w:startOverride w:val="1"/>
+    </w:lvlOverride>
+    <w:lvlOverride w:ilvl="3">
+      <w:startOverride w:val="1"/>
+    </w:lvlOverride>
+    <w:lvlOverride w:ilvl="4">
+      <w:startOverride w:val="1"/>
+    </w:lvlOverride>
+    <w:lvlOverride w:ilvl="5">
+      <w:startOverride w:val="1"/>
+    </w:lvlOverride>
+    <w:lvlOverride w:ilvl="6">
+      <w:startOverride w:val="1"/>
+    </w:lvlOverride>
+    <w:lvlOverride w:ilvl="7">
+      <w:startOverride w:val="1"/>
+    </w:lvlOverride>
+    <w:lvlOverride w:ilvl="8">
+      <w:startOverride w:val="1"/>
+    </w:lvlOverride>
+  </w:num>
+  <w:num w:numId="1024">
     <w:abstractNumId w:val="991"/>
   </w:num>
-  <w:num w:numId="1024">
+  <w:num w:numId="1025">
     <w:abstractNumId w:val="99411"/>
     <w:lvlOverride w:ilvl="0">
       <w:startOverride w:val="1"/>
@@ -9062,10 +9565,10 @@
       <w:startOverride w:val="1"/>
     </w:lvlOverride>
   </w:num>
-  <w:num w:numId="1025">
+  <w:num w:numId="1026">
     <w:abstractNumId w:val="991"/>
   </w:num>
-  <w:num w:numId="1026">
+  <w:num w:numId="1027">
     <w:abstractNumId w:val="99411"/>
     <w:lvlOverride w:ilvl="0">
       <w:startOverride w:val="1"/>
@@ -9095,10 +9598,10 @@
       <w:startOverride w:val="1"/>
     </w:lvlOverride>
   </w:num>
-  <w:num w:numId="1027">
+  <w:num w:numId="1028">
     <w:abstractNumId w:val="991"/>
   </w:num>
-  <w:num w:numId="1028">
+  <w:num w:numId="1029">
     <w:abstractNumId w:val="99411"/>
     <w:lvlOverride w:ilvl="0">
       <w:startOverride w:val="1"/>
@@ -9128,10 +9631,10 @@
       <w:startOverride w:val="1"/>
     </w:lvlOverride>
   </w:num>
-  <w:num w:numId="1029">
+  <w:num w:numId="1030">
     <w:abstractNumId w:val="991"/>
   </w:num>
-  <w:num w:numId="1030">
+  <w:num w:numId="1031">
     <w:abstractNumId w:val="99411"/>
     <w:lvlOverride w:ilvl="0">
       <w:startOverride w:val="1"/>
@@ -9161,10 +9664,10 @@
       <w:startOverride w:val="1"/>
     </w:lvlOverride>
   </w:num>
-  <w:num w:numId="1031">
+  <w:num w:numId="1032">
     <w:abstractNumId w:val="991"/>
   </w:num>
-  <w:num w:numId="1032">
+  <w:num w:numId="1033">
     <w:abstractNumId w:val="99411"/>
     <w:lvlOverride w:ilvl="0">
       <w:startOverride w:val="1"/>
@@ -9194,10 +9697,10 @@
       <w:startOverride w:val="1"/>
     </w:lvlOverride>
   </w:num>
-  <w:num w:numId="1033">
+  <w:num w:numId="1034">
     <w:abstractNumId w:val="991"/>
   </w:num>
-  <w:num w:numId="1034">
+  <w:num w:numId="1035">
     <w:abstractNumId w:val="99411"/>
     <w:lvlOverride w:ilvl="0">
       <w:startOverride w:val="1"/>
@@ -9226,9 +9729,6 @@
     <w:lvlOverride w:ilvl="8">
       <w:startOverride w:val="1"/>
     </w:lvlOverride>
-  </w:num>
-  <w:num w:numId="1035">
-    <w:abstractNumId w:val="991"/>
   </w:num>
   <w:num w:numId="1036">
     <w:abstractNumId w:val="991"/>
@@ -9237,6 +9737,9 @@
     <w:abstractNumId w:val="991"/>
   </w:num>
   <w:num w:numId="1038">
+    <w:abstractNumId w:val="991"/>
+  </w:num>
+  <w:num w:numId="1039">
     <w:abstractNumId w:val="99411"/>
     <w:lvlOverride w:ilvl="0">
       <w:startOverride w:val="1"/>
@@ -9266,7 +9769,7 @@
       <w:startOverride w:val="1"/>
     </w:lvlOverride>
   </w:num>
-  <w:num w:numId="1039">
+  <w:num w:numId="1040">
     <w:abstractNumId w:val="991"/>
   </w:num>
 </w:numbering>
